--- a/server/Bonus management description.docx
+++ b/server/Bonus management description.docx
@@ -4,18 +4,1140 @@
   <w:body>
     <w:p>
       <w:pPr>
-        <w:rPr>
-          <w:rFonts w:ascii="Arial" w:eastAsia="Times New Roman" w:hAnsi="Arial" w:cs="Arial"/>
-          <w:b/>
-          <w:bCs/>
-          <w:kern w:val="0"/>
-          <w:sz w:val="20"/>
-          <w:szCs w:val="20"/>
-          <w:lang w:eastAsia="en-GB"/>
-          <w14:ligatures w14:val="none"/>
-        </w:rPr>
-      </w:pPr>
-      <w:r>
+        <w:shd w:val="clear" w:color="auto" w:fill="292A2D"/>
+        <w:spacing w:after="206" w:line="240" w:lineRule="auto"/>
+        <w:outlineLvl w:val="2"/>
+        <w:rPr>
+          <w:rFonts w:ascii="Segoe UI" w:eastAsia="Times New Roman" w:hAnsi="Segoe UI" w:cs="Segoe UI"/>
+          <w:color w:val="F8FAFF"/>
+          <w:kern w:val="0"/>
+          <w:sz w:val="27"/>
+          <w:szCs w:val="27"/>
+          <w:lang w:eastAsia="en-GB"/>
+          <w14:ligatures w14:val="none"/>
+        </w:rPr>
+      </w:pPr>
+      <w:r>
+        <w:rPr>
+          <w:rFonts w:ascii="Segoe UI" w:eastAsia="Times New Roman" w:hAnsi="Segoe UI" w:cs="Segoe UI"/>
+          <w:b/>
+          <w:bCs/>
+          <w:color w:val="F8FAFF"/>
+          <w:kern w:val="0"/>
+          <w:sz w:val="27"/>
+          <w:szCs w:val="27"/>
+          <w:lang w:eastAsia="en-GB"/>
+          <w14:ligatures w14:val="none"/>
+        </w:rPr>
+        <w:t>Final Summary: Bonus Instance Management System</w:t>
+      </w:r>
+    </w:p>
+    <w:p>
+      <w:pPr>
+        <w:shd w:val="clear" w:color="auto" w:fill="292A2D"/>
+        <w:spacing w:before="274" w:after="206" w:line="429" w:lineRule="atLeast"/>
+        <w:outlineLvl w:val="3"/>
+        <w:rPr>
+          <w:rFonts w:ascii="Segoe UI" w:eastAsia="Times New Roman" w:hAnsi="Segoe UI" w:cs="Segoe UI"/>
+          <w:color w:val="F8FAFF"/>
+          <w:kern w:val="0"/>
+          <w:lang w:eastAsia="en-GB"/>
+          <w14:ligatures w14:val="none"/>
+        </w:rPr>
+      </w:pPr>
+      <w:r>
+        <w:rPr>
+          <w:rFonts w:ascii="Segoe UI" w:eastAsia="Times New Roman" w:hAnsi="Segoe UI" w:cs="Segoe UI"/>
+          <w:b/>
+          <w:bCs/>
+          <w:color w:val="F8FAFF"/>
+          <w:kern w:val="0"/>
+          <w:lang w:eastAsia="en-GB"/>
+          <w14:ligatures w14:val="none"/>
+        </w:rPr>
+        <w:t>1. Automatic Generation (Cron Jobs)</w:t>
+      </w:r>
+    </w:p>
+    <w:p>
+      <w:pPr>
+        <w:numPr>
+          <w:ilvl w:val="0"/>
+          <w:numId w:val="12"/>
+        </w:numPr>
+        <w:shd w:val="clear" w:color="auto" w:fill="292A2D"/>
+        <w:spacing w:after="0" w:line="429" w:lineRule="atLeast"/>
+        <w:rPr>
+          <w:rFonts w:ascii="Segoe UI" w:eastAsia="Times New Roman" w:hAnsi="Segoe UI" w:cs="Segoe UI"/>
+          <w:color w:val="F8FAFF"/>
+          <w:kern w:val="0"/>
+          <w:lang w:eastAsia="en-GB"/>
+          <w14:ligatures w14:val="none"/>
+        </w:rPr>
+      </w:pPr>
+      <w:r>
+        <w:rPr>
+          <w:rFonts w:ascii="Segoe UI" w:eastAsia="Times New Roman" w:hAnsi="Segoe UI" w:cs="Segoe UI"/>
+          <w:b/>
+          <w:bCs/>
+          <w:color w:val="F8FAFF"/>
+          <w:kern w:val="0"/>
+          <w:lang w:eastAsia="en-GB"/>
+          <w14:ligatures w14:val="none"/>
+        </w:rPr>
+        <w:t>Periodic bonuses</w:t>
+      </w:r>
+      <w:r>
+        <w:rPr>
+          <w:rFonts w:ascii="Segoe UI" w:eastAsia="Times New Roman" w:hAnsi="Segoe UI" w:cs="Segoe UI"/>
+          <w:color w:val="F8FAFF"/>
+          <w:kern w:val="0"/>
+          <w:lang w:eastAsia="en-GB"/>
+          <w14:ligatures w14:val="none"/>
+        </w:rPr>
+        <w:t> (quarterly, yearly, etc.) are </w:t>
+      </w:r>
+      <w:proofErr w:type="gramStart"/>
+      <w:r>
+        <w:rPr>
+          <w:rFonts w:ascii="Segoe UI" w:eastAsia="Times New Roman" w:hAnsi="Segoe UI" w:cs="Segoe UI"/>
+          <w:b/>
+          <w:bCs/>
+          <w:color w:val="F8FAFF"/>
+          <w:kern w:val="0"/>
+          <w:lang w:eastAsia="en-GB"/>
+          <w14:ligatures w14:val="none"/>
+        </w:rPr>
+        <w:t>auto-generated</w:t>
+      </w:r>
+      <w:proofErr w:type="gramEnd"/>
+      <w:r>
+        <w:rPr>
+          <w:rFonts w:ascii="Segoe UI" w:eastAsia="Times New Roman" w:hAnsi="Segoe UI" w:cs="Segoe UI"/>
+          <w:color w:val="F8FAFF"/>
+          <w:kern w:val="0"/>
+          <w:lang w:eastAsia="en-GB"/>
+          <w14:ligatures w14:val="none"/>
+        </w:rPr>
+        <w:t> at scheduled intervals.</w:t>
+      </w:r>
+    </w:p>
+    <w:p>
+      <w:pPr>
+        <w:numPr>
+          <w:ilvl w:val="0"/>
+          <w:numId w:val="12"/>
+        </w:numPr>
+        <w:shd w:val="clear" w:color="auto" w:fill="292A2D"/>
+        <w:spacing w:after="0" w:line="429" w:lineRule="atLeast"/>
+        <w:rPr>
+          <w:rFonts w:ascii="Segoe UI" w:eastAsia="Times New Roman" w:hAnsi="Segoe UI" w:cs="Segoe UI"/>
+          <w:color w:val="F8FAFF"/>
+          <w:kern w:val="0"/>
+          <w:lang w:eastAsia="en-GB"/>
+          <w14:ligatures w14:val="none"/>
+        </w:rPr>
+      </w:pPr>
+      <w:r>
+        <w:rPr>
+          <w:rFonts w:ascii="Segoe UI" w:eastAsia="Times New Roman" w:hAnsi="Segoe UI" w:cs="Segoe UI"/>
+          <w:color w:val="F8FAFF"/>
+          <w:kern w:val="0"/>
+          <w:lang w:eastAsia="en-GB"/>
+          <w14:ligatures w14:val="none"/>
+        </w:rPr>
+        <w:t>Example: Quarterly bonuses trigger at the end of each quarter.</w:t>
+      </w:r>
+    </w:p>
+    <w:p>
+      <w:pPr>
+        <w:shd w:val="clear" w:color="auto" w:fill="292A2D"/>
+        <w:spacing w:before="274" w:after="206" w:line="429" w:lineRule="atLeast"/>
+        <w:outlineLvl w:val="3"/>
+        <w:rPr>
+          <w:rFonts w:ascii="Segoe UI" w:eastAsia="Times New Roman" w:hAnsi="Segoe UI" w:cs="Segoe UI"/>
+          <w:color w:val="F8FAFF"/>
+          <w:kern w:val="0"/>
+          <w:lang w:eastAsia="en-GB"/>
+          <w14:ligatures w14:val="none"/>
+        </w:rPr>
+      </w:pPr>
+      <w:r>
+        <w:rPr>
+          <w:rFonts w:ascii="Segoe UI" w:eastAsia="Times New Roman" w:hAnsi="Segoe UI" w:cs="Segoe UI"/>
+          <w:b/>
+          <w:bCs/>
+          <w:color w:val="F8FAFF"/>
+          <w:kern w:val="0"/>
+          <w:lang w:eastAsia="en-GB"/>
+          <w14:ligatures w14:val="none"/>
+        </w:rPr>
+        <w:t>2. Instance Dashboard</w:t>
+      </w:r>
+    </w:p>
+    <w:p>
+      <w:pPr>
+        <w:numPr>
+          <w:ilvl w:val="0"/>
+          <w:numId w:val="13"/>
+        </w:numPr>
+        <w:shd w:val="clear" w:color="auto" w:fill="292A2D"/>
+        <w:spacing w:after="0" w:line="429" w:lineRule="atLeast"/>
+        <w:rPr>
+          <w:rFonts w:ascii="Segoe UI" w:eastAsia="Times New Roman" w:hAnsi="Segoe UI" w:cs="Segoe UI"/>
+          <w:color w:val="F8FAFF"/>
+          <w:kern w:val="0"/>
+          <w:lang w:eastAsia="en-GB"/>
+          <w14:ligatures w14:val="none"/>
+        </w:rPr>
+      </w:pPr>
+      <w:r>
+        <w:rPr>
+          <w:rFonts w:ascii="Segoe UI" w:eastAsia="Times New Roman" w:hAnsi="Segoe UI" w:cs="Segoe UI"/>
+          <w:b/>
+          <w:bCs/>
+          <w:color w:val="F8FAFF"/>
+          <w:kern w:val="0"/>
+          <w:lang w:eastAsia="en-GB"/>
+          <w14:ligatures w14:val="none"/>
+        </w:rPr>
+        <w:t>Grouped by template</w:t>
+      </w:r>
+      <w:r>
+        <w:rPr>
+          <w:rFonts w:ascii="Segoe UI" w:eastAsia="Times New Roman" w:hAnsi="Segoe UI" w:cs="Segoe UI"/>
+          <w:color w:val="F8FAFF"/>
+          <w:kern w:val="0"/>
+          <w:lang w:eastAsia="en-GB"/>
+          <w14:ligatures w14:val="none"/>
+        </w:rPr>
+        <w:t> (not period).</w:t>
+      </w:r>
+    </w:p>
+    <w:p>
+      <w:pPr>
+        <w:numPr>
+          <w:ilvl w:val="0"/>
+          <w:numId w:val="13"/>
+        </w:numPr>
+        <w:shd w:val="clear" w:color="auto" w:fill="292A2D"/>
+        <w:spacing w:after="60" w:line="429" w:lineRule="atLeast"/>
+        <w:rPr>
+          <w:rFonts w:ascii="Segoe UI" w:eastAsia="Times New Roman" w:hAnsi="Segoe UI" w:cs="Segoe UI"/>
+          <w:color w:val="F8FAFF"/>
+          <w:kern w:val="0"/>
+          <w:lang w:eastAsia="en-GB"/>
+          <w14:ligatures w14:val="none"/>
+        </w:rPr>
+      </w:pPr>
+      <w:r>
+        <w:rPr>
+          <w:rFonts w:ascii="Segoe UI" w:eastAsia="Times New Roman" w:hAnsi="Segoe UI" w:cs="Segoe UI"/>
+          <w:b/>
+          <w:bCs/>
+          <w:color w:val="F8FAFF"/>
+          <w:kern w:val="0"/>
+          <w:lang w:eastAsia="en-GB"/>
+          <w14:ligatures w14:val="none"/>
+        </w:rPr>
+        <w:t>Key Metrics per Template:</w:t>
+      </w:r>
+    </w:p>
+    <w:p>
+      <w:pPr>
+        <w:numPr>
+          <w:ilvl w:val="1"/>
+          <w:numId w:val="13"/>
+        </w:numPr>
+        <w:shd w:val="clear" w:color="auto" w:fill="292A2D"/>
+        <w:spacing w:after="0" w:line="429" w:lineRule="atLeast"/>
+        <w:rPr>
+          <w:rFonts w:ascii="Segoe UI" w:eastAsia="Times New Roman" w:hAnsi="Segoe UI" w:cs="Segoe UI"/>
+          <w:color w:val="F8FAFF"/>
+          <w:kern w:val="0"/>
+          <w:lang w:eastAsia="en-GB"/>
+          <w14:ligatures w14:val="none"/>
+        </w:rPr>
+      </w:pPr>
+      <w:r>
+        <w:rPr>
+          <w:rFonts w:ascii="Segoe UI" w:eastAsia="Times New Roman" w:hAnsi="Segoe UI" w:cs="Segoe UI"/>
+          <w:color w:val="F8FAFF"/>
+          <w:kern w:val="0"/>
+          <w:lang w:eastAsia="en-GB"/>
+          <w14:ligatures w14:val="none"/>
+        </w:rPr>
+        <w:t>Number of instances</w:t>
+      </w:r>
+    </w:p>
+    <w:p>
+      <w:pPr>
+        <w:numPr>
+          <w:ilvl w:val="1"/>
+          <w:numId w:val="13"/>
+        </w:numPr>
+        <w:shd w:val="clear" w:color="auto" w:fill="292A2D"/>
+        <w:spacing w:after="0" w:line="429" w:lineRule="atLeast"/>
+        <w:rPr>
+          <w:rFonts w:ascii="Segoe UI" w:eastAsia="Times New Roman" w:hAnsi="Segoe UI" w:cs="Segoe UI"/>
+          <w:color w:val="F8FAFF"/>
+          <w:kern w:val="0"/>
+          <w:lang w:eastAsia="en-GB"/>
+          <w14:ligatures w14:val="none"/>
+        </w:rPr>
+      </w:pPr>
+      <w:r>
+        <w:rPr>
+          <w:rFonts w:ascii="Segoe UI" w:eastAsia="Times New Roman" w:hAnsi="Segoe UI" w:cs="Segoe UI"/>
+          <w:color w:val="F8FAFF"/>
+          <w:kern w:val="0"/>
+          <w:lang w:eastAsia="en-GB"/>
+          <w14:ligatures w14:val="none"/>
+        </w:rPr>
+        <w:t>Total bonus amount</w:t>
+      </w:r>
+    </w:p>
+    <w:p>
+      <w:pPr>
+        <w:numPr>
+          <w:ilvl w:val="1"/>
+          <w:numId w:val="13"/>
+        </w:numPr>
+        <w:shd w:val="clear" w:color="auto" w:fill="292A2D"/>
+        <w:spacing w:after="0" w:line="429" w:lineRule="atLeast"/>
+        <w:rPr>
+          <w:rFonts w:ascii="Segoe UI" w:eastAsia="Times New Roman" w:hAnsi="Segoe UI" w:cs="Segoe UI"/>
+          <w:color w:val="F8FAFF"/>
+          <w:kern w:val="0"/>
+          <w:lang w:eastAsia="en-GB"/>
+          <w14:ligatures w14:val="none"/>
+        </w:rPr>
+      </w:pPr>
+      <w:r>
+        <w:rPr>
+          <w:rFonts w:ascii="Segoe UI" w:eastAsia="Times New Roman" w:hAnsi="Segoe UI" w:cs="Segoe UI"/>
+          <w:color w:val="F8FAFF"/>
+          <w:kern w:val="0"/>
+          <w:lang w:eastAsia="en-GB"/>
+          <w14:ligatures w14:val="none"/>
+        </w:rPr>
+        <w:t>% approved / % paid</w:t>
+      </w:r>
+    </w:p>
+    <w:p>
+      <w:pPr>
+        <w:numPr>
+          <w:ilvl w:val="1"/>
+          <w:numId w:val="13"/>
+        </w:numPr>
+        <w:shd w:val="clear" w:color="auto" w:fill="292A2D"/>
+        <w:spacing w:after="0" w:line="429" w:lineRule="atLeast"/>
+        <w:rPr>
+          <w:rFonts w:ascii="Segoe UI" w:eastAsia="Times New Roman" w:hAnsi="Segoe UI" w:cs="Segoe UI"/>
+          <w:color w:val="F8FAFF"/>
+          <w:kern w:val="0"/>
+          <w:lang w:eastAsia="en-GB"/>
+          <w14:ligatures w14:val="none"/>
+        </w:rPr>
+      </w:pPr>
+      <w:r>
+        <w:rPr>
+          <w:rFonts w:ascii="Segoe UI" w:eastAsia="Times New Roman" w:hAnsi="Segoe UI" w:cs="Segoe UI"/>
+          <w:color w:val="F8FAFF"/>
+          <w:kern w:val="0"/>
+          <w:lang w:eastAsia="en-GB"/>
+          <w14:ligatures w14:val="none"/>
+        </w:rPr>
+        <w:t>Exclusion count (auto-excluded employees)</w:t>
+      </w:r>
+    </w:p>
+    <w:p>
+      <w:pPr>
+        <w:shd w:val="clear" w:color="auto" w:fill="292A2D"/>
+        <w:spacing w:before="274" w:after="206" w:line="429" w:lineRule="atLeast"/>
+        <w:outlineLvl w:val="3"/>
+        <w:rPr>
+          <w:rFonts w:ascii="Segoe UI" w:eastAsia="Times New Roman" w:hAnsi="Segoe UI" w:cs="Segoe UI"/>
+          <w:color w:val="F8FAFF"/>
+          <w:kern w:val="0"/>
+          <w:lang w:eastAsia="en-GB"/>
+          <w14:ligatures w14:val="none"/>
+        </w:rPr>
+      </w:pPr>
+      <w:r>
+        <w:rPr>
+          <w:rFonts w:ascii="Segoe UI" w:eastAsia="Times New Roman" w:hAnsi="Segoe UI" w:cs="Segoe UI"/>
+          <w:b/>
+          <w:bCs/>
+          <w:color w:val="F8FAFF"/>
+          <w:kern w:val="0"/>
+          <w:lang w:eastAsia="en-GB"/>
+          <w14:ligatures w14:val="none"/>
+        </w:rPr>
+        <w:t>3. Manual Review &amp; Adjustment</w:t>
+      </w:r>
+    </w:p>
+    <w:p>
+      <w:pPr>
+        <w:numPr>
+          <w:ilvl w:val="0"/>
+          <w:numId w:val="14"/>
+        </w:numPr>
+        <w:shd w:val="clear" w:color="auto" w:fill="292A2D"/>
+        <w:spacing w:after="60" w:line="429" w:lineRule="atLeast"/>
+        <w:rPr>
+          <w:rFonts w:ascii="Segoe UI" w:eastAsia="Times New Roman" w:hAnsi="Segoe UI" w:cs="Segoe UI"/>
+          <w:color w:val="F8FAFF"/>
+          <w:kern w:val="0"/>
+          <w:lang w:eastAsia="en-GB"/>
+          <w14:ligatures w14:val="none"/>
+        </w:rPr>
+      </w:pPr>
+      <w:r>
+        <w:rPr>
+          <w:rFonts w:ascii="Segoe UI" w:eastAsia="Times New Roman" w:hAnsi="Segoe UI" w:cs="Segoe UI"/>
+          <w:color w:val="F8FAFF"/>
+          <w:kern w:val="0"/>
+          <w:lang w:eastAsia="en-GB"/>
+          <w14:ligatures w14:val="none"/>
+        </w:rPr>
+        <w:t>After auto-generation, users go through a </w:t>
+      </w:r>
+      <w:r>
+        <w:rPr>
+          <w:rFonts w:ascii="Segoe UI" w:eastAsia="Times New Roman" w:hAnsi="Segoe UI" w:cs="Segoe UI"/>
+          <w:b/>
+          <w:bCs/>
+          <w:color w:val="F8FAFF"/>
+          <w:kern w:val="0"/>
+          <w:lang w:eastAsia="en-GB"/>
+          <w14:ligatures w14:val="none"/>
+        </w:rPr>
+        <w:t>multi-step wizard</w:t>
+      </w:r>
+      <w:r>
+        <w:rPr>
+          <w:rFonts w:ascii="Segoe UI" w:eastAsia="Times New Roman" w:hAnsi="Segoe UI" w:cs="Segoe UI"/>
+          <w:color w:val="F8FAFF"/>
+          <w:kern w:val="0"/>
+          <w:lang w:eastAsia="en-GB"/>
+          <w14:ligatures w14:val="none"/>
+        </w:rPr>
+        <w:t>:</w:t>
+      </w:r>
+    </w:p>
+    <w:p>
+      <w:pPr>
+        <w:numPr>
+          <w:ilvl w:val="1"/>
+          <w:numId w:val="14"/>
+        </w:numPr>
+        <w:shd w:val="clear" w:color="auto" w:fill="292A2D"/>
+        <w:spacing w:after="0" w:line="429" w:lineRule="atLeast"/>
+        <w:rPr>
+          <w:rFonts w:ascii="Segoe UI" w:eastAsia="Times New Roman" w:hAnsi="Segoe UI" w:cs="Segoe UI"/>
+          <w:color w:val="F8FAFF"/>
+          <w:kern w:val="0"/>
+          <w:lang w:eastAsia="en-GB"/>
+          <w14:ligatures w14:val="none"/>
+        </w:rPr>
+      </w:pPr>
+      <w:r>
+        <w:rPr>
+          <w:rFonts w:ascii="Segoe UI" w:eastAsia="Times New Roman" w:hAnsi="Segoe UI" w:cs="Segoe UI"/>
+          <w:b/>
+          <w:bCs/>
+          <w:color w:val="F8FAFF"/>
+          <w:kern w:val="0"/>
+          <w:lang w:eastAsia="en-GB"/>
+          <w14:ligatures w14:val="none"/>
+        </w:rPr>
+        <w:t>Adjust</w:t>
+      </w:r>
+      <w:r>
+        <w:rPr>
+          <w:rFonts w:ascii="Segoe UI" w:eastAsia="Times New Roman" w:hAnsi="Segoe UI" w:cs="Segoe UI"/>
+          <w:color w:val="F8FAFF"/>
+          <w:kern w:val="0"/>
+          <w:lang w:eastAsia="en-GB"/>
+          <w14:ligatures w14:val="none"/>
+        </w:rPr>
+        <w:t> (modify allocations if needed)</w:t>
+      </w:r>
+    </w:p>
+    <w:p>
+      <w:pPr>
+        <w:numPr>
+          <w:ilvl w:val="1"/>
+          <w:numId w:val="14"/>
+        </w:numPr>
+        <w:shd w:val="clear" w:color="auto" w:fill="292A2D"/>
+        <w:spacing w:after="0" w:line="429" w:lineRule="atLeast"/>
+        <w:rPr>
+          <w:rFonts w:ascii="Segoe UI" w:eastAsia="Times New Roman" w:hAnsi="Segoe UI" w:cs="Segoe UI"/>
+          <w:color w:val="F8FAFF"/>
+          <w:kern w:val="0"/>
+          <w:lang w:eastAsia="en-GB"/>
+          <w14:ligatures w14:val="none"/>
+        </w:rPr>
+      </w:pPr>
+      <w:r>
+        <w:rPr>
+          <w:rFonts w:ascii="Segoe UI" w:eastAsia="Times New Roman" w:hAnsi="Segoe UI" w:cs="Segoe UI"/>
+          <w:b/>
+          <w:bCs/>
+          <w:color w:val="F8FAFF"/>
+          <w:kern w:val="0"/>
+          <w:lang w:eastAsia="en-GB"/>
+          <w14:ligatures w14:val="none"/>
+        </w:rPr>
+        <w:t>Confirm</w:t>
+      </w:r>
+      <w:r>
+        <w:rPr>
+          <w:rFonts w:ascii="Segoe UI" w:eastAsia="Times New Roman" w:hAnsi="Segoe UI" w:cs="Segoe UI"/>
+          <w:color w:val="F8FAFF"/>
+          <w:kern w:val="0"/>
+          <w:lang w:eastAsia="en-GB"/>
+          <w14:ligatures w14:val="none"/>
+        </w:rPr>
+        <w:t> (finalize before approval)</w:t>
+      </w:r>
+    </w:p>
+    <w:p>
+      <w:pPr>
+        <w:numPr>
+          <w:ilvl w:val="1"/>
+          <w:numId w:val="14"/>
+        </w:numPr>
+        <w:shd w:val="clear" w:color="auto" w:fill="292A2D"/>
+        <w:spacing w:after="0" w:line="429" w:lineRule="atLeast"/>
+        <w:rPr>
+          <w:rFonts w:ascii="Segoe UI" w:eastAsia="Times New Roman" w:hAnsi="Segoe UI" w:cs="Segoe UI"/>
+          <w:color w:val="F8FAFF"/>
+          <w:kern w:val="0"/>
+          <w:lang w:eastAsia="en-GB"/>
+          <w14:ligatures w14:val="none"/>
+        </w:rPr>
+      </w:pPr>
+      <w:r>
+        <w:rPr>
+          <w:rFonts w:ascii="Segoe UI" w:eastAsia="Times New Roman" w:hAnsi="Segoe UI" w:cs="Segoe UI"/>
+          <w:b/>
+          <w:bCs/>
+          <w:color w:val="F8FAFF"/>
+          <w:kern w:val="0"/>
+          <w:lang w:eastAsia="en-GB"/>
+          <w14:ligatures w14:val="none"/>
+        </w:rPr>
+        <w:t>Export</w:t>
+      </w:r>
+      <w:r>
+        <w:rPr>
+          <w:rFonts w:ascii="Segoe UI" w:eastAsia="Times New Roman" w:hAnsi="Segoe UI" w:cs="Segoe UI"/>
+          <w:color w:val="F8FAFF"/>
+          <w:kern w:val="0"/>
+          <w:lang w:eastAsia="en-GB"/>
+          <w14:ligatures w14:val="none"/>
+        </w:rPr>
+        <w:t> (PDF/Excel for payroll)</w:t>
+      </w:r>
+    </w:p>
+    <w:p>
+      <w:pPr>
+        <w:shd w:val="clear" w:color="auto" w:fill="292A2D"/>
+        <w:spacing w:before="274" w:after="206" w:line="429" w:lineRule="atLeast"/>
+        <w:outlineLvl w:val="3"/>
+        <w:rPr>
+          <w:rFonts w:ascii="Segoe UI" w:eastAsia="Times New Roman" w:hAnsi="Segoe UI" w:cs="Segoe UI"/>
+          <w:color w:val="F8FAFF"/>
+          <w:kern w:val="0"/>
+          <w:lang w:eastAsia="en-GB"/>
+          <w14:ligatures w14:val="none"/>
+        </w:rPr>
+      </w:pPr>
+      <w:r>
+        <w:rPr>
+          <w:rFonts w:ascii="Segoe UI" w:eastAsia="Times New Roman" w:hAnsi="Segoe UI" w:cs="Segoe UI"/>
+          <w:b/>
+          <w:bCs/>
+          <w:color w:val="F8FAFF"/>
+          <w:kern w:val="0"/>
+          <w:lang w:eastAsia="en-GB"/>
+          <w14:ligatures w14:val="none"/>
+        </w:rPr>
+        <w:t>4. Approval Workflow</w:t>
+      </w:r>
+    </w:p>
+    <w:p>
+      <w:pPr>
+        <w:numPr>
+          <w:ilvl w:val="0"/>
+          <w:numId w:val="15"/>
+        </w:numPr>
+        <w:shd w:val="clear" w:color="auto" w:fill="292A2D"/>
+        <w:spacing w:after="0" w:line="429" w:lineRule="atLeast"/>
+        <w:rPr>
+          <w:rFonts w:ascii="Segoe UI" w:eastAsia="Times New Roman" w:hAnsi="Segoe UI" w:cs="Segoe UI"/>
+          <w:color w:val="F8FAFF"/>
+          <w:kern w:val="0"/>
+          <w:lang w:eastAsia="en-GB"/>
+          <w14:ligatures w14:val="none"/>
+        </w:rPr>
+      </w:pPr>
+      <w:r>
+        <w:rPr>
+          <w:rFonts w:ascii="Segoe UI" w:eastAsia="Times New Roman" w:hAnsi="Segoe UI" w:cs="Segoe UI"/>
+          <w:b/>
+          <w:bCs/>
+          <w:color w:val="F8FAFF"/>
+          <w:kern w:val="0"/>
+          <w:lang w:eastAsia="en-GB"/>
+          <w14:ligatures w14:val="none"/>
+        </w:rPr>
+        <w:t>Simple status flow</w:t>
+      </w:r>
+      <w:r>
+        <w:rPr>
+          <w:rFonts w:ascii="Segoe UI" w:eastAsia="Times New Roman" w:hAnsi="Segoe UI" w:cs="Segoe UI"/>
+          <w:color w:val="F8FAFF"/>
+          <w:kern w:val="0"/>
+          <w:lang w:eastAsia="en-GB"/>
+          <w14:ligatures w14:val="none"/>
+        </w:rPr>
+        <w:t>: Draft → Under Review → Approved → Paid</w:t>
+      </w:r>
+    </w:p>
+    <w:p>
+      <w:pPr>
+        <w:numPr>
+          <w:ilvl w:val="0"/>
+          <w:numId w:val="15"/>
+        </w:numPr>
+        <w:shd w:val="clear" w:color="auto" w:fill="292A2D"/>
+        <w:spacing w:after="0" w:line="429" w:lineRule="atLeast"/>
+        <w:rPr>
+          <w:rFonts w:ascii="Segoe UI" w:eastAsia="Times New Roman" w:hAnsi="Segoe UI" w:cs="Segoe UI"/>
+          <w:color w:val="F8FAFF"/>
+          <w:kern w:val="0"/>
+          <w:lang w:eastAsia="en-GB"/>
+          <w14:ligatures w14:val="none"/>
+        </w:rPr>
+      </w:pPr>
+      <w:r>
+        <w:rPr>
+          <w:rFonts w:ascii="Segoe UI" w:eastAsia="Times New Roman" w:hAnsi="Segoe UI" w:cs="Segoe UI"/>
+          <w:b/>
+          <w:bCs/>
+          <w:color w:val="F8FAFF"/>
+          <w:kern w:val="0"/>
+          <w:lang w:eastAsia="en-GB"/>
+          <w14:ligatures w14:val="none"/>
+        </w:rPr>
+        <w:t>Audit log</w:t>
+      </w:r>
+      <w:r>
+        <w:rPr>
+          <w:rFonts w:ascii="Segoe UI" w:eastAsia="Times New Roman" w:hAnsi="Segoe UI" w:cs="Segoe UI"/>
+          <w:color w:val="F8FAFF"/>
+          <w:kern w:val="0"/>
+          <w:lang w:eastAsia="en-GB"/>
+          <w14:ligatures w14:val="none"/>
+        </w:rPr>
+        <w:t> tracks all changes (who adjusted what and when).</w:t>
+      </w:r>
+    </w:p>
+    <w:p>
+      <w:pPr>
+        <w:numPr>
+          <w:ilvl w:val="0"/>
+          <w:numId w:val="15"/>
+        </w:numPr>
+        <w:shd w:val="clear" w:color="auto" w:fill="292A2D"/>
+        <w:spacing w:after="0" w:line="429" w:lineRule="atLeast"/>
+        <w:rPr>
+          <w:rFonts w:ascii="Segoe UI" w:eastAsia="Times New Roman" w:hAnsi="Segoe UI" w:cs="Segoe UI"/>
+          <w:color w:val="F8FAFF"/>
+          <w:kern w:val="0"/>
+          <w:lang w:eastAsia="en-GB"/>
+          <w14:ligatures w14:val="none"/>
+        </w:rPr>
+      </w:pPr>
+      <w:r>
+        <w:rPr>
+          <w:rFonts w:ascii="Segoe UI" w:eastAsia="Times New Roman" w:hAnsi="Segoe UI" w:cs="Segoe UI"/>
+          <w:color w:val="F8FAFF"/>
+          <w:kern w:val="0"/>
+          <w:lang w:eastAsia="en-GB"/>
+          <w14:ligatures w14:val="none"/>
+        </w:rPr>
+        <w:t>Non-eligible employees are </w:t>
+      </w:r>
+      <w:r>
+        <w:rPr>
+          <w:rFonts w:ascii="Segoe UI" w:eastAsia="Times New Roman" w:hAnsi="Segoe UI" w:cs="Segoe UI"/>
+          <w:b/>
+          <w:bCs/>
+          <w:color w:val="F8FAFF"/>
+          <w:kern w:val="0"/>
+          <w:lang w:eastAsia="en-GB"/>
+          <w14:ligatures w14:val="none"/>
+        </w:rPr>
+        <w:t>automatically excluded</w:t>
+      </w:r>
+      <w:r>
+        <w:rPr>
+          <w:rFonts w:ascii="Segoe UI" w:eastAsia="Times New Roman" w:hAnsi="Segoe UI" w:cs="Segoe UI"/>
+          <w:color w:val="F8FAFF"/>
+          <w:kern w:val="0"/>
+          <w:lang w:eastAsia="en-GB"/>
+          <w14:ligatures w14:val="none"/>
+        </w:rPr>
+        <w:t>.</w:t>
+      </w:r>
+    </w:p>
+    <w:p>
+      <w:pPr>
+        <w:shd w:val="clear" w:color="auto" w:fill="292A2D"/>
+        <w:spacing w:before="274" w:after="206" w:line="429" w:lineRule="atLeast"/>
+        <w:outlineLvl w:val="3"/>
+        <w:rPr>
+          <w:rFonts w:ascii="Segoe UI" w:eastAsia="Times New Roman" w:hAnsi="Segoe UI" w:cs="Segoe UI"/>
+          <w:color w:val="F8FAFF"/>
+          <w:kern w:val="0"/>
+          <w:lang w:eastAsia="en-GB"/>
+          <w14:ligatures w14:val="none"/>
+        </w:rPr>
+      </w:pPr>
+      <w:r>
+        <w:rPr>
+          <w:rFonts w:ascii="Segoe UI" w:eastAsia="Times New Roman" w:hAnsi="Segoe UI" w:cs="Segoe UI"/>
+          <w:b/>
+          <w:bCs/>
+          <w:color w:val="F8FAFF"/>
+          <w:kern w:val="0"/>
+          <w:lang w:eastAsia="en-GB"/>
+          <w14:ligatures w14:val="none"/>
+        </w:rPr>
+        <w:t>5. Reporting &amp; Permissions</w:t>
+      </w:r>
+    </w:p>
+    <w:p>
+      <w:pPr>
+        <w:numPr>
+          <w:ilvl w:val="0"/>
+          <w:numId w:val="16"/>
+        </w:numPr>
+        <w:shd w:val="clear" w:color="auto" w:fill="292A2D"/>
+        <w:spacing w:after="0" w:line="429" w:lineRule="atLeast"/>
+        <w:rPr>
+          <w:rFonts w:ascii="Segoe UI" w:eastAsia="Times New Roman" w:hAnsi="Segoe UI" w:cs="Segoe UI"/>
+          <w:color w:val="F8FAFF"/>
+          <w:kern w:val="0"/>
+          <w:lang w:eastAsia="en-GB"/>
+          <w14:ligatures w14:val="none"/>
+        </w:rPr>
+      </w:pPr>
+      <w:r>
+        <w:rPr>
+          <w:rFonts w:ascii="Segoe UI" w:eastAsia="Times New Roman" w:hAnsi="Segoe UI" w:cs="Segoe UI"/>
+          <w:b/>
+          <w:bCs/>
+          <w:color w:val="F8FAFF"/>
+          <w:kern w:val="0"/>
+          <w:lang w:eastAsia="en-GB"/>
+          <w14:ligatures w14:val="none"/>
+        </w:rPr>
+        <w:t>Basic export</w:t>
+      </w:r>
+      <w:r>
+        <w:rPr>
+          <w:rFonts w:ascii="Segoe UI" w:eastAsia="Times New Roman" w:hAnsi="Segoe UI" w:cs="Segoe UI"/>
+          <w:color w:val="F8FAFF"/>
+          <w:kern w:val="0"/>
+          <w:lang w:eastAsia="en-GB"/>
+          <w14:ligatures w14:val="none"/>
+        </w:rPr>
+        <w:t> (Excel/PDF) first, advanced reports later.</w:t>
+      </w:r>
+    </w:p>
+    <w:p>
+      <w:pPr>
+        <w:numPr>
+          <w:ilvl w:val="0"/>
+          <w:numId w:val="16"/>
+        </w:numPr>
+        <w:shd w:val="clear" w:color="auto" w:fill="292A2D"/>
+        <w:spacing w:after="60" w:line="429" w:lineRule="atLeast"/>
+        <w:rPr>
+          <w:rFonts w:ascii="Segoe UI" w:eastAsia="Times New Roman" w:hAnsi="Segoe UI" w:cs="Segoe UI"/>
+          <w:color w:val="F8FAFF"/>
+          <w:kern w:val="0"/>
+          <w:lang w:eastAsia="en-GB"/>
+          <w14:ligatures w14:val="none"/>
+        </w:rPr>
+      </w:pPr>
+      <w:r>
+        <w:rPr>
+          <w:rFonts w:ascii="Segoe UI" w:eastAsia="Times New Roman" w:hAnsi="Segoe UI" w:cs="Segoe UI"/>
+          <w:b/>
+          <w:bCs/>
+          <w:color w:val="F8FAFF"/>
+          <w:kern w:val="0"/>
+          <w:lang w:eastAsia="en-GB"/>
+          <w14:ligatures w14:val="none"/>
+        </w:rPr>
+        <w:t>Two permission levels:</w:t>
+      </w:r>
+    </w:p>
+    <w:p>
+      <w:pPr>
+        <w:numPr>
+          <w:ilvl w:val="1"/>
+          <w:numId w:val="16"/>
+        </w:numPr>
+        <w:shd w:val="clear" w:color="auto" w:fill="292A2D"/>
+        <w:spacing w:after="0" w:line="429" w:lineRule="atLeast"/>
+        <w:rPr>
+          <w:rFonts w:ascii="Segoe UI" w:eastAsia="Times New Roman" w:hAnsi="Segoe UI" w:cs="Segoe UI"/>
+          <w:color w:val="F8FAFF"/>
+          <w:kern w:val="0"/>
+          <w:lang w:eastAsia="en-GB"/>
+          <w14:ligatures w14:val="none"/>
+        </w:rPr>
+      </w:pPr>
+      <w:r>
+        <w:rPr>
+          <w:rFonts w:ascii="Segoe UI" w:eastAsia="Times New Roman" w:hAnsi="Segoe UI" w:cs="Segoe UI"/>
+          <w:b/>
+          <w:bCs/>
+          <w:color w:val="F8FAFF"/>
+          <w:kern w:val="0"/>
+          <w:lang w:eastAsia="en-GB"/>
+          <w14:ligatures w14:val="none"/>
+        </w:rPr>
+        <w:t>User</w:t>
+      </w:r>
+      <w:r>
+        <w:rPr>
+          <w:rFonts w:ascii="Segoe UI" w:eastAsia="Times New Roman" w:hAnsi="Segoe UI" w:cs="Segoe UI"/>
+          <w:color w:val="F8FAFF"/>
+          <w:kern w:val="0"/>
+          <w:lang w:eastAsia="en-GB"/>
+          <w14:ligatures w14:val="none"/>
+        </w:rPr>
+        <w:t>: View, adjust, confirm, export.</w:t>
+      </w:r>
+    </w:p>
+    <w:p>
+      <w:pPr>
+        <w:numPr>
+          <w:ilvl w:val="1"/>
+          <w:numId w:val="16"/>
+        </w:numPr>
+        <w:shd w:val="clear" w:color="auto" w:fill="292A2D"/>
+        <w:spacing w:after="0" w:line="429" w:lineRule="atLeast"/>
+        <w:rPr>
+          <w:rFonts w:ascii="Segoe UI" w:eastAsia="Times New Roman" w:hAnsi="Segoe UI" w:cs="Segoe UI"/>
+          <w:color w:val="F8FAFF"/>
+          <w:kern w:val="0"/>
+          <w:lang w:eastAsia="en-GB"/>
+          <w14:ligatures w14:val="none"/>
+        </w:rPr>
+      </w:pPr>
+      <w:r>
+        <w:rPr>
+          <w:rFonts w:ascii="Segoe UI" w:eastAsia="Times New Roman" w:hAnsi="Segoe UI" w:cs="Segoe UI"/>
+          <w:b/>
+          <w:bCs/>
+          <w:color w:val="F8FAFF"/>
+          <w:kern w:val="0"/>
+          <w:lang w:eastAsia="en-GB"/>
+          <w14:ligatures w14:val="none"/>
+        </w:rPr>
+        <w:t>Admin</w:t>
+      </w:r>
+      <w:r>
+        <w:rPr>
+          <w:rFonts w:ascii="Segoe UI" w:eastAsia="Times New Roman" w:hAnsi="Segoe UI" w:cs="Segoe UI"/>
+          <w:color w:val="F8FAFF"/>
+          <w:kern w:val="0"/>
+          <w:lang w:eastAsia="en-GB"/>
+          <w14:ligatures w14:val="none"/>
+        </w:rPr>
+        <w:t xml:space="preserve">: Full control (templates, overrides, </w:t>
+      </w:r>
+      <w:proofErr w:type="spellStart"/>
+      <w:r>
+        <w:rPr>
+          <w:rFonts w:ascii="Segoe UI" w:eastAsia="Times New Roman" w:hAnsi="Segoe UI" w:cs="Segoe UI"/>
+          <w:color w:val="F8FAFF"/>
+          <w:kern w:val="0"/>
+          <w:lang w:eastAsia="en-GB"/>
+          <w14:ligatures w14:val="none"/>
+        </w:rPr>
+        <w:t>cron</w:t>
+      </w:r>
+      <w:proofErr w:type="spellEnd"/>
+      <w:r>
+        <w:rPr>
+          <w:rFonts w:ascii="Segoe UI" w:eastAsia="Times New Roman" w:hAnsi="Segoe UI" w:cs="Segoe UI"/>
+          <w:color w:val="F8FAFF"/>
+          <w:kern w:val="0"/>
+          <w:lang w:eastAsia="en-GB"/>
+          <w14:ligatures w14:val="none"/>
+        </w:rPr>
+        <w:t xml:space="preserve"> jobs).</w:t>
+      </w:r>
+    </w:p>
+    <w:p>
+      <w:pPr>
+        <w:spacing w:before="480" w:after="480" w:line="240" w:lineRule="auto"/>
+        <w:rPr>
+          <w:rFonts w:ascii="Segoe UI" w:eastAsia="Times New Roman" w:hAnsi="Segoe UI" w:cs="Segoe UI"/>
+          <w:kern w:val="0"/>
+          <w:lang w:eastAsia="en-GB"/>
+          <w14:ligatures w14:val="none"/>
+        </w:rPr>
+      </w:pPr>
+      <w:r>
+        <w:rPr>
+          <w:rFonts w:ascii="Times New Roman" w:eastAsia="Times New Roman" w:hAnsi="Times New Roman" w:cs="Times New Roman"/>
+          <w:noProof/>
+          <w:kern w:val="0"/>
+          <w:lang w:eastAsia="en-GB"/>
+        </w:rPr>
+        <w:lastRenderedPageBreak/>
+        <w:pict w14:anchorId="1E1A6018">
+          <v:rect id="_x0000_i1034" alt="" style="width:451.3pt;height:.05pt;mso-width-percent:0;mso-height-percent:0;mso-width-percent:0;mso-height-percent:0" o:hralign="center" o:hrstd="t" o:hrnoshade="t" o:hr="t" fillcolor="#f8faff" stroked="f"/>
+        </w:pict>
+      </w:r>
+    </w:p>
+    <w:p>
+      <w:pPr>
+        <w:shd w:val="clear" w:color="auto" w:fill="292A2D"/>
+        <w:spacing w:before="274" w:after="206" w:line="240" w:lineRule="auto"/>
+        <w:outlineLvl w:val="2"/>
+        <w:rPr>
+          <w:rFonts w:ascii="Segoe UI" w:eastAsia="Times New Roman" w:hAnsi="Segoe UI" w:cs="Segoe UI"/>
+          <w:color w:val="F8FAFF"/>
+          <w:kern w:val="0"/>
+          <w:sz w:val="27"/>
+          <w:szCs w:val="27"/>
+          <w:lang w:eastAsia="en-GB"/>
+          <w14:ligatures w14:val="none"/>
+        </w:rPr>
+      </w:pPr>
+      <w:r>
+        <w:rPr>
+          <w:rFonts w:ascii="Segoe UI" w:eastAsia="Times New Roman" w:hAnsi="Segoe UI" w:cs="Segoe UI"/>
+          <w:b/>
+          <w:bCs/>
+          <w:color w:val="F8FAFF"/>
+          <w:kern w:val="0"/>
+          <w:sz w:val="27"/>
+          <w:szCs w:val="27"/>
+          <w:lang w:eastAsia="en-GB"/>
+          <w14:ligatures w14:val="none"/>
+        </w:rPr>
+        <w:t>Next Steps for UX Design</w:t>
+      </w:r>
+    </w:p>
+    <w:p>
+      <w:pPr>
+        <w:shd w:val="clear" w:color="auto" w:fill="292A2D"/>
+        <w:spacing w:before="206" w:after="206" w:line="429" w:lineRule="atLeast"/>
+        <w:rPr>
+          <w:rFonts w:ascii="Segoe UI" w:eastAsia="Times New Roman" w:hAnsi="Segoe UI" w:cs="Segoe UI"/>
+          <w:color w:val="F8FAFF"/>
+          <w:kern w:val="0"/>
+          <w:lang w:eastAsia="en-GB"/>
+          <w14:ligatures w14:val="none"/>
+        </w:rPr>
+      </w:pPr>
+      <w:r>
+        <w:rPr>
+          <w:rFonts w:ascii="Apple Color Emoji" w:eastAsia="Times New Roman" w:hAnsi="Apple Color Emoji" w:cs="Apple Color Emoji"/>
+          <w:color w:val="F8FAFF"/>
+          <w:kern w:val="0"/>
+          <w:lang w:eastAsia="en-GB"/>
+          <w14:ligatures w14:val="none"/>
+        </w:rPr>
+        <w:t>✅</w:t>
+      </w:r>
+      <w:r>
+        <w:rPr>
+          <w:rFonts w:ascii="Segoe UI" w:eastAsia="Times New Roman" w:hAnsi="Segoe UI" w:cs="Segoe UI"/>
+          <w:color w:val="F8FAFF"/>
+          <w:kern w:val="0"/>
+          <w:lang w:eastAsia="en-GB"/>
+          <w14:ligatures w14:val="none"/>
+        </w:rPr>
+        <w:t> </w:t>
+      </w:r>
+      <w:r>
+        <w:rPr>
+          <w:rFonts w:ascii="Segoe UI" w:eastAsia="Times New Roman" w:hAnsi="Segoe UI" w:cs="Segoe UI"/>
+          <w:b/>
+          <w:bCs/>
+          <w:color w:val="F8FAFF"/>
+          <w:kern w:val="0"/>
+          <w:lang w:eastAsia="en-GB"/>
+          <w14:ligatures w14:val="none"/>
+        </w:rPr>
+        <w:t>Pending Review Section</w:t>
+      </w:r>
+      <w:r>
+        <w:rPr>
+          <w:rFonts w:ascii="Segoe UI" w:eastAsia="Times New Roman" w:hAnsi="Segoe UI" w:cs="Segoe UI"/>
+          <w:color w:val="F8FAFF"/>
+          <w:kern w:val="0"/>
+          <w:lang w:eastAsia="en-GB"/>
+          <w14:ligatures w14:val="none"/>
+        </w:rPr>
+        <w:t> – Auto-generated instances awaiting manual adjustment.</w:t>
+      </w:r>
+      <w:r>
+        <w:rPr>
+          <w:rFonts w:ascii="Segoe UI" w:eastAsia="Times New Roman" w:hAnsi="Segoe UI" w:cs="Segoe UI"/>
+          <w:color w:val="F8FAFF"/>
+          <w:kern w:val="0"/>
+          <w:lang w:eastAsia="en-GB"/>
+          <w14:ligatures w14:val="none"/>
+        </w:rPr>
+        <w:br/>
+      </w:r>
+      <w:r>
+        <w:rPr>
+          <w:rFonts w:ascii="Apple Color Emoji" w:eastAsia="Times New Roman" w:hAnsi="Apple Color Emoji" w:cs="Apple Color Emoji"/>
+          <w:color w:val="F8FAFF"/>
+          <w:kern w:val="0"/>
+          <w:lang w:eastAsia="en-GB"/>
+          <w14:ligatures w14:val="none"/>
+        </w:rPr>
+        <w:t>✅</w:t>
+      </w:r>
+      <w:r>
+        <w:rPr>
+          <w:rFonts w:ascii="Segoe UI" w:eastAsia="Times New Roman" w:hAnsi="Segoe UI" w:cs="Segoe UI"/>
+          <w:color w:val="F8FAFF"/>
+          <w:kern w:val="0"/>
+          <w:lang w:eastAsia="en-GB"/>
+          <w14:ligatures w14:val="none"/>
+        </w:rPr>
+        <w:t> </w:t>
+      </w:r>
+      <w:r>
+        <w:rPr>
+          <w:rFonts w:ascii="Segoe UI" w:eastAsia="Times New Roman" w:hAnsi="Segoe UI" w:cs="Segoe UI"/>
+          <w:b/>
+          <w:bCs/>
+          <w:color w:val="F8FAFF"/>
+          <w:kern w:val="0"/>
+          <w:lang w:eastAsia="en-GB"/>
+          <w14:ligatures w14:val="none"/>
+        </w:rPr>
+        <w:t>Bulk Actions</w:t>
+      </w:r>
+      <w:r>
+        <w:rPr>
+          <w:rFonts w:ascii="Segoe UI" w:eastAsia="Times New Roman" w:hAnsi="Segoe UI" w:cs="Segoe UI"/>
+          <w:color w:val="F8FAFF"/>
+          <w:kern w:val="0"/>
+          <w:lang w:eastAsia="en-GB"/>
+          <w14:ligatures w14:val="none"/>
+        </w:rPr>
+        <w:t> – Approve/adjust multiple instances at once.</w:t>
+      </w:r>
+      <w:r>
+        <w:rPr>
+          <w:rFonts w:ascii="Segoe UI" w:eastAsia="Times New Roman" w:hAnsi="Segoe UI" w:cs="Segoe UI"/>
+          <w:color w:val="F8FAFF"/>
+          <w:kern w:val="0"/>
+          <w:lang w:eastAsia="en-GB"/>
+          <w14:ligatures w14:val="none"/>
+        </w:rPr>
+        <w:br/>
+      </w:r>
+      <w:r>
+        <w:rPr>
+          <w:rFonts w:ascii="Apple Color Emoji" w:eastAsia="Times New Roman" w:hAnsi="Apple Color Emoji" w:cs="Apple Color Emoji"/>
+          <w:color w:val="F8FAFF"/>
+          <w:kern w:val="0"/>
+          <w:lang w:eastAsia="en-GB"/>
+          <w14:ligatures w14:val="none"/>
+        </w:rPr>
+        <w:t>✅</w:t>
+      </w:r>
+      <w:r>
+        <w:rPr>
+          <w:rFonts w:ascii="Segoe UI" w:eastAsia="Times New Roman" w:hAnsi="Segoe UI" w:cs="Segoe UI"/>
+          <w:color w:val="F8FAFF"/>
+          <w:kern w:val="0"/>
+          <w:lang w:eastAsia="en-GB"/>
+          <w14:ligatures w14:val="none"/>
+        </w:rPr>
+        <w:t> </w:t>
+      </w:r>
+      <w:r>
+        <w:rPr>
+          <w:rFonts w:ascii="Segoe UI" w:eastAsia="Times New Roman" w:hAnsi="Segoe UI" w:cs="Segoe UI"/>
+          <w:b/>
+          <w:bCs/>
+          <w:color w:val="F8FAFF"/>
+          <w:kern w:val="0"/>
+          <w:lang w:eastAsia="en-GB"/>
+          <w14:ligatures w14:val="none"/>
+        </w:rPr>
+        <w:t>Comparison View</w:t>
+      </w:r>
+      <w:r>
+        <w:rPr>
+          <w:rFonts w:ascii="Segoe UI" w:eastAsia="Times New Roman" w:hAnsi="Segoe UI" w:cs="Segoe UI"/>
+          <w:color w:val="F8FAFF"/>
+          <w:kern w:val="0"/>
+          <w:lang w:eastAsia="en-GB"/>
+          <w14:ligatures w14:val="none"/>
+        </w:rPr>
+        <w:t> – Side-by-side before/after changes in adjustment wizard.</w:t>
+      </w:r>
+    </w:p>
+    <w:p>
+      <w:pPr>
+        <w:shd w:val="clear" w:color="auto" w:fill="292A2D"/>
+        <w:spacing w:before="206" w:after="0" w:line="429" w:lineRule="atLeast"/>
+        <w:rPr>
+          <w:rFonts w:ascii="Segoe UI" w:eastAsia="Times New Roman" w:hAnsi="Segoe UI" w:cs="Segoe UI"/>
+          <w:color w:val="F8FAFF"/>
+          <w:kern w:val="0"/>
+          <w:lang w:eastAsia="en-GB"/>
+          <w14:ligatures w14:val="none"/>
+        </w:rPr>
+      </w:pPr>
+      <w:r>
+        <w:rPr>
+          <w:rFonts w:ascii="Segoe UI" w:eastAsia="Times New Roman" w:hAnsi="Segoe UI" w:cs="Segoe UI"/>
+          <w:b/>
+          <w:bCs/>
+          <w:color w:val="F8FAFF"/>
+          <w:kern w:val="0"/>
+          <w:lang w:eastAsia="en-GB"/>
+          <w14:ligatures w14:val="none"/>
+        </w:rPr>
+        <w:t>Does this fully capture your requirements?</w:t>
+      </w:r>
+      <w:r>
+        <w:rPr>
+          <w:rFonts w:ascii="Segoe UI" w:eastAsia="Times New Roman" w:hAnsi="Segoe UI" w:cs="Segoe UI"/>
+          <w:color w:val="F8FAFF"/>
+          <w:kern w:val="0"/>
+          <w:lang w:eastAsia="en-GB"/>
+          <w14:ligatures w14:val="none"/>
+        </w:rPr>
+        <w:t> Let me know if you'd like any refinements before we proceed with wireframes or detailed flows!</w:t>
+      </w:r>
+    </w:p>
+    <w:p>
+      <w:pPr>
         <w:rPr>
           <w:rFonts w:ascii="Segoe UI Variable Display" w:hAnsi="Segoe UI Variable Display" w:cs="Segoe UI Variable Display"/>
           <w:color w:val="DADADA"/>
@@ -23,9 +1145,10 @@
           <w:szCs w:val="27"/>
           <w:shd w:val="clear" w:color="auto" w:fill="383739"/>
         </w:rPr>
-        <w:t xml:space="preserve">I want you to help me design a Bonus Management System module that integrates with my existing MEAN stack project. This playbook outlines the requirements and specifications for this integration. OBJECTIVE: Create a comprehensive Bonus Management System that seamlessly integrates with my existing MEAN stack application, allowing for the creation, management, calculation, approval, and reporting of employee bonuses. SYSTEM ARCHITECTURE: 1. Backend Components (Node.js/Express) - Create a modular structure for the bonus management system - Implement RESTful API endpoints for all bonus operations - Develop the core bonus calculation engine (bonusgeneration.js) - Build eligibility determination system for filtering personnel - Implement retroactive adjustment mechanism for handling changes - Create approval workflow engine with configurable state transitions - Develop reporting and analytics engine for insights 2. Database Schema (MongoDB) - Design and implement the following collections: a. Bonus Templates: Store reusable bonus plans and calculation rules b. Bonus Instances: Track individual bonus generation events c. Personnel Snapshots: Capture employee data at specific points in time - Ensure proper indexing for performance optimization - Implement data validation rules 3. Frontend Components (Angular) - Create intuitive UI components for all bonus management functions - Implement responsive design for all screen sizes - Build role-based access control for different user types - Develop interactive dashboards and reporting interfaces CORE FEATURES: 1. Bonus Templates - Support multiple calculation methodologies: * Fixed Amount: Simple flat-rate bonuses * Percentage-Based: Calculated as a percentage of base salary * Parts-Based: Complex calculations with weighted components * Formula-Based: Custom mathematical formulas with variable substitution - Template activation/deactivation functionality - Eligibility criteria configuration 2. Personnel Management - Integration with existing personnel data - Point-in-time snapshots for historical accuracy - Custom attribute support for bonus-specific data 3. Bonus Generation - Manual and scheduled automatic generation - Period-based generation (monthly, quarterly, yearly) - Bulk and individual bonus creation 4. Approval Workflow - Multi-step approval process with role-based permissions - State transitions: draft → generated </w:t>
-      </w:r>
-      <w:r>
+      </w:pPr>
+    </w:p>
+    <w:p>
+      <w:pPr>
         <w:rPr>
           <w:rFonts w:ascii="Segoe UI Variable Display" w:hAnsi="Segoe UI Variable Display" w:cs="Segoe UI Variable Display"/>
           <w:color w:val="DADADA"/>
@@ -33,10 +1156,21 @@
           <w:szCs w:val="27"/>
           <w:shd w:val="clear" w:color="auto" w:fill="383739"/>
         </w:rPr>
-        <w:lastRenderedPageBreak/>
-        <w:t xml:space="preserve">→ </w:t>
-      </w:r>
-      <w:proofErr w:type="spellStart"/>
+      </w:pPr>
+    </w:p>
+    <w:p>
+      <w:pPr>
+        <w:rPr>
+          <w:rFonts w:ascii="Arial" w:eastAsia="Times New Roman" w:hAnsi="Arial" w:cs="Arial"/>
+          <w:b/>
+          <w:bCs/>
+          <w:kern w:val="0"/>
+          <w:sz w:val="20"/>
+          <w:szCs w:val="20"/>
+          <w:lang w:eastAsia="en-GB"/>
+          <w14:ligatures w14:val="none"/>
+        </w:rPr>
+      </w:pPr>
       <w:r>
         <w:rPr>
           <w:rFonts w:ascii="Segoe UI Variable Display" w:hAnsi="Segoe UI Variable Display" w:cs="Segoe UI Variable Display"/>
@@ -45,9 +1179,8 @@
           <w:szCs w:val="27"/>
           <w:shd w:val="clear" w:color="auto" w:fill="383739"/>
         </w:rPr>
-        <w:t>under_review</w:t>
-      </w:r>
-      <w:proofErr w:type="spellEnd"/>
+        <w:t xml:space="preserve">I want you to help me design a Bonus Management System module that integrates with my existing MEAN stack project. This playbook outlines the requirements and specifications for this integration. OBJECTIVE: Create a comprehensive Bonus Management System that seamlessly integrates with my existing MEAN stack application, allowing for the creation, management, calculation, approval, and reporting of employee bonuses. SYSTEM ARCHITECTURE: 1. Backend Components (Node.js/Express) - Create a modular structure for the bonus management system - Implement RESTful API endpoints for all bonus operations - Develop the core bonus calculation engine (bonusgeneration.js) - Build eligibility determination system for filtering personnel - Implement retroactive adjustment mechanism for handling changes - Create approval workflow engine with configurable state transitions - Develop reporting and analytics engine for insights 2. Database Schema (MongoDB) - Design and implement the following collections: a. Bonus Templates: Store reusable bonus plans and calculation rules b. Bonus Instances: Track individual bonus generation events c. Personnel Snapshots: Capture employee data at specific points in time - Ensure proper indexing for performance optimization - Implement data validation rules 3. Frontend Components (Angular) - Create intuitive UI components for all bonus management functions - Implement responsive design for all screen sizes - Build role-based access control for different user types - Develop interactive </w:t>
+      </w:r>
       <w:r>
         <w:rPr>
           <w:rFonts w:ascii="Segoe UI Variable Display" w:hAnsi="Segoe UI Variable Display" w:cs="Segoe UI Variable Display"/>
@@ -56,8 +1189,10 @@
           <w:szCs w:val="27"/>
           <w:shd w:val="clear" w:color="auto" w:fill="383739"/>
         </w:rPr>
-        <w:t xml:space="preserve"> → approved → paid - Complete audit trail of all workflow changes - Comments and annotations at each approval step 5. Reporting and Analytics - Summary and detailed bonus reports - Filtering and grouping options - Export capabilities (Excel, PDF, CSV) - Historical trend analysis TECHNICAL SPECIFICATIONS: 1. Backend Implementation - Use Node.js with Express framework - Implement service-oriented architecture - Ensure proper error handling and validation - Optimize for performance with batch processing and caching - Implement comprehensive logging 2. Database Design - Use MongoDB with Mongoose ODM - Design flexible document schemas - Implement proper indexing strategy - Ensure data integrity with validation 3. Frontend Implementation - Use Angular with TypeScript - Implement reactive forms with validation - Create reusable UI components - Ensure responsive design with CSS frameworks - Implement proper state management 4. Security Considerations - Role-based access control - Input validation and sanitization - Audit logging for sensitive operations - Data encryption for sensitive fields INTEGRATION POINTS: 1. User Authentication and Authorization - Leverage existing authentication system - Extend role-based permissions for bonus management 2. Personnel Data - Connect to existing employee database - Implement data synchronization mechanism 3. Notification System - Integrate with existing notification framework - Add bonus-specific notification templates 4. Financial Systems - Define integration points with payroll systems - Implement export functionality for financial data IMPLEMENTATION APPROACH: 1. Phase 1: Core Backend Development - Implement database schemas - Develop bonus calculation engine - Create basic API endpoints 2. Phase 2: Frontend Development - Build UI components - Implement forms and validation - Create dashboard views 3. Phase 3: Workflow and Reporting - Implement approval workflow - Develop reporting functionality - Add export capabilities 4. Phase 4: Integration and Testing - Connect with existing systems - Perform comprehensive testing - Optimize performance TESTING STRATEGY: 1. Unit Testing - Test individual components and functions - Focus on calculation accuracy and edge cases 2. Integration Testing - Test API endpoints and database operations - Verify workflow </w:t>
-      </w:r>
+        <w:lastRenderedPageBreak/>
+        <w:t xml:space="preserve">dashboards and reporting interfaces CORE FEATURES: 1. Bonus Templates - Support multiple calculation methodologies: * Fixed Amount: Simple flat-rate bonuses * Percentage-Based: Calculated as a percentage of base salary * Parts-Based: Complex calculations with weighted components * Formula-Based: Custom mathematical formulas with variable substitution - Template activation/deactivation functionality - Eligibility criteria configuration 2. Personnel Management - Integration with existing personnel data - Point-in-time snapshots for historical accuracy - Custom attribute support for bonus-specific data 3. Bonus Generation - Manual and scheduled automatic generation - Period-based generation (monthly, quarterly, yearly) - Bulk and individual bonus creation 4. Approval Workflow - Multi-step approval process with role-based permissions - State transitions: draft → generated → </w:t>
+      </w:r>
+      <w:proofErr w:type="spellStart"/>
       <w:r>
         <w:rPr>
           <w:rFonts w:ascii="Segoe UI Variable Display" w:hAnsi="Segoe UI Variable Display" w:cs="Segoe UI Variable Display"/>
@@ -66,8 +1201,29 @@
           <w:szCs w:val="27"/>
           <w:shd w:val="clear" w:color="auto" w:fill="383739"/>
         </w:rPr>
+        <w:t>under_review</w:t>
+      </w:r>
+      <w:proofErr w:type="spellEnd"/>
+      <w:r>
+        <w:rPr>
+          <w:rFonts w:ascii="Segoe UI Variable Display" w:hAnsi="Segoe UI Variable Display" w:cs="Segoe UI Variable Display"/>
+          <w:color w:val="DADADA"/>
+          <w:sz w:val="27"/>
+          <w:szCs w:val="27"/>
+          <w:shd w:val="clear" w:color="auto" w:fill="383739"/>
+        </w:rPr>
+        <w:t xml:space="preserve"> → approved → paid - Complete audit trail of all workflow changes - Comments and annotations at each approval step 5. Reporting and Analytics - Summary and detailed bonus reports - Filtering and grouping options - Export capabilities (Excel, PDF, CSV) - Historical trend analysis TECHNICAL SPECIFICATIONS: 1. Backend Implementation - Use Node.js with Express framework - Implement service-oriented architecture - Ensure proper error handling and validation - Optimize for performance with batch processing and caching - Implement comprehensive logging 2. Database Design - Use MongoDB with Mongoose ODM - Design flexible document schemas - Implement proper indexing strategy - Ensure data integrity with validation 3. Frontend Implementation - Use Angular with TypeScript - Implement reactive forms with validation - Create reusable UI components - Ensure responsive design with CSS frameworks - Implement proper state management 4. Security Considerations - Role-based access control - Input validation and sanitization - Audit logging for sensitive operations - Data encryption for sensitive fields INTEGRATION POINTS: 1. User Authentication and Authorization - Leverage existing authentication system - Extend role-based permissions for bonus management 2. Personnel Data - Connect to existing employee database - Implement data synchronization mechanism 3. Notification System - Integrate with existing notification framework - Add bonus-specific notification templates 4. </w:t>
+      </w:r>
+      <w:r>
+        <w:rPr>
+          <w:rFonts w:ascii="Segoe UI Variable Display" w:hAnsi="Segoe UI Variable Display" w:cs="Segoe UI Variable Display"/>
+          <w:color w:val="DADADA"/>
+          <w:sz w:val="27"/>
+          <w:szCs w:val="27"/>
+          <w:shd w:val="clear" w:color="auto" w:fill="383739"/>
+        </w:rPr>
         <w:lastRenderedPageBreak/>
-        <w:t>transitions 3. User Acceptance Testing - Validate against business requirements - Ensure usability and performance DEPLOYMENT CONSIDERATIONS: 1. Database Migration - Plan for schema updates - Implement data migration scripts 2. Feature Flagging - Use feature flags for gradual rollout - Enable A/B testing of new features 3. Performance Monitoring - Implement metrics collection - Set up alerting for performance issues SUCCESS CRITERIA: 1. The Bonus Management System successfully integrates with the existing MEAN stack application 2. All bonus calculations are accurate and consistent 3. The approval workflow functions correctly with proper role-based permissions 4. Reports provide meaningful insights and export correctly 5. The system performs efficiently with large datasets 6. User interface is intuitive and responsive This playbook provides a comprehensive framework for implementing a Bonus Management System within your existing MEAN stack project. The modular approach allows for phased implementation and testing, ensuring a successful integration.</w:t>
+        <w:t>Financial Systems - Define integration points with payroll systems - Implement export functionality for financial data IMPLEMENTATION APPROACH: 1. Phase 1: Core Backend Development - Implement database schemas - Develop bonus calculation engine - Create basic API endpoints 2. Phase 2: Frontend Development - Build UI components - Implement forms and validation - Create dashboard views 3. Phase 3: Workflow and Reporting - Implement approval workflow - Develop reporting functionality - Add export capabilities 4. Phase 4: Integration and Testing - Connect with existing systems - Perform comprehensive testing - Optimize performance TESTING STRATEGY: 1. Unit Testing - Test individual components and functions - Focus on calculation accuracy and edge cases 2. Integration Testing - Test API endpoints and database operations - Verify workflow transitions 3. User Acceptance Testing - Validate against business requirements - Ensure usability and performance DEPLOYMENT CONSIDERATIONS: 1. Database Migration - Plan for schema updates - Implement data migration scripts 2. Feature Flagging - Use feature flags for gradual rollout - Enable A/B testing of new features 3. Performance Monitoring - Implement metrics collection - Set up alerting for performance issues SUCCESS CRITERIA: 1. The Bonus Management System successfully integrates with the existing MEAN stack application 2. All bonus calculations are accurate and consistent 3. The approval workflow functions correctly with proper role-based permissions 4. Reports provide meaningful insights and export correctly 5. The system performs efficiently with large datasets 6. User interface is intuitive and responsive This playbook provides a comprehensive framework for implementing a Bonus Management System within your existing MEAN stack project. The modular approach allows for phased implementation and testing, ensuring a successful integration.</w:t>
       </w:r>
       <w:r>
         <w:rPr>
@@ -7464,6 +8620,155 @@
     </w:lvl>
   </w:abstractNum>
   <w:abstractNum w:abstractNumId="6" w15:restartNumberingAfterBreak="0">
+    <w:nsid w:val="3D7C732D"/>
+    <w:multiLevelType w:val="multilevel"/>
+    <w:tmpl w:val="CE38AEB6"/>
+    <w:lvl w:ilvl="0">
+      <w:start w:val="1"/>
+      <w:numFmt w:val="bullet"/>
+      <w:lvlText w:val=""/>
+      <w:lvlJc w:val="left"/>
+      <w:pPr>
+        <w:tabs>
+          <w:tab w:val="num" w:pos="720"/>
+        </w:tabs>
+        <w:ind w:left="720" w:hanging="360"/>
+      </w:pPr>
+      <w:rPr>
+        <w:rFonts w:ascii="Symbol" w:hAnsi="Symbol" w:hint="default"/>
+        <w:sz w:val="20"/>
+      </w:rPr>
+    </w:lvl>
+    <w:lvl w:ilvl="1" w:tentative="1">
+      <w:start w:val="1"/>
+      <w:numFmt w:val="bullet"/>
+      <w:lvlText w:val="o"/>
+      <w:lvlJc w:val="left"/>
+      <w:pPr>
+        <w:tabs>
+          <w:tab w:val="num" w:pos="1440"/>
+        </w:tabs>
+        <w:ind w:left="1440" w:hanging="360"/>
+      </w:pPr>
+      <w:rPr>
+        <w:rFonts w:ascii="Courier New" w:hAnsi="Courier New" w:hint="default"/>
+        <w:sz w:val="20"/>
+      </w:rPr>
+    </w:lvl>
+    <w:lvl w:ilvl="2" w:tentative="1">
+      <w:start w:val="1"/>
+      <w:numFmt w:val="bullet"/>
+      <w:lvlText w:val=""/>
+      <w:lvlJc w:val="left"/>
+      <w:pPr>
+        <w:tabs>
+          <w:tab w:val="num" w:pos="2160"/>
+        </w:tabs>
+        <w:ind w:left="2160" w:hanging="360"/>
+      </w:pPr>
+      <w:rPr>
+        <w:rFonts w:ascii="Wingdings" w:hAnsi="Wingdings" w:hint="default"/>
+        <w:sz w:val="20"/>
+      </w:rPr>
+    </w:lvl>
+    <w:lvl w:ilvl="3" w:tentative="1">
+      <w:start w:val="1"/>
+      <w:numFmt w:val="bullet"/>
+      <w:lvlText w:val=""/>
+      <w:lvlJc w:val="left"/>
+      <w:pPr>
+        <w:tabs>
+          <w:tab w:val="num" w:pos="2880"/>
+        </w:tabs>
+        <w:ind w:left="2880" w:hanging="360"/>
+      </w:pPr>
+      <w:rPr>
+        <w:rFonts w:ascii="Wingdings" w:hAnsi="Wingdings" w:hint="default"/>
+        <w:sz w:val="20"/>
+      </w:rPr>
+    </w:lvl>
+    <w:lvl w:ilvl="4" w:tentative="1">
+      <w:start w:val="1"/>
+      <w:numFmt w:val="bullet"/>
+      <w:lvlText w:val=""/>
+      <w:lvlJc w:val="left"/>
+      <w:pPr>
+        <w:tabs>
+          <w:tab w:val="num" w:pos="3600"/>
+        </w:tabs>
+        <w:ind w:left="3600" w:hanging="360"/>
+      </w:pPr>
+      <w:rPr>
+        <w:rFonts w:ascii="Wingdings" w:hAnsi="Wingdings" w:hint="default"/>
+        <w:sz w:val="20"/>
+      </w:rPr>
+    </w:lvl>
+    <w:lvl w:ilvl="5" w:tentative="1">
+      <w:start w:val="1"/>
+      <w:numFmt w:val="bullet"/>
+      <w:lvlText w:val=""/>
+      <w:lvlJc w:val="left"/>
+      <w:pPr>
+        <w:tabs>
+          <w:tab w:val="num" w:pos="4320"/>
+        </w:tabs>
+        <w:ind w:left="4320" w:hanging="360"/>
+      </w:pPr>
+      <w:rPr>
+        <w:rFonts w:ascii="Wingdings" w:hAnsi="Wingdings" w:hint="default"/>
+        <w:sz w:val="20"/>
+      </w:rPr>
+    </w:lvl>
+    <w:lvl w:ilvl="6" w:tentative="1">
+      <w:start w:val="1"/>
+      <w:numFmt w:val="bullet"/>
+      <w:lvlText w:val=""/>
+      <w:lvlJc w:val="left"/>
+      <w:pPr>
+        <w:tabs>
+          <w:tab w:val="num" w:pos="5040"/>
+        </w:tabs>
+        <w:ind w:left="5040" w:hanging="360"/>
+      </w:pPr>
+      <w:rPr>
+        <w:rFonts w:ascii="Wingdings" w:hAnsi="Wingdings" w:hint="default"/>
+        <w:sz w:val="20"/>
+      </w:rPr>
+    </w:lvl>
+    <w:lvl w:ilvl="7" w:tentative="1">
+      <w:start w:val="1"/>
+      <w:numFmt w:val="bullet"/>
+      <w:lvlText w:val=""/>
+      <w:lvlJc w:val="left"/>
+      <w:pPr>
+        <w:tabs>
+          <w:tab w:val="num" w:pos="5760"/>
+        </w:tabs>
+        <w:ind w:left="5760" w:hanging="360"/>
+      </w:pPr>
+      <w:rPr>
+        <w:rFonts w:ascii="Wingdings" w:hAnsi="Wingdings" w:hint="default"/>
+        <w:sz w:val="20"/>
+      </w:rPr>
+    </w:lvl>
+    <w:lvl w:ilvl="8" w:tentative="1">
+      <w:start w:val="1"/>
+      <w:numFmt w:val="bullet"/>
+      <w:lvlText w:val=""/>
+      <w:lvlJc w:val="left"/>
+      <w:pPr>
+        <w:tabs>
+          <w:tab w:val="num" w:pos="6480"/>
+        </w:tabs>
+        <w:ind w:left="6480" w:hanging="360"/>
+      </w:pPr>
+      <w:rPr>
+        <w:rFonts w:ascii="Wingdings" w:hAnsi="Wingdings" w:hint="default"/>
+        <w:sz w:val="20"/>
+      </w:rPr>
+    </w:lvl>
+  </w:abstractNum>
+  <w:abstractNum w:abstractNumId="7" w15:restartNumberingAfterBreak="0">
     <w:nsid w:val="3E1577E3"/>
     <w:multiLevelType w:val="multilevel"/>
     <w:tmpl w:val="22BCC870"/>
@@ -7588,7 +8893,301 @@
       </w:pPr>
     </w:lvl>
   </w:abstractNum>
-  <w:abstractNum w:abstractNumId="7" w15:restartNumberingAfterBreak="0">
+  <w:abstractNum w:abstractNumId="8" w15:restartNumberingAfterBreak="0">
+    <w:nsid w:val="3F375988"/>
+    <w:multiLevelType w:val="multilevel"/>
+    <w:tmpl w:val="210C2A54"/>
+    <w:lvl w:ilvl="0">
+      <w:start w:val="1"/>
+      <w:numFmt w:val="bullet"/>
+      <w:lvlText w:val=""/>
+      <w:lvlJc w:val="left"/>
+      <w:pPr>
+        <w:tabs>
+          <w:tab w:val="num" w:pos="720"/>
+        </w:tabs>
+        <w:ind w:left="720" w:hanging="360"/>
+      </w:pPr>
+      <w:rPr>
+        <w:rFonts w:ascii="Symbol" w:hAnsi="Symbol" w:hint="default"/>
+        <w:sz w:val="20"/>
+      </w:rPr>
+    </w:lvl>
+    <w:lvl w:ilvl="1">
+      <w:start w:val="1"/>
+      <w:numFmt w:val="decimal"/>
+      <w:lvlText w:val="%2."/>
+      <w:lvlJc w:val="left"/>
+      <w:pPr>
+        <w:tabs>
+          <w:tab w:val="num" w:pos="1440"/>
+        </w:tabs>
+        <w:ind w:left="1440" w:hanging="360"/>
+      </w:pPr>
+    </w:lvl>
+    <w:lvl w:ilvl="2" w:tentative="1">
+      <w:start w:val="1"/>
+      <w:numFmt w:val="bullet"/>
+      <w:lvlText w:val=""/>
+      <w:lvlJc w:val="left"/>
+      <w:pPr>
+        <w:tabs>
+          <w:tab w:val="num" w:pos="2160"/>
+        </w:tabs>
+        <w:ind w:left="2160" w:hanging="360"/>
+      </w:pPr>
+      <w:rPr>
+        <w:rFonts w:ascii="Wingdings" w:hAnsi="Wingdings" w:hint="default"/>
+        <w:sz w:val="20"/>
+      </w:rPr>
+    </w:lvl>
+    <w:lvl w:ilvl="3" w:tentative="1">
+      <w:start w:val="1"/>
+      <w:numFmt w:val="bullet"/>
+      <w:lvlText w:val=""/>
+      <w:lvlJc w:val="left"/>
+      <w:pPr>
+        <w:tabs>
+          <w:tab w:val="num" w:pos="2880"/>
+        </w:tabs>
+        <w:ind w:left="2880" w:hanging="360"/>
+      </w:pPr>
+      <w:rPr>
+        <w:rFonts w:ascii="Wingdings" w:hAnsi="Wingdings" w:hint="default"/>
+        <w:sz w:val="20"/>
+      </w:rPr>
+    </w:lvl>
+    <w:lvl w:ilvl="4" w:tentative="1">
+      <w:start w:val="1"/>
+      <w:numFmt w:val="bullet"/>
+      <w:lvlText w:val=""/>
+      <w:lvlJc w:val="left"/>
+      <w:pPr>
+        <w:tabs>
+          <w:tab w:val="num" w:pos="3600"/>
+        </w:tabs>
+        <w:ind w:left="3600" w:hanging="360"/>
+      </w:pPr>
+      <w:rPr>
+        <w:rFonts w:ascii="Wingdings" w:hAnsi="Wingdings" w:hint="default"/>
+        <w:sz w:val="20"/>
+      </w:rPr>
+    </w:lvl>
+    <w:lvl w:ilvl="5" w:tentative="1">
+      <w:start w:val="1"/>
+      <w:numFmt w:val="bullet"/>
+      <w:lvlText w:val=""/>
+      <w:lvlJc w:val="left"/>
+      <w:pPr>
+        <w:tabs>
+          <w:tab w:val="num" w:pos="4320"/>
+        </w:tabs>
+        <w:ind w:left="4320" w:hanging="360"/>
+      </w:pPr>
+      <w:rPr>
+        <w:rFonts w:ascii="Wingdings" w:hAnsi="Wingdings" w:hint="default"/>
+        <w:sz w:val="20"/>
+      </w:rPr>
+    </w:lvl>
+    <w:lvl w:ilvl="6" w:tentative="1">
+      <w:start w:val="1"/>
+      <w:numFmt w:val="bullet"/>
+      <w:lvlText w:val=""/>
+      <w:lvlJc w:val="left"/>
+      <w:pPr>
+        <w:tabs>
+          <w:tab w:val="num" w:pos="5040"/>
+        </w:tabs>
+        <w:ind w:left="5040" w:hanging="360"/>
+      </w:pPr>
+      <w:rPr>
+        <w:rFonts w:ascii="Wingdings" w:hAnsi="Wingdings" w:hint="default"/>
+        <w:sz w:val="20"/>
+      </w:rPr>
+    </w:lvl>
+    <w:lvl w:ilvl="7" w:tentative="1">
+      <w:start w:val="1"/>
+      <w:numFmt w:val="bullet"/>
+      <w:lvlText w:val=""/>
+      <w:lvlJc w:val="left"/>
+      <w:pPr>
+        <w:tabs>
+          <w:tab w:val="num" w:pos="5760"/>
+        </w:tabs>
+        <w:ind w:left="5760" w:hanging="360"/>
+      </w:pPr>
+      <w:rPr>
+        <w:rFonts w:ascii="Wingdings" w:hAnsi="Wingdings" w:hint="default"/>
+        <w:sz w:val="20"/>
+      </w:rPr>
+    </w:lvl>
+    <w:lvl w:ilvl="8" w:tentative="1">
+      <w:start w:val="1"/>
+      <w:numFmt w:val="bullet"/>
+      <w:lvlText w:val=""/>
+      <w:lvlJc w:val="left"/>
+      <w:pPr>
+        <w:tabs>
+          <w:tab w:val="num" w:pos="6480"/>
+        </w:tabs>
+        <w:ind w:left="6480" w:hanging="360"/>
+      </w:pPr>
+      <w:rPr>
+        <w:rFonts w:ascii="Wingdings" w:hAnsi="Wingdings" w:hint="default"/>
+        <w:sz w:val="20"/>
+      </w:rPr>
+    </w:lvl>
+  </w:abstractNum>
+  <w:abstractNum w:abstractNumId="9" w15:restartNumberingAfterBreak="0">
+    <w:nsid w:val="4343349B"/>
+    <w:multiLevelType w:val="multilevel"/>
+    <w:tmpl w:val="C674E0CE"/>
+    <w:lvl w:ilvl="0">
+      <w:start w:val="1"/>
+      <w:numFmt w:val="bullet"/>
+      <w:lvlText w:val=""/>
+      <w:lvlJc w:val="left"/>
+      <w:pPr>
+        <w:tabs>
+          <w:tab w:val="num" w:pos="720"/>
+        </w:tabs>
+        <w:ind w:left="720" w:hanging="360"/>
+      </w:pPr>
+      <w:rPr>
+        <w:rFonts w:ascii="Symbol" w:hAnsi="Symbol" w:hint="default"/>
+        <w:sz w:val="20"/>
+      </w:rPr>
+    </w:lvl>
+    <w:lvl w:ilvl="1">
+      <w:start w:val="1"/>
+      <w:numFmt w:val="bullet"/>
+      <w:lvlText w:val="o"/>
+      <w:lvlJc w:val="left"/>
+      <w:pPr>
+        <w:tabs>
+          <w:tab w:val="num" w:pos="1440"/>
+        </w:tabs>
+        <w:ind w:left="1440" w:hanging="360"/>
+      </w:pPr>
+      <w:rPr>
+        <w:rFonts w:ascii="Courier New" w:hAnsi="Courier New" w:hint="default"/>
+        <w:sz w:val="20"/>
+      </w:rPr>
+    </w:lvl>
+    <w:lvl w:ilvl="2" w:tentative="1">
+      <w:start w:val="1"/>
+      <w:numFmt w:val="bullet"/>
+      <w:lvlText w:val=""/>
+      <w:lvlJc w:val="left"/>
+      <w:pPr>
+        <w:tabs>
+          <w:tab w:val="num" w:pos="2160"/>
+        </w:tabs>
+        <w:ind w:left="2160" w:hanging="360"/>
+      </w:pPr>
+      <w:rPr>
+        <w:rFonts w:ascii="Wingdings" w:hAnsi="Wingdings" w:hint="default"/>
+        <w:sz w:val="20"/>
+      </w:rPr>
+    </w:lvl>
+    <w:lvl w:ilvl="3" w:tentative="1">
+      <w:start w:val="1"/>
+      <w:numFmt w:val="bullet"/>
+      <w:lvlText w:val=""/>
+      <w:lvlJc w:val="left"/>
+      <w:pPr>
+        <w:tabs>
+          <w:tab w:val="num" w:pos="2880"/>
+        </w:tabs>
+        <w:ind w:left="2880" w:hanging="360"/>
+      </w:pPr>
+      <w:rPr>
+        <w:rFonts w:ascii="Wingdings" w:hAnsi="Wingdings" w:hint="default"/>
+        <w:sz w:val="20"/>
+      </w:rPr>
+    </w:lvl>
+    <w:lvl w:ilvl="4" w:tentative="1">
+      <w:start w:val="1"/>
+      <w:numFmt w:val="bullet"/>
+      <w:lvlText w:val=""/>
+      <w:lvlJc w:val="left"/>
+      <w:pPr>
+        <w:tabs>
+          <w:tab w:val="num" w:pos="3600"/>
+        </w:tabs>
+        <w:ind w:left="3600" w:hanging="360"/>
+      </w:pPr>
+      <w:rPr>
+        <w:rFonts w:ascii="Wingdings" w:hAnsi="Wingdings" w:hint="default"/>
+        <w:sz w:val="20"/>
+      </w:rPr>
+    </w:lvl>
+    <w:lvl w:ilvl="5" w:tentative="1">
+      <w:start w:val="1"/>
+      <w:numFmt w:val="bullet"/>
+      <w:lvlText w:val=""/>
+      <w:lvlJc w:val="left"/>
+      <w:pPr>
+        <w:tabs>
+          <w:tab w:val="num" w:pos="4320"/>
+        </w:tabs>
+        <w:ind w:left="4320" w:hanging="360"/>
+      </w:pPr>
+      <w:rPr>
+        <w:rFonts w:ascii="Wingdings" w:hAnsi="Wingdings" w:hint="default"/>
+        <w:sz w:val="20"/>
+      </w:rPr>
+    </w:lvl>
+    <w:lvl w:ilvl="6" w:tentative="1">
+      <w:start w:val="1"/>
+      <w:numFmt w:val="bullet"/>
+      <w:lvlText w:val=""/>
+      <w:lvlJc w:val="left"/>
+      <w:pPr>
+        <w:tabs>
+          <w:tab w:val="num" w:pos="5040"/>
+        </w:tabs>
+        <w:ind w:left="5040" w:hanging="360"/>
+      </w:pPr>
+      <w:rPr>
+        <w:rFonts w:ascii="Wingdings" w:hAnsi="Wingdings" w:hint="default"/>
+        <w:sz w:val="20"/>
+      </w:rPr>
+    </w:lvl>
+    <w:lvl w:ilvl="7" w:tentative="1">
+      <w:start w:val="1"/>
+      <w:numFmt w:val="bullet"/>
+      <w:lvlText w:val=""/>
+      <w:lvlJc w:val="left"/>
+      <w:pPr>
+        <w:tabs>
+          <w:tab w:val="num" w:pos="5760"/>
+        </w:tabs>
+        <w:ind w:left="5760" w:hanging="360"/>
+      </w:pPr>
+      <w:rPr>
+        <w:rFonts w:ascii="Wingdings" w:hAnsi="Wingdings" w:hint="default"/>
+        <w:sz w:val="20"/>
+      </w:rPr>
+    </w:lvl>
+    <w:lvl w:ilvl="8" w:tentative="1">
+      <w:start w:val="1"/>
+      <w:numFmt w:val="bullet"/>
+      <w:lvlText w:val=""/>
+      <w:lvlJc w:val="left"/>
+      <w:pPr>
+        <w:tabs>
+          <w:tab w:val="num" w:pos="6480"/>
+        </w:tabs>
+        <w:ind w:left="6480" w:hanging="360"/>
+      </w:pPr>
+      <w:rPr>
+        <w:rFonts w:ascii="Wingdings" w:hAnsi="Wingdings" w:hint="default"/>
+        <w:sz w:val="20"/>
+      </w:rPr>
+    </w:lvl>
+  </w:abstractNum>
+  <w:abstractNum w:abstractNumId="10" w15:restartNumberingAfterBreak="0">
     <w:nsid w:val="49A57FA3"/>
     <w:multiLevelType w:val="multilevel"/>
     <w:tmpl w:val="EF6E0BCE"/>
@@ -7705,7 +9304,156 @@
       </w:pPr>
     </w:lvl>
   </w:abstractNum>
-  <w:abstractNum w:abstractNumId="8" w15:restartNumberingAfterBreak="0">
+  <w:abstractNum w:abstractNumId="11" w15:restartNumberingAfterBreak="0">
+    <w:nsid w:val="570D5E26"/>
+    <w:multiLevelType w:val="multilevel"/>
+    <w:tmpl w:val="4F32B334"/>
+    <w:lvl w:ilvl="0">
+      <w:start w:val="1"/>
+      <w:numFmt w:val="bullet"/>
+      <w:lvlText w:val=""/>
+      <w:lvlJc w:val="left"/>
+      <w:pPr>
+        <w:tabs>
+          <w:tab w:val="num" w:pos="720"/>
+        </w:tabs>
+        <w:ind w:left="720" w:hanging="360"/>
+      </w:pPr>
+      <w:rPr>
+        <w:rFonts w:ascii="Symbol" w:hAnsi="Symbol" w:hint="default"/>
+        <w:sz w:val="20"/>
+      </w:rPr>
+    </w:lvl>
+    <w:lvl w:ilvl="1" w:tentative="1">
+      <w:start w:val="1"/>
+      <w:numFmt w:val="bullet"/>
+      <w:lvlText w:val="o"/>
+      <w:lvlJc w:val="left"/>
+      <w:pPr>
+        <w:tabs>
+          <w:tab w:val="num" w:pos="1440"/>
+        </w:tabs>
+        <w:ind w:left="1440" w:hanging="360"/>
+      </w:pPr>
+      <w:rPr>
+        <w:rFonts w:ascii="Courier New" w:hAnsi="Courier New" w:hint="default"/>
+        <w:sz w:val="20"/>
+      </w:rPr>
+    </w:lvl>
+    <w:lvl w:ilvl="2" w:tentative="1">
+      <w:start w:val="1"/>
+      <w:numFmt w:val="bullet"/>
+      <w:lvlText w:val=""/>
+      <w:lvlJc w:val="left"/>
+      <w:pPr>
+        <w:tabs>
+          <w:tab w:val="num" w:pos="2160"/>
+        </w:tabs>
+        <w:ind w:left="2160" w:hanging="360"/>
+      </w:pPr>
+      <w:rPr>
+        <w:rFonts w:ascii="Wingdings" w:hAnsi="Wingdings" w:hint="default"/>
+        <w:sz w:val="20"/>
+      </w:rPr>
+    </w:lvl>
+    <w:lvl w:ilvl="3" w:tentative="1">
+      <w:start w:val="1"/>
+      <w:numFmt w:val="bullet"/>
+      <w:lvlText w:val=""/>
+      <w:lvlJc w:val="left"/>
+      <w:pPr>
+        <w:tabs>
+          <w:tab w:val="num" w:pos="2880"/>
+        </w:tabs>
+        <w:ind w:left="2880" w:hanging="360"/>
+      </w:pPr>
+      <w:rPr>
+        <w:rFonts w:ascii="Wingdings" w:hAnsi="Wingdings" w:hint="default"/>
+        <w:sz w:val="20"/>
+      </w:rPr>
+    </w:lvl>
+    <w:lvl w:ilvl="4" w:tentative="1">
+      <w:start w:val="1"/>
+      <w:numFmt w:val="bullet"/>
+      <w:lvlText w:val=""/>
+      <w:lvlJc w:val="left"/>
+      <w:pPr>
+        <w:tabs>
+          <w:tab w:val="num" w:pos="3600"/>
+        </w:tabs>
+        <w:ind w:left="3600" w:hanging="360"/>
+      </w:pPr>
+      <w:rPr>
+        <w:rFonts w:ascii="Wingdings" w:hAnsi="Wingdings" w:hint="default"/>
+        <w:sz w:val="20"/>
+      </w:rPr>
+    </w:lvl>
+    <w:lvl w:ilvl="5" w:tentative="1">
+      <w:start w:val="1"/>
+      <w:numFmt w:val="bullet"/>
+      <w:lvlText w:val=""/>
+      <w:lvlJc w:val="left"/>
+      <w:pPr>
+        <w:tabs>
+          <w:tab w:val="num" w:pos="4320"/>
+        </w:tabs>
+        <w:ind w:left="4320" w:hanging="360"/>
+      </w:pPr>
+      <w:rPr>
+        <w:rFonts w:ascii="Wingdings" w:hAnsi="Wingdings" w:hint="default"/>
+        <w:sz w:val="20"/>
+      </w:rPr>
+    </w:lvl>
+    <w:lvl w:ilvl="6" w:tentative="1">
+      <w:start w:val="1"/>
+      <w:numFmt w:val="bullet"/>
+      <w:lvlText w:val=""/>
+      <w:lvlJc w:val="left"/>
+      <w:pPr>
+        <w:tabs>
+          <w:tab w:val="num" w:pos="5040"/>
+        </w:tabs>
+        <w:ind w:left="5040" w:hanging="360"/>
+      </w:pPr>
+      <w:rPr>
+        <w:rFonts w:ascii="Wingdings" w:hAnsi="Wingdings" w:hint="default"/>
+        <w:sz w:val="20"/>
+      </w:rPr>
+    </w:lvl>
+    <w:lvl w:ilvl="7" w:tentative="1">
+      <w:start w:val="1"/>
+      <w:numFmt w:val="bullet"/>
+      <w:lvlText w:val=""/>
+      <w:lvlJc w:val="left"/>
+      <w:pPr>
+        <w:tabs>
+          <w:tab w:val="num" w:pos="5760"/>
+        </w:tabs>
+        <w:ind w:left="5760" w:hanging="360"/>
+      </w:pPr>
+      <w:rPr>
+        <w:rFonts w:ascii="Wingdings" w:hAnsi="Wingdings" w:hint="default"/>
+        <w:sz w:val="20"/>
+      </w:rPr>
+    </w:lvl>
+    <w:lvl w:ilvl="8" w:tentative="1">
+      <w:start w:val="1"/>
+      <w:numFmt w:val="bullet"/>
+      <w:lvlText w:val=""/>
+      <w:lvlJc w:val="left"/>
+      <w:pPr>
+        <w:tabs>
+          <w:tab w:val="num" w:pos="6480"/>
+        </w:tabs>
+        <w:ind w:left="6480" w:hanging="360"/>
+      </w:pPr>
+      <w:rPr>
+        <w:rFonts w:ascii="Wingdings" w:hAnsi="Wingdings" w:hint="default"/>
+        <w:sz w:val="20"/>
+      </w:rPr>
+    </w:lvl>
+  </w:abstractNum>
+  <w:abstractNum w:abstractNumId="12" w15:restartNumberingAfterBreak="0">
     <w:nsid w:val="584B0A6D"/>
     <w:multiLevelType w:val="multilevel"/>
     <w:tmpl w:val="5E14BF08"/>
@@ -7826,7 +9574,156 @@
       </w:pPr>
     </w:lvl>
   </w:abstractNum>
-  <w:abstractNum w:abstractNumId="9" w15:restartNumberingAfterBreak="0">
+  <w:abstractNum w:abstractNumId="13" w15:restartNumberingAfterBreak="0">
+    <w:nsid w:val="66A64A92"/>
+    <w:multiLevelType w:val="multilevel"/>
+    <w:tmpl w:val="E98890F4"/>
+    <w:lvl w:ilvl="0">
+      <w:start w:val="1"/>
+      <w:numFmt w:val="bullet"/>
+      <w:lvlText w:val=""/>
+      <w:lvlJc w:val="left"/>
+      <w:pPr>
+        <w:tabs>
+          <w:tab w:val="num" w:pos="720"/>
+        </w:tabs>
+        <w:ind w:left="720" w:hanging="360"/>
+      </w:pPr>
+      <w:rPr>
+        <w:rFonts w:ascii="Symbol" w:hAnsi="Symbol" w:hint="default"/>
+        <w:sz w:val="20"/>
+      </w:rPr>
+    </w:lvl>
+    <w:lvl w:ilvl="1">
+      <w:start w:val="1"/>
+      <w:numFmt w:val="bullet"/>
+      <w:lvlText w:val="o"/>
+      <w:lvlJc w:val="left"/>
+      <w:pPr>
+        <w:tabs>
+          <w:tab w:val="num" w:pos="1440"/>
+        </w:tabs>
+        <w:ind w:left="1440" w:hanging="360"/>
+      </w:pPr>
+      <w:rPr>
+        <w:rFonts w:ascii="Courier New" w:hAnsi="Courier New" w:hint="default"/>
+        <w:sz w:val="20"/>
+      </w:rPr>
+    </w:lvl>
+    <w:lvl w:ilvl="2" w:tentative="1">
+      <w:start w:val="1"/>
+      <w:numFmt w:val="bullet"/>
+      <w:lvlText w:val=""/>
+      <w:lvlJc w:val="left"/>
+      <w:pPr>
+        <w:tabs>
+          <w:tab w:val="num" w:pos="2160"/>
+        </w:tabs>
+        <w:ind w:left="2160" w:hanging="360"/>
+      </w:pPr>
+      <w:rPr>
+        <w:rFonts w:ascii="Wingdings" w:hAnsi="Wingdings" w:hint="default"/>
+        <w:sz w:val="20"/>
+      </w:rPr>
+    </w:lvl>
+    <w:lvl w:ilvl="3" w:tentative="1">
+      <w:start w:val="1"/>
+      <w:numFmt w:val="bullet"/>
+      <w:lvlText w:val=""/>
+      <w:lvlJc w:val="left"/>
+      <w:pPr>
+        <w:tabs>
+          <w:tab w:val="num" w:pos="2880"/>
+        </w:tabs>
+        <w:ind w:left="2880" w:hanging="360"/>
+      </w:pPr>
+      <w:rPr>
+        <w:rFonts w:ascii="Wingdings" w:hAnsi="Wingdings" w:hint="default"/>
+        <w:sz w:val="20"/>
+      </w:rPr>
+    </w:lvl>
+    <w:lvl w:ilvl="4" w:tentative="1">
+      <w:start w:val="1"/>
+      <w:numFmt w:val="bullet"/>
+      <w:lvlText w:val=""/>
+      <w:lvlJc w:val="left"/>
+      <w:pPr>
+        <w:tabs>
+          <w:tab w:val="num" w:pos="3600"/>
+        </w:tabs>
+        <w:ind w:left="3600" w:hanging="360"/>
+      </w:pPr>
+      <w:rPr>
+        <w:rFonts w:ascii="Wingdings" w:hAnsi="Wingdings" w:hint="default"/>
+        <w:sz w:val="20"/>
+      </w:rPr>
+    </w:lvl>
+    <w:lvl w:ilvl="5" w:tentative="1">
+      <w:start w:val="1"/>
+      <w:numFmt w:val="bullet"/>
+      <w:lvlText w:val=""/>
+      <w:lvlJc w:val="left"/>
+      <w:pPr>
+        <w:tabs>
+          <w:tab w:val="num" w:pos="4320"/>
+        </w:tabs>
+        <w:ind w:left="4320" w:hanging="360"/>
+      </w:pPr>
+      <w:rPr>
+        <w:rFonts w:ascii="Wingdings" w:hAnsi="Wingdings" w:hint="default"/>
+        <w:sz w:val="20"/>
+      </w:rPr>
+    </w:lvl>
+    <w:lvl w:ilvl="6" w:tentative="1">
+      <w:start w:val="1"/>
+      <w:numFmt w:val="bullet"/>
+      <w:lvlText w:val=""/>
+      <w:lvlJc w:val="left"/>
+      <w:pPr>
+        <w:tabs>
+          <w:tab w:val="num" w:pos="5040"/>
+        </w:tabs>
+        <w:ind w:left="5040" w:hanging="360"/>
+      </w:pPr>
+      <w:rPr>
+        <w:rFonts w:ascii="Wingdings" w:hAnsi="Wingdings" w:hint="default"/>
+        <w:sz w:val="20"/>
+      </w:rPr>
+    </w:lvl>
+    <w:lvl w:ilvl="7" w:tentative="1">
+      <w:start w:val="1"/>
+      <w:numFmt w:val="bullet"/>
+      <w:lvlText w:val=""/>
+      <w:lvlJc w:val="left"/>
+      <w:pPr>
+        <w:tabs>
+          <w:tab w:val="num" w:pos="5760"/>
+        </w:tabs>
+        <w:ind w:left="5760" w:hanging="360"/>
+      </w:pPr>
+      <w:rPr>
+        <w:rFonts w:ascii="Wingdings" w:hAnsi="Wingdings" w:hint="default"/>
+        <w:sz w:val="20"/>
+      </w:rPr>
+    </w:lvl>
+    <w:lvl w:ilvl="8" w:tentative="1">
+      <w:start w:val="1"/>
+      <w:numFmt w:val="bullet"/>
+      <w:lvlText w:val=""/>
+      <w:lvlJc w:val="left"/>
+      <w:pPr>
+        <w:tabs>
+          <w:tab w:val="num" w:pos="6480"/>
+        </w:tabs>
+        <w:ind w:left="6480" w:hanging="360"/>
+      </w:pPr>
+      <w:rPr>
+        <w:rFonts w:ascii="Wingdings" w:hAnsi="Wingdings" w:hint="default"/>
+        <w:sz w:val="20"/>
+      </w:rPr>
+    </w:lvl>
+  </w:abstractNum>
+  <w:abstractNum w:abstractNumId="14" w15:restartNumberingAfterBreak="0">
     <w:nsid w:val="688D4047"/>
     <w:multiLevelType w:val="multilevel"/>
     <w:tmpl w:val="24761D86"/>
@@ -7943,7 +9840,7 @@
       </w:pPr>
     </w:lvl>
   </w:abstractNum>
-  <w:abstractNum w:abstractNumId="10" w15:restartNumberingAfterBreak="0">
+  <w:abstractNum w:abstractNumId="15" w15:restartNumberingAfterBreak="0">
     <w:nsid w:val="760B654B"/>
     <w:multiLevelType w:val="multilevel"/>
     <w:tmpl w:val="64987D00"/>
@@ -8061,7 +9958,7 @@
     </w:lvl>
   </w:abstractNum>
   <w:num w:numId="1" w16cid:durableId="162936296">
-    <w:abstractNumId w:val="6"/>
+    <w:abstractNumId w:val="7"/>
   </w:num>
   <w:num w:numId="2" w16cid:durableId="576868547">
     <w:abstractNumId w:val="4"/>
@@ -8076,22 +9973,37 @@
     <w:abstractNumId w:val="1"/>
   </w:num>
   <w:num w:numId="6" w16cid:durableId="182865590">
-    <w:abstractNumId w:val="8"/>
+    <w:abstractNumId w:val="12"/>
   </w:num>
   <w:num w:numId="7" w16cid:durableId="305279310">
-    <w:abstractNumId w:val="9"/>
+    <w:abstractNumId w:val="14"/>
   </w:num>
   <w:num w:numId="8" w16cid:durableId="651447719">
-    <w:abstractNumId w:val="7"/>
+    <w:abstractNumId w:val="10"/>
   </w:num>
   <w:num w:numId="9" w16cid:durableId="994187458">
     <w:abstractNumId w:val="5"/>
   </w:num>
   <w:num w:numId="10" w16cid:durableId="2031762338">
-    <w:abstractNumId w:val="10"/>
+    <w:abstractNumId w:val="15"/>
   </w:num>
   <w:num w:numId="11" w16cid:durableId="238105293">
     <w:abstractNumId w:val="3"/>
+  </w:num>
+  <w:num w:numId="12" w16cid:durableId="309750509">
+    <w:abstractNumId w:val="6"/>
+  </w:num>
+  <w:num w:numId="13" w16cid:durableId="1774209240">
+    <w:abstractNumId w:val="9"/>
+  </w:num>
+  <w:num w:numId="14" w16cid:durableId="495338822">
+    <w:abstractNumId w:val="8"/>
+  </w:num>
+  <w:num w:numId="15" w16cid:durableId="640308959">
+    <w:abstractNumId w:val="11"/>
+  </w:num>
+  <w:num w:numId="16" w16cid:durableId="792745768">
+    <w:abstractNumId w:val="13"/>
   </w:num>
 </w:numbering>
 </file>
@@ -9065,6 +10977,20 @@
     <w:basedOn w:val="DefaultParagraphFont"/>
     <w:rsid w:val="00F25E90"/>
   </w:style>
+  <w:style w:type="paragraph" w:customStyle="1" w:styleId="ds-markdown-paragraph">
+    <w:name w:val="ds-markdown-paragraph"/>
+    <w:basedOn w:val="Normal"/>
+    <w:rsid w:val="009866E4"/>
+    <w:pPr>
+      <w:spacing w:before="100" w:beforeAutospacing="1" w:after="100" w:afterAutospacing="1" w:line="240" w:lineRule="auto"/>
+    </w:pPr>
+    <w:rPr>
+      <w:rFonts w:ascii="Times New Roman" w:eastAsia="Times New Roman" w:hAnsi="Times New Roman" w:cs="Times New Roman"/>
+      <w:kern w:val="0"/>
+      <w:lang w:eastAsia="en-GB"/>
+      <w14:ligatures w14:val="none"/>
+    </w:rPr>
+  </w:style>
 </w:styles>
 </file>
 

--- a/server/Bonus management description.docx
+++ b/server/Bonus management description.docx
@@ -9,6 +9,1768 @@
         <w:outlineLvl w:val="2"/>
         <w:rPr>
           <w:rFonts w:ascii="Segoe UI" w:eastAsia="Times New Roman" w:hAnsi="Segoe UI" w:cs="Segoe UI"/>
+          <w:b/>
+          <w:bCs/>
+          <w:color w:val="F8FAFF"/>
+          <w:kern w:val="0"/>
+          <w:sz w:val="27"/>
+          <w:szCs w:val="27"/>
+          <w:lang w:eastAsia="en-GB"/>
+          <w14:ligatures w14:val="none"/>
+        </w:rPr>
+      </w:pPr>
+    </w:p>
+    <w:p>
+      <w:pPr>
+        <w:shd w:val="clear" w:color="auto" w:fill="292A2D"/>
+        <w:spacing w:after="206" w:line="240" w:lineRule="auto"/>
+        <w:outlineLvl w:val="2"/>
+        <w:rPr>
+          <w:rFonts w:ascii="Segoe UI" w:eastAsia="Times New Roman" w:hAnsi="Segoe UI" w:cs="Segoe UI"/>
+          <w:b/>
+          <w:bCs/>
+          <w:color w:val="F8FAFF"/>
+          <w:kern w:val="0"/>
+          <w:sz w:val="27"/>
+          <w:szCs w:val="27"/>
+          <w:lang w:eastAsia="en-GB"/>
+          <w14:ligatures w14:val="none"/>
+        </w:rPr>
+      </w:pPr>
+    </w:p>
+    <w:p>
+      <w:pPr>
+        <w:shd w:val="clear" w:color="auto" w:fill="292A2D"/>
+        <w:spacing w:after="206" w:line="240" w:lineRule="auto"/>
+        <w:outlineLvl w:val="2"/>
+        <w:rPr>
+          <w:rFonts w:ascii="Segoe UI" w:eastAsia="Times New Roman" w:hAnsi="Segoe UI" w:cs="Segoe UI"/>
+          <w:b/>
+          <w:bCs/>
+          <w:color w:val="F8FAFF"/>
+          <w:kern w:val="0"/>
+          <w:sz w:val="27"/>
+          <w:szCs w:val="27"/>
+          <w:lang w:eastAsia="en-GB"/>
+          <w14:ligatures w14:val="none"/>
+        </w:rPr>
+      </w:pPr>
+      <w:r>
+        <w:rPr>
+          <w:rFonts w:ascii="Segoe UI" w:eastAsia="Times New Roman" w:hAnsi="Segoe UI" w:cs="Segoe UI"/>
+          <w:b/>
+          <w:bCs/>
+          <w:color w:val="F8FAFF"/>
+          <w:kern w:val="0"/>
+          <w:sz w:val="27"/>
+          <w:szCs w:val="27"/>
+          <w:lang w:eastAsia="en-GB"/>
+          <w14:ligatures w14:val="none"/>
+        </w:rPr>
+        <w:t>--------QUESTIONS----</w:t>
+      </w:r>
+    </w:p>
+    <w:p>
+      <w:pPr>
+        <w:shd w:val="clear" w:color="auto" w:fill="292A2D"/>
+        <w:spacing w:after="206" w:line="240" w:lineRule="auto"/>
+        <w:outlineLvl w:val="2"/>
+        <w:rPr>
+          <w:rFonts w:ascii="Segoe UI" w:eastAsia="Times New Roman" w:hAnsi="Segoe UI" w:cs="Segoe UI"/>
+          <w:b/>
+          <w:bCs/>
+          <w:color w:val="F8FAFF"/>
+          <w:kern w:val="0"/>
+          <w:sz w:val="27"/>
+          <w:szCs w:val="27"/>
+          <w:lang w:eastAsia="en-GB"/>
+          <w14:ligatures w14:val="none"/>
+        </w:rPr>
+      </w:pPr>
+      <w:r>
+        <w:rPr>
+          <w:rFonts w:ascii="Segoe UI" w:eastAsia="Times New Roman" w:hAnsi="Segoe UI" w:cs="Segoe UI"/>
+          <w:b/>
+          <w:bCs/>
+          <w:color w:val="F8FAFF"/>
+          <w:kern w:val="0"/>
+          <w:sz w:val="27"/>
+          <w:szCs w:val="27"/>
+          <w:lang w:eastAsia="en-GB"/>
+          <w14:ligatures w14:val="none"/>
+        </w:rPr>
+        <w:t>You</w:t>
+      </w:r>
+    </w:p>
+    <w:p>
+      <w:pPr>
+        <w:shd w:val="clear" w:color="auto" w:fill="292A2D"/>
+        <w:spacing w:after="206" w:line="240" w:lineRule="auto"/>
+        <w:outlineLvl w:val="2"/>
+        <w:rPr>
+          <w:rFonts w:ascii="Segoe UI" w:eastAsia="Times New Roman" w:hAnsi="Segoe UI" w:cs="Segoe UI"/>
+          <w:b/>
+          <w:bCs/>
+          <w:color w:val="F8FAFF"/>
+          <w:kern w:val="0"/>
+          <w:sz w:val="27"/>
+          <w:szCs w:val="27"/>
+          <w:lang w:eastAsia="en-GB"/>
+          <w14:ligatures w14:val="none"/>
+        </w:rPr>
+      </w:pPr>
+      <w:r>
+        <w:rPr>
+          <w:rFonts w:ascii="Segoe UI" w:eastAsia="Times New Roman" w:hAnsi="Segoe UI" w:cs="Segoe UI"/>
+          <w:b/>
+          <w:bCs/>
+          <w:color w:val="F8FAFF"/>
+          <w:kern w:val="0"/>
+          <w:sz w:val="27"/>
+          <w:szCs w:val="27"/>
+          <w:lang w:eastAsia="en-GB"/>
+          <w14:ligatures w14:val="none"/>
+        </w:rPr>
+        <w:t xml:space="preserve">Based on the code and your explanation, I understand that there's a relationship between </w:t>
+      </w:r>
+      <w:proofErr w:type="spellStart"/>
+      <w:r>
+        <w:rPr>
+          <w:rFonts w:ascii="Segoe UI" w:eastAsia="Times New Roman" w:hAnsi="Segoe UI" w:cs="Segoe UI"/>
+          <w:b/>
+          <w:bCs/>
+          <w:color w:val="F8FAFF"/>
+          <w:kern w:val="0"/>
+          <w:sz w:val="27"/>
+          <w:szCs w:val="27"/>
+          <w:lang w:eastAsia="en-GB"/>
+          <w14:ligatures w14:val="none"/>
+        </w:rPr>
+        <w:t>BonusInstance</w:t>
+      </w:r>
+      <w:proofErr w:type="spellEnd"/>
+      <w:r>
+        <w:rPr>
+          <w:rFonts w:ascii="Segoe UI" w:eastAsia="Times New Roman" w:hAnsi="Segoe UI" w:cs="Segoe UI"/>
+          <w:b/>
+          <w:bCs/>
+          <w:color w:val="F8FAFF"/>
+          <w:kern w:val="0"/>
+          <w:sz w:val="27"/>
+          <w:szCs w:val="27"/>
+          <w:lang w:eastAsia="en-GB"/>
+          <w14:ligatures w14:val="none"/>
+        </w:rPr>
+        <w:t xml:space="preserve">, </w:t>
+      </w:r>
+      <w:proofErr w:type="spellStart"/>
+      <w:r>
+        <w:rPr>
+          <w:rFonts w:ascii="Segoe UI" w:eastAsia="Times New Roman" w:hAnsi="Segoe UI" w:cs="Segoe UI"/>
+          <w:b/>
+          <w:bCs/>
+          <w:color w:val="F8FAFF"/>
+          <w:kern w:val="0"/>
+          <w:sz w:val="27"/>
+          <w:szCs w:val="27"/>
+          <w:lang w:eastAsia="en-GB"/>
+          <w14:ligatures w14:val="none"/>
+        </w:rPr>
+        <w:t>PersonnelSnapshot</w:t>
+      </w:r>
+      <w:proofErr w:type="spellEnd"/>
+      <w:r>
+        <w:rPr>
+          <w:rFonts w:ascii="Segoe UI" w:eastAsia="Times New Roman" w:hAnsi="Segoe UI" w:cs="Segoe UI"/>
+          <w:b/>
+          <w:bCs/>
+          <w:color w:val="F8FAFF"/>
+          <w:kern w:val="0"/>
+          <w:sz w:val="27"/>
+          <w:szCs w:val="27"/>
+          <w:lang w:eastAsia="en-GB"/>
+          <w14:ligatures w14:val="none"/>
+        </w:rPr>
+        <w:t xml:space="preserve">, and </w:t>
+      </w:r>
+      <w:proofErr w:type="spellStart"/>
+      <w:r>
+        <w:rPr>
+          <w:rFonts w:ascii="Segoe UI" w:eastAsia="Times New Roman" w:hAnsi="Segoe UI" w:cs="Segoe UI"/>
+          <w:b/>
+          <w:bCs/>
+          <w:color w:val="F8FAFF"/>
+          <w:kern w:val="0"/>
+          <w:sz w:val="27"/>
+          <w:szCs w:val="27"/>
+          <w:lang w:eastAsia="en-GB"/>
+          <w14:ligatures w14:val="none"/>
+        </w:rPr>
+        <w:t>BonusAllocation</w:t>
+      </w:r>
+      <w:proofErr w:type="spellEnd"/>
+      <w:r>
+        <w:rPr>
+          <w:rFonts w:ascii="Segoe UI" w:eastAsia="Times New Roman" w:hAnsi="Segoe UI" w:cs="Segoe UI"/>
+          <w:b/>
+          <w:bCs/>
+          <w:color w:val="F8FAFF"/>
+          <w:kern w:val="0"/>
+          <w:sz w:val="27"/>
+          <w:szCs w:val="27"/>
+          <w:lang w:eastAsia="en-GB"/>
+          <w14:ligatures w14:val="none"/>
+        </w:rPr>
+        <w:t>. Let me summarize my understanding and ask a few clarifying questions:</w:t>
+      </w:r>
+    </w:p>
+    <w:p>
+      <w:pPr>
+        <w:shd w:val="clear" w:color="auto" w:fill="292A2D"/>
+        <w:spacing w:after="206" w:line="240" w:lineRule="auto"/>
+        <w:outlineLvl w:val="2"/>
+        <w:rPr>
+          <w:rFonts w:ascii="Segoe UI" w:eastAsia="Times New Roman" w:hAnsi="Segoe UI" w:cs="Segoe UI"/>
+          <w:b/>
+          <w:bCs/>
+          <w:color w:val="F8FAFF"/>
+          <w:kern w:val="0"/>
+          <w:sz w:val="27"/>
+          <w:szCs w:val="27"/>
+          <w:lang w:eastAsia="en-GB"/>
+          <w14:ligatures w14:val="none"/>
+        </w:rPr>
+      </w:pPr>
+      <w:r>
+        <w:rPr>
+          <w:rFonts w:ascii="Segoe UI" w:eastAsia="Times New Roman" w:hAnsi="Segoe UI" w:cs="Segoe UI"/>
+          <w:b/>
+          <w:bCs/>
+          <w:color w:val="F8FAFF"/>
+          <w:kern w:val="0"/>
+          <w:sz w:val="27"/>
+          <w:szCs w:val="27"/>
+          <w:lang w:eastAsia="en-GB"/>
+          <w14:ligatures w14:val="none"/>
+        </w:rPr>
+        <w:t>My Understanding</w:t>
+      </w:r>
+    </w:p>
+    <w:p>
+      <w:pPr>
+        <w:shd w:val="clear" w:color="auto" w:fill="292A2D"/>
+        <w:spacing w:after="206" w:line="240" w:lineRule="auto"/>
+        <w:outlineLvl w:val="2"/>
+        <w:rPr>
+          <w:rFonts w:ascii="Segoe UI" w:eastAsia="Times New Roman" w:hAnsi="Segoe UI" w:cs="Segoe UI"/>
+          <w:b/>
+          <w:bCs/>
+          <w:color w:val="F8FAFF"/>
+          <w:kern w:val="0"/>
+          <w:sz w:val="27"/>
+          <w:szCs w:val="27"/>
+          <w:lang w:eastAsia="en-GB"/>
+          <w14:ligatures w14:val="none"/>
+        </w:rPr>
+      </w:pPr>
+      <w:proofErr w:type="spellStart"/>
+      <w:r>
+        <w:rPr>
+          <w:rFonts w:ascii="Segoe UI" w:eastAsia="Times New Roman" w:hAnsi="Segoe UI" w:cs="Segoe UI"/>
+          <w:b/>
+          <w:bCs/>
+          <w:color w:val="F8FAFF"/>
+          <w:kern w:val="0"/>
+          <w:sz w:val="27"/>
+          <w:szCs w:val="27"/>
+          <w:lang w:eastAsia="en-GB"/>
+          <w14:ligatures w14:val="none"/>
+        </w:rPr>
+        <w:t>BonusInstance</w:t>
+      </w:r>
+      <w:proofErr w:type="spellEnd"/>
+      <w:r>
+        <w:rPr>
+          <w:rFonts w:ascii="Segoe UI" w:eastAsia="Times New Roman" w:hAnsi="Segoe UI" w:cs="Segoe UI"/>
+          <w:b/>
+          <w:bCs/>
+          <w:color w:val="F8FAFF"/>
+          <w:kern w:val="0"/>
+          <w:sz w:val="27"/>
+          <w:szCs w:val="27"/>
+          <w:lang w:eastAsia="en-GB"/>
+          <w14:ligatures w14:val="none"/>
+        </w:rPr>
+        <w:t>: Represents a bonus payment period (e.g., quarterly bonus for Q1 2025)</w:t>
+      </w:r>
+    </w:p>
+    <w:p>
+      <w:pPr>
+        <w:shd w:val="clear" w:color="auto" w:fill="292A2D"/>
+        <w:spacing w:after="206" w:line="240" w:lineRule="auto"/>
+        <w:outlineLvl w:val="2"/>
+        <w:rPr>
+          <w:rFonts w:ascii="Segoe UI" w:eastAsia="Times New Roman" w:hAnsi="Segoe UI" w:cs="Segoe UI"/>
+          <w:b/>
+          <w:bCs/>
+          <w:color w:val="F8FAFF"/>
+          <w:kern w:val="0"/>
+          <w:sz w:val="27"/>
+          <w:szCs w:val="27"/>
+          <w:lang w:eastAsia="en-GB"/>
+          <w14:ligatures w14:val="none"/>
+        </w:rPr>
+      </w:pPr>
+      <w:r>
+        <w:rPr>
+          <w:rFonts w:ascii="Segoe UI" w:eastAsia="Times New Roman" w:hAnsi="Segoe UI" w:cs="Segoe UI"/>
+          <w:b/>
+          <w:bCs/>
+          <w:color w:val="F8FAFF"/>
+          <w:kern w:val="0"/>
+          <w:sz w:val="27"/>
+          <w:szCs w:val="27"/>
+          <w:lang w:eastAsia="en-GB"/>
+          <w14:ligatures w14:val="none"/>
+        </w:rPr>
+        <w:t>Created with a specific reference period and template</w:t>
+      </w:r>
+    </w:p>
+    <w:p>
+      <w:pPr>
+        <w:shd w:val="clear" w:color="auto" w:fill="292A2D"/>
+        <w:spacing w:after="206" w:line="240" w:lineRule="auto"/>
+        <w:outlineLvl w:val="2"/>
+        <w:rPr>
+          <w:rFonts w:ascii="Segoe UI" w:eastAsia="Times New Roman" w:hAnsi="Segoe UI" w:cs="Segoe UI"/>
+          <w:b/>
+          <w:bCs/>
+          <w:color w:val="F8FAFF"/>
+          <w:kern w:val="0"/>
+          <w:sz w:val="27"/>
+          <w:szCs w:val="27"/>
+          <w:lang w:eastAsia="en-GB"/>
+          <w14:ligatures w14:val="none"/>
+        </w:rPr>
+      </w:pPr>
+      <w:r>
+        <w:rPr>
+          <w:rFonts w:ascii="Segoe UI" w:eastAsia="Times New Roman" w:hAnsi="Segoe UI" w:cs="Segoe UI"/>
+          <w:b/>
+          <w:bCs/>
+          <w:color w:val="F8FAFF"/>
+          <w:kern w:val="0"/>
+          <w:sz w:val="27"/>
+          <w:szCs w:val="27"/>
+          <w:lang w:eastAsia="en-GB"/>
+          <w14:ligatures w14:val="none"/>
+        </w:rPr>
+        <w:t>Initially in "draft" status</w:t>
+      </w:r>
+    </w:p>
+    <w:p>
+      <w:pPr>
+        <w:shd w:val="clear" w:color="auto" w:fill="292A2D"/>
+        <w:spacing w:after="206" w:line="240" w:lineRule="auto"/>
+        <w:outlineLvl w:val="2"/>
+        <w:rPr>
+          <w:rFonts w:ascii="Segoe UI" w:eastAsia="Times New Roman" w:hAnsi="Segoe UI" w:cs="Segoe UI"/>
+          <w:b/>
+          <w:bCs/>
+          <w:color w:val="F8FAFF"/>
+          <w:kern w:val="0"/>
+          <w:sz w:val="27"/>
+          <w:szCs w:val="27"/>
+          <w:lang w:eastAsia="en-GB"/>
+          <w14:ligatures w14:val="none"/>
+        </w:rPr>
+      </w:pPr>
+      <w:r>
+        <w:rPr>
+          <w:rFonts w:ascii="Segoe UI" w:eastAsia="Times New Roman" w:hAnsi="Segoe UI" w:cs="Segoe UI"/>
+          <w:b/>
+          <w:bCs/>
+          <w:color w:val="F8FAFF"/>
+          <w:kern w:val="0"/>
+          <w:sz w:val="27"/>
+          <w:szCs w:val="27"/>
+          <w:lang w:eastAsia="en-GB"/>
+          <w14:ligatures w14:val="none"/>
+        </w:rPr>
+        <w:t xml:space="preserve">Has a </w:t>
+      </w:r>
+      <w:proofErr w:type="spellStart"/>
+      <w:r>
+        <w:rPr>
+          <w:rFonts w:ascii="Segoe UI" w:eastAsia="Times New Roman" w:hAnsi="Segoe UI" w:cs="Segoe UI"/>
+          <w:b/>
+          <w:bCs/>
+          <w:color w:val="F8FAFF"/>
+          <w:kern w:val="0"/>
+          <w:sz w:val="27"/>
+          <w:szCs w:val="27"/>
+          <w:lang w:eastAsia="en-GB"/>
+          <w14:ligatures w14:val="none"/>
+        </w:rPr>
+        <w:t>shareAmount</w:t>
+      </w:r>
+      <w:proofErr w:type="spellEnd"/>
+      <w:r>
+        <w:rPr>
+          <w:rFonts w:ascii="Segoe UI" w:eastAsia="Times New Roman" w:hAnsi="Segoe UI" w:cs="Segoe UI"/>
+          <w:b/>
+          <w:bCs/>
+          <w:color w:val="F8FAFF"/>
+          <w:kern w:val="0"/>
+          <w:sz w:val="27"/>
+          <w:szCs w:val="27"/>
+          <w:lang w:eastAsia="en-GB"/>
+          <w14:ligatures w14:val="none"/>
+        </w:rPr>
+        <w:t xml:space="preserve"> that determines the value of each "part"</w:t>
+      </w:r>
+    </w:p>
+    <w:p>
+      <w:pPr>
+        <w:shd w:val="clear" w:color="auto" w:fill="292A2D"/>
+        <w:spacing w:after="206" w:line="240" w:lineRule="auto"/>
+        <w:outlineLvl w:val="2"/>
+        <w:rPr>
+          <w:rFonts w:ascii="Segoe UI" w:eastAsia="Times New Roman" w:hAnsi="Segoe UI" w:cs="Segoe UI"/>
+          <w:b/>
+          <w:bCs/>
+          <w:color w:val="F8FAFF"/>
+          <w:kern w:val="0"/>
+          <w:sz w:val="27"/>
+          <w:szCs w:val="27"/>
+          <w:lang w:eastAsia="en-GB"/>
+          <w14:ligatures w14:val="none"/>
+        </w:rPr>
+      </w:pPr>
+      <w:r>
+        <w:rPr>
+          <w:rFonts w:ascii="Segoe UI" w:eastAsia="Times New Roman" w:hAnsi="Segoe UI" w:cs="Segoe UI"/>
+          <w:b/>
+          <w:bCs/>
+          <w:color w:val="F8FAFF"/>
+          <w:kern w:val="0"/>
+          <w:sz w:val="27"/>
+          <w:szCs w:val="27"/>
+          <w:lang w:eastAsia="en-GB"/>
+          <w14:ligatures w14:val="none"/>
+        </w:rPr>
+        <w:t>Can be reviewed and modified before approval</w:t>
+      </w:r>
+    </w:p>
+    <w:p>
+      <w:pPr>
+        <w:shd w:val="clear" w:color="auto" w:fill="292A2D"/>
+        <w:spacing w:after="206" w:line="240" w:lineRule="auto"/>
+        <w:outlineLvl w:val="2"/>
+        <w:rPr>
+          <w:rFonts w:ascii="Segoe UI" w:eastAsia="Times New Roman" w:hAnsi="Segoe UI" w:cs="Segoe UI"/>
+          <w:b/>
+          <w:bCs/>
+          <w:color w:val="F8FAFF"/>
+          <w:kern w:val="0"/>
+          <w:sz w:val="27"/>
+          <w:szCs w:val="27"/>
+          <w:lang w:eastAsia="en-GB"/>
+          <w14:ligatures w14:val="none"/>
+        </w:rPr>
+      </w:pPr>
+      <w:proofErr w:type="spellStart"/>
+      <w:r>
+        <w:rPr>
+          <w:rFonts w:ascii="Segoe UI" w:eastAsia="Times New Roman" w:hAnsi="Segoe UI" w:cs="Segoe UI"/>
+          <w:b/>
+          <w:bCs/>
+          <w:color w:val="F8FAFF"/>
+          <w:kern w:val="0"/>
+          <w:sz w:val="27"/>
+          <w:szCs w:val="27"/>
+          <w:lang w:eastAsia="en-GB"/>
+          <w14:ligatures w14:val="none"/>
+        </w:rPr>
+        <w:t>PersonnelSnapshot</w:t>
+      </w:r>
+      <w:proofErr w:type="spellEnd"/>
+      <w:r>
+        <w:rPr>
+          <w:rFonts w:ascii="Segoe UI" w:eastAsia="Times New Roman" w:hAnsi="Segoe UI" w:cs="Segoe UI"/>
+          <w:b/>
+          <w:bCs/>
+          <w:color w:val="F8FAFF"/>
+          <w:kern w:val="0"/>
+          <w:sz w:val="27"/>
+          <w:szCs w:val="27"/>
+          <w:lang w:eastAsia="en-GB"/>
+          <w14:ligatures w14:val="none"/>
+        </w:rPr>
+        <w:t>: Captures the state of personnel at a specific point in time</w:t>
+      </w:r>
+    </w:p>
+    <w:p>
+      <w:pPr>
+        <w:shd w:val="clear" w:color="auto" w:fill="292A2D"/>
+        <w:spacing w:after="206" w:line="240" w:lineRule="auto"/>
+        <w:outlineLvl w:val="2"/>
+        <w:rPr>
+          <w:rFonts w:ascii="Segoe UI" w:eastAsia="Times New Roman" w:hAnsi="Segoe UI" w:cs="Segoe UI"/>
+          <w:b/>
+          <w:bCs/>
+          <w:color w:val="F8FAFF"/>
+          <w:kern w:val="0"/>
+          <w:sz w:val="27"/>
+          <w:szCs w:val="27"/>
+          <w:lang w:eastAsia="en-GB"/>
+          <w14:ligatures w14:val="none"/>
+        </w:rPr>
+      </w:pPr>
+      <w:r>
+        <w:rPr>
+          <w:rFonts w:ascii="Segoe UI" w:eastAsia="Times New Roman" w:hAnsi="Segoe UI" w:cs="Segoe UI"/>
+          <w:b/>
+          <w:bCs/>
+          <w:color w:val="F8FAFF"/>
+          <w:kern w:val="0"/>
+          <w:sz w:val="27"/>
+          <w:szCs w:val="27"/>
+          <w:lang w:eastAsia="en-GB"/>
+          <w14:ligatures w14:val="none"/>
+        </w:rPr>
+        <w:t>Contains data like grade, category, position, situation, sanctions</w:t>
+      </w:r>
+    </w:p>
+    <w:p>
+      <w:pPr>
+        <w:shd w:val="clear" w:color="auto" w:fill="292A2D"/>
+        <w:spacing w:after="206" w:line="240" w:lineRule="auto"/>
+        <w:outlineLvl w:val="2"/>
+        <w:rPr>
+          <w:rFonts w:ascii="Segoe UI" w:eastAsia="Times New Roman" w:hAnsi="Segoe UI" w:cs="Segoe UI"/>
+          <w:b/>
+          <w:bCs/>
+          <w:color w:val="F8FAFF"/>
+          <w:kern w:val="0"/>
+          <w:sz w:val="27"/>
+          <w:szCs w:val="27"/>
+          <w:lang w:eastAsia="en-GB"/>
+          <w14:ligatures w14:val="none"/>
+        </w:rPr>
+      </w:pPr>
+      <w:r>
+        <w:rPr>
+          <w:rFonts w:ascii="Segoe UI" w:eastAsia="Times New Roman" w:hAnsi="Segoe UI" w:cs="Segoe UI"/>
+          <w:b/>
+          <w:bCs/>
+          <w:color w:val="F8FAFF"/>
+          <w:kern w:val="0"/>
+          <w:sz w:val="27"/>
+          <w:szCs w:val="27"/>
+          <w:lang w:eastAsia="en-GB"/>
+          <w14:ligatures w14:val="none"/>
+        </w:rPr>
+        <w:t>Used to calculate bonus eligibility and amounts</w:t>
+      </w:r>
+    </w:p>
+    <w:p>
+      <w:pPr>
+        <w:shd w:val="clear" w:color="auto" w:fill="292A2D"/>
+        <w:spacing w:after="206" w:line="240" w:lineRule="auto"/>
+        <w:outlineLvl w:val="2"/>
+        <w:rPr>
+          <w:rFonts w:ascii="Segoe UI" w:eastAsia="Times New Roman" w:hAnsi="Segoe UI" w:cs="Segoe UI"/>
+          <w:b/>
+          <w:bCs/>
+          <w:color w:val="F8FAFF"/>
+          <w:kern w:val="0"/>
+          <w:sz w:val="27"/>
+          <w:szCs w:val="27"/>
+          <w:lang w:eastAsia="en-GB"/>
+          <w14:ligatures w14:val="none"/>
+        </w:rPr>
+      </w:pPr>
+      <w:r>
+        <w:rPr>
+          <w:rFonts w:ascii="Segoe UI" w:eastAsia="Times New Roman" w:hAnsi="Segoe UI" w:cs="Segoe UI"/>
+          <w:b/>
+          <w:bCs/>
+          <w:color w:val="F8FAFF"/>
+          <w:kern w:val="0"/>
+          <w:sz w:val="27"/>
+          <w:szCs w:val="27"/>
+          <w:lang w:eastAsia="en-GB"/>
+          <w14:ligatures w14:val="none"/>
+        </w:rPr>
+        <w:t>Created when an instance is generated to "freeze" personnel state</w:t>
+      </w:r>
+    </w:p>
+    <w:p>
+      <w:pPr>
+        <w:shd w:val="clear" w:color="auto" w:fill="292A2D"/>
+        <w:spacing w:after="206" w:line="240" w:lineRule="auto"/>
+        <w:outlineLvl w:val="2"/>
+        <w:rPr>
+          <w:rFonts w:ascii="Segoe UI" w:eastAsia="Times New Roman" w:hAnsi="Segoe UI" w:cs="Segoe UI"/>
+          <w:b/>
+          <w:bCs/>
+          <w:color w:val="F8FAFF"/>
+          <w:kern w:val="0"/>
+          <w:sz w:val="27"/>
+          <w:szCs w:val="27"/>
+          <w:lang w:eastAsia="en-GB"/>
+          <w14:ligatures w14:val="none"/>
+        </w:rPr>
+      </w:pPr>
+      <w:r>
+        <w:rPr>
+          <w:rFonts w:ascii="Segoe UI" w:eastAsia="Times New Roman" w:hAnsi="Segoe UI" w:cs="Segoe UI"/>
+          <w:b/>
+          <w:bCs/>
+          <w:color w:val="F8FAFF"/>
+          <w:kern w:val="0"/>
+          <w:sz w:val="27"/>
+          <w:szCs w:val="27"/>
+          <w:lang w:eastAsia="en-GB"/>
+          <w14:ligatures w14:val="none"/>
+        </w:rPr>
+        <w:t>Process:</w:t>
+      </w:r>
+    </w:p>
+    <w:p>
+      <w:pPr>
+        <w:shd w:val="clear" w:color="auto" w:fill="292A2D"/>
+        <w:spacing w:after="206" w:line="240" w:lineRule="auto"/>
+        <w:outlineLvl w:val="2"/>
+        <w:rPr>
+          <w:rFonts w:ascii="Segoe UI" w:eastAsia="Times New Roman" w:hAnsi="Segoe UI" w:cs="Segoe UI"/>
+          <w:b/>
+          <w:bCs/>
+          <w:color w:val="F8FAFF"/>
+          <w:kern w:val="0"/>
+          <w:sz w:val="27"/>
+          <w:szCs w:val="27"/>
+          <w:lang w:eastAsia="en-GB"/>
+          <w14:ligatures w14:val="none"/>
+        </w:rPr>
+      </w:pPr>
+      <w:r>
+        <w:rPr>
+          <w:rFonts w:ascii="Segoe UI" w:eastAsia="Times New Roman" w:hAnsi="Segoe UI" w:cs="Segoe UI"/>
+          <w:b/>
+          <w:bCs/>
+          <w:color w:val="F8FAFF"/>
+          <w:kern w:val="0"/>
+          <w:sz w:val="27"/>
+          <w:szCs w:val="27"/>
+          <w:lang w:eastAsia="en-GB"/>
+          <w14:ligatures w14:val="none"/>
+        </w:rPr>
+        <w:t xml:space="preserve">When a </w:t>
+      </w:r>
+      <w:proofErr w:type="spellStart"/>
+      <w:r>
+        <w:rPr>
+          <w:rFonts w:ascii="Segoe UI" w:eastAsia="Times New Roman" w:hAnsi="Segoe UI" w:cs="Segoe UI"/>
+          <w:b/>
+          <w:bCs/>
+          <w:color w:val="F8FAFF"/>
+          <w:kern w:val="0"/>
+          <w:sz w:val="27"/>
+          <w:szCs w:val="27"/>
+          <w:lang w:eastAsia="en-GB"/>
+          <w14:ligatures w14:val="none"/>
+        </w:rPr>
+        <w:t>BonusInstance</w:t>
+      </w:r>
+      <w:proofErr w:type="spellEnd"/>
+      <w:r>
+        <w:rPr>
+          <w:rFonts w:ascii="Segoe UI" w:eastAsia="Times New Roman" w:hAnsi="Segoe UI" w:cs="Segoe UI"/>
+          <w:b/>
+          <w:bCs/>
+          <w:color w:val="F8FAFF"/>
+          <w:kern w:val="0"/>
+          <w:sz w:val="27"/>
+          <w:szCs w:val="27"/>
+          <w:lang w:eastAsia="en-GB"/>
+          <w14:ligatures w14:val="none"/>
+        </w:rPr>
+        <w:t xml:space="preserve"> is created, the system takes snapshots of all relevant personnel</w:t>
+      </w:r>
+    </w:p>
+    <w:p>
+      <w:pPr>
+        <w:shd w:val="clear" w:color="auto" w:fill="292A2D"/>
+        <w:spacing w:after="206" w:line="240" w:lineRule="auto"/>
+        <w:outlineLvl w:val="2"/>
+        <w:rPr>
+          <w:rFonts w:ascii="Segoe UI" w:eastAsia="Times New Roman" w:hAnsi="Segoe UI" w:cs="Segoe UI"/>
+          <w:b/>
+          <w:bCs/>
+          <w:color w:val="F8FAFF"/>
+          <w:kern w:val="0"/>
+          <w:sz w:val="27"/>
+          <w:szCs w:val="27"/>
+          <w:lang w:eastAsia="en-GB"/>
+          <w14:ligatures w14:val="none"/>
+        </w:rPr>
+      </w:pPr>
+      <w:r>
+        <w:rPr>
+          <w:rFonts w:ascii="Segoe UI" w:eastAsia="Times New Roman" w:hAnsi="Segoe UI" w:cs="Segoe UI"/>
+          <w:b/>
+          <w:bCs/>
+          <w:color w:val="F8FAFF"/>
+          <w:kern w:val="0"/>
+          <w:sz w:val="27"/>
+          <w:szCs w:val="27"/>
+          <w:lang w:eastAsia="en-GB"/>
+          <w14:ligatures w14:val="none"/>
+        </w:rPr>
+        <w:t>Bonus allocations are calculated based on these snapshots</w:t>
+      </w:r>
+    </w:p>
+    <w:p>
+      <w:pPr>
+        <w:shd w:val="clear" w:color="auto" w:fill="292A2D"/>
+        <w:spacing w:after="206" w:line="240" w:lineRule="auto"/>
+        <w:outlineLvl w:val="2"/>
+        <w:rPr>
+          <w:rFonts w:ascii="Segoe UI" w:eastAsia="Times New Roman" w:hAnsi="Segoe UI" w:cs="Segoe UI"/>
+          <w:b/>
+          <w:bCs/>
+          <w:color w:val="F8FAFF"/>
+          <w:kern w:val="0"/>
+          <w:sz w:val="27"/>
+          <w:szCs w:val="27"/>
+          <w:lang w:eastAsia="en-GB"/>
+          <w14:ligatures w14:val="none"/>
+        </w:rPr>
+      </w:pPr>
+      <w:r>
+        <w:rPr>
+          <w:rFonts w:ascii="Segoe UI" w:eastAsia="Times New Roman" w:hAnsi="Segoe UI" w:cs="Segoe UI"/>
+          <w:b/>
+          <w:bCs/>
+          <w:color w:val="F8FAFF"/>
+          <w:kern w:val="0"/>
+          <w:sz w:val="27"/>
+          <w:szCs w:val="27"/>
+          <w:lang w:eastAsia="en-GB"/>
+          <w14:ligatures w14:val="none"/>
+        </w:rPr>
+        <w:t>Users can review and adjust allocations</w:t>
+      </w:r>
+    </w:p>
+    <w:p>
+      <w:pPr>
+        <w:shd w:val="clear" w:color="auto" w:fill="292A2D"/>
+        <w:spacing w:after="206" w:line="240" w:lineRule="auto"/>
+        <w:outlineLvl w:val="2"/>
+        <w:rPr>
+          <w:rFonts w:ascii="Segoe UI" w:eastAsia="Times New Roman" w:hAnsi="Segoe UI" w:cs="Segoe UI"/>
+          <w:b/>
+          <w:bCs/>
+          <w:color w:val="F8FAFF"/>
+          <w:kern w:val="0"/>
+          <w:sz w:val="27"/>
+          <w:szCs w:val="27"/>
+          <w:lang w:eastAsia="en-GB"/>
+          <w14:ligatures w14:val="none"/>
+        </w:rPr>
+      </w:pPr>
+      <w:r>
+        <w:rPr>
+          <w:rFonts w:ascii="Segoe UI" w:eastAsia="Times New Roman" w:hAnsi="Segoe UI" w:cs="Segoe UI"/>
+          <w:b/>
+          <w:bCs/>
+          <w:color w:val="F8FAFF"/>
+          <w:kern w:val="0"/>
+          <w:sz w:val="27"/>
+          <w:szCs w:val="27"/>
+          <w:lang w:eastAsia="en-GB"/>
+          <w14:ligatures w14:val="none"/>
+        </w:rPr>
+        <w:t>Once confirmed, the instance can be approved and exported for payment</w:t>
+      </w:r>
+    </w:p>
+    <w:p>
+      <w:pPr>
+        <w:shd w:val="clear" w:color="auto" w:fill="292A2D"/>
+        <w:spacing w:after="206" w:line="240" w:lineRule="auto"/>
+        <w:outlineLvl w:val="2"/>
+        <w:rPr>
+          <w:rFonts w:ascii="Segoe UI" w:eastAsia="Times New Roman" w:hAnsi="Segoe UI" w:cs="Segoe UI"/>
+          <w:b/>
+          <w:bCs/>
+          <w:color w:val="F8FAFF"/>
+          <w:kern w:val="0"/>
+          <w:sz w:val="27"/>
+          <w:szCs w:val="27"/>
+          <w:lang w:eastAsia="en-GB"/>
+          <w14:ligatures w14:val="none"/>
+        </w:rPr>
+      </w:pPr>
+      <w:r>
+        <w:rPr>
+          <w:rFonts w:ascii="Segoe UI" w:eastAsia="Times New Roman" w:hAnsi="Segoe UI" w:cs="Segoe UI"/>
+          <w:b/>
+          <w:bCs/>
+          <w:color w:val="F8FAFF"/>
+          <w:kern w:val="0"/>
+          <w:sz w:val="27"/>
+          <w:szCs w:val="27"/>
+          <w:lang w:eastAsia="en-GB"/>
+          <w14:ligatures w14:val="none"/>
+        </w:rPr>
+        <w:lastRenderedPageBreak/>
+        <w:t>Key Point: Even if a personnel's situation changes later, the bonus is still calculated based on the snapshot taken when the instance was generated.</w:t>
+      </w:r>
+    </w:p>
+    <w:p>
+      <w:pPr>
+        <w:shd w:val="clear" w:color="auto" w:fill="292A2D"/>
+        <w:spacing w:after="206" w:line="240" w:lineRule="auto"/>
+        <w:outlineLvl w:val="2"/>
+        <w:rPr>
+          <w:rFonts w:ascii="Segoe UI" w:eastAsia="Times New Roman" w:hAnsi="Segoe UI" w:cs="Segoe UI"/>
+          <w:b/>
+          <w:bCs/>
+          <w:color w:val="F8FAFF"/>
+          <w:kern w:val="0"/>
+          <w:sz w:val="27"/>
+          <w:szCs w:val="27"/>
+          <w:lang w:eastAsia="en-GB"/>
+          <w14:ligatures w14:val="none"/>
+        </w:rPr>
+      </w:pPr>
+      <w:r>
+        <w:rPr>
+          <w:rFonts w:ascii="Segoe UI" w:eastAsia="Times New Roman" w:hAnsi="Segoe UI" w:cs="Segoe UI"/>
+          <w:b/>
+          <w:bCs/>
+          <w:color w:val="F8FAFF"/>
+          <w:kern w:val="0"/>
+          <w:sz w:val="27"/>
+          <w:szCs w:val="27"/>
+          <w:lang w:eastAsia="en-GB"/>
+          <w14:ligatures w14:val="none"/>
+        </w:rPr>
+        <w:t xml:space="preserve">Me </w:t>
+      </w:r>
+      <w:r>
+        <w:rPr>
+          <w:rFonts w:ascii="Segoe UI" w:eastAsia="Times New Roman" w:hAnsi="Segoe UI" w:cs="Segoe UI"/>
+          <w:b/>
+          <w:bCs/>
+          <w:color w:val="F8FAFF"/>
+          <w:kern w:val="0"/>
+          <w:sz w:val="27"/>
+          <w:szCs w:val="27"/>
+          <w:lang w:eastAsia="en-GB"/>
+          <w14:ligatures w14:val="none"/>
+        </w:rPr>
+        <w:t>Clarifying Questions</w:t>
+      </w:r>
+    </w:p>
+    <w:p>
+      <w:pPr>
+        <w:shd w:val="clear" w:color="auto" w:fill="292A2D"/>
+        <w:spacing w:after="206" w:line="240" w:lineRule="auto"/>
+        <w:outlineLvl w:val="2"/>
+        <w:rPr>
+          <w:rFonts w:ascii="Segoe UI" w:eastAsia="Times New Roman" w:hAnsi="Segoe UI" w:cs="Segoe UI"/>
+          <w:b/>
+          <w:bCs/>
+          <w:color w:val="F8FAFF"/>
+          <w:kern w:val="0"/>
+          <w:sz w:val="27"/>
+          <w:szCs w:val="27"/>
+          <w:lang w:eastAsia="en-GB"/>
+          <w14:ligatures w14:val="none"/>
+        </w:rPr>
+      </w:pPr>
+      <w:r>
+        <w:rPr>
+          <w:rFonts w:ascii="Segoe UI" w:eastAsia="Times New Roman" w:hAnsi="Segoe UI" w:cs="Segoe UI"/>
+          <w:b/>
+          <w:bCs/>
+          <w:color w:val="F8FAFF"/>
+          <w:kern w:val="0"/>
+          <w:sz w:val="27"/>
+          <w:szCs w:val="27"/>
+          <w:lang w:eastAsia="en-GB"/>
+          <w14:ligatures w14:val="none"/>
+        </w:rPr>
+        <w:t>Snapshot Timing: Are snapshots created only once when the instance is initially generated, or can they be refreshed if the instance is still in draft status?</w:t>
+      </w:r>
+    </w:p>
+    <w:p>
+      <w:pPr>
+        <w:shd w:val="clear" w:color="auto" w:fill="292A2D"/>
+        <w:spacing w:after="206" w:line="240" w:lineRule="auto"/>
+        <w:outlineLvl w:val="2"/>
+        <w:rPr>
+          <w:rFonts w:ascii="Segoe UI" w:eastAsia="Times New Roman" w:hAnsi="Segoe UI" w:cs="Segoe UI"/>
+          <w:b/>
+          <w:bCs/>
+          <w:color w:val="F8FAFF"/>
+          <w:kern w:val="0"/>
+          <w:sz w:val="27"/>
+          <w:szCs w:val="27"/>
+          <w:lang w:eastAsia="en-GB"/>
+          <w14:ligatures w14:val="none"/>
+        </w:rPr>
+      </w:pPr>
+      <w:r>
+        <w:rPr>
+          <w:rFonts w:ascii="Segoe UI" w:eastAsia="Times New Roman" w:hAnsi="Segoe UI" w:cs="Segoe UI"/>
+          <w:b/>
+          <w:bCs/>
+          <w:color w:val="F8FAFF"/>
+          <w:kern w:val="0"/>
+          <w:sz w:val="27"/>
+          <w:szCs w:val="27"/>
+          <w:lang w:eastAsia="en-GB"/>
+          <w14:ligatures w14:val="none"/>
+        </w:rPr>
+        <w:t>Multiple Snapshots: Can there be multiple snapshots per person for the same instance (e.g., if the instance is regenerated), or is there a one-to-one relationship?</w:t>
+      </w:r>
+    </w:p>
+    <w:p>
+      <w:pPr>
+        <w:shd w:val="clear" w:color="auto" w:fill="292A2D"/>
+        <w:spacing w:after="206" w:line="240" w:lineRule="auto"/>
+        <w:outlineLvl w:val="2"/>
+        <w:rPr>
+          <w:rFonts w:ascii="Segoe UI" w:eastAsia="Times New Roman" w:hAnsi="Segoe UI" w:cs="Segoe UI"/>
+          <w:b/>
+          <w:bCs/>
+          <w:color w:val="F8FAFF"/>
+          <w:kern w:val="0"/>
+          <w:sz w:val="27"/>
+          <w:szCs w:val="27"/>
+          <w:lang w:eastAsia="en-GB"/>
+          <w14:ligatures w14:val="none"/>
+        </w:rPr>
+      </w:pPr>
+      <w:r>
+        <w:rPr>
+          <w:rFonts w:ascii="Segoe UI" w:eastAsia="Times New Roman" w:hAnsi="Segoe UI" w:cs="Segoe UI"/>
+          <w:b/>
+          <w:bCs/>
+          <w:color w:val="F8FAFF"/>
+          <w:kern w:val="0"/>
+          <w:sz w:val="27"/>
+          <w:szCs w:val="27"/>
+          <w:lang w:eastAsia="en-GB"/>
+          <w14:ligatures w14:val="none"/>
+        </w:rPr>
+        <w:t>Allocation Adjustment: When users adjust allocations in step 1, are they changing the calculation inputs (e.g., parts), or just the final amount?</w:t>
+      </w:r>
+    </w:p>
+    <w:p>
+      <w:pPr>
+        <w:shd w:val="clear" w:color="auto" w:fill="292A2D"/>
+        <w:spacing w:after="206" w:line="240" w:lineRule="auto"/>
+        <w:outlineLvl w:val="2"/>
+        <w:rPr>
+          <w:rFonts w:ascii="Segoe UI" w:eastAsia="Times New Roman" w:hAnsi="Segoe UI" w:cs="Segoe UI"/>
+          <w:b/>
+          <w:bCs/>
+          <w:color w:val="F8FAFF"/>
+          <w:kern w:val="0"/>
+          <w:sz w:val="27"/>
+          <w:szCs w:val="27"/>
+          <w:lang w:eastAsia="en-GB"/>
+          <w14:ligatures w14:val="none"/>
+        </w:rPr>
+      </w:pPr>
+      <w:r>
+        <w:rPr>
+          <w:rFonts w:ascii="Segoe UI" w:eastAsia="Times New Roman" w:hAnsi="Segoe UI" w:cs="Segoe UI"/>
+          <w:b/>
+          <w:bCs/>
+          <w:color w:val="F8FAFF"/>
+          <w:kern w:val="0"/>
+          <w:sz w:val="27"/>
+          <w:szCs w:val="27"/>
+          <w:lang w:eastAsia="en-GB"/>
+          <w14:ligatures w14:val="none"/>
+        </w:rPr>
+        <w:t>Status Changes: If an instance moves from "draft" to "</w:t>
+      </w:r>
+      <w:proofErr w:type="spellStart"/>
+      <w:r>
+        <w:rPr>
+          <w:rFonts w:ascii="Segoe UI" w:eastAsia="Times New Roman" w:hAnsi="Segoe UI" w:cs="Segoe UI"/>
+          <w:b/>
+          <w:bCs/>
+          <w:color w:val="F8FAFF"/>
+          <w:kern w:val="0"/>
+          <w:sz w:val="27"/>
+          <w:szCs w:val="27"/>
+          <w:lang w:eastAsia="en-GB"/>
+          <w14:ligatures w14:val="none"/>
+        </w:rPr>
+        <w:t>under_review</w:t>
+      </w:r>
+      <w:proofErr w:type="spellEnd"/>
+      <w:r>
+        <w:rPr>
+          <w:rFonts w:ascii="Segoe UI" w:eastAsia="Times New Roman" w:hAnsi="Segoe UI" w:cs="Segoe UI"/>
+          <w:b/>
+          <w:bCs/>
+          <w:color w:val="F8FAFF"/>
+          <w:kern w:val="0"/>
+          <w:sz w:val="27"/>
+          <w:szCs w:val="27"/>
+          <w:lang w:eastAsia="en-GB"/>
+          <w14:ligatures w14:val="none"/>
+        </w:rPr>
+        <w:t>" and back to "draft", does this trigger any regeneration of snapshots or allocations?</w:t>
+      </w:r>
+    </w:p>
+    <w:p>
+      <w:pPr>
+        <w:shd w:val="clear" w:color="auto" w:fill="292A2D"/>
+        <w:spacing w:after="206" w:line="240" w:lineRule="auto"/>
+        <w:outlineLvl w:val="2"/>
+        <w:rPr>
+          <w:rFonts w:ascii="Segoe UI" w:eastAsia="Times New Roman" w:hAnsi="Segoe UI" w:cs="Segoe UI"/>
+          <w:b/>
+          <w:bCs/>
+          <w:color w:val="F8FAFF"/>
+          <w:kern w:val="0"/>
+          <w:sz w:val="27"/>
+          <w:szCs w:val="27"/>
+          <w:lang w:eastAsia="en-GB"/>
+          <w14:ligatures w14:val="none"/>
+        </w:rPr>
+      </w:pPr>
+      <w:r>
+        <w:rPr>
+          <w:rFonts w:ascii="Segoe UI" w:eastAsia="Times New Roman" w:hAnsi="Segoe UI" w:cs="Segoe UI"/>
+          <w:b/>
+          <w:bCs/>
+          <w:color w:val="F8FAFF"/>
+          <w:kern w:val="0"/>
+          <w:sz w:val="27"/>
+          <w:szCs w:val="27"/>
+          <w:lang w:eastAsia="en-GB"/>
+          <w14:ligatures w14:val="none"/>
+        </w:rPr>
+        <w:t>Historical View: If I open a previously approved instance from last year, will I see the personnel snapshots as they were at that time, or with current data?</w:t>
+      </w:r>
+    </w:p>
+    <w:p>
+      <w:pPr>
+        <w:shd w:val="clear" w:color="auto" w:fill="292A2D"/>
+        <w:spacing w:after="206" w:line="240" w:lineRule="auto"/>
+        <w:outlineLvl w:val="2"/>
+        <w:rPr>
+          <w:rFonts w:ascii="Segoe UI" w:eastAsia="Times New Roman" w:hAnsi="Segoe UI" w:cs="Segoe UI"/>
+          <w:b/>
+          <w:bCs/>
+          <w:color w:val="F8FAFF"/>
+          <w:kern w:val="0"/>
+          <w:sz w:val="27"/>
+          <w:szCs w:val="27"/>
+          <w:lang w:eastAsia="en-GB"/>
+          <w14:ligatures w14:val="none"/>
+        </w:rPr>
+      </w:pPr>
+    </w:p>
+    <w:p>
+      <w:pPr>
+        <w:shd w:val="clear" w:color="auto" w:fill="292A2D"/>
+        <w:spacing w:after="206" w:line="240" w:lineRule="auto"/>
+        <w:outlineLvl w:val="2"/>
+        <w:rPr>
+          <w:rFonts w:ascii="Segoe UI" w:eastAsia="Times New Roman" w:hAnsi="Segoe UI" w:cs="Segoe UI"/>
+          <w:b/>
+          <w:bCs/>
+          <w:color w:val="F8FAFF"/>
+          <w:kern w:val="0"/>
+          <w:sz w:val="27"/>
+          <w:szCs w:val="27"/>
+          <w:lang w:eastAsia="en-GB"/>
+          <w14:ligatures w14:val="none"/>
+        </w:rPr>
+      </w:pPr>
+      <w:r>
+        <w:rPr>
+          <w:rFonts w:ascii="Segoe UI" w:eastAsia="Times New Roman" w:hAnsi="Segoe UI" w:cs="Segoe UI"/>
+          <w:b/>
+          <w:bCs/>
+          <w:color w:val="F8FAFF"/>
+          <w:kern w:val="0"/>
+          <w:sz w:val="27"/>
+          <w:szCs w:val="27"/>
+          <w:lang w:eastAsia="en-GB"/>
+          <w14:ligatures w14:val="none"/>
+        </w:rPr>
+        <w:t>You</w:t>
+      </w:r>
+    </w:p>
+    <w:p>
+      <w:pPr>
+        <w:shd w:val="clear" w:color="auto" w:fill="292A2D"/>
+        <w:spacing w:after="206" w:line="240" w:lineRule="auto"/>
+        <w:outlineLvl w:val="2"/>
+        <w:rPr>
+          <w:rFonts w:ascii="Segoe UI" w:eastAsia="Times New Roman" w:hAnsi="Segoe UI" w:cs="Segoe UI"/>
+          <w:b/>
+          <w:bCs/>
+          <w:color w:val="F8FAFF"/>
+          <w:kern w:val="0"/>
+          <w:sz w:val="27"/>
+          <w:szCs w:val="27"/>
+          <w:lang w:eastAsia="en-GB"/>
+          <w14:ligatures w14:val="none"/>
+        </w:rPr>
+      </w:pPr>
+      <w:r>
+        <w:rPr>
+          <w:rFonts w:ascii="Segoe UI" w:eastAsia="Times New Roman" w:hAnsi="Segoe UI" w:cs="Segoe UI"/>
+          <w:b/>
+          <w:bCs/>
+          <w:color w:val="F8FAFF"/>
+          <w:kern w:val="0"/>
+          <w:sz w:val="27"/>
+          <w:szCs w:val="27"/>
+          <w:lang w:eastAsia="en-GB"/>
+          <w14:ligatures w14:val="none"/>
+        </w:rPr>
+        <w:t>Thank you for answering my questions. I now have a clearer understanding of how the system should work:</w:t>
+      </w:r>
+    </w:p>
+    <w:p>
+      <w:pPr>
+        <w:shd w:val="clear" w:color="auto" w:fill="292A2D"/>
+        <w:spacing w:after="206" w:line="240" w:lineRule="auto"/>
+        <w:outlineLvl w:val="2"/>
+        <w:rPr>
+          <w:rFonts w:ascii="Segoe UI" w:eastAsia="Times New Roman" w:hAnsi="Segoe UI" w:cs="Segoe UI"/>
+          <w:b/>
+          <w:bCs/>
+          <w:color w:val="F8FAFF"/>
+          <w:kern w:val="0"/>
+          <w:sz w:val="27"/>
+          <w:szCs w:val="27"/>
+          <w:lang w:eastAsia="en-GB"/>
+          <w14:ligatures w14:val="none"/>
+        </w:rPr>
+      </w:pPr>
+      <w:r>
+        <w:rPr>
+          <w:rFonts w:ascii="Segoe UI" w:eastAsia="Times New Roman" w:hAnsi="Segoe UI" w:cs="Segoe UI"/>
+          <w:b/>
+          <w:bCs/>
+          <w:color w:val="F8FAFF"/>
+          <w:kern w:val="0"/>
+          <w:sz w:val="27"/>
+          <w:szCs w:val="27"/>
+          <w:lang w:eastAsia="en-GB"/>
+          <w14:ligatures w14:val="none"/>
+        </w:rPr>
+        <w:t>One-time Snapshot: A snapshot is created only once when the instance is generated, capturing the state of personnel at that specific point in time. This snapshot becomes the fixed reference point for all bonus calculations for that instance.</w:t>
+      </w:r>
+    </w:p>
+    <w:p>
+      <w:pPr>
+        <w:shd w:val="clear" w:color="auto" w:fill="292A2D"/>
+        <w:spacing w:after="206" w:line="240" w:lineRule="auto"/>
+        <w:outlineLvl w:val="2"/>
+        <w:rPr>
+          <w:rFonts w:ascii="Segoe UI" w:eastAsia="Times New Roman" w:hAnsi="Segoe UI" w:cs="Segoe UI"/>
+          <w:b/>
+          <w:bCs/>
+          <w:color w:val="F8FAFF"/>
+          <w:kern w:val="0"/>
+          <w:sz w:val="27"/>
+          <w:szCs w:val="27"/>
+          <w:lang w:eastAsia="en-GB"/>
+          <w14:ligatures w14:val="none"/>
+        </w:rPr>
+      </w:pPr>
+      <w:r>
+        <w:rPr>
+          <w:rFonts w:ascii="Segoe UI" w:eastAsia="Times New Roman" w:hAnsi="Segoe UI" w:cs="Segoe UI"/>
+          <w:b/>
+          <w:bCs/>
+          <w:color w:val="F8FAFF"/>
+          <w:kern w:val="0"/>
+          <w:sz w:val="27"/>
+          <w:szCs w:val="27"/>
+          <w:lang w:eastAsia="en-GB"/>
+          <w14:ligatures w14:val="none"/>
+        </w:rPr>
+        <w:t xml:space="preserve">One Snapshot per Personnel per Instance: Each personnel </w:t>
+      </w:r>
+      <w:proofErr w:type="gramStart"/>
+      <w:r>
+        <w:rPr>
+          <w:rFonts w:ascii="Segoe UI" w:eastAsia="Times New Roman" w:hAnsi="Segoe UI" w:cs="Segoe UI"/>
+          <w:b/>
+          <w:bCs/>
+          <w:color w:val="F8FAFF"/>
+          <w:kern w:val="0"/>
+          <w:sz w:val="27"/>
+          <w:szCs w:val="27"/>
+          <w:lang w:eastAsia="en-GB"/>
+          <w14:ligatures w14:val="none"/>
+        </w:rPr>
+        <w:t>has</w:t>
+      </w:r>
+      <w:proofErr w:type="gramEnd"/>
+      <w:r>
+        <w:rPr>
+          <w:rFonts w:ascii="Segoe UI" w:eastAsia="Times New Roman" w:hAnsi="Segoe UI" w:cs="Segoe UI"/>
+          <w:b/>
+          <w:bCs/>
+          <w:color w:val="F8FAFF"/>
+          <w:kern w:val="0"/>
+          <w:sz w:val="27"/>
+          <w:szCs w:val="27"/>
+          <w:lang w:eastAsia="en-GB"/>
+          <w14:ligatures w14:val="none"/>
+        </w:rPr>
+        <w:t xml:space="preserve"> exactly one snapshot associated with a particular instance.</w:t>
+      </w:r>
+    </w:p>
+    <w:p>
+      <w:pPr>
+        <w:shd w:val="clear" w:color="auto" w:fill="292A2D"/>
+        <w:spacing w:after="206" w:line="240" w:lineRule="auto"/>
+        <w:outlineLvl w:val="2"/>
+        <w:rPr>
+          <w:rFonts w:ascii="Segoe UI" w:eastAsia="Times New Roman" w:hAnsi="Segoe UI" w:cs="Segoe UI"/>
+          <w:b/>
+          <w:bCs/>
+          <w:color w:val="F8FAFF"/>
+          <w:kern w:val="0"/>
+          <w:sz w:val="27"/>
+          <w:szCs w:val="27"/>
+          <w:lang w:eastAsia="en-GB"/>
+          <w14:ligatures w14:val="none"/>
+        </w:rPr>
+      </w:pPr>
+      <w:r>
+        <w:rPr>
+          <w:rFonts w:ascii="Segoe UI" w:eastAsia="Times New Roman" w:hAnsi="Segoe UI" w:cs="Segoe UI"/>
+          <w:b/>
+          <w:bCs/>
+          <w:color w:val="F8FAFF"/>
+          <w:kern w:val="0"/>
+          <w:sz w:val="27"/>
+          <w:szCs w:val="27"/>
+          <w:lang w:eastAsia="en-GB"/>
+          <w14:ligatures w14:val="none"/>
+        </w:rPr>
+        <w:lastRenderedPageBreak/>
+        <w:t>Allocation Adjustments: Users can manually adjust parts for personnel, which then recalculates the amount. A comment should be added to track this adjustment.</w:t>
+      </w:r>
+    </w:p>
+    <w:p>
+      <w:pPr>
+        <w:shd w:val="clear" w:color="auto" w:fill="292A2D"/>
+        <w:spacing w:after="206" w:line="240" w:lineRule="auto"/>
+        <w:outlineLvl w:val="2"/>
+        <w:rPr>
+          <w:rFonts w:ascii="Segoe UI" w:eastAsia="Times New Roman" w:hAnsi="Segoe UI" w:cs="Segoe UI"/>
+          <w:b/>
+          <w:bCs/>
+          <w:color w:val="F8FAFF"/>
+          <w:kern w:val="0"/>
+          <w:sz w:val="27"/>
+          <w:szCs w:val="27"/>
+          <w:lang w:eastAsia="en-GB"/>
+          <w14:ligatures w14:val="none"/>
+        </w:rPr>
+      </w:pPr>
+      <w:r>
+        <w:rPr>
+          <w:rFonts w:ascii="Segoe UI" w:eastAsia="Times New Roman" w:hAnsi="Segoe UI" w:cs="Segoe UI"/>
+          <w:b/>
+          <w:bCs/>
+          <w:color w:val="F8FAFF"/>
+          <w:kern w:val="0"/>
+          <w:sz w:val="27"/>
+          <w:szCs w:val="27"/>
+          <w:lang w:eastAsia="en-GB"/>
+          <w14:ligatures w14:val="none"/>
+        </w:rPr>
+        <w:t>Historical Integrity: The system maintains historical integrity - when viewing an instance from the past, you see the personnel data as it was at that time, not their current state.</w:t>
+      </w:r>
+    </w:p>
+    <w:p>
+      <w:pPr>
+        <w:shd w:val="clear" w:color="auto" w:fill="292A2D"/>
+        <w:spacing w:after="206" w:line="240" w:lineRule="auto"/>
+        <w:outlineLvl w:val="2"/>
+        <w:rPr>
+          <w:rFonts w:ascii="Segoe UI" w:eastAsia="Times New Roman" w:hAnsi="Segoe UI" w:cs="Segoe UI"/>
+          <w:b/>
+          <w:bCs/>
+          <w:color w:val="F8FAFF"/>
+          <w:kern w:val="0"/>
+          <w:sz w:val="27"/>
+          <w:szCs w:val="27"/>
+          <w:lang w:eastAsia="en-GB"/>
+          <w14:ligatures w14:val="none"/>
+        </w:rPr>
+      </w:pPr>
+      <w:r>
+        <w:rPr>
+          <w:rFonts w:ascii="Segoe UI" w:eastAsia="Times New Roman" w:hAnsi="Segoe UI" w:cs="Segoe UI"/>
+          <w:b/>
+          <w:bCs/>
+          <w:color w:val="F8FAFF"/>
+          <w:kern w:val="0"/>
+          <w:sz w:val="27"/>
+          <w:szCs w:val="27"/>
+          <w:lang w:eastAsia="en-GB"/>
+          <w14:ligatures w14:val="none"/>
+        </w:rPr>
+        <w:t xml:space="preserve">Based on this understanding, I can see that the relationship between </w:t>
+      </w:r>
+      <w:proofErr w:type="spellStart"/>
+      <w:r>
+        <w:rPr>
+          <w:rFonts w:ascii="Segoe UI" w:eastAsia="Times New Roman" w:hAnsi="Segoe UI" w:cs="Segoe UI"/>
+          <w:b/>
+          <w:bCs/>
+          <w:color w:val="F8FAFF"/>
+          <w:kern w:val="0"/>
+          <w:sz w:val="27"/>
+          <w:szCs w:val="27"/>
+          <w:lang w:eastAsia="en-GB"/>
+          <w14:ligatures w14:val="none"/>
+        </w:rPr>
+        <w:t>BonusInstance</w:t>
+      </w:r>
+      <w:proofErr w:type="spellEnd"/>
+      <w:r>
+        <w:rPr>
+          <w:rFonts w:ascii="Segoe UI" w:eastAsia="Times New Roman" w:hAnsi="Segoe UI" w:cs="Segoe UI"/>
+          <w:b/>
+          <w:bCs/>
+          <w:color w:val="F8FAFF"/>
+          <w:kern w:val="0"/>
+          <w:sz w:val="27"/>
+          <w:szCs w:val="27"/>
+          <w:lang w:eastAsia="en-GB"/>
+          <w14:ligatures w14:val="none"/>
+        </w:rPr>
+        <w:t xml:space="preserve">, </w:t>
+      </w:r>
+      <w:proofErr w:type="spellStart"/>
+      <w:r>
+        <w:rPr>
+          <w:rFonts w:ascii="Segoe UI" w:eastAsia="Times New Roman" w:hAnsi="Segoe UI" w:cs="Segoe UI"/>
+          <w:b/>
+          <w:bCs/>
+          <w:color w:val="F8FAFF"/>
+          <w:kern w:val="0"/>
+          <w:sz w:val="27"/>
+          <w:szCs w:val="27"/>
+          <w:lang w:eastAsia="en-GB"/>
+          <w14:ligatures w14:val="none"/>
+        </w:rPr>
+        <w:t>PersonnelSnapshot</w:t>
+      </w:r>
+      <w:proofErr w:type="spellEnd"/>
+      <w:r>
+        <w:rPr>
+          <w:rFonts w:ascii="Segoe UI" w:eastAsia="Times New Roman" w:hAnsi="Segoe UI" w:cs="Segoe UI"/>
+          <w:b/>
+          <w:bCs/>
+          <w:color w:val="F8FAFF"/>
+          <w:kern w:val="0"/>
+          <w:sz w:val="27"/>
+          <w:szCs w:val="27"/>
+          <w:lang w:eastAsia="en-GB"/>
+          <w14:ligatures w14:val="none"/>
+        </w:rPr>
+        <w:t xml:space="preserve">, and </w:t>
+      </w:r>
+      <w:proofErr w:type="spellStart"/>
+      <w:r>
+        <w:rPr>
+          <w:rFonts w:ascii="Segoe UI" w:eastAsia="Times New Roman" w:hAnsi="Segoe UI" w:cs="Segoe UI"/>
+          <w:b/>
+          <w:bCs/>
+          <w:color w:val="F8FAFF"/>
+          <w:kern w:val="0"/>
+          <w:sz w:val="27"/>
+          <w:szCs w:val="27"/>
+          <w:lang w:eastAsia="en-GB"/>
+          <w14:ligatures w14:val="none"/>
+        </w:rPr>
+        <w:t>BonusAllocation</w:t>
+      </w:r>
+      <w:proofErr w:type="spellEnd"/>
+      <w:r>
+        <w:rPr>
+          <w:rFonts w:ascii="Segoe UI" w:eastAsia="Times New Roman" w:hAnsi="Segoe UI" w:cs="Segoe UI"/>
+          <w:b/>
+          <w:bCs/>
+          <w:color w:val="F8FAFF"/>
+          <w:kern w:val="0"/>
+          <w:sz w:val="27"/>
+          <w:szCs w:val="27"/>
+          <w:lang w:eastAsia="en-GB"/>
+          <w14:ligatures w14:val="none"/>
+        </w:rPr>
+        <w:t xml:space="preserve"> is correctly designed to support this temporal requirement. The snapshot serves as the "frozen" state of personnel data at the time the instance was created, ensuring that even if personnel data changes in the future, the bonus calculations remain based on the data as it was during the reference period.</w:t>
+      </w:r>
+    </w:p>
+    <w:p>
+      <w:pPr>
+        <w:shd w:val="clear" w:color="auto" w:fill="292A2D"/>
+        <w:spacing w:after="206" w:line="240" w:lineRule="auto"/>
+        <w:outlineLvl w:val="2"/>
+        <w:rPr>
+          <w:rFonts w:ascii="Segoe UI" w:eastAsia="Times New Roman" w:hAnsi="Segoe UI" w:cs="Segoe UI"/>
+          <w:b/>
+          <w:bCs/>
+          <w:color w:val="F8FAFF"/>
+          <w:kern w:val="0"/>
+          <w:sz w:val="27"/>
+          <w:szCs w:val="27"/>
+          <w:lang w:eastAsia="en-GB"/>
+          <w14:ligatures w14:val="none"/>
+        </w:rPr>
+      </w:pPr>
+      <w:r>
+        <w:rPr>
+          <w:rFonts w:ascii="Segoe UI" w:eastAsia="Times New Roman" w:hAnsi="Segoe UI" w:cs="Segoe UI"/>
+          <w:b/>
+          <w:bCs/>
+          <w:color w:val="F8FAFF"/>
+          <w:kern w:val="0"/>
+          <w:sz w:val="27"/>
+          <w:szCs w:val="27"/>
+          <w:lang w:eastAsia="en-GB"/>
+          <w14:ligatures w14:val="none"/>
+        </w:rPr>
+        <w:t>To confirm my understanding of the workflow:</w:t>
+      </w:r>
+    </w:p>
+    <w:p>
+      <w:pPr>
+        <w:shd w:val="clear" w:color="auto" w:fill="292A2D"/>
+        <w:spacing w:after="206" w:line="240" w:lineRule="auto"/>
+        <w:outlineLvl w:val="2"/>
+        <w:rPr>
+          <w:rFonts w:ascii="Segoe UI" w:eastAsia="Times New Roman" w:hAnsi="Segoe UI" w:cs="Segoe UI"/>
+          <w:b/>
+          <w:bCs/>
+          <w:color w:val="F8FAFF"/>
+          <w:kern w:val="0"/>
+          <w:sz w:val="27"/>
+          <w:szCs w:val="27"/>
+          <w:lang w:eastAsia="en-GB"/>
+          <w14:ligatures w14:val="none"/>
+        </w:rPr>
+      </w:pPr>
+      <w:r>
+        <w:rPr>
+          <w:rFonts w:ascii="Segoe UI" w:eastAsia="Times New Roman" w:hAnsi="Segoe UI" w:cs="Segoe UI"/>
+          <w:b/>
+          <w:bCs/>
+          <w:color w:val="F8FAFF"/>
+          <w:kern w:val="0"/>
+          <w:sz w:val="27"/>
+          <w:szCs w:val="27"/>
+          <w:lang w:eastAsia="en-GB"/>
+          <w14:ligatures w14:val="none"/>
+        </w:rPr>
+        <w:t xml:space="preserve">A </w:t>
+      </w:r>
+      <w:proofErr w:type="spellStart"/>
+      <w:r>
+        <w:rPr>
+          <w:rFonts w:ascii="Segoe UI" w:eastAsia="Times New Roman" w:hAnsi="Segoe UI" w:cs="Segoe UI"/>
+          <w:b/>
+          <w:bCs/>
+          <w:color w:val="F8FAFF"/>
+          <w:kern w:val="0"/>
+          <w:sz w:val="27"/>
+          <w:szCs w:val="27"/>
+          <w:lang w:eastAsia="en-GB"/>
+          <w14:ligatures w14:val="none"/>
+        </w:rPr>
+        <w:t>BonusInstance</w:t>
+      </w:r>
+      <w:proofErr w:type="spellEnd"/>
+      <w:r>
+        <w:rPr>
+          <w:rFonts w:ascii="Segoe UI" w:eastAsia="Times New Roman" w:hAnsi="Segoe UI" w:cs="Segoe UI"/>
+          <w:b/>
+          <w:bCs/>
+          <w:color w:val="F8FAFF"/>
+          <w:kern w:val="0"/>
+          <w:sz w:val="27"/>
+          <w:szCs w:val="27"/>
+          <w:lang w:eastAsia="en-GB"/>
+          <w14:ligatures w14:val="none"/>
+        </w:rPr>
+        <w:t xml:space="preserve"> is created for a specific period (e.g., Q2 2025)</w:t>
+      </w:r>
+    </w:p>
+    <w:p>
+      <w:pPr>
+        <w:shd w:val="clear" w:color="auto" w:fill="292A2D"/>
+        <w:spacing w:after="206" w:line="240" w:lineRule="auto"/>
+        <w:outlineLvl w:val="2"/>
+        <w:rPr>
+          <w:rFonts w:ascii="Segoe UI" w:eastAsia="Times New Roman" w:hAnsi="Segoe UI" w:cs="Segoe UI"/>
+          <w:b/>
+          <w:bCs/>
+          <w:color w:val="F8FAFF"/>
+          <w:kern w:val="0"/>
+          <w:sz w:val="27"/>
+          <w:szCs w:val="27"/>
+          <w:lang w:eastAsia="en-GB"/>
+          <w14:ligatures w14:val="none"/>
+        </w:rPr>
+      </w:pPr>
+      <w:r>
+        <w:rPr>
+          <w:rFonts w:ascii="Segoe UI" w:eastAsia="Times New Roman" w:hAnsi="Segoe UI" w:cs="Segoe UI"/>
+          <w:b/>
+          <w:bCs/>
+          <w:color w:val="F8FAFF"/>
+          <w:kern w:val="0"/>
+          <w:sz w:val="27"/>
+          <w:szCs w:val="27"/>
+          <w:lang w:eastAsia="en-GB"/>
+          <w14:ligatures w14:val="none"/>
+        </w:rPr>
+        <w:t>The system immediately takes a snapshot of all personnel's current state</w:t>
+      </w:r>
+    </w:p>
+    <w:p>
+      <w:pPr>
+        <w:shd w:val="clear" w:color="auto" w:fill="292A2D"/>
+        <w:spacing w:after="206" w:line="240" w:lineRule="auto"/>
+        <w:outlineLvl w:val="2"/>
+        <w:rPr>
+          <w:rFonts w:ascii="Segoe UI" w:eastAsia="Times New Roman" w:hAnsi="Segoe UI" w:cs="Segoe UI"/>
+          <w:b/>
+          <w:bCs/>
+          <w:color w:val="F8FAFF"/>
+          <w:kern w:val="0"/>
+          <w:sz w:val="27"/>
+          <w:szCs w:val="27"/>
+          <w:lang w:eastAsia="en-GB"/>
+          <w14:ligatures w14:val="none"/>
+        </w:rPr>
+      </w:pPr>
+      <w:r>
+        <w:rPr>
+          <w:rFonts w:ascii="Segoe UI" w:eastAsia="Times New Roman" w:hAnsi="Segoe UI" w:cs="Segoe UI"/>
+          <w:b/>
+          <w:bCs/>
+          <w:color w:val="F8FAFF"/>
+          <w:kern w:val="0"/>
+          <w:sz w:val="27"/>
+          <w:szCs w:val="27"/>
+          <w:lang w:eastAsia="en-GB"/>
+          <w14:ligatures w14:val="none"/>
+        </w:rPr>
+        <w:t>Allocations are calculated based on these snapshots</w:t>
+      </w:r>
+    </w:p>
+    <w:p>
+      <w:pPr>
+        <w:shd w:val="clear" w:color="auto" w:fill="292A2D"/>
+        <w:spacing w:after="206" w:line="240" w:lineRule="auto"/>
+        <w:outlineLvl w:val="2"/>
+        <w:rPr>
+          <w:rFonts w:ascii="Segoe UI" w:eastAsia="Times New Roman" w:hAnsi="Segoe UI" w:cs="Segoe UI"/>
+          <w:b/>
+          <w:bCs/>
+          <w:color w:val="F8FAFF"/>
+          <w:kern w:val="0"/>
+          <w:sz w:val="27"/>
+          <w:szCs w:val="27"/>
+          <w:lang w:eastAsia="en-GB"/>
+          <w14:ligatures w14:val="none"/>
+        </w:rPr>
+      </w:pPr>
+      <w:r>
+        <w:rPr>
+          <w:rFonts w:ascii="Segoe UI" w:eastAsia="Times New Roman" w:hAnsi="Segoe UI" w:cs="Segoe UI"/>
+          <w:b/>
+          <w:bCs/>
+          <w:color w:val="F8FAFF"/>
+          <w:kern w:val="0"/>
+          <w:sz w:val="27"/>
+          <w:szCs w:val="27"/>
+          <w:lang w:eastAsia="en-GB"/>
+          <w14:ligatures w14:val="none"/>
+        </w:rPr>
+        <w:t>Users can review and adjust these allocations (modifying parts, which recalculates amounts)</w:t>
+      </w:r>
+    </w:p>
+    <w:p>
+      <w:pPr>
+        <w:shd w:val="clear" w:color="auto" w:fill="292A2D"/>
+        <w:spacing w:after="206" w:line="240" w:lineRule="auto"/>
+        <w:outlineLvl w:val="2"/>
+        <w:rPr>
+          <w:rFonts w:ascii="Segoe UI" w:eastAsia="Times New Roman" w:hAnsi="Segoe UI" w:cs="Segoe UI"/>
+          <w:b/>
+          <w:bCs/>
+          <w:color w:val="F8FAFF"/>
+          <w:kern w:val="0"/>
+          <w:sz w:val="27"/>
+          <w:szCs w:val="27"/>
+          <w:lang w:eastAsia="en-GB"/>
+          <w14:ligatures w14:val="none"/>
+        </w:rPr>
+      </w:pPr>
+      <w:r>
+        <w:rPr>
+          <w:rFonts w:ascii="Segoe UI" w:eastAsia="Times New Roman" w:hAnsi="Segoe UI" w:cs="Segoe UI"/>
+          <w:b/>
+          <w:bCs/>
+          <w:color w:val="F8FAFF"/>
+          <w:kern w:val="0"/>
+          <w:sz w:val="27"/>
+          <w:szCs w:val="27"/>
+          <w:lang w:eastAsia="en-GB"/>
+          <w14:ligatures w14:val="none"/>
+        </w:rPr>
+        <w:t>These adjustments don't change the snapshot data but only how that data is interpreted for allocation purposes</w:t>
+      </w:r>
+    </w:p>
+    <w:p>
+      <w:pPr>
+        <w:shd w:val="clear" w:color="auto" w:fill="292A2D"/>
+        <w:spacing w:after="206" w:line="240" w:lineRule="auto"/>
+        <w:outlineLvl w:val="2"/>
+        <w:rPr>
+          <w:rFonts w:ascii="Segoe UI" w:eastAsia="Times New Roman" w:hAnsi="Segoe UI" w:cs="Segoe UI"/>
+          <w:b/>
+          <w:bCs/>
+          <w:color w:val="F8FAFF"/>
+          <w:kern w:val="0"/>
+          <w:sz w:val="27"/>
+          <w:szCs w:val="27"/>
+          <w:lang w:eastAsia="en-GB"/>
+          <w14:ligatures w14:val="none"/>
+        </w:rPr>
+      </w:pPr>
+      <w:r>
+        <w:rPr>
+          <w:rFonts w:ascii="Segoe UI" w:eastAsia="Times New Roman" w:hAnsi="Segoe UI" w:cs="Segoe UI"/>
+          <w:b/>
+          <w:bCs/>
+          <w:color w:val="F8FAFF"/>
+          <w:kern w:val="0"/>
+          <w:sz w:val="27"/>
+          <w:szCs w:val="27"/>
+          <w:lang w:eastAsia="en-GB"/>
+          <w14:ligatures w14:val="none"/>
+        </w:rPr>
+        <w:t>Once approved, the instance and its allocations are locked, preserving the historical record</w:t>
+      </w:r>
+    </w:p>
+    <w:p>
+      <w:pPr>
+        <w:shd w:val="clear" w:color="auto" w:fill="292A2D"/>
+        <w:spacing w:after="206" w:line="240" w:lineRule="auto"/>
+        <w:outlineLvl w:val="2"/>
+        <w:rPr>
+          <w:rFonts w:ascii="Segoe UI" w:eastAsia="Times New Roman" w:hAnsi="Segoe UI" w:cs="Segoe UI"/>
+          <w:b/>
+          <w:bCs/>
+          <w:color w:val="F8FAFF"/>
+          <w:kern w:val="0"/>
+          <w:sz w:val="27"/>
+          <w:szCs w:val="27"/>
+          <w:lang w:eastAsia="en-GB"/>
+          <w14:ligatures w14:val="none"/>
+        </w:rPr>
+      </w:pPr>
+      <w:r>
+        <w:rPr>
+          <w:rFonts w:ascii="Segoe UI" w:eastAsia="Times New Roman" w:hAnsi="Segoe UI" w:cs="Segoe UI"/>
+          <w:b/>
+          <w:bCs/>
+          <w:color w:val="F8FAFF"/>
+          <w:kern w:val="0"/>
+          <w:sz w:val="27"/>
+          <w:szCs w:val="27"/>
+          <w:lang w:eastAsia="en-GB"/>
+          <w14:ligatures w14:val="none"/>
+        </w:rPr>
+        <w:t>This design ensures that bonus calculations are always based on consistent, point-in-time data, and that historical bonus records remain accurate even as personnel data changes over time.</w:t>
+      </w:r>
+    </w:p>
+    <w:p>
+      <w:pPr>
+        <w:shd w:val="clear" w:color="auto" w:fill="292A2D"/>
+        <w:spacing w:after="206" w:line="240" w:lineRule="auto"/>
+        <w:outlineLvl w:val="2"/>
+        <w:rPr>
+          <w:rFonts w:ascii="Segoe UI" w:eastAsia="Times New Roman" w:hAnsi="Segoe UI" w:cs="Segoe UI"/>
+          <w:b/>
+          <w:bCs/>
+          <w:color w:val="F8FAFF"/>
+          <w:kern w:val="0"/>
+          <w:sz w:val="27"/>
+          <w:szCs w:val="27"/>
+          <w:lang w:eastAsia="en-GB"/>
+          <w14:ligatures w14:val="none"/>
+        </w:rPr>
+      </w:pPr>
+    </w:p>
+    <w:p>
+      <w:pPr>
+        <w:shd w:val="clear" w:color="auto" w:fill="292A2D"/>
+        <w:spacing w:after="206" w:line="240" w:lineRule="auto"/>
+        <w:outlineLvl w:val="2"/>
+        <w:rPr>
+          <w:rFonts w:ascii="Segoe UI" w:eastAsia="Times New Roman" w:hAnsi="Segoe UI" w:cs="Segoe UI"/>
+          <w:b/>
+          <w:bCs/>
+          <w:color w:val="F8FAFF"/>
+          <w:kern w:val="0"/>
+          <w:sz w:val="27"/>
+          <w:szCs w:val="27"/>
+          <w:lang w:eastAsia="en-GB"/>
+          <w14:ligatures w14:val="none"/>
+        </w:rPr>
+      </w:pPr>
+      <w:r>
+        <w:rPr>
+          <w:rFonts w:ascii="Segoe UI" w:eastAsia="Times New Roman" w:hAnsi="Segoe UI" w:cs="Segoe UI"/>
+          <w:b/>
+          <w:bCs/>
+          <w:color w:val="F8FAFF"/>
+          <w:kern w:val="0"/>
+          <w:sz w:val="27"/>
+          <w:szCs w:val="27"/>
+          <w:lang w:eastAsia="en-GB"/>
+          <w14:ligatures w14:val="none"/>
+        </w:rPr>
+        <w:t>---------END QUESTIONS---</w:t>
+      </w:r>
+    </w:p>
+    <w:p>
+      <w:pPr>
+        <w:shd w:val="clear" w:color="auto" w:fill="292A2D"/>
+        <w:spacing w:after="206" w:line="240" w:lineRule="auto"/>
+        <w:outlineLvl w:val="2"/>
+        <w:rPr>
+          <w:rFonts w:ascii="Segoe UI" w:eastAsia="Times New Roman" w:hAnsi="Segoe UI" w:cs="Segoe UI"/>
           <w:color w:val="F8FAFF"/>
           <w:kern w:val="0"/>
           <w:sz w:val="27"/>
@@ -55,6 +1817,7 @@
           <w:lang w:eastAsia="en-GB"/>
           <w14:ligatures w14:val="none"/>
         </w:rPr>
+        <w:lastRenderedPageBreak/>
         <w:t>1. Automatic Generation (Cron Jobs)</w:t>
       </w:r>
     </w:p>
@@ -906,7 +2669,6 @@
           <w:kern w:val="0"/>
           <w:lang w:eastAsia="en-GB"/>
         </w:rPr>
-        <w:lastRenderedPageBreak/>
         <w:pict w14:anchorId="1E1A6018">
           <v:rect id="_x0000_i1034" alt="" style="width:451.3pt;height:.05pt;mso-width-percent:0;mso-height-percent:0;mso-width-percent:0;mso-height-percent:0" o:hralign="center" o:hrstd="t" o:hrnoshade="t" o:hr="t" fillcolor="#f8faff" stroked="f"/>
         </w:pict>
@@ -939,6 +2701,7 @@
           <w:lang w:eastAsia="en-GB"/>
           <w14:ligatures w14:val="none"/>
         </w:rPr>
+        <w:lastRenderedPageBreak/>
         <w:t>Next Steps for UX Design</w:t>
       </w:r>
     </w:p>
@@ -1179,7 +2942,7 @@
           <w:szCs w:val="27"/>
           <w:shd w:val="clear" w:color="auto" w:fill="383739"/>
         </w:rPr>
-        <w:t xml:space="preserve">I want you to help me design a Bonus Management System module that integrates with my existing MEAN stack project. This playbook outlines the requirements and specifications for this integration. OBJECTIVE: Create a comprehensive Bonus Management System that seamlessly integrates with my existing MEAN stack application, allowing for the creation, management, calculation, approval, and reporting of employee bonuses. SYSTEM ARCHITECTURE: 1. Backend Components (Node.js/Express) - Create a modular structure for the bonus management system - Implement RESTful API endpoints for all bonus operations - Develop the core bonus calculation engine (bonusgeneration.js) - Build eligibility determination system for filtering personnel - Implement retroactive adjustment mechanism for handling changes - Create approval workflow engine with configurable state transitions - Develop reporting and analytics engine for insights 2. Database Schema (MongoDB) - Design and implement the following collections: a. Bonus Templates: Store reusable bonus plans and calculation rules b. Bonus Instances: Track individual bonus generation events c. Personnel Snapshots: Capture employee data at specific points in time - Ensure proper indexing for performance optimization - Implement data validation rules 3. Frontend Components (Angular) - Create intuitive UI components for all bonus management functions - Implement responsive design for all screen sizes - Build role-based access control for different user types - Develop interactive </w:t>
+        <w:t xml:space="preserve">I want you to help me design a Bonus Management System module that integrates with my existing MEAN stack project. This playbook outlines the requirements and specifications for this integration. OBJECTIVE: Create a comprehensive Bonus Management System that seamlessly integrates with my existing MEAN stack application, allowing for the creation, management, calculation, approval, and reporting of employee bonuses. SYSTEM ARCHITECTURE: 1. Backend Components (Node.js/Express) - Create a modular structure for the bonus management system - Implement RESTful API endpoints for all bonus operations - Develop the core bonus calculation engine (bonusgeneration.js) - Build eligibility determination system for filtering personnel - Implement retroactive adjustment mechanism for handling changes - Create approval workflow engine with configurable state transitions - Develop reporting and analytics engine for insights 2. Database Schema (MongoDB) - Design and implement the following collections: a. Bonus Templates: Store reusable bonus plans and calculation rules b. Bonus Instances: Track individual bonus generation events c. Personnel Snapshots: Capture employee data at specific points in time - Ensure proper indexing for performance optimization - Implement data validation rules 3. Frontend Components (Angular) - Create intuitive UI components for all bonus management functions - Implement responsive design for all screen sizes - Build role-based access control for different user types - Develop interactive dashboards and reporting interfaces CORE FEATURES: 1. Bonus Templates - </w:t>
       </w:r>
       <w:r>
         <w:rPr>
@@ -1190,7 +2953,7 @@
           <w:shd w:val="clear" w:color="auto" w:fill="383739"/>
         </w:rPr>
         <w:lastRenderedPageBreak/>
-        <w:t xml:space="preserve">dashboards and reporting interfaces CORE FEATURES: 1. Bonus Templates - Support multiple calculation methodologies: * Fixed Amount: Simple flat-rate bonuses * Percentage-Based: Calculated as a percentage of base salary * Parts-Based: Complex calculations with weighted components * Formula-Based: Custom mathematical formulas with variable substitution - Template activation/deactivation functionality - Eligibility criteria configuration 2. Personnel Management - Integration with existing personnel data - Point-in-time snapshots for historical accuracy - Custom attribute support for bonus-specific data 3. Bonus Generation - Manual and scheduled automatic generation - Period-based generation (monthly, quarterly, yearly) - Bulk and individual bonus creation 4. Approval Workflow - Multi-step approval process with role-based permissions - State transitions: draft → generated → </w:t>
+        <w:t xml:space="preserve">Support multiple calculation methodologies: * Fixed Amount: Simple flat-rate bonuses * Percentage-Based: Calculated as a percentage of base salary * Parts-Based: Complex calculations with weighted components * Formula-Based: Custom mathematical formulas with variable substitution - Template activation/deactivation functionality - Eligibility criteria configuration 2. Personnel Management - Integration with existing personnel data - Point-in-time snapshots for historical accuracy - Custom attribute support for bonus-specific data 3. Bonus Generation - Manual and scheduled automatic generation - Period-based generation (monthly, quarterly, yearly) - Bulk and individual bonus creation 4. Approval Workflow - Multi-step approval process with role-based permissions - State transitions: draft → generated → </w:t>
       </w:r>
       <w:proofErr w:type="spellStart"/>
       <w:r>
@@ -1212,7 +2975,7 @@
           <w:szCs w:val="27"/>
           <w:shd w:val="clear" w:color="auto" w:fill="383739"/>
         </w:rPr>
-        <w:t xml:space="preserve"> → approved → paid - Complete audit trail of all workflow changes - Comments and annotations at each approval step 5. Reporting and Analytics - Summary and detailed bonus reports - Filtering and grouping options - Export capabilities (Excel, PDF, CSV) - Historical trend analysis TECHNICAL SPECIFICATIONS: 1. Backend Implementation - Use Node.js with Express framework - Implement service-oriented architecture - Ensure proper error handling and validation - Optimize for performance with batch processing and caching - Implement comprehensive logging 2. Database Design - Use MongoDB with Mongoose ODM - Design flexible document schemas - Implement proper indexing strategy - Ensure data integrity with validation 3. Frontend Implementation - Use Angular with TypeScript - Implement reactive forms with validation - Create reusable UI components - Ensure responsive design with CSS frameworks - Implement proper state management 4. Security Considerations - Role-based access control - Input validation and sanitization - Audit logging for sensitive operations - Data encryption for sensitive fields INTEGRATION POINTS: 1. User Authentication and Authorization - Leverage existing authentication system - Extend role-based permissions for bonus management 2. Personnel Data - Connect to existing employee database - Implement data synchronization mechanism 3. Notification System - Integrate with existing notification framework - Add bonus-specific notification templates 4. </w:t>
+        <w:t xml:space="preserve"> → approved → paid - Complete audit trail of all workflow changes - Comments and annotations at each approval step 5. Reporting and Analytics - Summary and detailed bonus reports - Filtering and grouping options - Export capabilities (Excel, PDF, CSV) - Historical trend analysis TECHNICAL SPECIFICATIONS: 1. Backend Implementation - Use Node.js with Express framework - Implement service-oriented architecture - Ensure proper error handling and validation - Optimize for performance with batch processing and caching - Implement comprehensive logging 2. Database Design - Use MongoDB with Mongoose ODM - Design flexible document schemas - Implement proper indexing strategy - Ensure data integrity with validation 3. Frontend Implementation - Use Angular with TypeScript - Implement reactive forms with validation - Create reusable UI components - Ensure responsive design with CSS frameworks - Implement proper state management 4. Security Considerations - Role-based access control - Input validation and sanitization - Audit logging for sensitive operations - Data encryption for sensitive fields INTEGRATION POINTS: 1. User Authentication and Authorization - Leverage existing authentication system - Extend role-based permissions for bonus management 2. Personnel Data - Connect to existing employee database - Implement data synchronization mechanism 3. Notification System - Integrate with existing notification framework - Add bonus-specific notification templates 4. Financial Systems - Define integration points with payroll systems - </w:t>
       </w:r>
       <w:r>
         <w:rPr>
@@ -1223,7 +2986,7 @@
           <w:shd w:val="clear" w:color="auto" w:fill="383739"/>
         </w:rPr>
         <w:lastRenderedPageBreak/>
-        <w:t>Financial Systems - Define integration points with payroll systems - Implement export functionality for financial data IMPLEMENTATION APPROACH: 1. Phase 1: Core Backend Development - Implement database schemas - Develop bonus calculation engine - Create basic API endpoints 2. Phase 2: Frontend Development - Build UI components - Implement forms and validation - Create dashboard views 3. Phase 3: Workflow and Reporting - Implement approval workflow - Develop reporting functionality - Add export capabilities 4. Phase 4: Integration and Testing - Connect with existing systems - Perform comprehensive testing - Optimize performance TESTING STRATEGY: 1. Unit Testing - Test individual components and functions - Focus on calculation accuracy and edge cases 2. Integration Testing - Test API endpoints and database operations - Verify workflow transitions 3. User Acceptance Testing - Validate against business requirements - Ensure usability and performance DEPLOYMENT CONSIDERATIONS: 1. Database Migration - Plan for schema updates - Implement data migration scripts 2. Feature Flagging - Use feature flags for gradual rollout - Enable A/B testing of new features 3. Performance Monitoring - Implement metrics collection - Set up alerting for performance issues SUCCESS CRITERIA: 1. The Bonus Management System successfully integrates with the existing MEAN stack application 2. All bonus calculations are accurate and consistent 3. The approval workflow functions correctly with proper role-based permissions 4. Reports provide meaningful insights and export correctly 5. The system performs efficiently with large datasets 6. User interface is intuitive and responsive This playbook provides a comprehensive framework for implementing a Bonus Management System within your existing MEAN stack project. The modular approach allows for phased implementation and testing, ensuring a successful integration.</w:t>
+        <w:t>Implement export functionality for financial data IMPLEMENTATION APPROACH: 1. Phase 1: Core Backend Development - Implement database schemas - Develop bonus calculation engine - Create basic API endpoints 2. Phase 2: Frontend Development - Build UI components - Implement forms and validation - Create dashboard views 3. Phase 3: Workflow and Reporting - Implement approval workflow - Develop reporting functionality - Add export capabilities 4. Phase 4: Integration and Testing - Connect with existing systems - Perform comprehensive testing - Optimize performance TESTING STRATEGY: 1. Unit Testing - Test individual components and functions - Focus on calculation accuracy and edge cases 2. Integration Testing - Test API endpoints and database operations - Verify workflow transitions 3. User Acceptance Testing - Validate against business requirements - Ensure usability and performance DEPLOYMENT CONSIDERATIONS: 1. Database Migration - Plan for schema updates - Implement data migration scripts 2. Feature Flagging - Use feature flags for gradual rollout - Enable A/B testing of new features 3. Performance Monitoring - Implement metrics collection - Set up alerting for performance issues SUCCESS CRITERIA: 1. The Bonus Management System successfully integrates with the existing MEAN stack application 2. All bonus calculations are accurate and consistent 3. The approval workflow functions correctly with proper role-based permissions 4. Reports provide meaningful insights and export correctly 5. The system performs efficiently with large datasets 6. User interface is intuitive and responsive This playbook provides a comprehensive framework for implementing a Bonus Management System within your existing MEAN stack project. The modular approach allows for phased implementation and testing, ensuring a successful integration.</w:t>
       </w:r>
       <w:r>
         <w:rPr>

--- a/server/Bonus management description.docx
+++ b/server/Bonus management description.docx
@@ -131,97 +131,7 @@
           <w:lang w:eastAsia="en-GB"/>
           <w14:ligatures w14:val="none"/>
         </w:rPr>
-        <w:t xml:space="preserve">Based on the code and your explanation, I understand that there's a relationship between </w:t>
-      </w:r>
-      <w:proofErr w:type="spellStart"/>
-      <w:r>
-        <w:rPr>
-          <w:rFonts w:ascii="Segoe UI" w:eastAsia="Times New Roman" w:hAnsi="Segoe UI" w:cs="Segoe UI"/>
-          <w:b/>
-          <w:bCs/>
-          <w:color w:val="F8FAFF"/>
-          <w:kern w:val="0"/>
-          <w:sz w:val="27"/>
-          <w:szCs w:val="27"/>
-          <w:lang w:eastAsia="en-GB"/>
-          <w14:ligatures w14:val="none"/>
-        </w:rPr>
-        <w:t>BonusInstance</w:t>
-      </w:r>
-      <w:proofErr w:type="spellEnd"/>
-      <w:r>
-        <w:rPr>
-          <w:rFonts w:ascii="Segoe UI" w:eastAsia="Times New Roman" w:hAnsi="Segoe UI" w:cs="Segoe UI"/>
-          <w:b/>
-          <w:bCs/>
-          <w:color w:val="F8FAFF"/>
-          <w:kern w:val="0"/>
-          <w:sz w:val="27"/>
-          <w:szCs w:val="27"/>
-          <w:lang w:eastAsia="en-GB"/>
-          <w14:ligatures w14:val="none"/>
-        </w:rPr>
-        <w:t xml:space="preserve">, </w:t>
-      </w:r>
-      <w:proofErr w:type="spellStart"/>
-      <w:r>
-        <w:rPr>
-          <w:rFonts w:ascii="Segoe UI" w:eastAsia="Times New Roman" w:hAnsi="Segoe UI" w:cs="Segoe UI"/>
-          <w:b/>
-          <w:bCs/>
-          <w:color w:val="F8FAFF"/>
-          <w:kern w:val="0"/>
-          <w:sz w:val="27"/>
-          <w:szCs w:val="27"/>
-          <w:lang w:eastAsia="en-GB"/>
-          <w14:ligatures w14:val="none"/>
-        </w:rPr>
-        <w:t>PersonnelSnapshot</w:t>
-      </w:r>
-      <w:proofErr w:type="spellEnd"/>
-      <w:r>
-        <w:rPr>
-          <w:rFonts w:ascii="Segoe UI" w:eastAsia="Times New Roman" w:hAnsi="Segoe UI" w:cs="Segoe UI"/>
-          <w:b/>
-          <w:bCs/>
-          <w:color w:val="F8FAFF"/>
-          <w:kern w:val="0"/>
-          <w:sz w:val="27"/>
-          <w:szCs w:val="27"/>
-          <w:lang w:eastAsia="en-GB"/>
-          <w14:ligatures w14:val="none"/>
-        </w:rPr>
-        <w:t xml:space="preserve">, and </w:t>
-      </w:r>
-      <w:proofErr w:type="spellStart"/>
-      <w:r>
-        <w:rPr>
-          <w:rFonts w:ascii="Segoe UI" w:eastAsia="Times New Roman" w:hAnsi="Segoe UI" w:cs="Segoe UI"/>
-          <w:b/>
-          <w:bCs/>
-          <w:color w:val="F8FAFF"/>
-          <w:kern w:val="0"/>
-          <w:sz w:val="27"/>
-          <w:szCs w:val="27"/>
-          <w:lang w:eastAsia="en-GB"/>
-          <w14:ligatures w14:val="none"/>
-        </w:rPr>
-        <w:t>BonusAllocation</w:t>
-      </w:r>
-      <w:proofErr w:type="spellEnd"/>
-      <w:r>
-        <w:rPr>
-          <w:rFonts w:ascii="Segoe UI" w:eastAsia="Times New Roman" w:hAnsi="Segoe UI" w:cs="Segoe UI"/>
-          <w:b/>
-          <w:bCs/>
-          <w:color w:val="F8FAFF"/>
-          <w:kern w:val="0"/>
-          <w:sz w:val="27"/>
-          <w:szCs w:val="27"/>
-          <w:lang w:eastAsia="en-GB"/>
-          <w14:ligatures w14:val="none"/>
-        </w:rPr>
-        <w:t>. Let me summarize my understanding and ask a few clarifying questions:</w:t>
+        <w:t>Based on the code and your explanation, I understand that there's a relationship between BonusInstance, PersonnelSnapshot, and BonusAllocation. Let me summarize my understanding and ask a few clarifying questions:</w:t>
       </w:r>
     </w:p>
     <w:p>
@@ -273,7 +183,6 @@
           <w14:ligatures w14:val="none"/>
         </w:rPr>
       </w:pPr>
-      <w:proofErr w:type="spellStart"/>
       <w:r>
         <w:rPr>
           <w:rFonts w:ascii="Segoe UI" w:eastAsia="Times New Roman" w:hAnsi="Segoe UI" w:cs="Segoe UI"/>
@@ -286,22 +195,7 @@
           <w:lang w:eastAsia="en-GB"/>
           <w14:ligatures w14:val="none"/>
         </w:rPr>
-        <w:t>BonusInstance</w:t>
-      </w:r>
-      <w:proofErr w:type="spellEnd"/>
-      <w:r>
-        <w:rPr>
-          <w:rFonts w:ascii="Segoe UI" w:eastAsia="Times New Roman" w:hAnsi="Segoe UI" w:cs="Segoe UI"/>
-          <w:b/>
-          <w:bCs/>
-          <w:color w:val="F8FAFF"/>
-          <w:kern w:val="0"/>
-          <w:sz w:val="27"/>
-          <w:szCs w:val="27"/>
-          <w:lang w:eastAsia="en-GB"/>
-          <w14:ligatures w14:val="none"/>
-        </w:rPr>
-        <w:t>: Represents a bonus payment period (e.g., quarterly bonus for Q1 2025)</w:t>
+        <w:t>BonusInstance: Represents a bonus payment period (e.g., quarterly bonus for Q1 2025)</w:t>
       </w:r>
     </w:p>
     <w:p>
@@ -397,37 +291,7 @@
           <w:lang w:eastAsia="en-GB"/>
           <w14:ligatures w14:val="none"/>
         </w:rPr>
-        <w:t xml:space="preserve">Has a </w:t>
-      </w:r>
-      <w:proofErr w:type="spellStart"/>
-      <w:r>
-        <w:rPr>
-          <w:rFonts w:ascii="Segoe UI" w:eastAsia="Times New Roman" w:hAnsi="Segoe UI" w:cs="Segoe UI"/>
-          <w:b/>
-          <w:bCs/>
-          <w:color w:val="F8FAFF"/>
-          <w:kern w:val="0"/>
-          <w:sz w:val="27"/>
-          <w:szCs w:val="27"/>
-          <w:lang w:eastAsia="en-GB"/>
-          <w14:ligatures w14:val="none"/>
-        </w:rPr>
-        <w:t>shareAmount</w:t>
-      </w:r>
-      <w:proofErr w:type="spellEnd"/>
-      <w:r>
-        <w:rPr>
-          <w:rFonts w:ascii="Segoe UI" w:eastAsia="Times New Roman" w:hAnsi="Segoe UI" w:cs="Segoe UI"/>
-          <w:b/>
-          <w:bCs/>
-          <w:color w:val="F8FAFF"/>
-          <w:kern w:val="0"/>
-          <w:sz w:val="27"/>
-          <w:szCs w:val="27"/>
-          <w:lang w:eastAsia="en-GB"/>
-          <w14:ligatures w14:val="none"/>
-        </w:rPr>
-        <w:t xml:space="preserve"> that determines the value of each "part"</w:t>
+        <w:t>Has a shareAmount that determines the value of each "part"</w:t>
       </w:r>
     </w:p>
     <w:p>
@@ -479,7 +343,6 @@
           <w14:ligatures w14:val="none"/>
         </w:rPr>
       </w:pPr>
-      <w:proofErr w:type="spellStart"/>
       <w:r>
         <w:rPr>
           <w:rFonts w:ascii="Segoe UI" w:eastAsia="Times New Roman" w:hAnsi="Segoe UI" w:cs="Segoe UI"/>
@@ -492,22 +355,7 @@
           <w:lang w:eastAsia="en-GB"/>
           <w14:ligatures w14:val="none"/>
         </w:rPr>
-        <w:t>PersonnelSnapshot</w:t>
-      </w:r>
-      <w:proofErr w:type="spellEnd"/>
-      <w:r>
-        <w:rPr>
-          <w:rFonts w:ascii="Segoe UI" w:eastAsia="Times New Roman" w:hAnsi="Segoe UI" w:cs="Segoe UI"/>
-          <w:b/>
-          <w:bCs/>
-          <w:color w:val="F8FAFF"/>
-          <w:kern w:val="0"/>
-          <w:sz w:val="27"/>
-          <w:szCs w:val="27"/>
-          <w:lang w:eastAsia="en-GB"/>
-          <w14:ligatures w14:val="none"/>
-        </w:rPr>
-        <w:t>: Captures the state of personnel at a specific point in time</w:t>
+        <w:t>PersonnelSnapshot: Captures the state of personnel at a specific point in time</w:t>
       </w:r>
     </w:p>
     <w:p>
@@ -667,37 +515,7 @@
           <w:lang w:eastAsia="en-GB"/>
           <w14:ligatures w14:val="none"/>
         </w:rPr>
-        <w:t xml:space="preserve">When a </w:t>
-      </w:r>
-      <w:proofErr w:type="spellStart"/>
-      <w:r>
-        <w:rPr>
-          <w:rFonts w:ascii="Segoe UI" w:eastAsia="Times New Roman" w:hAnsi="Segoe UI" w:cs="Segoe UI"/>
-          <w:b/>
-          <w:bCs/>
-          <w:color w:val="F8FAFF"/>
-          <w:kern w:val="0"/>
-          <w:sz w:val="27"/>
-          <w:szCs w:val="27"/>
-          <w:lang w:eastAsia="en-GB"/>
-          <w14:ligatures w14:val="none"/>
-        </w:rPr>
-        <w:t>BonusInstance</w:t>
-      </w:r>
-      <w:proofErr w:type="spellEnd"/>
-      <w:r>
-        <w:rPr>
-          <w:rFonts w:ascii="Segoe UI" w:eastAsia="Times New Roman" w:hAnsi="Segoe UI" w:cs="Segoe UI"/>
-          <w:b/>
-          <w:bCs/>
-          <w:color w:val="F8FAFF"/>
-          <w:kern w:val="0"/>
-          <w:sz w:val="27"/>
-          <w:szCs w:val="27"/>
-          <w:lang w:eastAsia="en-GB"/>
-          <w14:ligatures w14:val="none"/>
-        </w:rPr>
-        <w:t xml:space="preserve"> is created, the system takes snapshots of all relevant personnel</w:t>
+        <w:t>When a BonusInstance is created, the system takes snapshots of all relevant personnel</w:t>
       </w:r>
     </w:p>
     <w:p>
@@ -1000,37 +818,7 @@
           <w:lang w:eastAsia="en-GB"/>
           <w14:ligatures w14:val="none"/>
         </w:rPr>
-        <w:t>Status Changes: If an instance moves from "draft" to "</w:t>
-      </w:r>
-      <w:proofErr w:type="spellStart"/>
-      <w:r>
-        <w:rPr>
-          <w:rFonts w:ascii="Segoe UI" w:eastAsia="Times New Roman" w:hAnsi="Segoe UI" w:cs="Segoe UI"/>
-          <w:b/>
-          <w:bCs/>
-          <w:color w:val="F8FAFF"/>
-          <w:kern w:val="0"/>
-          <w:sz w:val="27"/>
-          <w:szCs w:val="27"/>
-          <w:lang w:eastAsia="en-GB"/>
-          <w14:ligatures w14:val="none"/>
-        </w:rPr>
-        <w:t>under_review</w:t>
-      </w:r>
-      <w:proofErr w:type="spellEnd"/>
-      <w:r>
-        <w:rPr>
-          <w:rFonts w:ascii="Segoe UI" w:eastAsia="Times New Roman" w:hAnsi="Segoe UI" w:cs="Segoe UI"/>
-          <w:b/>
-          <w:bCs/>
-          <w:color w:val="F8FAFF"/>
-          <w:kern w:val="0"/>
-          <w:sz w:val="27"/>
-          <w:szCs w:val="27"/>
-          <w:lang w:eastAsia="en-GB"/>
-          <w14:ligatures w14:val="none"/>
-        </w:rPr>
-        <w:t>" and back to "draft", does this trigger any regeneration of snapshots or allocations?</w:t>
+        <w:t>Status Changes: If an instance moves from "draft" to "under_review" and back to "draft", does this trigger any regeneration of snapshots or allocations?</w:t>
       </w:r>
     </w:p>
     <w:p>
@@ -1208,37 +996,7 @@
           <w:lang w:eastAsia="en-GB"/>
           <w14:ligatures w14:val="none"/>
         </w:rPr>
-        <w:t xml:space="preserve">One Snapshot per Personnel per Instance: Each personnel </w:t>
-      </w:r>
-      <w:proofErr w:type="gramStart"/>
-      <w:r>
-        <w:rPr>
-          <w:rFonts w:ascii="Segoe UI" w:eastAsia="Times New Roman" w:hAnsi="Segoe UI" w:cs="Segoe UI"/>
-          <w:b/>
-          <w:bCs/>
-          <w:color w:val="F8FAFF"/>
-          <w:kern w:val="0"/>
-          <w:sz w:val="27"/>
-          <w:szCs w:val="27"/>
-          <w:lang w:eastAsia="en-GB"/>
-          <w14:ligatures w14:val="none"/>
-        </w:rPr>
-        <w:t>has</w:t>
-      </w:r>
-      <w:proofErr w:type="gramEnd"/>
-      <w:r>
-        <w:rPr>
-          <w:rFonts w:ascii="Segoe UI" w:eastAsia="Times New Roman" w:hAnsi="Segoe UI" w:cs="Segoe UI"/>
-          <w:b/>
-          <w:bCs/>
-          <w:color w:val="F8FAFF"/>
-          <w:kern w:val="0"/>
-          <w:sz w:val="27"/>
-          <w:szCs w:val="27"/>
-          <w:lang w:eastAsia="en-GB"/>
-          <w14:ligatures w14:val="none"/>
-        </w:rPr>
-        <w:t xml:space="preserve"> exactly one snapshot associated with a particular instance.</w:t>
+        <w:t>One Snapshot per Personnel per Instance: Each personnel has exactly one snapshot associated with a particular instance.</w:t>
       </w:r>
     </w:p>
     <w:p>
@@ -1335,97 +1093,7 @@
           <w:lang w:eastAsia="en-GB"/>
           <w14:ligatures w14:val="none"/>
         </w:rPr>
-        <w:t xml:space="preserve">Based on this understanding, I can see that the relationship between </w:t>
-      </w:r>
-      <w:proofErr w:type="spellStart"/>
-      <w:r>
-        <w:rPr>
-          <w:rFonts w:ascii="Segoe UI" w:eastAsia="Times New Roman" w:hAnsi="Segoe UI" w:cs="Segoe UI"/>
-          <w:b/>
-          <w:bCs/>
-          <w:color w:val="F8FAFF"/>
-          <w:kern w:val="0"/>
-          <w:sz w:val="27"/>
-          <w:szCs w:val="27"/>
-          <w:lang w:eastAsia="en-GB"/>
-          <w14:ligatures w14:val="none"/>
-        </w:rPr>
-        <w:t>BonusInstance</w:t>
-      </w:r>
-      <w:proofErr w:type="spellEnd"/>
-      <w:r>
-        <w:rPr>
-          <w:rFonts w:ascii="Segoe UI" w:eastAsia="Times New Roman" w:hAnsi="Segoe UI" w:cs="Segoe UI"/>
-          <w:b/>
-          <w:bCs/>
-          <w:color w:val="F8FAFF"/>
-          <w:kern w:val="0"/>
-          <w:sz w:val="27"/>
-          <w:szCs w:val="27"/>
-          <w:lang w:eastAsia="en-GB"/>
-          <w14:ligatures w14:val="none"/>
-        </w:rPr>
-        <w:t xml:space="preserve">, </w:t>
-      </w:r>
-      <w:proofErr w:type="spellStart"/>
-      <w:r>
-        <w:rPr>
-          <w:rFonts w:ascii="Segoe UI" w:eastAsia="Times New Roman" w:hAnsi="Segoe UI" w:cs="Segoe UI"/>
-          <w:b/>
-          <w:bCs/>
-          <w:color w:val="F8FAFF"/>
-          <w:kern w:val="0"/>
-          <w:sz w:val="27"/>
-          <w:szCs w:val="27"/>
-          <w:lang w:eastAsia="en-GB"/>
-          <w14:ligatures w14:val="none"/>
-        </w:rPr>
-        <w:t>PersonnelSnapshot</w:t>
-      </w:r>
-      <w:proofErr w:type="spellEnd"/>
-      <w:r>
-        <w:rPr>
-          <w:rFonts w:ascii="Segoe UI" w:eastAsia="Times New Roman" w:hAnsi="Segoe UI" w:cs="Segoe UI"/>
-          <w:b/>
-          <w:bCs/>
-          <w:color w:val="F8FAFF"/>
-          <w:kern w:val="0"/>
-          <w:sz w:val="27"/>
-          <w:szCs w:val="27"/>
-          <w:lang w:eastAsia="en-GB"/>
-          <w14:ligatures w14:val="none"/>
-        </w:rPr>
-        <w:t xml:space="preserve">, and </w:t>
-      </w:r>
-      <w:proofErr w:type="spellStart"/>
-      <w:r>
-        <w:rPr>
-          <w:rFonts w:ascii="Segoe UI" w:eastAsia="Times New Roman" w:hAnsi="Segoe UI" w:cs="Segoe UI"/>
-          <w:b/>
-          <w:bCs/>
-          <w:color w:val="F8FAFF"/>
-          <w:kern w:val="0"/>
-          <w:sz w:val="27"/>
-          <w:szCs w:val="27"/>
-          <w:lang w:eastAsia="en-GB"/>
-          <w14:ligatures w14:val="none"/>
-        </w:rPr>
-        <w:t>BonusAllocation</w:t>
-      </w:r>
-      <w:proofErr w:type="spellEnd"/>
-      <w:r>
-        <w:rPr>
-          <w:rFonts w:ascii="Segoe UI" w:eastAsia="Times New Roman" w:hAnsi="Segoe UI" w:cs="Segoe UI"/>
-          <w:b/>
-          <w:bCs/>
-          <w:color w:val="F8FAFF"/>
-          <w:kern w:val="0"/>
-          <w:sz w:val="27"/>
-          <w:szCs w:val="27"/>
-          <w:lang w:eastAsia="en-GB"/>
-          <w14:ligatures w14:val="none"/>
-        </w:rPr>
-        <w:t xml:space="preserve"> is correctly designed to support this temporal requirement. The snapshot serves as the "frozen" state of personnel data at the time the instance was created, ensuring that even if personnel data changes in the future, the bonus calculations remain based on the data as it was during the reference period.</w:t>
+        <w:t>Based on this understanding, I can see that the relationship between BonusInstance, PersonnelSnapshot, and BonusAllocation is correctly designed to support this temporal requirement. The snapshot serves as the "frozen" state of personnel data at the time the instance was created, ensuring that even if personnel data changes in the future, the bonus calculations remain based on the data as it was during the reference period.</w:t>
       </w:r>
     </w:p>
     <w:p>
@@ -1489,37 +1157,7 @@
           <w:lang w:eastAsia="en-GB"/>
           <w14:ligatures w14:val="none"/>
         </w:rPr>
-        <w:t xml:space="preserve">A </w:t>
-      </w:r>
-      <w:proofErr w:type="spellStart"/>
-      <w:r>
-        <w:rPr>
-          <w:rFonts w:ascii="Segoe UI" w:eastAsia="Times New Roman" w:hAnsi="Segoe UI" w:cs="Segoe UI"/>
-          <w:b/>
-          <w:bCs/>
-          <w:color w:val="F8FAFF"/>
-          <w:kern w:val="0"/>
-          <w:sz w:val="27"/>
-          <w:szCs w:val="27"/>
-          <w:lang w:eastAsia="en-GB"/>
-          <w14:ligatures w14:val="none"/>
-        </w:rPr>
-        <w:t>BonusInstance</w:t>
-      </w:r>
-      <w:proofErr w:type="spellEnd"/>
-      <w:r>
-        <w:rPr>
-          <w:rFonts w:ascii="Segoe UI" w:eastAsia="Times New Roman" w:hAnsi="Segoe UI" w:cs="Segoe UI"/>
-          <w:b/>
-          <w:bCs/>
-          <w:color w:val="F8FAFF"/>
-          <w:kern w:val="0"/>
-          <w:sz w:val="27"/>
-          <w:szCs w:val="27"/>
-          <w:lang w:eastAsia="en-GB"/>
-          <w14:ligatures w14:val="none"/>
-        </w:rPr>
-        <w:t xml:space="preserve"> is created for a specific period (e.g., Q2 2025)</w:t>
+        <w:t>A BonusInstance is created for a specific period (e.g., Q2 2025)</w:t>
       </w:r>
     </w:p>
     <w:p>
@@ -1859,7 +1497,6 @@
         </w:rPr>
         <w:t> (quarterly, yearly, etc.) are </w:t>
       </w:r>
-      <w:proofErr w:type="gramStart"/>
       <w:r>
         <w:rPr>
           <w:rFonts w:ascii="Segoe UI" w:eastAsia="Times New Roman" w:hAnsi="Segoe UI" w:cs="Segoe UI"/>
@@ -1872,7 +1509,6 @@
         </w:rPr>
         <w:t>auto-generated</w:t>
       </w:r>
-      <w:proofErr w:type="gramEnd"/>
       <w:r>
         <w:rPr>
           <w:rFonts w:ascii="Segoe UI" w:eastAsia="Times New Roman" w:hAnsi="Segoe UI" w:cs="Segoe UI"/>
@@ -2627,29 +2263,7 @@
           <w:lang w:eastAsia="en-GB"/>
           <w14:ligatures w14:val="none"/>
         </w:rPr>
-        <w:t xml:space="preserve">: Full control (templates, overrides, </w:t>
-      </w:r>
-      <w:proofErr w:type="spellStart"/>
-      <w:r>
-        <w:rPr>
-          <w:rFonts w:ascii="Segoe UI" w:eastAsia="Times New Roman" w:hAnsi="Segoe UI" w:cs="Segoe UI"/>
-          <w:color w:val="F8FAFF"/>
-          <w:kern w:val="0"/>
-          <w:lang w:eastAsia="en-GB"/>
-          <w14:ligatures w14:val="none"/>
-        </w:rPr>
-        <w:t>cron</w:t>
-      </w:r>
-      <w:proofErr w:type="spellEnd"/>
-      <w:r>
-        <w:rPr>
-          <w:rFonts w:ascii="Segoe UI" w:eastAsia="Times New Roman" w:hAnsi="Segoe UI" w:cs="Segoe UI"/>
-          <w:color w:val="F8FAFF"/>
-          <w:kern w:val="0"/>
-          <w:lang w:eastAsia="en-GB"/>
-          <w14:ligatures w14:val="none"/>
-        </w:rPr>
-        <w:t xml:space="preserve"> jobs).</w:t>
+        <w:t>: Full control (templates, overrides, cron jobs).</w:t>
       </w:r>
     </w:p>
     <w:p>
@@ -2669,7 +2283,7 @@
           <w:kern w:val="0"/>
           <w:lang w:eastAsia="en-GB"/>
         </w:rPr>
-        <w:pict w14:anchorId="1E1A6018">
+        <w:pict w14:anchorId="55F5F9CC">
           <v:rect id="_x0000_i1034" alt="" style="width:451.3pt;height:.05pt;mso-width-percent:0;mso-height-percent:0;mso-width-percent:0;mso-height-percent:0" o:hralign="center" o:hrstd="t" o:hrnoshade="t" o:hr="t" fillcolor="#f8faff" stroked="f"/>
         </w:pict>
       </w:r>
@@ -2953,9 +2567,8 @@
           <w:shd w:val="clear" w:color="auto" w:fill="383739"/>
         </w:rPr>
         <w:lastRenderedPageBreak/>
-        <w:t xml:space="preserve">Support multiple calculation methodologies: * Fixed Amount: Simple flat-rate bonuses * Percentage-Based: Calculated as a percentage of base salary * Parts-Based: Complex calculations with weighted components * Formula-Based: Custom mathematical formulas with variable substitution - Template activation/deactivation functionality - Eligibility criteria configuration 2. Personnel Management - Integration with existing personnel data - Point-in-time snapshots for historical accuracy - Custom attribute support for bonus-specific data 3. Bonus Generation - Manual and scheduled automatic generation - Period-based generation (monthly, quarterly, yearly) - Bulk and individual bonus creation 4. Approval Workflow - Multi-step approval process with role-based permissions - State transitions: draft → generated → </w:t>
-      </w:r>
-      <w:proofErr w:type="spellStart"/>
+        <w:t xml:space="preserve">Support multiple calculation methodologies: * Fixed Amount: Simple flat-rate bonuses * Percentage-Based: Calculated as a percentage of base salary * Parts-Based: Complex calculations with weighted components * Formula-Based: Custom mathematical formulas with variable substitution - Template activation/deactivation functionality - Eligibility criteria configuration 2. Personnel Management - Integration with existing personnel data - Point-in-time snapshots for historical accuracy - Custom attribute support for bonus-specific data 3. Bonus Generation - Manual and scheduled automatic generation - Period-based generation (monthly, quarterly, yearly) - Bulk and individual bonus creation 4. Approval Workflow - Multi-step approval process with role-based permissions - State transitions: draft → generated → under_review → approved → paid - Complete audit trail of all workflow changes - Comments and annotations at each approval step 5. Reporting and Analytics - Summary and detailed bonus reports - Filtering and grouping options - Export capabilities (Excel, PDF, CSV) - Historical trend analysis TECHNICAL SPECIFICATIONS: 1. Backend Implementation - Use Node.js with Express framework - Implement service-oriented architecture - Ensure proper error handling and validation - Optimize for performance with batch processing and caching - Implement comprehensive logging 2. Database Design - Use MongoDB with Mongoose ODM - Design flexible document schemas - Implement proper indexing strategy - Ensure data integrity with validation 3. Frontend Implementation - Use Angular with TypeScript - Implement reactive forms with validation - Create reusable UI components - Ensure responsive design with CSS frameworks - Implement proper state management 4. Security Considerations - Role-based access control - Input validation and sanitization - Audit logging for sensitive operations - Data encryption for sensitive fields INTEGRATION POINTS: 1. User Authentication and Authorization - Leverage existing authentication system - Extend role-based permissions for bonus management 2. Personnel Data - Connect to existing employee database - Implement data synchronization mechanism 3. Notification System - Integrate with existing notification framework - Add bonus-specific notification templates 4. Financial Systems - Define integration points with payroll systems - </w:t>
+      </w:r>
       <w:r>
         <w:rPr>
           <w:rFonts w:ascii="Segoe UI Variable Display" w:hAnsi="Segoe UI Variable Display" w:cs="Segoe UI Variable Display"/>
@@ -2964,27 +2577,6 @@
           <w:szCs w:val="27"/>
           <w:shd w:val="clear" w:color="auto" w:fill="383739"/>
         </w:rPr>
-        <w:t>under_review</w:t>
-      </w:r>
-      <w:proofErr w:type="spellEnd"/>
-      <w:r>
-        <w:rPr>
-          <w:rFonts w:ascii="Segoe UI Variable Display" w:hAnsi="Segoe UI Variable Display" w:cs="Segoe UI Variable Display"/>
-          <w:color w:val="DADADA"/>
-          <w:sz w:val="27"/>
-          <w:szCs w:val="27"/>
-          <w:shd w:val="clear" w:color="auto" w:fill="383739"/>
-        </w:rPr>
-        <w:t xml:space="preserve"> → approved → paid - Complete audit trail of all workflow changes - Comments and annotations at each approval step 5. Reporting and Analytics - Summary and detailed bonus reports - Filtering and grouping options - Export capabilities (Excel, PDF, CSV) - Historical trend analysis TECHNICAL SPECIFICATIONS: 1. Backend Implementation - Use Node.js with Express framework - Implement service-oriented architecture - Ensure proper error handling and validation - Optimize for performance with batch processing and caching - Implement comprehensive logging 2. Database Design - Use MongoDB with Mongoose ODM - Design flexible document schemas - Implement proper indexing strategy - Ensure data integrity with validation 3. Frontend Implementation - Use Angular with TypeScript - Implement reactive forms with validation - Create reusable UI components - Ensure responsive design with CSS frameworks - Implement proper state management 4. Security Considerations - Role-based access control - Input validation and sanitization - Audit logging for sensitive operations - Data encryption for sensitive fields INTEGRATION POINTS: 1. User Authentication and Authorization - Leverage existing authentication system - Extend role-based permissions for bonus management 2. Personnel Data - Connect to existing employee database - Implement data synchronization mechanism 3. Notification System - Integrate with existing notification framework - Add bonus-specific notification templates 4. Financial Systems - Define integration points with payroll systems - </w:t>
-      </w:r>
-      <w:r>
-        <w:rPr>
-          <w:rFonts w:ascii="Segoe UI Variable Display" w:hAnsi="Segoe UI Variable Display" w:cs="Segoe UI Variable Display"/>
-          <w:color w:val="DADADA"/>
-          <w:sz w:val="27"/>
-          <w:szCs w:val="27"/>
-          <w:shd w:val="clear" w:color="auto" w:fill="383739"/>
-        </w:rPr>
         <w:lastRenderedPageBreak/>
         <w:t>Implement export functionality for financial data IMPLEMENTATION APPROACH: 1. Phase 1: Core Backend Development - Implement database schemas - Develop bonus calculation engine - Create basic API endpoints 2. Phase 2: Frontend Development - Build UI components - Implement forms and validation - Create dashboard views 3. Phase 3: Workflow and Reporting - Implement approval workflow - Develop reporting functionality - Add export capabilities 4. Phase 4: Integration and Testing - Connect with existing systems - Perform comprehensive testing - Optimize performance TESTING STRATEGY: 1. Unit Testing - Test individual components and functions - Focus on calculation accuracy and edge cases 2. Integration Testing - Test API endpoints and database operations - Verify workflow transitions 3. User Acceptance Testing - Validate against business requirements - Ensure usability and performance DEPLOYMENT CONSIDERATIONS: 1. Database Migration - Plan for schema updates - Implement data migration scripts 2. Feature Flagging - Use feature flags for gradual rollout - Enable A/B testing of new features 3. Performance Monitoring - Implement metrics collection - Set up alerting for performance issues SUCCESS CRITERIA: 1. The Bonus Management System successfully integrates with the existing MEAN stack application 2. All bonus calculations are accurate and consistent 3. The approval workflow functions correctly with proper role-based permissions 4. Reports provide meaningful insights and export correctly 5. The system performs efficiently with large datasets 6. User interface is intuitive and responsive This playbook provides a comprehensive framework for implementing a Bonus Management System within your existing MEAN stack project. The modular approach allows for phased implementation and testing, ensuring a successful integration.</w:t>
       </w:r>
@@ -3016,7 +2608,6 @@
           <w14:ligatures w14:val="none"/>
         </w:rPr>
       </w:pPr>
-      <w:proofErr w:type="spellStart"/>
       <w:r>
         <w:rPr>
           <w:rFonts w:ascii="Arial" w:eastAsia="Times New Roman" w:hAnsi="Arial" w:cs="Arial"/>
@@ -3029,21 +2620,7 @@
           <w14:ligatures w14:val="none"/>
         </w:rPr>
         <w:lastRenderedPageBreak/>
-        <w:t>Admineex</w:t>
-      </w:r>
-      <w:proofErr w:type="spellEnd"/>
-      <w:r>
-        <w:rPr>
-          <w:rFonts w:ascii="Arial" w:eastAsia="Times New Roman" w:hAnsi="Arial" w:cs="Arial"/>
-          <w:b/>
-          <w:bCs/>
-          <w:kern w:val="0"/>
-          <w:sz w:val="20"/>
-          <w:szCs w:val="20"/>
-          <w:lang w:eastAsia="en-GB"/>
-          <w14:ligatures w14:val="none"/>
-        </w:rPr>
-        <w:t xml:space="preserve"> Bonus Management System - Features for Non-Technical Users</w:t>
+        <w:t>Admineex Bonus Management System - Features for Non-Technical Users</w:t>
       </w:r>
     </w:p>
     <w:p>
@@ -3666,21 +3243,8 @@
           <w:lang w:eastAsia="en-GB"/>
           <w14:ligatures w14:val="none"/>
         </w:rPr>
-        <w:t xml:space="preserve">Break down bonus information by department, employee category, or </w:t>
-      </w:r>
-      <w:proofErr w:type="gramStart"/>
-      <w:r>
-        <w:rPr>
-          <w:rFonts w:ascii="Arial" w:eastAsia="Times New Roman" w:hAnsi="Arial" w:cs="Arial"/>
-          <w:kern w:val="0"/>
-          <w:sz w:val="20"/>
-          <w:szCs w:val="20"/>
-          <w:lang w:eastAsia="en-GB"/>
-          <w14:ligatures w14:val="none"/>
-        </w:rPr>
-        <w:t>time period</w:t>
-      </w:r>
-      <w:proofErr w:type="gramEnd"/>
+        <w:t>Break down bonus information by department, employee category, or time period</w:t>
+      </w:r>
     </w:p>
     <w:p>
       <w:pPr>
@@ -3754,7 +3318,6 @@
           <w14:ligatures w14:val="none"/>
         </w:rPr>
       </w:pPr>
-      <w:proofErr w:type="gramStart"/>
       <w:r>
         <w:rPr>
           <w:rFonts w:ascii="Arial" w:eastAsia="Times New Roman" w:hAnsi="Arial" w:cs="Arial"/>
@@ -3768,7 +3331,6 @@
         </w:rPr>
         <w:t>Time-Saving</w:t>
       </w:r>
-      <w:proofErr w:type="gramEnd"/>
       <w:r>
         <w:rPr>
           <w:rFonts w:ascii="Arial" w:eastAsia="Times New Roman" w:hAnsi="Arial" w:cs="Arial"/>
@@ -4072,7 +3634,7 @@
           <w:kern w:val="0"/>
           <w:lang w:eastAsia="en-GB"/>
         </w:rPr>
-        <w:pict w14:anchorId="6664BEDC">
+        <w:pict w14:anchorId="2C0831AB">
           <v:rect id="_x0000_i1033" alt="" style="width:451.3pt;height:.05pt;mso-width-percent:0;mso-height-percent:0;mso-width-percent:0;mso-height-percent:0" o:hralign="center" o:hrstd="t" o:hrnoshade="t" o:hr="t" fillcolor="#ccc" stroked="f"/>
         </w:pict>
       </w:r>
@@ -4268,7 +3830,6 @@
         </w:rPr>
         <w:t>: </w:t>
       </w:r>
-      <w:proofErr w:type="spellStart"/>
       <w:r>
         <w:rPr>
           <w:rFonts w:ascii="var(--monaco-monospace-font)" w:eastAsia="Times New Roman" w:hAnsi="var(--monaco-monospace-font)" w:cs="Courier New"/>
@@ -4280,7 +3841,6 @@
         </w:rPr>
         <w:t>with_parts</w:t>
       </w:r>
-      <w:proofErr w:type="spellEnd"/>
       <w:r>
         <w:rPr>
           <w:rFonts w:ascii="Arial" w:eastAsia="Times New Roman" w:hAnsi="Arial" w:cs="Arial"/>
@@ -4292,7 +3852,6 @@
         </w:rPr>
         <w:t>, </w:t>
       </w:r>
-      <w:proofErr w:type="spellStart"/>
       <w:r>
         <w:rPr>
           <w:rFonts w:ascii="var(--monaco-monospace-font)" w:eastAsia="Times New Roman" w:hAnsi="var(--monaco-monospace-font)" w:cs="Courier New"/>
@@ -4304,7 +3863,6 @@
         </w:rPr>
         <w:t>without_parts</w:t>
       </w:r>
-      <w:proofErr w:type="spellEnd"/>
       <w:r>
         <w:rPr>
           <w:rFonts w:ascii="Arial" w:eastAsia="Times New Roman" w:hAnsi="Arial" w:cs="Arial"/>
@@ -4315,84 +3873,6 @@
           <w14:ligatures w14:val="none"/>
         </w:rPr>
         <w:t>, </w:t>
-      </w:r>
-      <w:proofErr w:type="spellStart"/>
-      <w:r>
-        <w:rPr>
-          <w:rFonts w:ascii="Arial" w:eastAsia="Times New Roman" w:hAnsi="Arial" w:cs="Arial"/>
-          <w:kern w:val="0"/>
-          <w:sz w:val="20"/>
-          <w:szCs w:val="20"/>
-          <w:lang w:eastAsia="en-GB"/>
-          <w14:ligatures w14:val="none"/>
-        </w:rPr>
-        <w:fldChar w:fldCharType="begin"/>
-      </w:r>
-      <w:r>
-        <w:rPr>
-          <w:rFonts w:ascii="Arial" w:eastAsia="Times New Roman" w:hAnsi="Arial" w:cs="Arial"/>
-          <w:kern w:val="0"/>
-          <w:sz w:val="20"/>
-          <w:szCs w:val="20"/>
-          <w:lang w:eastAsia="en-GB"/>
-          <w14:ligatures w14:val="none"/>
-        </w:rPr>
-        <w:instrText>HYPERLINK "vscode-file://vscode-app/private/var/folders/10/ycsp0kzs1jg24jvtc7qgy82r0000gn/T/AppTranslocation/688C98D2-2E75-4C63-8F59-8764113E8725/d/Visual%20Studio%20Code.app/Contents/Resources/app/out/vs/code/electron-sandbox/workbench/workbench.html" \o ""</w:instrText>
-      </w:r>
-      <w:r>
-        <w:rPr>
-          <w:rFonts w:ascii="Arial" w:eastAsia="Times New Roman" w:hAnsi="Arial" w:cs="Arial"/>
-          <w:kern w:val="0"/>
-          <w:sz w:val="20"/>
-          <w:szCs w:val="20"/>
-          <w:lang w:eastAsia="en-GB"/>
-          <w14:ligatures w14:val="none"/>
-        </w:rPr>
-      </w:r>
-      <w:r>
-        <w:rPr>
-          <w:rFonts w:ascii="Arial" w:eastAsia="Times New Roman" w:hAnsi="Arial" w:cs="Arial"/>
-          <w:kern w:val="0"/>
-          <w:sz w:val="20"/>
-          <w:szCs w:val="20"/>
-          <w:lang w:eastAsia="en-GB"/>
-          <w14:ligatures w14:val="none"/>
-        </w:rPr>
-        <w:fldChar w:fldCharType="separate"/>
-      </w:r>
-      <w:r>
-        <w:rPr>
-          <w:rFonts w:ascii="var(--monaco-monospace-font)" w:eastAsia="Times New Roman" w:hAnsi="var(--monaco-monospace-font)" w:cs="Courier New"/>
-          <w:kern w:val="0"/>
-          <w:sz w:val="18"/>
-          <w:szCs w:val="18"/>
-          <w:lang w:eastAsia="en-GB"/>
-          <w14:ligatures w14:val="none"/>
-        </w:rPr>
-        <w:t>fixed_amount</w:t>
-      </w:r>
-      <w:proofErr w:type="spellEnd"/>
-      <w:r>
-        <w:rPr>
-          <w:rFonts w:ascii="Arial" w:eastAsia="Times New Roman" w:hAnsi="Arial" w:cs="Arial"/>
-          <w:kern w:val="0"/>
-          <w:sz w:val="20"/>
-          <w:szCs w:val="20"/>
-          <w:lang w:eastAsia="en-GB"/>
-          <w14:ligatures w14:val="none"/>
-        </w:rPr>
-        <w:fldChar w:fldCharType="end"/>
-      </w:r>
-      <w:r>
-        <w:rPr>
-          <w:rFonts w:ascii="Arial" w:eastAsia="Times New Roman" w:hAnsi="Arial" w:cs="Arial"/>
-          <w:kern w:val="0"/>
-          <w:sz w:val="20"/>
-          <w:szCs w:val="20"/>
-          <w:lang w:eastAsia="en-GB"/>
-          <w14:ligatures w14:val="none"/>
-        </w:rPr>
-        <w:t>, or </w:t>
       </w:r>
       <w:hyperlink r:id="rId5" w:history="1">
         <w:r>
@@ -4404,7 +3884,7 @@
             <w:lang w:eastAsia="en-GB"/>
             <w14:ligatures w14:val="none"/>
           </w:rPr>
-          <w:t>percentage</w:t>
+          <w:t>fixed_amount</w:t>
         </w:r>
       </w:hyperlink>
       <w:r>
@@ -4416,432 +3896,7 @@
           <w:lang w:eastAsia="en-GB"/>
           <w14:ligatures w14:val="none"/>
         </w:rPr>
-        <w:t>.</w:t>
-      </w:r>
-    </w:p>
-    <w:p>
-      <w:pPr>
-        <w:numPr>
-          <w:ilvl w:val="2"/>
-          <w:numId w:val="1"/>
-        </w:numPr>
-        <w:spacing w:before="100" w:beforeAutospacing="1" w:after="100" w:afterAutospacing="1" w:line="240" w:lineRule="auto"/>
-        <w:rPr>
-          <w:rFonts w:ascii="Arial" w:eastAsia="Times New Roman" w:hAnsi="Arial" w:cs="Arial"/>
-          <w:kern w:val="0"/>
-          <w:sz w:val="20"/>
-          <w:szCs w:val="20"/>
-          <w:lang w:eastAsia="en-GB"/>
-          <w14:ligatures w14:val="none"/>
-        </w:rPr>
-      </w:pPr>
-      <w:r>
-        <w:rPr>
-          <w:rFonts w:ascii="Arial" w:eastAsia="Times New Roman" w:hAnsi="Arial" w:cs="Arial"/>
-          <w:b/>
-          <w:bCs/>
-          <w:kern w:val="0"/>
-          <w:sz w:val="20"/>
-          <w:szCs w:val="20"/>
-          <w:lang w:eastAsia="en-GB"/>
-          <w14:ligatures w14:val="none"/>
-        </w:rPr>
-        <w:t>Periodicity</w:t>
-      </w:r>
-      <w:r>
-        <w:rPr>
-          <w:rFonts w:ascii="Arial" w:eastAsia="Times New Roman" w:hAnsi="Arial" w:cs="Arial"/>
-          <w:kern w:val="0"/>
-          <w:sz w:val="20"/>
-          <w:szCs w:val="20"/>
-          <w:lang w:eastAsia="en-GB"/>
-          <w14:ligatures w14:val="none"/>
-        </w:rPr>
-        <w:t>: </w:t>
-      </w:r>
-      <w:r>
-        <w:rPr>
-          <w:rFonts w:ascii="var(--monaco-monospace-font)" w:eastAsia="Times New Roman" w:hAnsi="var(--monaco-monospace-font)" w:cs="Courier New"/>
-          <w:kern w:val="0"/>
-          <w:sz w:val="18"/>
-          <w:szCs w:val="18"/>
-          <w:lang w:eastAsia="en-GB"/>
-          <w14:ligatures w14:val="none"/>
-        </w:rPr>
-        <w:t>daily</w:t>
-      </w:r>
-      <w:r>
-        <w:rPr>
-          <w:rFonts w:ascii="Arial" w:eastAsia="Times New Roman" w:hAnsi="Arial" w:cs="Arial"/>
-          <w:kern w:val="0"/>
-          <w:sz w:val="20"/>
-          <w:szCs w:val="20"/>
-          <w:lang w:eastAsia="en-GB"/>
-          <w14:ligatures w14:val="none"/>
-        </w:rPr>
-        <w:t>, </w:t>
-      </w:r>
-      <w:r>
-        <w:rPr>
-          <w:rFonts w:ascii="var(--monaco-monospace-font)" w:eastAsia="Times New Roman" w:hAnsi="var(--monaco-monospace-font)" w:cs="Courier New"/>
-          <w:kern w:val="0"/>
-          <w:sz w:val="18"/>
-          <w:szCs w:val="18"/>
-          <w:lang w:eastAsia="en-GB"/>
-          <w14:ligatures w14:val="none"/>
-        </w:rPr>
-        <w:t>weekly</w:t>
-      </w:r>
-      <w:r>
-        <w:rPr>
-          <w:rFonts w:ascii="Arial" w:eastAsia="Times New Roman" w:hAnsi="Arial" w:cs="Arial"/>
-          <w:kern w:val="0"/>
-          <w:sz w:val="20"/>
-          <w:szCs w:val="20"/>
-          <w:lang w:eastAsia="en-GB"/>
-          <w14:ligatures w14:val="none"/>
-        </w:rPr>
-        <w:t>, </w:t>
-      </w:r>
-      <w:r>
-        <w:rPr>
-          <w:rFonts w:ascii="var(--monaco-monospace-font)" w:eastAsia="Times New Roman" w:hAnsi="var(--monaco-monospace-font)" w:cs="Courier New"/>
-          <w:kern w:val="0"/>
-          <w:sz w:val="18"/>
-          <w:szCs w:val="18"/>
-          <w:lang w:eastAsia="en-GB"/>
-          <w14:ligatures w14:val="none"/>
-        </w:rPr>
-        <w:t>monthly</w:t>
-      </w:r>
-      <w:r>
-        <w:rPr>
-          <w:rFonts w:ascii="Arial" w:eastAsia="Times New Roman" w:hAnsi="Arial" w:cs="Arial"/>
-          <w:kern w:val="0"/>
-          <w:sz w:val="20"/>
-          <w:szCs w:val="20"/>
-          <w:lang w:eastAsia="en-GB"/>
-          <w14:ligatures w14:val="none"/>
-        </w:rPr>
-        <w:t>, </w:t>
-      </w:r>
-      <w:r>
-        <w:rPr>
-          <w:rFonts w:ascii="var(--monaco-monospace-font)" w:eastAsia="Times New Roman" w:hAnsi="var(--monaco-monospace-font)" w:cs="Courier New"/>
-          <w:kern w:val="0"/>
-          <w:sz w:val="18"/>
-          <w:szCs w:val="18"/>
-          <w:lang w:eastAsia="en-GB"/>
-          <w14:ligatures w14:val="none"/>
-        </w:rPr>
-        <w:t>quarterly</w:t>
-      </w:r>
-      <w:r>
-        <w:rPr>
-          <w:rFonts w:ascii="Arial" w:eastAsia="Times New Roman" w:hAnsi="Arial" w:cs="Arial"/>
-          <w:kern w:val="0"/>
-          <w:sz w:val="20"/>
-          <w:szCs w:val="20"/>
-          <w:lang w:eastAsia="en-GB"/>
-          <w14:ligatures w14:val="none"/>
-        </w:rPr>
-        <w:t>, </w:t>
-      </w:r>
-      <w:r>
-        <w:rPr>
-          <w:rFonts w:ascii="var(--monaco-monospace-font)" w:eastAsia="Times New Roman" w:hAnsi="var(--monaco-monospace-font)" w:cs="Courier New"/>
-          <w:kern w:val="0"/>
-          <w:sz w:val="18"/>
-          <w:szCs w:val="18"/>
-          <w:lang w:eastAsia="en-GB"/>
-          <w14:ligatures w14:val="none"/>
-        </w:rPr>
-        <w:t>semesterly</w:t>
-      </w:r>
-      <w:r>
-        <w:rPr>
-          <w:rFonts w:ascii="Arial" w:eastAsia="Times New Roman" w:hAnsi="Arial" w:cs="Arial"/>
-          <w:kern w:val="0"/>
-          <w:sz w:val="20"/>
-          <w:szCs w:val="20"/>
-          <w:lang w:eastAsia="en-GB"/>
-          <w14:ligatures w14:val="none"/>
-        </w:rPr>
-        <w:t>, </w:t>
-      </w:r>
-      <w:r>
-        <w:rPr>
-          <w:rFonts w:ascii="var(--monaco-monospace-font)" w:eastAsia="Times New Roman" w:hAnsi="var(--monaco-monospace-font)" w:cs="Courier New"/>
-          <w:kern w:val="0"/>
-          <w:sz w:val="18"/>
-          <w:szCs w:val="18"/>
-          <w:lang w:eastAsia="en-GB"/>
-          <w14:ligatures w14:val="none"/>
-        </w:rPr>
-        <w:t>yearly</w:t>
-      </w:r>
-      <w:r>
-        <w:rPr>
-          <w:rFonts w:ascii="Arial" w:eastAsia="Times New Roman" w:hAnsi="Arial" w:cs="Arial"/>
-          <w:kern w:val="0"/>
-          <w:sz w:val="20"/>
-          <w:szCs w:val="20"/>
-          <w:lang w:eastAsia="en-GB"/>
-          <w14:ligatures w14:val="none"/>
-        </w:rPr>
         <w:t>, or </w:t>
-      </w:r>
-      <w:proofErr w:type="spellStart"/>
-      <w:r>
-        <w:rPr>
-          <w:rFonts w:ascii="var(--monaco-monospace-font)" w:eastAsia="Times New Roman" w:hAnsi="var(--monaco-monospace-font)" w:cs="Courier New"/>
-          <w:kern w:val="0"/>
-          <w:sz w:val="18"/>
-          <w:szCs w:val="18"/>
-          <w:lang w:eastAsia="en-GB"/>
-          <w14:ligatures w14:val="none"/>
-        </w:rPr>
-        <w:t>on_demand</w:t>
-      </w:r>
-      <w:proofErr w:type="spellEnd"/>
-      <w:r>
-        <w:rPr>
-          <w:rFonts w:ascii="Arial" w:eastAsia="Times New Roman" w:hAnsi="Arial" w:cs="Arial"/>
-          <w:kern w:val="0"/>
-          <w:sz w:val="20"/>
-          <w:szCs w:val="20"/>
-          <w:lang w:eastAsia="en-GB"/>
-          <w14:ligatures w14:val="none"/>
-        </w:rPr>
-        <w:t>.</w:t>
-      </w:r>
-    </w:p>
-    <w:p>
-      <w:pPr>
-        <w:numPr>
-          <w:ilvl w:val="2"/>
-          <w:numId w:val="1"/>
-        </w:numPr>
-        <w:spacing w:before="100" w:beforeAutospacing="1" w:after="100" w:afterAutospacing="1" w:line="240" w:lineRule="auto"/>
-        <w:rPr>
-          <w:rFonts w:ascii="Arial" w:eastAsia="Times New Roman" w:hAnsi="Arial" w:cs="Arial"/>
-          <w:kern w:val="0"/>
-          <w:sz w:val="20"/>
-          <w:szCs w:val="20"/>
-          <w:lang w:eastAsia="en-GB"/>
-          <w14:ligatures w14:val="none"/>
-        </w:rPr>
-      </w:pPr>
-      <w:r>
-        <w:rPr>
-          <w:rFonts w:ascii="Arial" w:eastAsia="Times New Roman" w:hAnsi="Arial" w:cs="Arial"/>
-          <w:b/>
-          <w:bCs/>
-          <w:kern w:val="0"/>
-          <w:sz w:val="20"/>
-          <w:szCs w:val="20"/>
-          <w:lang w:eastAsia="en-GB"/>
-          <w14:ligatures w14:val="none"/>
-        </w:rPr>
-        <w:t>Eligibility Rules</w:t>
-      </w:r>
-      <w:r>
-        <w:rPr>
-          <w:rFonts w:ascii="Arial" w:eastAsia="Times New Roman" w:hAnsi="Arial" w:cs="Arial"/>
-          <w:kern w:val="0"/>
-          <w:sz w:val="20"/>
-          <w:szCs w:val="20"/>
-          <w:lang w:eastAsia="en-GB"/>
-          <w14:ligatures w14:val="none"/>
-        </w:rPr>
-        <w:t>: Define conditions (e.g., </w:t>
-      </w:r>
-      <w:r>
-        <w:rPr>
-          <w:rFonts w:ascii="var(--monaco-monospace-font)" w:eastAsia="Times New Roman" w:hAnsi="var(--monaco-monospace-font)" w:cs="Courier New"/>
-          <w:kern w:val="0"/>
-          <w:sz w:val="18"/>
-          <w:szCs w:val="18"/>
-          <w:lang w:eastAsia="en-GB"/>
-          <w14:ligatures w14:val="none"/>
-        </w:rPr>
-        <w:t>grade === 'A'</w:t>
-      </w:r>
-      <w:r>
-        <w:rPr>
-          <w:rFonts w:ascii="Arial" w:eastAsia="Times New Roman" w:hAnsi="Arial" w:cs="Arial"/>
-          <w:kern w:val="0"/>
-          <w:sz w:val="20"/>
-          <w:szCs w:val="20"/>
-          <w:lang w:eastAsia="en-GB"/>
-          <w14:ligatures w14:val="none"/>
-        </w:rPr>
-        <w:t>, </w:t>
-      </w:r>
-      <w:r>
-        <w:rPr>
-          <w:rFonts w:ascii="var(--monaco-monospace-font)" w:eastAsia="Times New Roman" w:hAnsi="var(--monaco-monospace-font)" w:cs="Courier New"/>
-          <w:kern w:val="0"/>
-          <w:sz w:val="18"/>
-          <w:szCs w:val="18"/>
-          <w:lang w:eastAsia="en-GB"/>
-          <w14:ligatures w14:val="none"/>
-        </w:rPr>
-        <w:t>status === 'active'</w:t>
-      </w:r>
-      <w:r>
-        <w:rPr>
-          <w:rFonts w:ascii="Arial" w:eastAsia="Times New Roman" w:hAnsi="Arial" w:cs="Arial"/>
-          <w:kern w:val="0"/>
-          <w:sz w:val="20"/>
-          <w:szCs w:val="20"/>
-          <w:lang w:eastAsia="en-GB"/>
-          <w14:ligatures w14:val="none"/>
-        </w:rPr>
-        <w:t>) to determine eligible personnel.</w:t>
-      </w:r>
-    </w:p>
-    <w:p>
-      <w:pPr>
-        <w:numPr>
-          <w:ilvl w:val="2"/>
-          <w:numId w:val="1"/>
-        </w:numPr>
-        <w:spacing w:before="100" w:beforeAutospacing="1" w:after="100" w:afterAutospacing="1" w:line="240" w:lineRule="auto"/>
-        <w:rPr>
-          <w:rFonts w:ascii="Arial" w:eastAsia="Times New Roman" w:hAnsi="Arial" w:cs="Arial"/>
-          <w:kern w:val="0"/>
-          <w:sz w:val="20"/>
-          <w:szCs w:val="20"/>
-          <w:lang w:eastAsia="en-GB"/>
-          <w14:ligatures w14:val="none"/>
-        </w:rPr>
-      </w:pPr>
-      <w:r>
-        <w:rPr>
-          <w:rFonts w:ascii="Arial" w:eastAsia="Times New Roman" w:hAnsi="Arial" w:cs="Arial"/>
-          <w:b/>
-          <w:bCs/>
-          <w:kern w:val="0"/>
-          <w:sz w:val="20"/>
-          <w:szCs w:val="20"/>
-          <w:lang w:eastAsia="en-GB"/>
-          <w14:ligatures w14:val="none"/>
-        </w:rPr>
-        <w:t>Calculation Config</w:t>
-      </w:r>
-      <w:r>
-        <w:rPr>
-          <w:rFonts w:ascii="Arial" w:eastAsia="Times New Roman" w:hAnsi="Arial" w:cs="Arial"/>
-          <w:kern w:val="0"/>
-          <w:sz w:val="20"/>
-          <w:szCs w:val="20"/>
-          <w:lang w:eastAsia="en-GB"/>
-          <w14:ligatures w14:val="none"/>
-        </w:rPr>
-        <w:t>:</w:t>
-      </w:r>
-    </w:p>
-    <w:p>
-      <w:pPr>
-        <w:numPr>
-          <w:ilvl w:val="3"/>
-          <w:numId w:val="1"/>
-        </w:numPr>
-        <w:spacing w:before="100" w:beforeAutospacing="1" w:after="100" w:afterAutospacing="1" w:line="240" w:lineRule="auto"/>
-        <w:rPr>
-          <w:rFonts w:ascii="Arial" w:eastAsia="Times New Roman" w:hAnsi="Arial" w:cs="Arial"/>
-          <w:kern w:val="0"/>
-          <w:sz w:val="20"/>
-          <w:szCs w:val="20"/>
-          <w:lang w:eastAsia="en-GB"/>
-          <w14:ligatures w14:val="none"/>
-        </w:rPr>
-      </w:pPr>
-      <w:r>
-        <w:rPr>
-          <w:rFonts w:ascii="Arial" w:eastAsia="Times New Roman" w:hAnsi="Arial" w:cs="Arial"/>
-          <w:kern w:val="0"/>
-          <w:sz w:val="20"/>
-          <w:szCs w:val="20"/>
-          <w:lang w:eastAsia="en-GB"/>
-          <w14:ligatures w14:val="none"/>
-        </w:rPr>
-        <w:t>For </w:t>
-      </w:r>
-      <w:proofErr w:type="spellStart"/>
-      <w:r>
-        <w:rPr>
-          <w:rFonts w:ascii="var(--monaco-monospace-font)" w:eastAsia="Times New Roman" w:hAnsi="var(--monaco-monospace-font)" w:cs="Courier New"/>
-          <w:kern w:val="0"/>
-          <w:sz w:val="18"/>
-          <w:szCs w:val="18"/>
-          <w:lang w:eastAsia="en-GB"/>
-          <w14:ligatures w14:val="none"/>
-        </w:rPr>
-        <w:t>with_parts</w:t>
-      </w:r>
-      <w:proofErr w:type="spellEnd"/>
-      <w:r>
-        <w:rPr>
-          <w:rFonts w:ascii="Arial" w:eastAsia="Times New Roman" w:hAnsi="Arial" w:cs="Arial"/>
-          <w:kern w:val="0"/>
-          <w:sz w:val="20"/>
-          <w:szCs w:val="20"/>
-          <w:lang w:eastAsia="en-GB"/>
-          <w14:ligatures w14:val="none"/>
-        </w:rPr>
-        <w:t>: Define part rules (e.g., </w:t>
-      </w:r>
-      <w:r>
-        <w:rPr>
-          <w:rFonts w:ascii="var(--monaco-monospace-font)" w:eastAsia="Times New Roman" w:hAnsi="var(--monaco-monospace-font)" w:cs="Courier New"/>
-          <w:kern w:val="0"/>
-          <w:sz w:val="18"/>
-          <w:szCs w:val="18"/>
-          <w:lang w:eastAsia="en-GB"/>
-          <w14:ligatures w14:val="none"/>
-        </w:rPr>
-        <w:t>grade === 'A' → 2 parts</w:t>
-      </w:r>
-      <w:r>
-        <w:rPr>
-          <w:rFonts w:ascii="Arial" w:eastAsia="Times New Roman" w:hAnsi="Arial" w:cs="Arial"/>
-          <w:kern w:val="0"/>
-          <w:sz w:val="20"/>
-          <w:szCs w:val="20"/>
-          <w:lang w:eastAsia="en-GB"/>
-          <w14:ligatures w14:val="none"/>
-        </w:rPr>
-        <w:t>).</w:t>
-      </w:r>
-    </w:p>
-    <w:p>
-      <w:pPr>
-        <w:numPr>
-          <w:ilvl w:val="3"/>
-          <w:numId w:val="1"/>
-        </w:numPr>
-        <w:spacing w:before="100" w:beforeAutospacing="1" w:after="100" w:afterAutospacing="1" w:line="240" w:lineRule="auto"/>
-        <w:rPr>
-          <w:rFonts w:ascii="Arial" w:eastAsia="Times New Roman" w:hAnsi="Arial" w:cs="Arial"/>
-          <w:kern w:val="0"/>
-          <w:sz w:val="20"/>
-          <w:szCs w:val="20"/>
-          <w:lang w:eastAsia="en-GB"/>
-          <w14:ligatures w14:val="none"/>
-        </w:rPr>
-      </w:pPr>
-      <w:r>
-        <w:rPr>
-          <w:rFonts w:ascii="Arial" w:eastAsia="Times New Roman" w:hAnsi="Arial" w:cs="Arial"/>
-          <w:kern w:val="0"/>
-          <w:sz w:val="20"/>
-          <w:szCs w:val="20"/>
-          <w:lang w:eastAsia="en-GB"/>
-          <w14:ligatures w14:val="none"/>
-        </w:rPr>
-        <w:t>For </w:t>
       </w:r>
       <w:hyperlink r:id="rId6" w:history="1">
         <w:r>
@@ -4865,7 +3920,48 @@
           <w:lang w:eastAsia="en-GB"/>
           <w14:ligatures w14:val="none"/>
         </w:rPr>
-        <w:t>: Define the base field (e.g., </w:t>
+        <w:t>.</w:t>
+      </w:r>
+    </w:p>
+    <w:p>
+      <w:pPr>
+        <w:numPr>
+          <w:ilvl w:val="2"/>
+          <w:numId w:val="1"/>
+        </w:numPr>
+        <w:spacing w:before="100" w:beforeAutospacing="1" w:after="100" w:afterAutospacing="1" w:line="240" w:lineRule="auto"/>
+        <w:rPr>
+          <w:rFonts w:ascii="Arial" w:eastAsia="Times New Roman" w:hAnsi="Arial" w:cs="Arial"/>
+          <w:kern w:val="0"/>
+          <w:sz w:val="20"/>
+          <w:szCs w:val="20"/>
+          <w:lang w:eastAsia="en-GB"/>
+          <w14:ligatures w14:val="none"/>
+        </w:rPr>
+      </w:pPr>
+      <w:r>
+        <w:rPr>
+          <w:rFonts w:ascii="Arial" w:eastAsia="Times New Roman" w:hAnsi="Arial" w:cs="Arial"/>
+          <w:b/>
+          <w:bCs/>
+          <w:kern w:val="0"/>
+          <w:sz w:val="20"/>
+          <w:szCs w:val="20"/>
+          <w:lang w:eastAsia="en-GB"/>
+          <w14:ligatures w14:val="none"/>
+        </w:rPr>
+        <w:t>Periodicity</w:t>
+      </w:r>
+      <w:r>
+        <w:rPr>
+          <w:rFonts w:ascii="Arial" w:eastAsia="Times New Roman" w:hAnsi="Arial" w:cs="Arial"/>
+          <w:kern w:val="0"/>
+          <w:sz w:val="20"/>
+          <w:szCs w:val="20"/>
+          <w:lang w:eastAsia="en-GB"/>
+          <w14:ligatures w14:val="none"/>
+        </w:rPr>
+        <w:t>: </w:t>
       </w:r>
       <w:r>
         <w:rPr>
@@ -4876,18 +3972,276 @@
           <w:lang w:eastAsia="en-GB"/>
           <w14:ligatures w14:val="none"/>
         </w:rPr>
-        <w:t>salary</w:t>
-      </w:r>
-      <w:r>
-        <w:rPr>
-          <w:rFonts w:ascii="Arial" w:eastAsia="Times New Roman" w:hAnsi="Arial" w:cs="Arial"/>
-          <w:kern w:val="0"/>
-          <w:sz w:val="20"/>
-          <w:szCs w:val="20"/>
-          <w:lang w:eastAsia="en-GB"/>
-          <w14:ligatures w14:val="none"/>
-        </w:rPr>
-        <w:t>) and percentage.</w:t>
+        <w:t>daily</w:t>
+      </w:r>
+      <w:r>
+        <w:rPr>
+          <w:rFonts w:ascii="Arial" w:eastAsia="Times New Roman" w:hAnsi="Arial" w:cs="Arial"/>
+          <w:kern w:val="0"/>
+          <w:sz w:val="20"/>
+          <w:szCs w:val="20"/>
+          <w:lang w:eastAsia="en-GB"/>
+          <w14:ligatures w14:val="none"/>
+        </w:rPr>
+        <w:t>, </w:t>
+      </w:r>
+      <w:r>
+        <w:rPr>
+          <w:rFonts w:ascii="var(--monaco-monospace-font)" w:eastAsia="Times New Roman" w:hAnsi="var(--monaco-monospace-font)" w:cs="Courier New"/>
+          <w:kern w:val="0"/>
+          <w:sz w:val="18"/>
+          <w:szCs w:val="18"/>
+          <w:lang w:eastAsia="en-GB"/>
+          <w14:ligatures w14:val="none"/>
+        </w:rPr>
+        <w:t>weekly</w:t>
+      </w:r>
+      <w:r>
+        <w:rPr>
+          <w:rFonts w:ascii="Arial" w:eastAsia="Times New Roman" w:hAnsi="Arial" w:cs="Arial"/>
+          <w:kern w:val="0"/>
+          <w:sz w:val="20"/>
+          <w:szCs w:val="20"/>
+          <w:lang w:eastAsia="en-GB"/>
+          <w14:ligatures w14:val="none"/>
+        </w:rPr>
+        <w:t>, </w:t>
+      </w:r>
+      <w:r>
+        <w:rPr>
+          <w:rFonts w:ascii="var(--monaco-monospace-font)" w:eastAsia="Times New Roman" w:hAnsi="var(--monaco-monospace-font)" w:cs="Courier New"/>
+          <w:kern w:val="0"/>
+          <w:sz w:val="18"/>
+          <w:szCs w:val="18"/>
+          <w:lang w:eastAsia="en-GB"/>
+          <w14:ligatures w14:val="none"/>
+        </w:rPr>
+        <w:t>monthly</w:t>
+      </w:r>
+      <w:r>
+        <w:rPr>
+          <w:rFonts w:ascii="Arial" w:eastAsia="Times New Roman" w:hAnsi="Arial" w:cs="Arial"/>
+          <w:kern w:val="0"/>
+          <w:sz w:val="20"/>
+          <w:szCs w:val="20"/>
+          <w:lang w:eastAsia="en-GB"/>
+          <w14:ligatures w14:val="none"/>
+        </w:rPr>
+        <w:t>, </w:t>
+      </w:r>
+      <w:r>
+        <w:rPr>
+          <w:rFonts w:ascii="var(--monaco-monospace-font)" w:eastAsia="Times New Roman" w:hAnsi="var(--monaco-monospace-font)" w:cs="Courier New"/>
+          <w:kern w:val="0"/>
+          <w:sz w:val="18"/>
+          <w:szCs w:val="18"/>
+          <w:lang w:eastAsia="en-GB"/>
+          <w14:ligatures w14:val="none"/>
+        </w:rPr>
+        <w:t>quarterly</w:t>
+      </w:r>
+      <w:r>
+        <w:rPr>
+          <w:rFonts w:ascii="Arial" w:eastAsia="Times New Roman" w:hAnsi="Arial" w:cs="Arial"/>
+          <w:kern w:val="0"/>
+          <w:sz w:val="20"/>
+          <w:szCs w:val="20"/>
+          <w:lang w:eastAsia="en-GB"/>
+          <w14:ligatures w14:val="none"/>
+        </w:rPr>
+        <w:t>, </w:t>
+      </w:r>
+      <w:r>
+        <w:rPr>
+          <w:rFonts w:ascii="var(--monaco-monospace-font)" w:eastAsia="Times New Roman" w:hAnsi="var(--monaco-monospace-font)" w:cs="Courier New"/>
+          <w:kern w:val="0"/>
+          <w:sz w:val="18"/>
+          <w:szCs w:val="18"/>
+          <w:lang w:eastAsia="en-GB"/>
+          <w14:ligatures w14:val="none"/>
+        </w:rPr>
+        <w:t>semesterly</w:t>
+      </w:r>
+      <w:r>
+        <w:rPr>
+          <w:rFonts w:ascii="Arial" w:eastAsia="Times New Roman" w:hAnsi="Arial" w:cs="Arial"/>
+          <w:kern w:val="0"/>
+          <w:sz w:val="20"/>
+          <w:szCs w:val="20"/>
+          <w:lang w:eastAsia="en-GB"/>
+          <w14:ligatures w14:val="none"/>
+        </w:rPr>
+        <w:t>, </w:t>
+      </w:r>
+      <w:r>
+        <w:rPr>
+          <w:rFonts w:ascii="var(--monaco-monospace-font)" w:eastAsia="Times New Roman" w:hAnsi="var(--monaco-monospace-font)" w:cs="Courier New"/>
+          <w:kern w:val="0"/>
+          <w:sz w:val="18"/>
+          <w:szCs w:val="18"/>
+          <w:lang w:eastAsia="en-GB"/>
+          <w14:ligatures w14:val="none"/>
+        </w:rPr>
+        <w:t>yearly</w:t>
+      </w:r>
+      <w:r>
+        <w:rPr>
+          <w:rFonts w:ascii="Arial" w:eastAsia="Times New Roman" w:hAnsi="Arial" w:cs="Arial"/>
+          <w:kern w:val="0"/>
+          <w:sz w:val="20"/>
+          <w:szCs w:val="20"/>
+          <w:lang w:eastAsia="en-GB"/>
+          <w14:ligatures w14:val="none"/>
+        </w:rPr>
+        <w:t>, or </w:t>
+      </w:r>
+      <w:r>
+        <w:rPr>
+          <w:rFonts w:ascii="var(--monaco-monospace-font)" w:eastAsia="Times New Roman" w:hAnsi="var(--monaco-monospace-font)" w:cs="Courier New"/>
+          <w:kern w:val="0"/>
+          <w:sz w:val="18"/>
+          <w:szCs w:val="18"/>
+          <w:lang w:eastAsia="en-GB"/>
+          <w14:ligatures w14:val="none"/>
+        </w:rPr>
+        <w:t>on_demand</w:t>
+      </w:r>
+      <w:r>
+        <w:rPr>
+          <w:rFonts w:ascii="Arial" w:eastAsia="Times New Roman" w:hAnsi="Arial" w:cs="Arial"/>
+          <w:kern w:val="0"/>
+          <w:sz w:val="20"/>
+          <w:szCs w:val="20"/>
+          <w:lang w:eastAsia="en-GB"/>
+          <w14:ligatures w14:val="none"/>
+        </w:rPr>
+        <w:t>.</w:t>
+      </w:r>
+    </w:p>
+    <w:p>
+      <w:pPr>
+        <w:numPr>
+          <w:ilvl w:val="2"/>
+          <w:numId w:val="1"/>
+        </w:numPr>
+        <w:spacing w:before="100" w:beforeAutospacing="1" w:after="100" w:afterAutospacing="1" w:line="240" w:lineRule="auto"/>
+        <w:rPr>
+          <w:rFonts w:ascii="Arial" w:eastAsia="Times New Roman" w:hAnsi="Arial" w:cs="Arial"/>
+          <w:kern w:val="0"/>
+          <w:sz w:val="20"/>
+          <w:szCs w:val="20"/>
+          <w:lang w:eastAsia="en-GB"/>
+          <w14:ligatures w14:val="none"/>
+        </w:rPr>
+      </w:pPr>
+      <w:r>
+        <w:rPr>
+          <w:rFonts w:ascii="Arial" w:eastAsia="Times New Roman" w:hAnsi="Arial" w:cs="Arial"/>
+          <w:b/>
+          <w:bCs/>
+          <w:kern w:val="0"/>
+          <w:sz w:val="20"/>
+          <w:szCs w:val="20"/>
+          <w:lang w:eastAsia="en-GB"/>
+          <w14:ligatures w14:val="none"/>
+        </w:rPr>
+        <w:t>Eligibility Rules</w:t>
+      </w:r>
+      <w:r>
+        <w:rPr>
+          <w:rFonts w:ascii="Arial" w:eastAsia="Times New Roman" w:hAnsi="Arial" w:cs="Arial"/>
+          <w:kern w:val="0"/>
+          <w:sz w:val="20"/>
+          <w:szCs w:val="20"/>
+          <w:lang w:eastAsia="en-GB"/>
+          <w14:ligatures w14:val="none"/>
+        </w:rPr>
+        <w:t>: Define conditions (e.g., </w:t>
+      </w:r>
+      <w:r>
+        <w:rPr>
+          <w:rFonts w:ascii="var(--monaco-monospace-font)" w:eastAsia="Times New Roman" w:hAnsi="var(--monaco-monospace-font)" w:cs="Courier New"/>
+          <w:kern w:val="0"/>
+          <w:sz w:val="18"/>
+          <w:szCs w:val="18"/>
+          <w:lang w:eastAsia="en-GB"/>
+          <w14:ligatures w14:val="none"/>
+        </w:rPr>
+        <w:t>grade === 'A'</w:t>
+      </w:r>
+      <w:r>
+        <w:rPr>
+          <w:rFonts w:ascii="Arial" w:eastAsia="Times New Roman" w:hAnsi="Arial" w:cs="Arial"/>
+          <w:kern w:val="0"/>
+          <w:sz w:val="20"/>
+          <w:szCs w:val="20"/>
+          <w:lang w:eastAsia="en-GB"/>
+          <w14:ligatures w14:val="none"/>
+        </w:rPr>
+        <w:t>, </w:t>
+      </w:r>
+      <w:r>
+        <w:rPr>
+          <w:rFonts w:ascii="var(--monaco-monospace-font)" w:eastAsia="Times New Roman" w:hAnsi="var(--monaco-monospace-font)" w:cs="Courier New"/>
+          <w:kern w:val="0"/>
+          <w:sz w:val="18"/>
+          <w:szCs w:val="18"/>
+          <w:lang w:eastAsia="en-GB"/>
+          <w14:ligatures w14:val="none"/>
+        </w:rPr>
+        <w:t>status === 'active'</w:t>
+      </w:r>
+      <w:r>
+        <w:rPr>
+          <w:rFonts w:ascii="Arial" w:eastAsia="Times New Roman" w:hAnsi="Arial" w:cs="Arial"/>
+          <w:kern w:val="0"/>
+          <w:sz w:val="20"/>
+          <w:szCs w:val="20"/>
+          <w:lang w:eastAsia="en-GB"/>
+          <w14:ligatures w14:val="none"/>
+        </w:rPr>
+        <w:t>) to determine eligible personnel.</w:t>
+      </w:r>
+    </w:p>
+    <w:p>
+      <w:pPr>
+        <w:numPr>
+          <w:ilvl w:val="2"/>
+          <w:numId w:val="1"/>
+        </w:numPr>
+        <w:spacing w:before="100" w:beforeAutospacing="1" w:after="100" w:afterAutospacing="1" w:line="240" w:lineRule="auto"/>
+        <w:rPr>
+          <w:rFonts w:ascii="Arial" w:eastAsia="Times New Roman" w:hAnsi="Arial" w:cs="Arial"/>
+          <w:kern w:val="0"/>
+          <w:sz w:val="20"/>
+          <w:szCs w:val="20"/>
+          <w:lang w:eastAsia="en-GB"/>
+          <w14:ligatures w14:val="none"/>
+        </w:rPr>
+      </w:pPr>
+      <w:r>
+        <w:rPr>
+          <w:rFonts w:ascii="Arial" w:eastAsia="Times New Roman" w:hAnsi="Arial" w:cs="Arial"/>
+          <w:b/>
+          <w:bCs/>
+          <w:kern w:val="0"/>
+          <w:sz w:val="20"/>
+          <w:szCs w:val="20"/>
+          <w:lang w:eastAsia="en-GB"/>
+          <w14:ligatures w14:val="none"/>
+        </w:rPr>
+        <w:t>Calculation Config</w:t>
+      </w:r>
+      <w:r>
+        <w:rPr>
+          <w:rFonts w:ascii="Arial" w:eastAsia="Times New Roman" w:hAnsi="Arial" w:cs="Arial"/>
+          <w:kern w:val="0"/>
+          <w:sz w:val="20"/>
+          <w:szCs w:val="20"/>
+          <w:lang w:eastAsia="en-GB"/>
+          <w14:ligatures w14:val="none"/>
+        </w:rPr>
+        <w:t>:</w:t>
       </w:r>
     </w:p>
     <w:p>
@@ -4917,50 +4271,6 @@
         </w:rPr>
         <w:t>For </w:t>
       </w:r>
-      <w:proofErr w:type="spellStart"/>
-      <w:r>
-        <w:rPr>
-          <w:rFonts w:ascii="Arial" w:eastAsia="Times New Roman" w:hAnsi="Arial" w:cs="Arial"/>
-          <w:kern w:val="0"/>
-          <w:sz w:val="20"/>
-          <w:szCs w:val="20"/>
-          <w:lang w:eastAsia="en-GB"/>
-          <w14:ligatures w14:val="none"/>
-        </w:rPr>
-        <w:fldChar w:fldCharType="begin"/>
-      </w:r>
-      <w:r>
-        <w:rPr>
-          <w:rFonts w:ascii="Arial" w:eastAsia="Times New Roman" w:hAnsi="Arial" w:cs="Arial"/>
-          <w:kern w:val="0"/>
-          <w:sz w:val="20"/>
-          <w:szCs w:val="20"/>
-          <w:lang w:eastAsia="en-GB"/>
-          <w14:ligatures w14:val="none"/>
-        </w:rPr>
-        <w:instrText>HYPERLINK "vscode-file://vscode-app/private/var/folders/10/ycsp0kzs1jg24jvtc7qgy82r0000gn/T/AppTranslocation/688C98D2-2E75-4C63-8F59-8764113E8725/d/Visual%20Studio%20Code.app/Contents/Resources/app/out/vs/code/electron-sandbox/workbench/workbench.html" \o ""</w:instrText>
-      </w:r>
-      <w:r>
-        <w:rPr>
-          <w:rFonts w:ascii="Arial" w:eastAsia="Times New Roman" w:hAnsi="Arial" w:cs="Arial"/>
-          <w:kern w:val="0"/>
-          <w:sz w:val="20"/>
-          <w:szCs w:val="20"/>
-          <w:lang w:eastAsia="en-GB"/>
-          <w14:ligatures w14:val="none"/>
-        </w:rPr>
-      </w:r>
-      <w:r>
-        <w:rPr>
-          <w:rFonts w:ascii="Arial" w:eastAsia="Times New Roman" w:hAnsi="Arial" w:cs="Arial"/>
-          <w:kern w:val="0"/>
-          <w:sz w:val="20"/>
-          <w:szCs w:val="20"/>
-          <w:lang w:eastAsia="en-GB"/>
-          <w14:ligatures w14:val="none"/>
-        </w:rPr>
-        <w:fldChar w:fldCharType="separate"/>
-      </w:r>
       <w:r>
         <w:rPr>
           <w:rFonts w:ascii="var(--monaco-monospace-font)" w:eastAsia="Times New Roman" w:hAnsi="var(--monaco-monospace-font)" w:cs="Courier New"/>
@@ -4970,30 +4280,40 @@
           <w:lang w:eastAsia="en-GB"/>
           <w14:ligatures w14:val="none"/>
         </w:rPr>
-        <w:t>fixed_amount</w:t>
-      </w:r>
-      <w:proofErr w:type="spellEnd"/>
-      <w:r>
-        <w:rPr>
-          <w:rFonts w:ascii="Arial" w:eastAsia="Times New Roman" w:hAnsi="Arial" w:cs="Arial"/>
-          <w:kern w:val="0"/>
-          <w:sz w:val="20"/>
-          <w:szCs w:val="20"/>
-          <w:lang w:eastAsia="en-GB"/>
-          <w14:ligatures w14:val="none"/>
-        </w:rPr>
-        <w:fldChar w:fldCharType="end"/>
-      </w:r>
-      <w:r>
-        <w:rPr>
-          <w:rFonts w:ascii="Arial" w:eastAsia="Times New Roman" w:hAnsi="Arial" w:cs="Arial"/>
-          <w:kern w:val="0"/>
-          <w:sz w:val="20"/>
-          <w:szCs w:val="20"/>
-          <w:lang w:eastAsia="en-GB"/>
-          <w14:ligatures w14:val="none"/>
-        </w:rPr>
-        <w:t>: Define a fixed bonus amount.</w:t>
+        <w:t>with_parts</w:t>
+      </w:r>
+      <w:r>
+        <w:rPr>
+          <w:rFonts w:ascii="Arial" w:eastAsia="Times New Roman" w:hAnsi="Arial" w:cs="Arial"/>
+          <w:kern w:val="0"/>
+          <w:sz w:val="20"/>
+          <w:szCs w:val="20"/>
+          <w:lang w:eastAsia="en-GB"/>
+          <w14:ligatures w14:val="none"/>
+        </w:rPr>
+        <w:t>: Define part rules (e.g., </w:t>
+      </w:r>
+      <w:r>
+        <w:rPr>
+          <w:rFonts w:ascii="var(--monaco-monospace-font)" w:eastAsia="Times New Roman" w:hAnsi="var(--monaco-monospace-font)" w:cs="Courier New"/>
+          <w:kern w:val="0"/>
+          <w:sz w:val="18"/>
+          <w:szCs w:val="18"/>
+          <w:lang w:eastAsia="en-GB"/>
+          <w14:ligatures w14:val="none"/>
+        </w:rPr>
+        <w:t>grade === 'A' → 2 parts</w:t>
+      </w:r>
+      <w:r>
+        <w:rPr>
+          <w:rFonts w:ascii="Arial" w:eastAsia="Times New Roman" w:hAnsi="Arial" w:cs="Arial"/>
+          <w:kern w:val="0"/>
+          <w:sz w:val="20"/>
+          <w:szCs w:val="20"/>
+          <w:lang w:eastAsia="en-GB"/>
+          <w14:ligatures w14:val="none"/>
+        </w:rPr>
+        <w:t>).</w:t>
       </w:r>
     </w:p>
     <w:p>
@@ -5023,7 +4343,30 @@
         </w:rPr>
         <w:t>For </w:t>
       </w:r>
-      <w:proofErr w:type="spellStart"/>
+      <w:hyperlink r:id="rId7" w:history="1">
+        <w:r>
+          <w:rPr>
+            <w:rFonts w:ascii="var(--monaco-monospace-font)" w:eastAsia="Times New Roman" w:hAnsi="var(--monaco-monospace-font)" w:cs="Courier New"/>
+            <w:kern w:val="0"/>
+            <w:sz w:val="18"/>
+            <w:szCs w:val="18"/>
+            <w:lang w:eastAsia="en-GB"/>
+            <w14:ligatures w14:val="none"/>
+          </w:rPr>
+          <w:t>percentage</w:t>
+        </w:r>
+      </w:hyperlink>
+      <w:r>
+        <w:rPr>
+          <w:rFonts w:ascii="Arial" w:eastAsia="Times New Roman" w:hAnsi="Arial" w:cs="Arial"/>
+          <w:kern w:val="0"/>
+          <w:sz w:val="20"/>
+          <w:szCs w:val="20"/>
+          <w:lang w:eastAsia="en-GB"/>
+          <w14:ligatures w14:val="none"/>
+        </w:rPr>
+        <w:t>: Define the base field (e.g., </w:t>
+      </w:r>
       <w:r>
         <w:rPr>
           <w:rFonts w:ascii="var(--monaco-monospace-font)" w:eastAsia="Times New Roman" w:hAnsi="var(--monaco-monospace-font)" w:cs="Courier New"/>
@@ -5033,19 +4376,98 @@
           <w:lang w:eastAsia="en-GB"/>
           <w14:ligatures w14:val="none"/>
         </w:rPr>
-        <w:t>custom_formula</w:t>
-      </w:r>
-      <w:proofErr w:type="spellEnd"/>
-      <w:r>
-        <w:rPr>
-          <w:rFonts w:ascii="Arial" w:eastAsia="Times New Roman" w:hAnsi="Arial" w:cs="Arial"/>
-          <w:kern w:val="0"/>
-          <w:sz w:val="20"/>
-          <w:szCs w:val="20"/>
-          <w:lang w:eastAsia="en-GB"/>
-          <w14:ligatures w14:val="none"/>
-        </w:rPr>
-        <w:t>: Define a formula (e.g., </w:t>
+        <w:t>salary</w:t>
+      </w:r>
+      <w:r>
+        <w:rPr>
+          <w:rFonts w:ascii="Arial" w:eastAsia="Times New Roman" w:hAnsi="Arial" w:cs="Arial"/>
+          <w:kern w:val="0"/>
+          <w:sz w:val="20"/>
+          <w:szCs w:val="20"/>
+          <w:lang w:eastAsia="en-GB"/>
+          <w14:ligatures w14:val="none"/>
+        </w:rPr>
+        <w:t>) and percentage.</w:t>
+      </w:r>
+    </w:p>
+    <w:p>
+      <w:pPr>
+        <w:numPr>
+          <w:ilvl w:val="3"/>
+          <w:numId w:val="1"/>
+        </w:numPr>
+        <w:spacing w:before="100" w:beforeAutospacing="1" w:after="100" w:afterAutospacing="1" w:line="240" w:lineRule="auto"/>
+        <w:rPr>
+          <w:rFonts w:ascii="Arial" w:eastAsia="Times New Roman" w:hAnsi="Arial" w:cs="Arial"/>
+          <w:kern w:val="0"/>
+          <w:sz w:val="20"/>
+          <w:szCs w:val="20"/>
+          <w:lang w:eastAsia="en-GB"/>
+          <w14:ligatures w14:val="none"/>
+        </w:rPr>
+      </w:pPr>
+      <w:r>
+        <w:rPr>
+          <w:rFonts w:ascii="Arial" w:eastAsia="Times New Roman" w:hAnsi="Arial" w:cs="Arial"/>
+          <w:kern w:val="0"/>
+          <w:sz w:val="20"/>
+          <w:szCs w:val="20"/>
+          <w:lang w:eastAsia="en-GB"/>
+          <w14:ligatures w14:val="none"/>
+        </w:rPr>
+        <w:t>For </w:t>
+      </w:r>
+      <w:hyperlink r:id="rId8" w:history="1">
+        <w:r>
+          <w:rPr>
+            <w:rFonts w:ascii="var(--monaco-monospace-font)" w:eastAsia="Times New Roman" w:hAnsi="var(--monaco-monospace-font)" w:cs="Courier New"/>
+            <w:kern w:val="0"/>
+            <w:sz w:val="18"/>
+            <w:szCs w:val="18"/>
+            <w:lang w:eastAsia="en-GB"/>
+            <w14:ligatures w14:val="none"/>
+          </w:rPr>
+          <w:t>fixed_amount</w:t>
+        </w:r>
+      </w:hyperlink>
+      <w:r>
+        <w:rPr>
+          <w:rFonts w:ascii="Arial" w:eastAsia="Times New Roman" w:hAnsi="Arial" w:cs="Arial"/>
+          <w:kern w:val="0"/>
+          <w:sz w:val="20"/>
+          <w:szCs w:val="20"/>
+          <w:lang w:eastAsia="en-GB"/>
+          <w14:ligatures w14:val="none"/>
+        </w:rPr>
+        <w:t>: Define a fixed bonus amount.</w:t>
+      </w:r>
+    </w:p>
+    <w:p>
+      <w:pPr>
+        <w:numPr>
+          <w:ilvl w:val="3"/>
+          <w:numId w:val="1"/>
+        </w:numPr>
+        <w:spacing w:before="100" w:beforeAutospacing="1" w:after="100" w:afterAutospacing="1" w:line="240" w:lineRule="auto"/>
+        <w:rPr>
+          <w:rFonts w:ascii="Arial" w:eastAsia="Times New Roman" w:hAnsi="Arial" w:cs="Arial"/>
+          <w:kern w:val="0"/>
+          <w:sz w:val="20"/>
+          <w:szCs w:val="20"/>
+          <w:lang w:eastAsia="en-GB"/>
+          <w14:ligatures w14:val="none"/>
+        </w:rPr>
+      </w:pPr>
+      <w:r>
+        <w:rPr>
+          <w:rFonts w:ascii="Arial" w:eastAsia="Times New Roman" w:hAnsi="Arial" w:cs="Arial"/>
+          <w:kern w:val="0"/>
+          <w:sz w:val="20"/>
+          <w:szCs w:val="20"/>
+          <w:lang w:eastAsia="en-GB"/>
+          <w14:ligatures w14:val="none"/>
+        </w:rPr>
+        <w:t>For </w:t>
       </w:r>
       <w:r>
         <w:rPr>
@@ -5056,6 +4478,28 @@
           <w:lang w:eastAsia="en-GB"/>
           <w14:ligatures w14:val="none"/>
         </w:rPr>
+        <w:t>custom_formula</w:t>
+      </w:r>
+      <w:r>
+        <w:rPr>
+          <w:rFonts w:ascii="Arial" w:eastAsia="Times New Roman" w:hAnsi="Arial" w:cs="Arial"/>
+          <w:kern w:val="0"/>
+          <w:sz w:val="20"/>
+          <w:szCs w:val="20"/>
+          <w:lang w:eastAsia="en-GB"/>
+          <w14:ligatures w14:val="none"/>
+        </w:rPr>
+        <w:t>: Define a formula (e.g., </w:t>
+      </w:r>
+      <w:r>
+        <w:rPr>
+          <w:rFonts w:ascii="var(--monaco-monospace-font)" w:eastAsia="Times New Roman" w:hAnsi="var(--monaco-monospace-font)" w:cs="Courier New"/>
+          <w:kern w:val="0"/>
+          <w:sz w:val="18"/>
+          <w:szCs w:val="18"/>
+          <w:lang w:eastAsia="en-GB"/>
+          <w14:ligatures w14:val="none"/>
+        </w:rPr>
         <w:t>base * 0.03 * parts</w:t>
       </w:r>
       <w:r>
@@ -5268,7 +4712,7 @@
           <w:kern w:val="0"/>
           <w:lang w:eastAsia="en-GB"/>
         </w:rPr>
-        <w:pict w14:anchorId="41FAD969">
+        <w:pict w14:anchorId="4D5F9C14">
           <v:rect id="_x0000_i1032" alt="" style="width:451.3pt;height:.05pt;mso-width-percent:0;mso-height-percent:0;mso-width-percent:0;mso-height-percent:0" o:hralign="center" o:hrstd="t" o:hrnoshade="t" o:hr="t" fillcolor="#ccc" stroked="f"/>
         </w:pict>
       </w:r>
@@ -5505,8 +4949,6 @@
         </w:rPr>
         <w:t>: A, B, C, D, or IDs from </w:t>
       </w:r>
-      <w:proofErr w:type="spellStart"/>
-      <w:proofErr w:type="gramStart"/>
       <w:r>
         <w:rPr>
           <w:rFonts w:ascii="var(--monaco-monospace-font)" w:eastAsia="Times New Roman" w:hAnsi="var(--monaco-monospace-font)" w:cs="Courier New"/>
@@ -5518,8 +4960,6 @@
         </w:rPr>
         <w:t>categories.json</w:t>
       </w:r>
-      <w:proofErr w:type="spellEnd"/>
-      <w:proofErr w:type="gramEnd"/>
       <w:r>
         <w:rPr>
           <w:rFonts w:ascii="Arial" w:eastAsia="Times New Roman" w:hAnsi="Arial" w:cs="Arial"/>
@@ -5743,7 +5183,7 @@
           <w:kern w:val="0"/>
           <w:lang w:eastAsia="en-GB"/>
         </w:rPr>
-        <w:pict w14:anchorId="4F7362AA">
+        <w:pict w14:anchorId="4393E30B">
           <v:rect id="_x0000_i1031" alt="" style="width:451.3pt;height:.05pt;mso-width-percent:0;mso-height-percent:0;mso-width-percent:0;mso-height-percent:0" o:hralign="center" o:hrstd="t" o:hrnoshade="t" o:hr="t" fillcolor="#ccc" stroked="f"/>
         </w:pict>
       </w:r>
@@ -6050,161 +5490,222 @@
         </w:rPr>
         <w:t>The system builds a MongoDB query using the </w:t>
       </w:r>
-      <w:proofErr w:type="spellStart"/>
-      <w:r>
-        <w:rPr>
-          <w:rFonts w:ascii="Arial" w:eastAsia="Times New Roman" w:hAnsi="Arial" w:cs="Arial"/>
-          <w:kern w:val="0"/>
-          <w:sz w:val="20"/>
-          <w:szCs w:val="20"/>
-          <w:lang w:eastAsia="en-GB"/>
-          <w14:ligatures w14:val="none"/>
-        </w:rPr>
-        <w:fldChar w:fldCharType="begin"/>
-      </w:r>
-      <w:r>
-        <w:rPr>
-          <w:rFonts w:ascii="Arial" w:eastAsia="Times New Roman" w:hAnsi="Arial" w:cs="Arial"/>
-          <w:kern w:val="0"/>
-          <w:sz w:val="20"/>
-          <w:szCs w:val="20"/>
-          <w:lang w:eastAsia="en-GB"/>
-          <w14:ligatures w14:val="none"/>
-        </w:rPr>
-        <w:instrText>HYPERLINK "vscode-file://vscode-app/private/var/folders/10/ycsp0kzs1jg24jvtc7qgy82r0000gn/T/AppTranslocation/688C98D2-2E75-4C63-8F59-8764113E8725/d/Visual%20Studio%20Code.app/Contents/Resources/app/out/vs/code/electron-sandbox/workbench/workbench.html" \o ""</w:instrText>
-      </w:r>
-      <w:r>
-        <w:rPr>
-          <w:rFonts w:ascii="Arial" w:eastAsia="Times New Roman" w:hAnsi="Arial" w:cs="Arial"/>
-          <w:kern w:val="0"/>
-          <w:sz w:val="20"/>
-          <w:szCs w:val="20"/>
-          <w:lang w:eastAsia="en-GB"/>
-          <w14:ligatures w14:val="none"/>
-        </w:rPr>
-      </w:r>
-      <w:r>
-        <w:rPr>
-          <w:rFonts w:ascii="Arial" w:eastAsia="Times New Roman" w:hAnsi="Arial" w:cs="Arial"/>
-          <w:kern w:val="0"/>
-          <w:sz w:val="20"/>
-          <w:szCs w:val="20"/>
-          <w:lang w:eastAsia="en-GB"/>
-          <w14:ligatures w14:val="none"/>
-        </w:rPr>
-        <w:fldChar w:fldCharType="separate"/>
-      </w:r>
-      <w:r>
-        <w:rPr>
-          <w:rFonts w:ascii="var(--monaco-monospace-font)" w:eastAsia="Times New Roman" w:hAnsi="var(--monaco-monospace-font)" w:cs="Courier New"/>
+      <w:hyperlink r:id="rId9" w:history="1">
+        <w:r>
+          <w:rPr>
+            <w:rFonts w:ascii="var(--monaco-monospace-font)" w:eastAsia="Times New Roman" w:hAnsi="var(--monaco-monospace-font)" w:cs="Courier New"/>
+            <w:kern w:val="0"/>
+            <w:sz w:val="18"/>
+            <w:szCs w:val="18"/>
+            <w:lang w:eastAsia="en-GB"/>
+            <w14:ligatures w14:val="none"/>
+          </w:rPr>
+          <w:t>eligibilityRules</w:t>
+        </w:r>
+      </w:hyperlink>
+      <w:r>
+        <w:rPr>
+          <w:rFonts w:ascii="Arial" w:eastAsia="Times New Roman" w:hAnsi="Arial" w:cs="Arial"/>
+          <w:kern w:val="0"/>
+          <w:sz w:val="20"/>
+          <w:szCs w:val="20"/>
+          <w:lang w:eastAsia="en-GB"/>
+          <w14:ligatures w14:val="none"/>
+        </w:rPr>
+        <w:t> from the template (via </w:t>
+      </w:r>
+      <w:hyperlink r:id="rId10" w:history="1">
+        <w:r>
+          <w:rPr>
+            <w:rFonts w:ascii="var(--monaco-monospace-font)" w:eastAsia="Times New Roman" w:hAnsi="var(--monaco-monospace-font)" w:cs="Courier New"/>
+            <w:kern w:val="0"/>
+            <w:sz w:val="18"/>
+            <w:szCs w:val="18"/>
+            <w:lang w:eastAsia="en-GB"/>
+            <w14:ligatures w14:val="none"/>
+          </w:rPr>
+          <w:t>buildEligibilityQuery</w:t>
+        </w:r>
+      </w:hyperlink>
+      <w:r>
+        <w:rPr>
+          <w:rFonts w:ascii="Arial" w:eastAsia="Times New Roman" w:hAnsi="Arial" w:cs="Arial"/>
+          <w:kern w:val="0"/>
+          <w:sz w:val="20"/>
+          <w:szCs w:val="20"/>
+          <w:lang w:eastAsia="en-GB"/>
+          <w14:ligatures w14:val="none"/>
+        </w:rPr>
+        <w:t>).</w:t>
+      </w:r>
+    </w:p>
+    <w:p>
+      <w:pPr>
+        <w:numPr>
+          <w:ilvl w:val="1"/>
+          <w:numId w:val="3"/>
+        </w:numPr>
+        <w:spacing w:before="100" w:beforeAutospacing="1" w:after="100" w:afterAutospacing="1" w:line="240" w:lineRule="auto"/>
+        <w:rPr>
+          <w:rFonts w:ascii="Arial" w:eastAsia="Times New Roman" w:hAnsi="Arial" w:cs="Arial"/>
+          <w:kern w:val="0"/>
+          <w:sz w:val="20"/>
+          <w:szCs w:val="20"/>
+          <w:lang w:eastAsia="en-GB"/>
+          <w14:ligatures w14:val="none"/>
+        </w:rPr>
+      </w:pPr>
+      <w:r>
+        <w:rPr>
+          <w:rFonts w:ascii="Arial" w:eastAsia="Times New Roman" w:hAnsi="Arial" w:cs="Arial"/>
+          <w:kern w:val="0"/>
+          <w:sz w:val="20"/>
+          <w:szCs w:val="20"/>
+          <w:lang w:eastAsia="en-GB"/>
+          <w14:ligatures w14:val="none"/>
+        </w:rPr>
+        <w:t>Example:</w:t>
+      </w:r>
+    </w:p>
+    <w:p>
+      <w:pPr>
+        <w:spacing w:before="100" w:beforeAutospacing="1" w:after="100" w:afterAutospacing="1" w:line="255" w:lineRule="atLeast"/>
+        <w:ind w:left="660"/>
+        <w:rPr>
+          <w:rFonts w:ascii="Menlo" w:eastAsia="Times New Roman" w:hAnsi="Menlo" w:cs="Menlo"/>
           <w:kern w:val="0"/>
           <w:sz w:val="18"/>
           <w:szCs w:val="18"/>
           <w:lang w:eastAsia="en-GB"/>
           <w14:ligatures w14:val="none"/>
         </w:rPr>
-        <w:t>eligibilityRules</w:t>
-      </w:r>
-      <w:proofErr w:type="spellEnd"/>
-      <w:r>
-        <w:rPr>
-          <w:rFonts w:ascii="Arial" w:eastAsia="Times New Roman" w:hAnsi="Arial" w:cs="Arial"/>
-          <w:kern w:val="0"/>
-          <w:sz w:val="20"/>
-          <w:szCs w:val="20"/>
-          <w:lang w:eastAsia="en-GB"/>
-          <w14:ligatures w14:val="none"/>
-        </w:rPr>
-        <w:fldChar w:fldCharType="end"/>
-      </w:r>
-      <w:r>
-        <w:rPr>
-          <w:rFonts w:ascii="Arial" w:eastAsia="Times New Roman" w:hAnsi="Arial" w:cs="Arial"/>
-          <w:kern w:val="0"/>
-          <w:sz w:val="20"/>
-          <w:szCs w:val="20"/>
-          <w:lang w:eastAsia="en-GB"/>
-          <w14:ligatures w14:val="none"/>
-        </w:rPr>
-        <w:t> from the template (via </w:t>
-      </w:r>
-      <w:proofErr w:type="spellStart"/>
-      <w:r>
-        <w:rPr>
-          <w:rFonts w:ascii="Arial" w:eastAsia="Times New Roman" w:hAnsi="Arial" w:cs="Arial"/>
-          <w:kern w:val="0"/>
-          <w:sz w:val="20"/>
-          <w:szCs w:val="20"/>
-          <w:lang w:eastAsia="en-GB"/>
-          <w14:ligatures w14:val="none"/>
-        </w:rPr>
-        <w:fldChar w:fldCharType="begin"/>
-      </w:r>
-      <w:r>
-        <w:rPr>
-          <w:rFonts w:ascii="Arial" w:eastAsia="Times New Roman" w:hAnsi="Arial" w:cs="Arial"/>
-          <w:kern w:val="0"/>
-          <w:sz w:val="20"/>
-          <w:szCs w:val="20"/>
-          <w:lang w:eastAsia="en-GB"/>
-          <w14:ligatures w14:val="none"/>
-        </w:rPr>
-        <w:instrText>HYPERLINK "vscode-file://vscode-app/private/var/folders/10/ycsp0kzs1jg24jvtc7qgy82r0000gn/T/AppTranslocation/688C98D2-2E75-4C63-8F59-8764113E8725/d/Visual%20Studio%20Code.app/Contents/Resources/app/out/vs/code/electron-sandbox/workbench/workbench.html" \o ""</w:instrText>
-      </w:r>
-      <w:r>
-        <w:rPr>
-          <w:rFonts w:ascii="Arial" w:eastAsia="Times New Roman" w:hAnsi="Arial" w:cs="Arial"/>
-          <w:kern w:val="0"/>
-          <w:sz w:val="20"/>
-          <w:szCs w:val="20"/>
-          <w:lang w:eastAsia="en-GB"/>
-          <w14:ligatures w14:val="none"/>
-        </w:rPr>
-      </w:r>
-      <w:r>
-        <w:rPr>
-          <w:rFonts w:ascii="Arial" w:eastAsia="Times New Roman" w:hAnsi="Arial" w:cs="Arial"/>
-          <w:kern w:val="0"/>
-          <w:sz w:val="20"/>
-          <w:szCs w:val="20"/>
-          <w:lang w:eastAsia="en-GB"/>
-          <w14:ligatures w14:val="none"/>
-        </w:rPr>
-        <w:fldChar w:fldCharType="separate"/>
-      </w:r>
-      <w:r>
-        <w:rPr>
-          <w:rFonts w:ascii="var(--monaco-monospace-font)" w:eastAsia="Times New Roman" w:hAnsi="var(--monaco-monospace-font)" w:cs="Courier New"/>
+      </w:pPr>
+      <w:r>
+        <w:rPr>
+          <w:rFonts w:ascii="Menlo" w:eastAsia="Times New Roman" w:hAnsi="Menlo" w:cs="Menlo"/>
           <w:kern w:val="0"/>
           <w:sz w:val="18"/>
           <w:szCs w:val="18"/>
           <w:lang w:eastAsia="en-GB"/>
           <w14:ligatures w14:val="none"/>
         </w:rPr>
-        <w:t>buildEligibilityQuery</w:t>
-      </w:r>
-      <w:proofErr w:type="spellEnd"/>
-      <w:r>
-        <w:rPr>
-          <w:rFonts w:ascii="Arial" w:eastAsia="Times New Roman" w:hAnsi="Arial" w:cs="Arial"/>
-          <w:kern w:val="0"/>
-          <w:sz w:val="20"/>
-          <w:szCs w:val="20"/>
-          <w:lang w:eastAsia="en-GB"/>
-          <w14:ligatures w14:val="none"/>
-        </w:rPr>
-        <w:fldChar w:fldCharType="end"/>
-      </w:r>
-      <w:r>
-        <w:rPr>
-          <w:rFonts w:ascii="Arial" w:eastAsia="Times New Roman" w:hAnsi="Arial" w:cs="Arial"/>
-          <w:kern w:val="0"/>
-          <w:sz w:val="20"/>
-          <w:szCs w:val="20"/>
-          <w:lang w:eastAsia="en-GB"/>
-          <w14:ligatures w14:val="none"/>
-        </w:rPr>
-        <w:t>).</w:t>
+        <w:t>{</w:t>
+      </w:r>
+    </w:p>
+    <w:p>
+      <w:pPr>
+        <w:spacing w:before="100" w:beforeAutospacing="1" w:after="100" w:afterAutospacing="1" w:line="255" w:lineRule="atLeast"/>
+        <w:ind w:left="660"/>
+        <w:rPr>
+          <w:rFonts w:ascii="Menlo" w:eastAsia="Times New Roman" w:hAnsi="Menlo" w:cs="Menlo"/>
+          <w:kern w:val="0"/>
+          <w:sz w:val="18"/>
+          <w:szCs w:val="18"/>
+          <w:lang w:eastAsia="en-GB"/>
+          <w14:ligatures w14:val="none"/>
+        </w:rPr>
+      </w:pPr>
+      <w:r>
+        <w:rPr>
+          <w:rFonts w:ascii="Menlo" w:eastAsia="Times New Roman" w:hAnsi="Menlo" w:cs="Menlo"/>
+          <w:kern w:val="0"/>
+          <w:sz w:val="18"/>
+          <w:szCs w:val="18"/>
+          <w:lang w:eastAsia="en-GB"/>
+          <w14:ligatures w14:val="none"/>
+        </w:rPr>
+        <w:t>    grade: { $eq: 'A' },</w:t>
+      </w:r>
+    </w:p>
+    <w:p>
+      <w:pPr>
+        <w:spacing w:before="100" w:beforeAutospacing="1" w:after="100" w:afterAutospacing="1" w:line="255" w:lineRule="atLeast"/>
+        <w:ind w:left="660"/>
+        <w:rPr>
+          <w:rFonts w:ascii="Menlo" w:eastAsia="Times New Roman" w:hAnsi="Menlo" w:cs="Menlo"/>
+          <w:kern w:val="0"/>
+          <w:sz w:val="18"/>
+          <w:szCs w:val="18"/>
+          <w:lang w:eastAsia="en-GB"/>
+          <w14:ligatures w14:val="none"/>
+        </w:rPr>
+      </w:pPr>
+      <w:r>
+        <w:rPr>
+          <w:rFonts w:ascii="Menlo" w:eastAsia="Times New Roman" w:hAnsi="Menlo" w:cs="Menlo"/>
+          <w:kern w:val="0"/>
+          <w:sz w:val="18"/>
+          <w:szCs w:val="18"/>
+          <w:lang w:eastAsia="en-GB"/>
+          <w14:ligatures w14:val="none"/>
+        </w:rPr>
+        <w:t>    status: { $eq: 'active' }</w:t>
+      </w:r>
+    </w:p>
+    <w:p>
+      <w:pPr>
+        <w:spacing w:before="100" w:beforeAutospacing="1" w:after="100" w:afterAutospacing="1" w:line="255" w:lineRule="atLeast"/>
+        <w:ind w:left="660"/>
+        <w:rPr>
+          <w:rFonts w:ascii="Menlo" w:eastAsia="Times New Roman" w:hAnsi="Menlo" w:cs="Menlo"/>
+          <w:kern w:val="0"/>
+          <w:sz w:val="18"/>
+          <w:szCs w:val="18"/>
+          <w:lang w:eastAsia="en-GB"/>
+          <w14:ligatures w14:val="none"/>
+        </w:rPr>
+      </w:pPr>
+      <w:r>
+        <w:rPr>
+          <w:rFonts w:ascii="Menlo" w:eastAsia="Times New Roman" w:hAnsi="Menlo" w:cs="Menlo"/>
+          <w:kern w:val="0"/>
+          <w:sz w:val="18"/>
+          <w:szCs w:val="18"/>
+          <w:lang w:eastAsia="en-GB"/>
+          <w14:ligatures w14:val="none"/>
+        </w:rPr>
+        <w:t>}</w:t>
+      </w:r>
+    </w:p>
+    <w:p>
+      <w:pPr>
+        <w:numPr>
+          <w:ilvl w:val="0"/>
+          <w:numId w:val="3"/>
+        </w:numPr>
+        <w:spacing w:after="0" w:line="360" w:lineRule="atLeast"/>
+        <w:rPr>
+          <w:rFonts w:ascii="Arial" w:eastAsia="Times New Roman" w:hAnsi="Arial" w:cs="Arial"/>
+          <w:kern w:val="0"/>
+          <w:sz w:val="20"/>
+          <w:szCs w:val="20"/>
+          <w:lang w:eastAsia="en-GB"/>
+          <w14:ligatures w14:val="none"/>
+        </w:rPr>
+      </w:pPr>
+      <w:r>
+        <w:rPr>
+          <w:rFonts w:ascii="Arial" w:eastAsia="Times New Roman" w:hAnsi="Arial" w:cs="Arial"/>
+          <w:b/>
+          <w:bCs/>
+          <w:kern w:val="0"/>
+          <w:sz w:val="20"/>
+          <w:szCs w:val="20"/>
+          <w:lang w:eastAsia="en-GB"/>
+          <w14:ligatures w14:val="none"/>
+        </w:rPr>
+        <w:t>Fetch Eligible Personnel</w:t>
+      </w:r>
+      <w:r>
+        <w:rPr>
+          <w:rFonts w:ascii="Arial" w:eastAsia="Times New Roman" w:hAnsi="Arial" w:cs="Arial"/>
+          <w:kern w:val="0"/>
+          <w:sz w:val="20"/>
+          <w:szCs w:val="20"/>
+          <w:lang w:eastAsia="en-GB"/>
+          <w14:ligatures w14:val="none"/>
+        </w:rPr>
+        <w:t>:</w:t>
       </w:r>
     </w:p>
     <w:p>
@@ -6232,1132 +5733,1180 @@
           <w:lang w:eastAsia="en-GB"/>
           <w14:ligatures w14:val="none"/>
         </w:rPr>
-        <w:t>Example:</w:t>
-      </w:r>
-    </w:p>
-    <w:p>
-      <w:pPr>
-        <w:spacing w:before="100" w:beforeAutospacing="1" w:after="100" w:afterAutospacing="1" w:line="255" w:lineRule="atLeast"/>
-        <w:ind w:left="660"/>
-        <w:rPr>
-          <w:rFonts w:ascii="Menlo" w:eastAsia="Times New Roman" w:hAnsi="Menlo" w:cs="Menlo"/>
+        <w:t>Query the database to retrieve personnel who meet the eligibility criteria.</w:t>
+      </w:r>
+    </w:p>
+    <w:p>
+      <w:pPr>
+        <w:numPr>
+          <w:ilvl w:val="0"/>
+          <w:numId w:val="3"/>
+        </w:numPr>
+        <w:spacing w:after="0" w:line="360" w:lineRule="atLeast"/>
+        <w:rPr>
+          <w:rFonts w:ascii="Arial" w:eastAsia="Times New Roman" w:hAnsi="Arial" w:cs="Arial"/>
+          <w:kern w:val="0"/>
+          <w:sz w:val="20"/>
+          <w:szCs w:val="20"/>
+          <w:lang w:eastAsia="en-GB"/>
+          <w14:ligatures w14:val="none"/>
+        </w:rPr>
+      </w:pPr>
+      <w:r>
+        <w:rPr>
+          <w:rFonts w:ascii="Arial" w:eastAsia="Times New Roman" w:hAnsi="Arial" w:cs="Arial"/>
+          <w:b/>
+          <w:bCs/>
+          <w:kern w:val="0"/>
+          <w:sz w:val="20"/>
+          <w:szCs w:val="20"/>
+          <w:lang w:eastAsia="en-GB"/>
+          <w14:ligatures w14:val="none"/>
+        </w:rPr>
+        <w:t>Calculate Parts</w:t>
+      </w:r>
+      <w:r>
+        <w:rPr>
+          <w:rFonts w:ascii="Arial" w:eastAsia="Times New Roman" w:hAnsi="Arial" w:cs="Arial"/>
+          <w:kern w:val="0"/>
+          <w:sz w:val="20"/>
+          <w:szCs w:val="20"/>
+          <w:lang w:eastAsia="en-GB"/>
+          <w14:ligatures w14:val="none"/>
+        </w:rPr>
+        <w:t>:</w:t>
+      </w:r>
+    </w:p>
+    <w:p>
+      <w:pPr>
+        <w:numPr>
+          <w:ilvl w:val="1"/>
+          <w:numId w:val="3"/>
+        </w:numPr>
+        <w:spacing w:before="100" w:beforeAutospacing="1" w:after="100" w:afterAutospacing="1" w:line="240" w:lineRule="auto"/>
+        <w:rPr>
+          <w:rFonts w:ascii="Arial" w:eastAsia="Times New Roman" w:hAnsi="Arial" w:cs="Arial"/>
+          <w:kern w:val="0"/>
+          <w:sz w:val="20"/>
+          <w:szCs w:val="20"/>
+          <w:lang w:eastAsia="en-GB"/>
+          <w14:ligatures w14:val="none"/>
+        </w:rPr>
+      </w:pPr>
+      <w:r>
+        <w:rPr>
+          <w:rFonts w:ascii="Arial" w:eastAsia="Times New Roman" w:hAnsi="Arial" w:cs="Arial"/>
+          <w:kern w:val="0"/>
+          <w:sz w:val="20"/>
+          <w:szCs w:val="20"/>
+          <w:lang w:eastAsia="en-GB"/>
+          <w14:ligatures w14:val="none"/>
+        </w:rPr>
+        <w:t>For </w:t>
+      </w:r>
+      <w:r>
+        <w:rPr>
+          <w:rFonts w:ascii="var(--monaco-monospace-font)" w:eastAsia="Times New Roman" w:hAnsi="var(--monaco-monospace-font)" w:cs="Courier New"/>
           <w:kern w:val="0"/>
           <w:sz w:val="18"/>
           <w:szCs w:val="18"/>
           <w:lang w:eastAsia="en-GB"/>
           <w14:ligatures w14:val="none"/>
         </w:rPr>
-      </w:pPr>
-      <w:r>
-        <w:rPr>
-          <w:rFonts w:ascii="Menlo" w:eastAsia="Times New Roman" w:hAnsi="Menlo" w:cs="Menlo"/>
+        <w:t>with_parts</w:t>
+      </w:r>
+      <w:r>
+        <w:rPr>
+          <w:rFonts w:ascii="Arial" w:eastAsia="Times New Roman" w:hAnsi="Arial" w:cs="Arial"/>
+          <w:kern w:val="0"/>
+          <w:sz w:val="20"/>
+          <w:szCs w:val="20"/>
+          <w:lang w:eastAsia="en-GB"/>
+          <w14:ligatures w14:val="none"/>
+        </w:rPr>
+        <w:t> bonuses, calculate the number of parts for each eligible personnel using the </w:t>
+      </w:r>
+      <w:r>
+        <w:rPr>
+          <w:rFonts w:ascii="var(--monaco-monospace-font)" w:eastAsia="Times New Roman" w:hAnsi="var(--monaco-monospace-font)" w:cs="Courier New"/>
           <w:kern w:val="0"/>
           <w:sz w:val="18"/>
           <w:szCs w:val="18"/>
           <w:lang w:eastAsia="en-GB"/>
           <w14:ligatures w14:val="none"/>
         </w:rPr>
-        <w:t>{</w:t>
-      </w:r>
-    </w:p>
-    <w:p>
-      <w:pPr>
-        <w:spacing w:before="100" w:beforeAutospacing="1" w:after="100" w:afterAutospacing="1" w:line="255" w:lineRule="atLeast"/>
-        <w:ind w:left="660"/>
-        <w:rPr>
-          <w:rFonts w:ascii="Menlo" w:eastAsia="Times New Roman" w:hAnsi="Menlo" w:cs="Menlo"/>
+        <w:t>calculateParts</w:t>
+      </w:r>
+      <w:r>
+        <w:rPr>
+          <w:rFonts w:ascii="Arial" w:eastAsia="Times New Roman" w:hAnsi="Arial" w:cs="Arial"/>
+          <w:kern w:val="0"/>
+          <w:sz w:val="20"/>
+          <w:szCs w:val="20"/>
+          <w:lang w:eastAsia="en-GB"/>
+          <w14:ligatures w14:val="none"/>
+        </w:rPr>
+        <w:t> function.</w:t>
+      </w:r>
+    </w:p>
+    <w:p>
+      <w:pPr>
+        <w:numPr>
+          <w:ilvl w:val="1"/>
+          <w:numId w:val="3"/>
+        </w:numPr>
+        <w:spacing w:before="100" w:beforeAutospacing="1" w:after="100" w:afterAutospacing="1" w:line="240" w:lineRule="auto"/>
+        <w:rPr>
+          <w:rFonts w:ascii="Arial" w:eastAsia="Times New Roman" w:hAnsi="Arial" w:cs="Arial"/>
+          <w:kern w:val="0"/>
+          <w:sz w:val="20"/>
+          <w:szCs w:val="20"/>
+          <w:lang w:eastAsia="en-GB"/>
+          <w14:ligatures w14:val="none"/>
+        </w:rPr>
+      </w:pPr>
+      <w:r>
+        <w:rPr>
+          <w:rFonts w:ascii="Arial" w:eastAsia="Times New Roman" w:hAnsi="Arial" w:cs="Arial"/>
+          <w:kern w:val="0"/>
+          <w:sz w:val="20"/>
+          <w:szCs w:val="20"/>
+          <w:lang w:eastAsia="en-GB"/>
+          <w14:ligatures w14:val="none"/>
+        </w:rPr>
+        <w:t>Example:</w:t>
+      </w:r>
+    </w:p>
+    <w:p>
+      <w:pPr>
+        <w:numPr>
+          <w:ilvl w:val="2"/>
+          <w:numId w:val="3"/>
+        </w:numPr>
+        <w:spacing w:before="100" w:beforeAutospacing="1" w:after="100" w:afterAutospacing="1" w:line="240" w:lineRule="auto"/>
+        <w:rPr>
+          <w:rFonts w:ascii="Arial" w:eastAsia="Times New Roman" w:hAnsi="Arial" w:cs="Arial"/>
+          <w:kern w:val="0"/>
+          <w:sz w:val="20"/>
+          <w:szCs w:val="20"/>
+          <w:lang w:eastAsia="en-GB"/>
+          <w14:ligatures w14:val="none"/>
+        </w:rPr>
+      </w:pPr>
+      <w:r>
+        <w:rPr>
+          <w:rFonts w:ascii="Arial" w:eastAsia="Times New Roman" w:hAnsi="Arial" w:cs="Arial"/>
+          <w:kern w:val="0"/>
+          <w:sz w:val="20"/>
+          <w:szCs w:val="20"/>
+          <w:lang w:eastAsia="en-GB"/>
+          <w14:ligatures w14:val="none"/>
+        </w:rPr>
+        <w:t>Fonctionnaire, Category A → 2 parts.</w:t>
+      </w:r>
+    </w:p>
+    <w:p>
+      <w:pPr>
+        <w:numPr>
+          <w:ilvl w:val="2"/>
+          <w:numId w:val="3"/>
+        </w:numPr>
+        <w:spacing w:before="100" w:beforeAutospacing="1" w:after="100" w:afterAutospacing="1" w:line="240" w:lineRule="auto"/>
+        <w:rPr>
+          <w:rFonts w:ascii="Arial" w:eastAsia="Times New Roman" w:hAnsi="Arial" w:cs="Arial"/>
+          <w:kern w:val="0"/>
+          <w:sz w:val="20"/>
+          <w:szCs w:val="20"/>
+          <w:lang w:eastAsia="en-GB"/>
+          <w14:ligatures w14:val="none"/>
+        </w:rPr>
+      </w:pPr>
+      <w:r>
+        <w:rPr>
+          <w:rFonts w:ascii="Arial" w:eastAsia="Times New Roman" w:hAnsi="Arial" w:cs="Arial"/>
+          <w:kern w:val="0"/>
+          <w:sz w:val="20"/>
+          <w:szCs w:val="20"/>
+          <w:lang w:eastAsia="en-GB"/>
+          <w14:ligatures w14:val="none"/>
+        </w:rPr>
+        <w:t>Non-Fonctionnaire, Category 10 → 2 parts.</w:t>
+      </w:r>
+    </w:p>
+    <w:p>
+      <w:pPr>
+        <w:numPr>
+          <w:ilvl w:val="2"/>
+          <w:numId w:val="3"/>
+        </w:numPr>
+        <w:spacing w:before="100" w:beforeAutospacing="1" w:after="100" w:afterAutospacing="1" w:line="240" w:lineRule="auto"/>
+        <w:rPr>
+          <w:rFonts w:ascii="Arial" w:eastAsia="Times New Roman" w:hAnsi="Arial" w:cs="Arial"/>
+          <w:kern w:val="0"/>
+          <w:sz w:val="20"/>
+          <w:szCs w:val="20"/>
+          <w:lang w:eastAsia="en-GB"/>
+          <w14:ligatures w14:val="none"/>
+        </w:rPr>
+      </w:pPr>
+      <w:r>
+        <w:rPr>
+          <w:rFonts w:ascii="Arial" w:eastAsia="Times New Roman" w:hAnsi="Arial" w:cs="Arial"/>
+          <w:kern w:val="0"/>
+          <w:sz w:val="20"/>
+          <w:szCs w:val="20"/>
+          <w:lang w:eastAsia="en-GB"/>
+          <w14:ligatures w14:val="none"/>
+        </w:rPr>
+        <w:t>Rank overrides category (e.g., Directeur → 6 parts).</w:t>
+      </w:r>
+    </w:p>
+    <w:p>
+      <w:pPr>
+        <w:numPr>
+          <w:ilvl w:val="0"/>
+          <w:numId w:val="3"/>
+        </w:numPr>
+        <w:spacing w:after="0" w:line="360" w:lineRule="atLeast"/>
+        <w:rPr>
+          <w:rFonts w:ascii="Arial" w:eastAsia="Times New Roman" w:hAnsi="Arial" w:cs="Arial"/>
+          <w:kern w:val="0"/>
+          <w:sz w:val="20"/>
+          <w:szCs w:val="20"/>
+          <w:lang w:eastAsia="en-GB"/>
+          <w14:ligatures w14:val="none"/>
+        </w:rPr>
+      </w:pPr>
+      <w:r>
+        <w:rPr>
+          <w:rFonts w:ascii="Arial" w:eastAsia="Times New Roman" w:hAnsi="Arial" w:cs="Arial"/>
+          <w:b/>
+          <w:bCs/>
+          <w:kern w:val="0"/>
+          <w:sz w:val="20"/>
+          <w:szCs w:val="20"/>
+          <w:lang w:eastAsia="en-GB"/>
+          <w14:ligatures w14:val="none"/>
+        </w:rPr>
+        <w:t>Calculate Bonus Amount</w:t>
+      </w:r>
+      <w:r>
+        <w:rPr>
+          <w:rFonts w:ascii="Arial" w:eastAsia="Times New Roman" w:hAnsi="Arial" w:cs="Arial"/>
+          <w:kern w:val="0"/>
+          <w:sz w:val="20"/>
+          <w:szCs w:val="20"/>
+          <w:lang w:eastAsia="en-GB"/>
+          <w14:ligatures w14:val="none"/>
+        </w:rPr>
+        <w:t>:</w:t>
+      </w:r>
+    </w:p>
+    <w:p>
+      <w:pPr>
+        <w:numPr>
+          <w:ilvl w:val="1"/>
+          <w:numId w:val="3"/>
+        </w:numPr>
+        <w:spacing w:before="100" w:beforeAutospacing="1" w:after="100" w:afterAutospacing="1" w:line="240" w:lineRule="auto"/>
+        <w:rPr>
+          <w:rFonts w:ascii="Arial" w:eastAsia="Times New Roman" w:hAnsi="Arial" w:cs="Arial"/>
+          <w:kern w:val="0"/>
+          <w:sz w:val="20"/>
+          <w:szCs w:val="20"/>
+          <w:lang w:eastAsia="en-GB"/>
+          <w14:ligatures w14:val="none"/>
+        </w:rPr>
+      </w:pPr>
+      <w:r>
+        <w:rPr>
+          <w:rFonts w:ascii="Arial" w:eastAsia="Times New Roman" w:hAnsi="Arial" w:cs="Arial"/>
+          <w:kern w:val="0"/>
+          <w:sz w:val="20"/>
+          <w:szCs w:val="20"/>
+          <w:lang w:eastAsia="en-GB"/>
+          <w14:ligatures w14:val="none"/>
+        </w:rPr>
+        <w:t>Use the </w:t>
+      </w:r>
+      <w:hyperlink r:id="rId11" w:history="1">
+        <w:r>
+          <w:rPr>
+            <w:rFonts w:ascii="var(--monaco-monospace-font)" w:eastAsia="Times New Roman" w:hAnsi="var(--monaco-monospace-font)" w:cs="Courier New"/>
+            <w:kern w:val="0"/>
+            <w:sz w:val="18"/>
+            <w:szCs w:val="18"/>
+            <w:lang w:eastAsia="en-GB"/>
+            <w14:ligatures w14:val="none"/>
+          </w:rPr>
+          <w:t>calculateAmount</w:t>
+        </w:r>
+      </w:hyperlink>
+      <w:r>
+        <w:rPr>
+          <w:rFonts w:ascii="Arial" w:eastAsia="Times New Roman" w:hAnsi="Arial" w:cs="Arial"/>
+          <w:kern w:val="0"/>
+          <w:sz w:val="20"/>
+          <w:szCs w:val="20"/>
+          <w:lang w:eastAsia="en-GB"/>
+          <w14:ligatures w14:val="none"/>
+        </w:rPr>
+        <w:t> function to compute the bonus amount for each eligible personnel based on the template's category:</w:t>
+      </w:r>
+    </w:p>
+    <w:p>
+      <w:pPr>
+        <w:numPr>
+          <w:ilvl w:val="2"/>
+          <w:numId w:val="3"/>
+        </w:numPr>
+        <w:spacing w:before="100" w:beforeAutospacing="1" w:after="100" w:afterAutospacing="1" w:line="240" w:lineRule="auto"/>
+        <w:rPr>
+          <w:rFonts w:ascii="Arial" w:eastAsia="Times New Roman" w:hAnsi="Arial" w:cs="Arial"/>
+          <w:kern w:val="0"/>
+          <w:sz w:val="20"/>
+          <w:szCs w:val="20"/>
+          <w:lang w:eastAsia="en-GB"/>
+          <w14:ligatures w14:val="none"/>
+        </w:rPr>
+      </w:pPr>
+      <w:r>
+        <w:rPr>
+          <w:rFonts w:ascii="Arial" w:eastAsia="Times New Roman" w:hAnsi="Arial" w:cs="Arial"/>
+          <w:b/>
+          <w:bCs/>
+          <w:kern w:val="0"/>
+          <w:sz w:val="20"/>
+          <w:szCs w:val="20"/>
+          <w:lang w:eastAsia="en-GB"/>
+          <w14:ligatures w14:val="none"/>
+        </w:rPr>
+        <w:t>Fixed Amount</w:t>
+      </w:r>
+      <w:r>
+        <w:rPr>
+          <w:rFonts w:ascii="Arial" w:eastAsia="Times New Roman" w:hAnsi="Arial" w:cs="Arial"/>
+          <w:kern w:val="0"/>
+          <w:sz w:val="20"/>
+          <w:szCs w:val="20"/>
+          <w:lang w:eastAsia="en-GB"/>
+          <w14:ligatures w14:val="none"/>
+        </w:rPr>
+        <w:t>: Use the </w:t>
+      </w:r>
+      <w:hyperlink r:id="rId12" w:history="1">
+        <w:r>
+          <w:rPr>
+            <w:rFonts w:ascii="var(--monaco-monospace-font)" w:eastAsia="Times New Roman" w:hAnsi="var(--monaco-monospace-font)" w:cs="Courier New"/>
+            <w:kern w:val="0"/>
+            <w:sz w:val="18"/>
+            <w:szCs w:val="18"/>
+            <w:lang w:eastAsia="en-GB"/>
+            <w14:ligatures w14:val="none"/>
+          </w:rPr>
+          <w:t>fixedAmount</w:t>
+        </w:r>
+      </w:hyperlink>
+      <w:r>
+        <w:rPr>
+          <w:rFonts w:ascii="Arial" w:eastAsia="Times New Roman" w:hAnsi="Arial" w:cs="Arial"/>
+          <w:kern w:val="0"/>
+          <w:sz w:val="20"/>
+          <w:szCs w:val="20"/>
+          <w:lang w:eastAsia="en-GB"/>
+          <w14:ligatures w14:val="none"/>
+        </w:rPr>
+        <w:t> field.</w:t>
+      </w:r>
+    </w:p>
+    <w:p>
+      <w:pPr>
+        <w:numPr>
+          <w:ilvl w:val="2"/>
+          <w:numId w:val="3"/>
+        </w:numPr>
+        <w:spacing w:before="100" w:beforeAutospacing="1" w:after="100" w:afterAutospacing="1" w:line="240" w:lineRule="auto"/>
+        <w:rPr>
+          <w:rFonts w:ascii="Arial" w:eastAsia="Times New Roman" w:hAnsi="Arial" w:cs="Arial"/>
+          <w:kern w:val="0"/>
+          <w:sz w:val="20"/>
+          <w:szCs w:val="20"/>
+          <w:lang w:eastAsia="en-GB"/>
+          <w14:ligatures w14:val="none"/>
+        </w:rPr>
+      </w:pPr>
+      <w:r>
+        <w:rPr>
+          <w:rFonts w:ascii="Arial" w:eastAsia="Times New Roman" w:hAnsi="Arial" w:cs="Arial"/>
+          <w:b/>
+          <w:bCs/>
+          <w:kern w:val="0"/>
+          <w:sz w:val="20"/>
+          <w:szCs w:val="20"/>
+          <w:lang w:eastAsia="en-GB"/>
+          <w14:ligatures w14:val="none"/>
+        </w:rPr>
+        <w:t>Percentage</w:t>
+      </w:r>
+      <w:r>
+        <w:rPr>
+          <w:rFonts w:ascii="Arial" w:eastAsia="Times New Roman" w:hAnsi="Arial" w:cs="Arial"/>
+          <w:kern w:val="0"/>
+          <w:sz w:val="20"/>
+          <w:szCs w:val="20"/>
+          <w:lang w:eastAsia="en-GB"/>
+          <w14:ligatures w14:val="none"/>
+        </w:rPr>
+        <w:t>: Multiply the base field (e.g., salary) by the percentage.</w:t>
+      </w:r>
+    </w:p>
+    <w:p>
+      <w:pPr>
+        <w:numPr>
+          <w:ilvl w:val="2"/>
+          <w:numId w:val="3"/>
+        </w:numPr>
+        <w:spacing w:before="100" w:beforeAutospacing="1" w:after="100" w:afterAutospacing="1" w:line="240" w:lineRule="auto"/>
+        <w:rPr>
+          <w:rFonts w:ascii="Arial" w:eastAsia="Times New Roman" w:hAnsi="Arial" w:cs="Arial"/>
+          <w:kern w:val="0"/>
+          <w:sz w:val="20"/>
+          <w:szCs w:val="20"/>
+          <w:lang w:eastAsia="en-GB"/>
+          <w14:ligatures w14:val="none"/>
+        </w:rPr>
+      </w:pPr>
+      <w:r>
+        <w:rPr>
+          <w:rFonts w:ascii="Arial" w:eastAsia="Times New Roman" w:hAnsi="Arial" w:cs="Arial"/>
+          <w:b/>
+          <w:bCs/>
+          <w:kern w:val="0"/>
+          <w:sz w:val="20"/>
+          <w:szCs w:val="20"/>
+          <w:lang w:eastAsia="en-GB"/>
+          <w14:ligatures w14:val="none"/>
+        </w:rPr>
+        <w:t>With Parts</w:t>
+      </w:r>
+      <w:r>
+        <w:rPr>
+          <w:rFonts w:ascii="Arial" w:eastAsia="Times New Roman" w:hAnsi="Arial" w:cs="Arial"/>
+          <w:kern w:val="0"/>
+          <w:sz w:val="20"/>
+          <w:szCs w:val="20"/>
+          <w:lang w:eastAsia="en-GB"/>
+          <w14:ligatures w14:val="none"/>
+        </w:rPr>
+        <w:t>: Multiply the number of parts by the share amount.</w:t>
+      </w:r>
+    </w:p>
+    <w:p>
+      <w:pPr>
+        <w:numPr>
+          <w:ilvl w:val="2"/>
+          <w:numId w:val="3"/>
+        </w:numPr>
+        <w:spacing w:before="100" w:beforeAutospacing="1" w:after="100" w:afterAutospacing="1" w:line="240" w:lineRule="auto"/>
+        <w:rPr>
+          <w:rFonts w:ascii="Arial" w:eastAsia="Times New Roman" w:hAnsi="Arial" w:cs="Arial"/>
+          <w:kern w:val="0"/>
+          <w:sz w:val="20"/>
+          <w:szCs w:val="20"/>
+          <w:lang w:eastAsia="en-GB"/>
+          <w14:ligatures w14:val="none"/>
+        </w:rPr>
+      </w:pPr>
+      <w:r>
+        <w:rPr>
+          <w:rFonts w:ascii="Arial" w:eastAsia="Times New Roman" w:hAnsi="Arial" w:cs="Arial"/>
+          <w:b/>
+          <w:bCs/>
+          <w:kern w:val="0"/>
+          <w:sz w:val="20"/>
+          <w:szCs w:val="20"/>
+          <w:lang w:eastAsia="en-GB"/>
+          <w14:ligatures w14:val="none"/>
+        </w:rPr>
+        <w:t>Custom Formula</w:t>
+      </w:r>
+      <w:r>
+        <w:rPr>
+          <w:rFonts w:ascii="Arial" w:eastAsia="Times New Roman" w:hAnsi="Arial" w:cs="Arial"/>
+          <w:kern w:val="0"/>
+          <w:sz w:val="20"/>
+          <w:szCs w:val="20"/>
+          <w:lang w:eastAsia="en-GB"/>
+          <w14:ligatures w14:val="none"/>
+        </w:rPr>
+        <w:t>: Evaluate the formula defined in the template.</w:t>
+      </w:r>
+    </w:p>
+    <w:p>
+      <w:pPr>
+        <w:numPr>
+          <w:ilvl w:val="0"/>
+          <w:numId w:val="3"/>
+        </w:numPr>
+        <w:spacing w:after="0" w:line="360" w:lineRule="atLeast"/>
+        <w:rPr>
+          <w:rFonts w:ascii="Arial" w:eastAsia="Times New Roman" w:hAnsi="Arial" w:cs="Arial"/>
+          <w:kern w:val="0"/>
+          <w:sz w:val="20"/>
+          <w:szCs w:val="20"/>
+          <w:lang w:eastAsia="en-GB"/>
+          <w14:ligatures w14:val="none"/>
+        </w:rPr>
+      </w:pPr>
+      <w:r>
+        <w:rPr>
+          <w:rFonts w:ascii="Arial" w:eastAsia="Times New Roman" w:hAnsi="Arial" w:cs="Arial"/>
+          <w:b/>
+          <w:bCs/>
+          <w:kern w:val="0"/>
+          <w:sz w:val="20"/>
+          <w:szCs w:val="20"/>
+          <w:lang w:eastAsia="en-GB"/>
+          <w14:ligatures w14:val="none"/>
+        </w:rPr>
+        <w:t>Create Bonus Allocations</w:t>
+      </w:r>
+      <w:r>
+        <w:rPr>
+          <w:rFonts w:ascii="Arial" w:eastAsia="Times New Roman" w:hAnsi="Arial" w:cs="Arial"/>
+          <w:kern w:val="0"/>
+          <w:sz w:val="20"/>
+          <w:szCs w:val="20"/>
+          <w:lang w:eastAsia="en-GB"/>
+          <w14:ligatures w14:val="none"/>
+        </w:rPr>
+        <w:t>:</w:t>
+      </w:r>
+    </w:p>
+    <w:p>
+      <w:pPr>
+        <w:numPr>
+          <w:ilvl w:val="1"/>
+          <w:numId w:val="3"/>
+        </w:numPr>
+        <w:spacing w:before="100" w:beforeAutospacing="1" w:after="100" w:afterAutospacing="1" w:line="240" w:lineRule="auto"/>
+        <w:rPr>
+          <w:rFonts w:ascii="Arial" w:eastAsia="Times New Roman" w:hAnsi="Arial" w:cs="Arial"/>
+          <w:kern w:val="0"/>
+          <w:sz w:val="20"/>
+          <w:szCs w:val="20"/>
+          <w:lang w:eastAsia="en-GB"/>
+          <w14:ligatures w14:val="none"/>
+        </w:rPr>
+      </w:pPr>
+      <w:r>
+        <w:rPr>
+          <w:rFonts w:ascii="Arial" w:eastAsia="Times New Roman" w:hAnsi="Arial" w:cs="Arial"/>
+          <w:kern w:val="0"/>
+          <w:sz w:val="20"/>
+          <w:szCs w:val="20"/>
+          <w:lang w:eastAsia="en-GB"/>
+          <w14:ligatures w14:val="none"/>
+        </w:rPr>
+        <w:t>For each eligible personnel, create a </w:t>
+      </w:r>
+      <w:r>
+        <w:rPr>
+          <w:rFonts w:ascii="var(--monaco-monospace-font)" w:eastAsia="Times New Roman" w:hAnsi="var(--monaco-monospace-font)" w:cs="Courier New"/>
           <w:kern w:val="0"/>
           <w:sz w:val="18"/>
           <w:szCs w:val="18"/>
           <w:lang w:eastAsia="en-GB"/>
           <w14:ligatures w14:val="none"/>
         </w:rPr>
-      </w:pPr>
-      <w:r>
-        <w:rPr>
-          <w:rFonts w:ascii="Menlo" w:eastAsia="Times New Roman" w:hAnsi="Menlo" w:cs="Menlo"/>
+        <w:t>BonusAllocation</w:t>
+      </w:r>
+      <w:r>
+        <w:rPr>
+          <w:rFonts w:ascii="Arial" w:eastAsia="Times New Roman" w:hAnsi="Arial" w:cs="Arial"/>
+          <w:kern w:val="0"/>
+          <w:sz w:val="20"/>
+          <w:szCs w:val="20"/>
+          <w:lang w:eastAsia="en-GB"/>
+          <w14:ligatures w14:val="none"/>
+        </w:rPr>
+        <w:t> document with:</w:t>
+      </w:r>
+    </w:p>
+    <w:p>
+      <w:pPr>
+        <w:numPr>
+          <w:ilvl w:val="2"/>
+          <w:numId w:val="3"/>
+        </w:numPr>
+        <w:spacing w:before="100" w:beforeAutospacing="1" w:after="100" w:afterAutospacing="1" w:line="240" w:lineRule="auto"/>
+        <w:rPr>
+          <w:rFonts w:ascii="Arial" w:eastAsia="Times New Roman" w:hAnsi="Arial" w:cs="Arial"/>
+          <w:kern w:val="0"/>
+          <w:sz w:val="20"/>
+          <w:szCs w:val="20"/>
+          <w:lang w:eastAsia="en-GB"/>
+          <w14:ligatures w14:val="none"/>
+        </w:rPr>
+      </w:pPr>
+      <w:r>
+        <w:rPr>
+          <w:rFonts w:ascii="Arial" w:eastAsia="Times New Roman" w:hAnsi="Arial" w:cs="Arial"/>
+          <w:kern w:val="0"/>
+          <w:sz w:val="20"/>
+          <w:szCs w:val="20"/>
+          <w:lang w:eastAsia="en-GB"/>
+          <w14:ligatures w14:val="none"/>
+        </w:rPr>
+        <w:t>Personnel ID.</w:t>
+      </w:r>
+    </w:p>
+    <w:p>
+      <w:pPr>
+        <w:numPr>
+          <w:ilvl w:val="2"/>
+          <w:numId w:val="3"/>
+        </w:numPr>
+        <w:spacing w:before="100" w:beforeAutospacing="1" w:after="100" w:afterAutospacing="1" w:line="240" w:lineRule="auto"/>
+        <w:rPr>
+          <w:rFonts w:ascii="Arial" w:eastAsia="Times New Roman" w:hAnsi="Arial" w:cs="Arial"/>
+          <w:kern w:val="0"/>
+          <w:sz w:val="20"/>
+          <w:szCs w:val="20"/>
+          <w:lang w:eastAsia="en-GB"/>
+          <w14:ligatures w14:val="none"/>
+        </w:rPr>
+      </w:pPr>
+      <w:r>
+        <w:rPr>
+          <w:rFonts w:ascii="Arial" w:eastAsia="Times New Roman" w:hAnsi="Arial" w:cs="Arial"/>
+          <w:kern w:val="0"/>
+          <w:sz w:val="20"/>
+          <w:szCs w:val="20"/>
+          <w:lang w:eastAsia="en-GB"/>
+          <w14:ligatures w14:val="none"/>
+        </w:rPr>
+        <w:t>Calculated amount.</w:t>
+      </w:r>
+    </w:p>
+    <w:p>
+      <w:pPr>
+        <w:numPr>
+          <w:ilvl w:val="2"/>
+          <w:numId w:val="3"/>
+        </w:numPr>
+        <w:spacing w:before="100" w:beforeAutospacing="1" w:after="100" w:afterAutospacing="1" w:line="240" w:lineRule="auto"/>
+        <w:rPr>
+          <w:rFonts w:ascii="Arial" w:eastAsia="Times New Roman" w:hAnsi="Arial" w:cs="Arial"/>
+          <w:kern w:val="0"/>
+          <w:sz w:val="20"/>
+          <w:szCs w:val="20"/>
+          <w:lang w:eastAsia="en-GB"/>
+          <w14:ligatures w14:val="none"/>
+        </w:rPr>
+      </w:pPr>
+      <w:r>
+        <w:rPr>
+          <w:rFonts w:ascii="Arial" w:eastAsia="Times New Roman" w:hAnsi="Arial" w:cs="Arial"/>
+          <w:kern w:val="0"/>
+          <w:sz w:val="20"/>
+          <w:szCs w:val="20"/>
+          <w:lang w:eastAsia="en-GB"/>
+          <w14:ligatures w14:val="none"/>
+        </w:rPr>
+        <w:t>Parts (if applicable).</w:t>
+      </w:r>
+    </w:p>
+    <w:p>
+      <w:pPr>
+        <w:numPr>
+          <w:ilvl w:val="2"/>
+          <w:numId w:val="3"/>
+        </w:numPr>
+        <w:spacing w:before="100" w:beforeAutospacing="1" w:after="100" w:afterAutospacing="1" w:line="240" w:lineRule="auto"/>
+        <w:rPr>
+          <w:rFonts w:ascii="Arial" w:eastAsia="Times New Roman" w:hAnsi="Arial" w:cs="Arial"/>
+          <w:kern w:val="0"/>
+          <w:sz w:val="20"/>
+          <w:szCs w:val="20"/>
+          <w:lang w:eastAsia="en-GB"/>
+          <w14:ligatures w14:val="none"/>
+        </w:rPr>
+      </w:pPr>
+      <w:r>
+        <w:rPr>
+          <w:rFonts w:ascii="Arial" w:eastAsia="Times New Roman" w:hAnsi="Arial" w:cs="Arial"/>
+          <w:kern w:val="0"/>
+          <w:sz w:val="20"/>
+          <w:szCs w:val="20"/>
+          <w:lang w:eastAsia="en-GB"/>
+          <w14:ligatures w14:val="none"/>
+        </w:rPr>
+        <w:t>Status (</w:t>
+      </w:r>
+      <w:r>
+        <w:rPr>
+          <w:rFonts w:ascii="var(--monaco-monospace-font)" w:eastAsia="Times New Roman" w:hAnsi="var(--monaco-monospace-font)" w:cs="Courier New"/>
           <w:kern w:val="0"/>
           <w:sz w:val="18"/>
           <w:szCs w:val="18"/>
           <w:lang w:eastAsia="en-GB"/>
           <w14:ligatures w14:val="none"/>
         </w:rPr>
-        <w:t>    grade: </w:t>
-      </w:r>
-      <w:proofErr w:type="gramStart"/>
-      <w:r>
-        <w:rPr>
-          <w:rFonts w:ascii="Menlo" w:eastAsia="Times New Roman" w:hAnsi="Menlo" w:cs="Menlo"/>
+        <w:t>eligible</w:t>
+      </w:r>
+      <w:r>
+        <w:rPr>
+          <w:rFonts w:ascii="Arial" w:eastAsia="Times New Roman" w:hAnsi="Arial" w:cs="Arial"/>
+          <w:kern w:val="0"/>
+          <w:sz w:val="20"/>
+          <w:szCs w:val="20"/>
+          <w:lang w:eastAsia="en-GB"/>
+          <w14:ligatures w14:val="none"/>
+        </w:rPr>
+        <w:t>).</w:t>
+      </w:r>
+    </w:p>
+    <w:p>
+      <w:pPr>
+        <w:spacing w:after="0" w:line="240" w:lineRule="auto"/>
+        <w:rPr>
+          <w:rFonts w:ascii="Arial" w:eastAsia="Times New Roman" w:hAnsi="Arial" w:cs="Arial"/>
+          <w:kern w:val="0"/>
+          <w:sz w:val="20"/>
+          <w:szCs w:val="20"/>
+          <w:lang w:eastAsia="en-GB"/>
+          <w14:ligatures w14:val="none"/>
+        </w:rPr>
+      </w:pPr>
+      <w:r>
+        <w:rPr>
+          <w:rFonts w:ascii="Times New Roman" w:eastAsia="Times New Roman" w:hAnsi="Times New Roman" w:cs="Times New Roman"/>
+          <w:noProof/>
+          <w:kern w:val="0"/>
+          <w:lang w:eastAsia="en-GB"/>
+        </w:rPr>
+        <w:pict w14:anchorId="245E2D6C">
+          <v:rect id="_x0000_i1030" alt="" style="width:451.3pt;height:.05pt;mso-width-percent:0;mso-height-percent:0;mso-width-percent:0;mso-height-percent:0" o:hralign="center" o:hrstd="t" o:hrnoshade="t" o:hr="t" fillcolor="#ccc" stroked="f"/>
+        </w:pict>
+      </w:r>
+    </w:p>
+    <w:p>
+      <w:pPr>
+        <w:spacing w:before="240" w:after="240" w:line="240" w:lineRule="auto"/>
+        <w:outlineLvl w:val="2"/>
+        <w:rPr>
+          <w:rFonts w:ascii="Arial" w:eastAsia="Times New Roman" w:hAnsi="Arial" w:cs="Arial"/>
+          <w:b/>
+          <w:bCs/>
+          <w:kern w:val="0"/>
+          <w:sz w:val="21"/>
+          <w:szCs w:val="21"/>
+          <w:lang w:eastAsia="en-GB"/>
+          <w14:ligatures w14:val="none"/>
+        </w:rPr>
+      </w:pPr>
+      <w:r>
+        <w:rPr>
+          <w:rFonts w:ascii="Arial" w:eastAsia="Times New Roman" w:hAnsi="Arial" w:cs="Arial"/>
+          <w:b/>
+          <w:bCs/>
+          <w:kern w:val="0"/>
+          <w:sz w:val="21"/>
+          <w:szCs w:val="21"/>
+          <w:lang w:eastAsia="en-GB"/>
+          <w14:ligatures w14:val="none"/>
+        </w:rPr>
+        <w:t>4. Workflow and Approval</w:t>
+      </w:r>
+    </w:p>
+    <w:p>
+      <w:pPr>
+        <w:spacing w:after="240" w:line="360" w:lineRule="atLeast"/>
+        <w:rPr>
+          <w:rFonts w:ascii="Arial" w:eastAsia="Times New Roman" w:hAnsi="Arial" w:cs="Arial"/>
+          <w:kern w:val="0"/>
+          <w:sz w:val="20"/>
+          <w:szCs w:val="20"/>
+          <w:lang w:eastAsia="en-GB"/>
+          <w14:ligatures w14:val="none"/>
+        </w:rPr>
+      </w:pPr>
+      <w:r>
+        <w:rPr>
+          <w:rFonts w:ascii="Arial" w:eastAsia="Times New Roman" w:hAnsi="Arial" w:cs="Arial"/>
+          <w:kern w:val="0"/>
+          <w:sz w:val="20"/>
+          <w:szCs w:val="20"/>
+          <w:lang w:eastAsia="en-GB"/>
+          <w14:ligatures w14:val="none"/>
+        </w:rPr>
+        <w:t>Once bonuses are generated, they go through a workflow for validation and approval.</w:t>
+      </w:r>
+    </w:p>
+    <w:p>
+      <w:pPr>
+        <w:spacing w:before="100" w:beforeAutospacing="1" w:after="100" w:afterAutospacing="1" w:line="240" w:lineRule="auto"/>
+        <w:outlineLvl w:val="3"/>
+        <w:rPr>
+          <w:rFonts w:ascii="Arial" w:eastAsia="Times New Roman" w:hAnsi="Arial" w:cs="Arial"/>
+          <w:b/>
+          <w:bCs/>
+          <w:kern w:val="0"/>
+          <w:sz w:val="20"/>
+          <w:szCs w:val="20"/>
+          <w:lang w:eastAsia="en-GB"/>
+          <w14:ligatures w14:val="none"/>
+        </w:rPr>
+      </w:pPr>
+      <w:r>
+        <w:rPr>
+          <w:rFonts w:ascii="Arial" w:eastAsia="Times New Roman" w:hAnsi="Arial" w:cs="Arial"/>
+          <w:b/>
+          <w:bCs/>
+          <w:kern w:val="0"/>
+          <w:sz w:val="20"/>
+          <w:szCs w:val="20"/>
+          <w:lang w:eastAsia="en-GB"/>
+          <w14:ligatures w14:val="none"/>
+        </w:rPr>
+        <w:t>Steps:</w:t>
+      </w:r>
+    </w:p>
+    <w:p>
+      <w:pPr>
+        <w:numPr>
+          <w:ilvl w:val="0"/>
+          <w:numId w:val="4"/>
+        </w:numPr>
+        <w:spacing w:after="0" w:line="360" w:lineRule="atLeast"/>
+        <w:rPr>
+          <w:rFonts w:ascii="Arial" w:eastAsia="Times New Roman" w:hAnsi="Arial" w:cs="Arial"/>
+          <w:kern w:val="0"/>
+          <w:sz w:val="20"/>
+          <w:szCs w:val="20"/>
+          <w:lang w:eastAsia="en-GB"/>
+          <w14:ligatures w14:val="none"/>
+        </w:rPr>
+      </w:pPr>
+      <w:r>
+        <w:rPr>
+          <w:rFonts w:ascii="Arial" w:eastAsia="Times New Roman" w:hAnsi="Arial" w:cs="Arial"/>
+          <w:b/>
+          <w:bCs/>
+          <w:kern w:val="0"/>
+          <w:sz w:val="20"/>
+          <w:szCs w:val="20"/>
+          <w:lang w:eastAsia="en-GB"/>
+          <w14:ligatures w14:val="none"/>
+        </w:rPr>
+        <w:lastRenderedPageBreak/>
+        <w:t>Draft State</w:t>
+      </w:r>
+      <w:r>
+        <w:rPr>
+          <w:rFonts w:ascii="Arial" w:eastAsia="Times New Roman" w:hAnsi="Arial" w:cs="Arial"/>
+          <w:kern w:val="0"/>
+          <w:sz w:val="20"/>
+          <w:szCs w:val="20"/>
+          <w:lang w:eastAsia="en-GB"/>
+          <w14:ligatures w14:val="none"/>
+        </w:rPr>
+        <w:t>:</w:t>
+      </w:r>
+    </w:p>
+    <w:p>
+      <w:pPr>
+        <w:numPr>
+          <w:ilvl w:val="1"/>
+          <w:numId w:val="4"/>
+        </w:numPr>
+        <w:spacing w:before="100" w:beforeAutospacing="1" w:after="100" w:afterAutospacing="1" w:line="240" w:lineRule="auto"/>
+        <w:rPr>
+          <w:rFonts w:ascii="Arial" w:eastAsia="Times New Roman" w:hAnsi="Arial" w:cs="Arial"/>
+          <w:kern w:val="0"/>
+          <w:sz w:val="20"/>
+          <w:szCs w:val="20"/>
+          <w:lang w:eastAsia="en-GB"/>
+          <w14:ligatures w14:val="none"/>
+        </w:rPr>
+      </w:pPr>
+      <w:r>
+        <w:rPr>
+          <w:rFonts w:ascii="Arial" w:eastAsia="Times New Roman" w:hAnsi="Arial" w:cs="Arial"/>
+          <w:kern w:val="0"/>
+          <w:sz w:val="20"/>
+          <w:szCs w:val="20"/>
+          <w:lang w:eastAsia="en-GB"/>
+          <w14:ligatures w14:val="none"/>
+        </w:rPr>
+        <w:t>Generated bonuses are in the </w:t>
+      </w:r>
+      <w:r>
+        <w:rPr>
+          <w:rFonts w:ascii="var(--monaco-monospace-font)" w:eastAsia="Times New Roman" w:hAnsi="var(--monaco-monospace-font)" w:cs="Courier New"/>
           <w:kern w:val="0"/>
           <w:sz w:val="18"/>
           <w:szCs w:val="18"/>
           <w:lang w:eastAsia="en-GB"/>
           <w14:ligatures w14:val="none"/>
         </w:rPr>
-        <w:t>{ $</w:t>
-      </w:r>
-      <w:proofErr w:type="spellStart"/>
-      <w:proofErr w:type="gramEnd"/>
-      <w:r>
-        <w:rPr>
-          <w:rFonts w:ascii="Menlo" w:eastAsia="Times New Roman" w:hAnsi="Menlo" w:cs="Menlo"/>
+        <w:t>draft</w:t>
+      </w:r>
+      <w:r>
+        <w:rPr>
+          <w:rFonts w:ascii="Arial" w:eastAsia="Times New Roman" w:hAnsi="Arial" w:cs="Arial"/>
+          <w:kern w:val="0"/>
+          <w:sz w:val="20"/>
+          <w:szCs w:val="20"/>
+          <w:lang w:eastAsia="en-GB"/>
+          <w14:ligatures w14:val="none"/>
+        </w:rPr>
+        <w:t> state.</w:t>
+      </w:r>
+    </w:p>
+    <w:p>
+      <w:pPr>
+        <w:numPr>
+          <w:ilvl w:val="1"/>
+          <w:numId w:val="4"/>
+        </w:numPr>
+        <w:spacing w:before="100" w:beforeAutospacing="1" w:after="100" w:afterAutospacing="1" w:line="240" w:lineRule="auto"/>
+        <w:rPr>
+          <w:rFonts w:ascii="Arial" w:eastAsia="Times New Roman" w:hAnsi="Arial" w:cs="Arial"/>
+          <w:kern w:val="0"/>
+          <w:sz w:val="20"/>
+          <w:szCs w:val="20"/>
+          <w:lang w:eastAsia="en-GB"/>
+          <w14:ligatures w14:val="none"/>
+        </w:rPr>
+      </w:pPr>
+      <w:r>
+        <w:rPr>
+          <w:rFonts w:ascii="Arial" w:eastAsia="Times New Roman" w:hAnsi="Arial" w:cs="Arial"/>
+          <w:kern w:val="0"/>
+          <w:sz w:val="20"/>
+          <w:szCs w:val="20"/>
+          <w:lang w:eastAsia="en-GB"/>
+          <w14:ligatures w14:val="none"/>
+        </w:rPr>
+        <w:t>Administrators can review and adjust allocations (e.g., modify amounts, add/remove personnel).</w:t>
+      </w:r>
+    </w:p>
+    <w:p>
+      <w:pPr>
+        <w:numPr>
+          <w:ilvl w:val="0"/>
+          <w:numId w:val="4"/>
+        </w:numPr>
+        <w:spacing w:after="0" w:line="360" w:lineRule="atLeast"/>
+        <w:rPr>
+          <w:rFonts w:ascii="Arial" w:eastAsia="Times New Roman" w:hAnsi="Arial" w:cs="Arial"/>
+          <w:kern w:val="0"/>
+          <w:sz w:val="20"/>
+          <w:szCs w:val="20"/>
+          <w:lang w:eastAsia="en-GB"/>
+          <w14:ligatures w14:val="none"/>
+        </w:rPr>
+      </w:pPr>
+      <w:r>
+        <w:rPr>
+          <w:rFonts w:ascii="Arial" w:eastAsia="Times New Roman" w:hAnsi="Arial" w:cs="Arial"/>
+          <w:b/>
+          <w:bCs/>
+          <w:kern w:val="0"/>
+          <w:sz w:val="20"/>
+          <w:szCs w:val="20"/>
+          <w:lang w:eastAsia="en-GB"/>
+          <w14:ligatures w14:val="none"/>
+        </w:rPr>
+        <w:t>Approval Workflow</w:t>
+      </w:r>
+      <w:r>
+        <w:rPr>
+          <w:rFonts w:ascii="Arial" w:eastAsia="Times New Roman" w:hAnsi="Arial" w:cs="Arial"/>
+          <w:kern w:val="0"/>
+          <w:sz w:val="20"/>
+          <w:szCs w:val="20"/>
+          <w:lang w:eastAsia="en-GB"/>
+          <w14:ligatures w14:val="none"/>
+        </w:rPr>
+        <w:t>:</w:t>
+      </w:r>
+    </w:p>
+    <w:p>
+      <w:pPr>
+        <w:numPr>
+          <w:ilvl w:val="1"/>
+          <w:numId w:val="4"/>
+        </w:numPr>
+        <w:spacing w:before="100" w:beforeAutospacing="1" w:after="100" w:afterAutospacing="1" w:line="240" w:lineRule="auto"/>
+        <w:rPr>
+          <w:rFonts w:ascii="Arial" w:eastAsia="Times New Roman" w:hAnsi="Arial" w:cs="Arial"/>
+          <w:kern w:val="0"/>
+          <w:sz w:val="20"/>
+          <w:szCs w:val="20"/>
+          <w:lang w:eastAsia="en-GB"/>
+          <w14:ligatures w14:val="none"/>
+        </w:rPr>
+      </w:pPr>
+      <w:r>
+        <w:rPr>
+          <w:rFonts w:ascii="Arial" w:eastAsia="Times New Roman" w:hAnsi="Arial" w:cs="Arial"/>
+          <w:kern w:val="0"/>
+          <w:sz w:val="20"/>
+          <w:szCs w:val="20"/>
+          <w:lang w:eastAsia="en-GB"/>
+          <w14:ligatures w14:val="none"/>
+        </w:rPr>
+        <w:t>Bonuses move through the approval workflow defined in the template:</w:t>
+      </w:r>
+    </w:p>
+    <w:p>
+      <w:pPr>
+        <w:numPr>
+          <w:ilvl w:val="2"/>
+          <w:numId w:val="4"/>
+        </w:numPr>
+        <w:spacing w:before="100" w:beforeAutospacing="1" w:after="100" w:afterAutospacing="1" w:line="240" w:lineRule="auto"/>
+        <w:rPr>
+          <w:rFonts w:ascii="Arial" w:eastAsia="Times New Roman" w:hAnsi="Arial" w:cs="Arial"/>
+          <w:kern w:val="0"/>
+          <w:sz w:val="20"/>
+          <w:szCs w:val="20"/>
+          <w:lang w:eastAsia="en-GB"/>
+          <w14:ligatures w14:val="none"/>
+        </w:rPr>
+      </w:pPr>
+      <w:r>
+        <w:rPr>
+          <w:rFonts w:ascii="Arial" w:eastAsia="Times New Roman" w:hAnsi="Arial" w:cs="Arial"/>
+          <w:kern w:val="0"/>
+          <w:sz w:val="20"/>
+          <w:szCs w:val="20"/>
+          <w:lang w:eastAsia="en-GB"/>
+          <w14:ligatures w14:val="none"/>
+        </w:rPr>
+        <w:t>Sequential or parallel approvals by roles (e.g., Manager, Director).</w:t>
+      </w:r>
+    </w:p>
+    <w:p>
+      <w:pPr>
+        <w:numPr>
+          <w:ilvl w:val="2"/>
+          <w:numId w:val="4"/>
+        </w:numPr>
+        <w:spacing w:before="100" w:beforeAutospacing="1" w:after="100" w:afterAutospacing="1" w:line="240" w:lineRule="auto"/>
+        <w:rPr>
+          <w:rFonts w:ascii="Arial" w:eastAsia="Times New Roman" w:hAnsi="Arial" w:cs="Arial"/>
+          <w:kern w:val="0"/>
+          <w:sz w:val="20"/>
+          <w:szCs w:val="20"/>
+          <w:lang w:eastAsia="en-GB"/>
+          <w14:ligatures w14:val="none"/>
+        </w:rPr>
+      </w:pPr>
+      <w:r>
+        <w:rPr>
+          <w:rFonts w:ascii="Arial" w:eastAsia="Times New Roman" w:hAnsi="Arial" w:cs="Arial"/>
+          <w:kern w:val="0"/>
+          <w:sz w:val="20"/>
+          <w:szCs w:val="20"/>
+          <w:lang w:eastAsia="en-GB"/>
+          <w14:ligatures w14:val="none"/>
+        </w:rPr>
+        <w:t>Each step must be completed before moving to the next.</w:t>
+      </w:r>
+    </w:p>
+    <w:p>
+      <w:pPr>
+        <w:numPr>
+          <w:ilvl w:val="0"/>
+          <w:numId w:val="4"/>
+        </w:numPr>
+        <w:spacing w:after="0" w:line="360" w:lineRule="atLeast"/>
+        <w:rPr>
+          <w:rFonts w:ascii="Arial" w:eastAsia="Times New Roman" w:hAnsi="Arial" w:cs="Arial"/>
+          <w:kern w:val="0"/>
+          <w:sz w:val="20"/>
+          <w:szCs w:val="20"/>
+          <w:lang w:eastAsia="en-GB"/>
+          <w14:ligatures w14:val="none"/>
+        </w:rPr>
+      </w:pPr>
+      <w:r>
+        <w:rPr>
+          <w:rFonts w:ascii="Arial" w:eastAsia="Times New Roman" w:hAnsi="Arial" w:cs="Arial"/>
+          <w:b/>
+          <w:bCs/>
+          <w:kern w:val="0"/>
+          <w:sz w:val="20"/>
+          <w:szCs w:val="20"/>
+          <w:lang w:eastAsia="en-GB"/>
+          <w14:ligatures w14:val="none"/>
+        </w:rPr>
+        <w:t>Validation</w:t>
+      </w:r>
+      <w:r>
+        <w:rPr>
+          <w:rFonts w:ascii="Arial" w:eastAsia="Times New Roman" w:hAnsi="Arial" w:cs="Arial"/>
+          <w:kern w:val="0"/>
+          <w:sz w:val="20"/>
+          <w:szCs w:val="20"/>
+          <w:lang w:eastAsia="en-GB"/>
+          <w14:ligatures w14:val="none"/>
+        </w:rPr>
+        <w:t>:</w:t>
+      </w:r>
+    </w:p>
+    <w:p>
+      <w:pPr>
+        <w:numPr>
+          <w:ilvl w:val="1"/>
+          <w:numId w:val="4"/>
+        </w:numPr>
+        <w:spacing w:before="100" w:beforeAutospacing="1" w:after="100" w:afterAutospacing="1" w:line="240" w:lineRule="auto"/>
+        <w:rPr>
+          <w:rFonts w:ascii="Arial" w:eastAsia="Times New Roman" w:hAnsi="Arial" w:cs="Arial"/>
+          <w:kern w:val="0"/>
+          <w:sz w:val="20"/>
+          <w:szCs w:val="20"/>
+          <w:lang w:eastAsia="en-GB"/>
+          <w14:ligatures w14:val="none"/>
+        </w:rPr>
+      </w:pPr>
+      <w:r>
+        <w:rPr>
+          <w:rFonts w:ascii="Arial" w:eastAsia="Times New Roman" w:hAnsi="Arial" w:cs="Arial"/>
+          <w:kern w:val="0"/>
+          <w:sz w:val="20"/>
+          <w:szCs w:val="20"/>
+          <w:lang w:eastAsia="en-GB"/>
+          <w14:ligatures w14:val="none"/>
+        </w:rPr>
+        <w:t>Once all approvals are completed, bonuses are marked as </w:t>
+      </w:r>
+      <w:r>
+        <w:rPr>
+          <w:rFonts w:ascii="var(--monaco-monospace-font)" w:eastAsia="Times New Roman" w:hAnsi="var(--monaco-monospace-font)" w:cs="Courier New"/>
           <w:kern w:val="0"/>
           <w:sz w:val="18"/>
           <w:szCs w:val="18"/>
           <w:lang w:eastAsia="en-GB"/>
           <w14:ligatures w14:val="none"/>
         </w:rPr>
-        <w:t>eq</w:t>
-      </w:r>
-      <w:proofErr w:type="spellEnd"/>
-      <w:r>
-        <w:rPr>
-          <w:rFonts w:ascii="Menlo" w:eastAsia="Times New Roman" w:hAnsi="Menlo" w:cs="Menlo"/>
-          <w:kern w:val="0"/>
-          <w:sz w:val="18"/>
-          <w:szCs w:val="18"/>
-          <w:lang w:eastAsia="en-GB"/>
-          <w14:ligatures w14:val="none"/>
-        </w:rPr>
-        <w:t>: 'A</w:t>
-      </w:r>
-      <w:proofErr w:type="gramStart"/>
-      <w:r>
-        <w:rPr>
-          <w:rFonts w:ascii="Menlo" w:eastAsia="Times New Roman" w:hAnsi="Menlo" w:cs="Menlo"/>
-          <w:kern w:val="0"/>
-          <w:sz w:val="18"/>
-          <w:szCs w:val="18"/>
-          <w:lang w:eastAsia="en-GB"/>
-          <w14:ligatures w14:val="none"/>
-        </w:rPr>
-        <w:t>' }</w:t>
-      </w:r>
-      <w:proofErr w:type="gramEnd"/>
-      <w:r>
-        <w:rPr>
-          <w:rFonts w:ascii="Menlo" w:eastAsia="Times New Roman" w:hAnsi="Menlo" w:cs="Menlo"/>
-          <w:kern w:val="0"/>
-          <w:sz w:val="18"/>
-          <w:szCs w:val="18"/>
-          <w:lang w:eastAsia="en-GB"/>
-          <w14:ligatures w14:val="none"/>
-        </w:rPr>
-        <w:t>,</w:t>
-      </w:r>
-    </w:p>
-    <w:p>
-      <w:pPr>
-        <w:spacing w:before="100" w:beforeAutospacing="1" w:after="100" w:afterAutospacing="1" w:line="255" w:lineRule="atLeast"/>
-        <w:ind w:left="660"/>
-        <w:rPr>
-          <w:rFonts w:ascii="Menlo" w:eastAsia="Times New Roman" w:hAnsi="Menlo" w:cs="Menlo"/>
-          <w:kern w:val="0"/>
-          <w:sz w:val="18"/>
-          <w:szCs w:val="18"/>
-          <w:lang w:eastAsia="en-GB"/>
-          <w14:ligatures w14:val="none"/>
-        </w:rPr>
-      </w:pPr>
-      <w:r>
-        <w:rPr>
-          <w:rFonts w:ascii="Menlo" w:eastAsia="Times New Roman" w:hAnsi="Menlo" w:cs="Menlo"/>
-          <w:kern w:val="0"/>
-          <w:sz w:val="18"/>
-          <w:szCs w:val="18"/>
-          <w:lang w:eastAsia="en-GB"/>
-          <w14:ligatures w14:val="none"/>
-        </w:rPr>
-        <w:t>    status: </w:t>
-      </w:r>
-      <w:proofErr w:type="gramStart"/>
-      <w:r>
-        <w:rPr>
-          <w:rFonts w:ascii="Menlo" w:eastAsia="Times New Roman" w:hAnsi="Menlo" w:cs="Menlo"/>
-          <w:kern w:val="0"/>
-          <w:sz w:val="18"/>
-          <w:szCs w:val="18"/>
-          <w:lang w:eastAsia="en-GB"/>
-          <w14:ligatures w14:val="none"/>
-        </w:rPr>
-        <w:t>{ $</w:t>
-      </w:r>
-      <w:proofErr w:type="spellStart"/>
-      <w:proofErr w:type="gramEnd"/>
-      <w:r>
-        <w:rPr>
-          <w:rFonts w:ascii="Menlo" w:eastAsia="Times New Roman" w:hAnsi="Menlo" w:cs="Menlo"/>
-          <w:kern w:val="0"/>
-          <w:sz w:val="18"/>
-          <w:szCs w:val="18"/>
-          <w:lang w:eastAsia="en-GB"/>
-          <w14:ligatures w14:val="none"/>
-        </w:rPr>
-        <w:t>eq</w:t>
-      </w:r>
-      <w:proofErr w:type="spellEnd"/>
-      <w:r>
-        <w:rPr>
-          <w:rFonts w:ascii="Menlo" w:eastAsia="Times New Roman" w:hAnsi="Menlo" w:cs="Menlo"/>
-          <w:kern w:val="0"/>
-          <w:sz w:val="18"/>
-          <w:szCs w:val="18"/>
-          <w:lang w:eastAsia="en-GB"/>
-          <w14:ligatures w14:val="none"/>
-        </w:rPr>
-        <w:t>: 'active</w:t>
-      </w:r>
-      <w:proofErr w:type="gramStart"/>
-      <w:r>
-        <w:rPr>
-          <w:rFonts w:ascii="Menlo" w:eastAsia="Times New Roman" w:hAnsi="Menlo" w:cs="Menlo"/>
-          <w:kern w:val="0"/>
-          <w:sz w:val="18"/>
-          <w:szCs w:val="18"/>
-          <w:lang w:eastAsia="en-GB"/>
-          <w14:ligatures w14:val="none"/>
-        </w:rPr>
-        <w:t>' }</w:t>
-      </w:r>
-      <w:proofErr w:type="gramEnd"/>
-    </w:p>
-    <w:p>
-      <w:pPr>
-        <w:spacing w:before="100" w:beforeAutospacing="1" w:after="100" w:afterAutospacing="1" w:line="255" w:lineRule="atLeast"/>
-        <w:ind w:left="660"/>
-        <w:rPr>
-          <w:rFonts w:ascii="Menlo" w:eastAsia="Times New Roman" w:hAnsi="Menlo" w:cs="Menlo"/>
-          <w:kern w:val="0"/>
-          <w:sz w:val="18"/>
-          <w:szCs w:val="18"/>
-          <w:lang w:eastAsia="en-GB"/>
-          <w14:ligatures w14:val="none"/>
-        </w:rPr>
-      </w:pPr>
-      <w:r>
-        <w:rPr>
-          <w:rFonts w:ascii="Menlo" w:eastAsia="Times New Roman" w:hAnsi="Menlo" w:cs="Menlo"/>
-          <w:kern w:val="0"/>
-          <w:sz w:val="18"/>
-          <w:szCs w:val="18"/>
-          <w:lang w:eastAsia="en-GB"/>
-          <w14:ligatures w14:val="none"/>
-        </w:rPr>
-        <w:t>}</w:t>
-      </w:r>
-    </w:p>
-    <w:p>
-      <w:pPr>
-        <w:numPr>
-          <w:ilvl w:val="0"/>
-          <w:numId w:val="3"/>
-        </w:numPr>
-        <w:spacing w:after="0" w:line="360" w:lineRule="atLeast"/>
-        <w:rPr>
-          <w:rFonts w:ascii="Arial" w:eastAsia="Times New Roman" w:hAnsi="Arial" w:cs="Arial"/>
-          <w:kern w:val="0"/>
-          <w:sz w:val="20"/>
-          <w:szCs w:val="20"/>
-          <w:lang w:eastAsia="en-GB"/>
-          <w14:ligatures w14:val="none"/>
-        </w:rPr>
-      </w:pPr>
-      <w:r>
-        <w:rPr>
-          <w:rFonts w:ascii="Arial" w:eastAsia="Times New Roman" w:hAnsi="Arial" w:cs="Arial"/>
-          <w:b/>
-          <w:bCs/>
-          <w:kern w:val="0"/>
-          <w:sz w:val="20"/>
-          <w:szCs w:val="20"/>
-          <w:lang w:eastAsia="en-GB"/>
-          <w14:ligatures w14:val="none"/>
-        </w:rPr>
-        <w:t>Fetch Eligible Personnel</w:t>
-      </w:r>
-      <w:r>
-        <w:rPr>
-          <w:rFonts w:ascii="Arial" w:eastAsia="Times New Roman" w:hAnsi="Arial" w:cs="Arial"/>
-          <w:kern w:val="0"/>
-          <w:sz w:val="20"/>
-          <w:szCs w:val="20"/>
-          <w:lang w:eastAsia="en-GB"/>
-          <w14:ligatures w14:val="none"/>
-        </w:rPr>
-        <w:t>:</w:t>
-      </w:r>
-    </w:p>
-    <w:p>
-      <w:pPr>
-        <w:numPr>
-          <w:ilvl w:val="1"/>
-          <w:numId w:val="3"/>
-        </w:numPr>
-        <w:spacing w:before="100" w:beforeAutospacing="1" w:after="100" w:afterAutospacing="1" w:line="240" w:lineRule="auto"/>
-        <w:rPr>
-          <w:rFonts w:ascii="Arial" w:eastAsia="Times New Roman" w:hAnsi="Arial" w:cs="Arial"/>
-          <w:kern w:val="0"/>
-          <w:sz w:val="20"/>
-          <w:szCs w:val="20"/>
-          <w:lang w:eastAsia="en-GB"/>
-          <w14:ligatures w14:val="none"/>
-        </w:rPr>
-      </w:pPr>
-      <w:r>
-        <w:rPr>
-          <w:rFonts w:ascii="Arial" w:eastAsia="Times New Roman" w:hAnsi="Arial" w:cs="Arial"/>
-          <w:kern w:val="0"/>
-          <w:sz w:val="20"/>
-          <w:szCs w:val="20"/>
-          <w:lang w:eastAsia="en-GB"/>
-          <w14:ligatures w14:val="none"/>
-        </w:rPr>
-        <w:t>Query the database to retrieve personnel who meet the eligibility criteria.</w:t>
-      </w:r>
-    </w:p>
-    <w:p>
-      <w:pPr>
-        <w:numPr>
-          <w:ilvl w:val="0"/>
-          <w:numId w:val="3"/>
-        </w:numPr>
-        <w:spacing w:after="0" w:line="360" w:lineRule="atLeast"/>
-        <w:rPr>
-          <w:rFonts w:ascii="Arial" w:eastAsia="Times New Roman" w:hAnsi="Arial" w:cs="Arial"/>
-          <w:kern w:val="0"/>
-          <w:sz w:val="20"/>
-          <w:szCs w:val="20"/>
-          <w:lang w:eastAsia="en-GB"/>
-          <w14:ligatures w14:val="none"/>
-        </w:rPr>
-      </w:pPr>
-      <w:r>
-        <w:rPr>
-          <w:rFonts w:ascii="Arial" w:eastAsia="Times New Roman" w:hAnsi="Arial" w:cs="Arial"/>
-          <w:b/>
-          <w:bCs/>
-          <w:kern w:val="0"/>
-          <w:sz w:val="20"/>
-          <w:szCs w:val="20"/>
-          <w:lang w:eastAsia="en-GB"/>
-          <w14:ligatures w14:val="none"/>
-        </w:rPr>
-        <w:t>Calculate Parts</w:t>
-      </w:r>
-      <w:r>
-        <w:rPr>
-          <w:rFonts w:ascii="Arial" w:eastAsia="Times New Roman" w:hAnsi="Arial" w:cs="Arial"/>
-          <w:kern w:val="0"/>
-          <w:sz w:val="20"/>
-          <w:szCs w:val="20"/>
-          <w:lang w:eastAsia="en-GB"/>
-          <w14:ligatures w14:val="none"/>
-        </w:rPr>
-        <w:t>:</w:t>
-      </w:r>
-    </w:p>
-    <w:p>
-      <w:pPr>
-        <w:numPr>
-          <w:ilvl w:val="1"/>
-          <w:numId w:val="3"/>
-        </w:numPr>
-        <w:spacing w:before="100" w:beforeAutospacing="1" w:after="100" w:afterAutospacing="1" w:line="240" w:lineRule="auto"/>
-        <w:rPr>
-          <w:rFonts w:ascii="Arial" w:eastAsia="Times New Roman" w:hAnsi="Arial" w:cs="Arial"/>
-          <w:kern w:val="0"/>
-          <w:sz w:val="20"/>
-          <w:szCs w:val="20"/>
-          <w:lang w:eastAsia="en-GB"/>
-          <w14:ligatures w14:val="none"/>
-        </w:rPr>
-      </w:pPr>
-      <w:r>
-        <w:rPr>
-          <w:rFonts w:ascii="Arial" w:eastAsia="Times New Roman" w:hAnsi="Arial" w:cs="Arial"/>
-          <w:kern w:val="0"/>
-          <w:sz w:val="20"/>
-          <w:szCs w:val="20"/>
-          <w:lang w:eastAsia="en-GB"/>
-          <w14:ligatures w14:val="none"/>
-        </w:rPr>
-        <w:t>For </w:t>
-      </w:r>
-      <w:proofErr w:type="spellStart"/>
-      <w:r>
-        <w:rPr>
-          <w:rFonts w:ascii="var(--monaco-monospace-font)" w:eastAsia="Times New Roman" w:hAnsi="var(--monaco-monospace-font)" w:cs="Courier New"/>
-          <w:kern w:val="0"/>
-          <w:sz w:val="18"/>
-          <w:szCs w:val="18"/>
-          <w:lang w:eastAsia="en-GB"/>
-          <w14:ligatures w14:val="none"/>
-        </w:rPr>
-        <w:t>with_parts</w:t>
-      </w:r>
-      <w:proofErr w:type="spellEnd"/>
-      <w:r>
-        <w:rPr>
-          <w:rFonts w:ascii="Arial" w:eastAsia="Times New Roman" w:hAnsi="Arial" w:cs="Arial"/>
-          <w:kern w:val="0"/>
-          <w:sz w:val="20"/>
-          <w:szCs w:val="20"/>
-          <w:lang w:eastAsia="en-GB"/>
-          <w14:ligatures w14:val="none"/>
-        </w:rPr>
-        <w:t> bonuses, calculate the number of parts for each eligible personnel using the </w:t>
-      </w:r>
-      <w:proofErr w:type="spellStart"/>
-      <w:r>
-        <w:rPr>
-          <w:rFonts w:ascii="var(--monaco-monospace-font)" w:eastAsia="Times New Roman" w:hAnsi="var(--monaco-monospace-font)" w:cs="Courier New"/>
-          <w:kern w:val="0"/>
-          <w:sz w:val="18"/>
-          <w:szCs w:val="18"/>
-          <w:lang w:eastAsia="en-GB"/>
-          <w14:ligatures w14:val="none"/>
-        </w:rPr>
-        <w:t>calculateParts</w:t>
-      </w:r>
-      <w:proofErr w:type="spellEnd"/>
-      <w:r>
-        <w:rPr>
-          <w:rFonts w:ascii="Arial" w:eastAsia="Times New Roman" w:hAnsi="Arial" w:cs="Arial"/>
-          <w:kern w:val="0"/>
-          <w:sz w:val="20"/>
-          <w:szCs w:val="20"/>
-          <w:lang w:eastAsia="en-GB"/>
-          <w14:ligatures w14:val="none"/>
-        </w:rPr>
-        <w:t> function.</w:t>
-      </w:r>
-    </w:p>
-    <w:p>
-      <w:pPr>
-        <w:numPr>
-          <w:ilvl w:val="1"/>
-          <w:numId w:val="3"/>
-        </w:numPr>
-        <w:spacing w:before="100" w:beforeAutospacing="1" w:after="100" w:afterAutospacing="1" w:line="240" w:lineRule="auto"/>
-        <w:rPr>
-          <w:rFonts w:ascii="Arial" w:eastAsia="Times New Roman" w:hAnsi="Arial" w:cs="Arial"/>
-          <w:kern w:val="0"/>
-          <w:sz w:val="20"/>
-          <w:szCs w:val="20"/>
-          <w:lang w:eastAsia="en-GB"/>
-          <w14:ligatures w14:val="none"/>
-        </w:rPr>
-      </w:pPr>
-      <w:r>
-        <w:rPr>
-          <w:rFonts w:ascii="Arial" w:eastAsia="Times New Roman" w:hAnsi="Arial" w:cs="Arial"/>
-          <w:kern w:val="0"/>
-          <w:sz w:val="20"/>
-          <w:szCs w:val="20"/>
-          <w:lang w:eastAsia="en-GB"/>
-          <w14:ligatures w14:val="none"/>
-        </w:rPr>
-        <w:t>Example:</w:t>
-      </w:r>
-    </w:p>
-    <w:p>
-      <w:pPr>
-        <w:numPr>
-          <w:ilvl w:val="2"/>
-          <w:numId w:val="3"/>
-        </w:numPr>
-        <w:spacing w:before="100" w:beforeAutospacing="1" w:after="100" w:afterAutospacing="1" w:line="240" w:lineRule="auto"/>
-        <w:rPr>
-          <w:rFonts w:ascii="Arial" w:eastAsia="Times New Roman" w:hAnsi="Arial" w:cs="Arial"/>
-          <w:kern w:val="0"/>
-          <w:sz w:val="20"/>
-          <w:szCs w:val="20"/>
-          <w:lang w:eastAsia="en-GB"/>
-          <w14:ligatures w14:val="none"/>
-        </w:rPr>
-      </w:pPr>
-      <w:r>
-        <w:rPr>
-          <w:rFonts w:ascii="Arial" w:eastAsia="Times New Roman" w:hAnsi="Arial" w:cs="Arial"/>
-          <w:kern w:val="0"/>
-          <w:sz w:val="20"/>
-          <w:szCs w:val="20"/>
-          <w:lang w:eastAsia="en-GB"/>
-          <w14:ligatures w14:val="none"/>
-        </w:rPr>
-        <w:t>Fonctionnaire, Category A → 2 parts.</w:t>
-      </w:r>
-    </w:p>
-    <w:p>
-      <w:pPr>
-        <w:numPr>
-          <w:ilvl w:val="2"/>
-          <w:numId w:val="3"/>
-        </w:numPr>
-        <w:spacing w:before="100" w:beforeAutospacing="1" w:after="100" w:afterAutospacing="1" w:line="240" w:lineRule="auto"/>
-        <w:rPr>
-          <w:rFonts w:ascii="Arial" w:eastAsia="Times New Roman" w:hAnsi="Arial" w:cs="Arial"/>
-          <w:kern w:val="0"/>
-          <w:sz w:val="20"/>
-          <w:szCs w:val="20"/>
-          <w:lang w:eastAsia="en-GB"/>
-          <w14:ligatures w14:val="none"/>
-        </w:rPr>
-      </w:pPr>
-      <w:r>
-        <w:rPr>
-          <w:rFonts w:ascii="Arial" w:eastAsia="Times New Roman" w:hAnsi="Arial" w:cs="Arial"/>
-          <w:kern w:val="0"/>
-          <w:sz w:val="20"/>
-          <w:szCs w:val="20"/>
-          <w:lang w:eastAsia="en-GB"/>
-          <w14:ligatures w14:val="none"/>
-        </w:rPr>
-        <w:t>Non-Fonctionnaire, Category 10 → 2 parts.</w:t>
-      </w:r>
-    </w:p>
-    <w:p>
-      <w:pPr>
-        <w:numPr>
-          <w:ilvl w:val="2"/>
-          <w:numId w:val="3"/>
-        </w:numPr>
-        <w:spacing w:before="100" w:beforeAutospacing="1" w:after="100" w:afterAutospacing="1" w:line="240" w:lineRule="auto"/>
-        <w:rPr>
-          <w:rFonts w:ascii="Arial" w:eastAsia="Times New Roman" w:hAnsi="Arial" w:cs="Arial"/>
-          <w:kern w:val="0"/>
-          <w:sz w:val="20"/>
-          <w:szCs w:val="20"/>
-          <w:lang w:eastAsia="en-GB"/>
-          <w14:ligatures w14:val="none"/>
-        </w:rPr>
-      </w:pPr>
-      <w:r>
-        <w:rPr>
-          <w:rFonts w:ascii="Arial" w:eastAsia="Times New Roman" w:hAnsi="Arial" w:cs="Arial"/>
-          <w:kern w:val="0"/>
-          <w:sz w:val="20"/>
-          <w:szCs w:val="20"/>
-          <w:lang w:eastAsia="en-GB"/>
-          <w14:ligatures w14:val="none"/>
-        </w:rPr>
-        <w:t>Rank overrides category (e.g., Directeur → 6 parts).</w:t>
-      </w:r>
-    </w:p>
-    <w:p>
-      <w:pPr>
-        <w:numPr>
-          <w:ilvl w:val="0"/>
-          <w:numId w:val="3"/>
-        </w:numPr>
-        <w:spacing w:after="0" w:line="360" w:lineRule="atLeast"/>
-        <w:rPr>
-          <w:rFonts w:ascii="Arial" w:eastAsia="Times New Roman" w:hAnsi="Arial" w:cs="Arial"/>
-          <w:kern w:val="0"/>
-          <w:sz w:val="20"/>
-          <w:szCs w:val="20"/>
-          <w:lang w:eastAsia="en-GB"/>
-          <w14:ligatures w14:val="none"/>
-        </w:rPr>
-      </w:pPr>
-      <w:r>
-        <w:rPr>
-          <w:rFonts w:ascii="Arial" w:eastAsia="Times New Roman" w:hAnsi="Arial" w:cs="Arial"/>
-          <w:b/>
-          <w:bCs/>
-          <w:kern w:val="0"/>
-          <w:sz w:val="20"/>
-          <w:szCs w:val="20"/>
-          <w:lang w:eastAsia="en-GB"/>
-          <w14:ligatures w14:val="none"/>
-        </w:rPr>
-        <w:t>Calculate Bonus Amount</w:t>
-      </w:r>
-      <w:r>
-        <w:rPr>
-          <w:rFonts w:ascii="Arial" w:eastAsia="Times New Roman" w:hAnsi="Arial" w:cs="Arial"/>
-          <w:kern w:val="0"/>
-          <w:sz w:val="20"/>
-          <w:szCs w:val="20"/>
-          <w:lang w:eastAsia="en-GB"/>
-          <w14:ligatures w14:val="none"/>
-        </w:rPr>
-        <w:t>:</w:t>
-      </w:r>
-    </w:p>
-    <w:p>
-      <w:pPr>
-        <w:numPr>
-          <w:ilvl w:val="1"/>
-          <w:numId w:val="3"/>
-        </w:numPr>
-        <w:spacing w:before="100" w:beforeAutospacing="1" w:after="100" w:afterAutospacing="1" w:line="240" w:lineRule="auto"/>
-        <w:rPr>
-          <w:rFonts w:ascii="Arial" w:eastAsia="Times New Roman" w:hAnsi="Arial" w:cs="Arial"/>
-          <w:kern w:val="0"/>
-          <w:sz w:val="20"/>
-          <w:szCs w:val="20"/>
-          <w:lang w:eastAsia="en-GB"/>
-          <w14:ligatures w14:val="none"/>
-        </w:rPr>
-      </w:pPr>
-      <w:r>
-        <w:rPr>
-          <w:rFonts w:ascii="Arial" w:eastAsia="Times New Roman" w:hAnsi="Arial" w:cs="Arial"/>
-          <w:kern w:val="0"/>
-          <w:sz w:val="20"/>
-          <w:szCs w:val="20"/>
-          <w:lang w:eastAsia="en-GB"/>
-          <w14:ligatures w14:val="none"/>
-        </w:rPr>
-        <w:t>Use the </w:t>
-      </w:r>
-      <w:proofErr w:type="spellStart"/>
-      <w:r>
-        <w:rPr>
-          <w:rFonts w:ascii="Arial" w:eastAsia="Times New Roman" w:hAnsi="Arial" w:cs="Arial"/>
-          <w:kern w:val="0"/>
-          <w:sz w:val="20"/>
-          <w:szCs w:val="20"/>
-          <w:lang w:eastAsia="en-GB"/>
-          <w14:ligatures w14:val="none"/>
-        </w:rPr>
-        <w:fldChar w:fldCharType="begin"/>
-      </w:r>
-      <w:r>
-        <w:rPr>
-          <w:rFonts w:ascii="Arial" w:eastAsia="Times New Roman" w:hAnsi="Arial" w:cs="Arial"/>
-          <w:kern w:val="0"/>
-          <w:sz w:val="20"/>
-          <w:szCs w:val="20"/>
-          <w:lang w:eastAsia="en-GB"/>
-          <w14:ligatures w14:val="none"/>
-        </w:rPr>
-        <w:instrText>HYPERLINK "vscode-file://vscode-app/private/var/folders/10/ycsp0kzs1jg24jvtc7qgy82r0000gn/T/AppTranslocation/688C98D2-2E75-4C63-8F59-8764113E8725/d/Visual%20Studio%20Code.app/Contents/Resources/app/out/vs/code/electron-sandbox/workbench/workbench.html" \o ""</w:instrText>
-      </w:r>
-      <w:r>
-        <w:rPr>
-          <w:rFonts w:ascii="Arial" w:eastAsia="Times New Roman" w:hAnsi="Arial" w:cs="Arial"/>
-          <w:kern w:val="0"/>
-          <w:sz w:val="20"/>
-          <w:szCs w:val="20"/>
-          <w:lang w:eastAsia="en-GB"/>
-          <w14:ligatures w14:val="none"/>
-        </w:rPr>
-      </w:r>
-      <w:r>
-        <w:rPr>
-          <w:rFonts w:ascii="Arial" w:eastAsia="Times New Roman" w:hAnsi="Arial" w:cs="Arial"/>
-          <w:kern w:val="0"/>
-          <w:sz w:val="20"/>
-          <w:szCs w:val="20"/>
-          <w:lang w:eastAsia="en-GB"/>
-          <w14:ligatures w14:val="none"/>
-        </w:rPr>
-        <w:fldChar w:fldCharType="separate"/>
-      </w:r>
-      <w:r>
-        <w:rPr>
-          <w:rFonts w:ascii="var(--monaco-monospace-font)" w:eastAsia="Times New Roman" w:hAnsi="var(--monaco-monospace-font)" w:cs="Courier New"/>
-          <w:kern w:val="0"/>
-          <w:sz w:val="18"/>
-          <w:szCs w:val="18"/>
-          <w:lang w:eastAsia="en-GB"/>
-          <w14:ligatures w14:val="none"/>
-        </w:rPr>
-        <w:t>calculateAmount</w:t>
-      </w:r>
-      <w:proofErr w:type="spellEnd"/>
-      <w:r>
-        <w:rPr>
-          <w:rFonts w:ascii="Arial" w:eastAsia="Times New Roman" w:hAnsi="Arial" w:cs="Arial"/>
-          <w:kern w:val="0"/>
-          <w:sz w:val="20"/>
-          <w:szCs w:val="20"/>
-          <w:lang w:eastAsia="en-GB"/>
-          <w14:ligatures w14:val="none"/>
-        </w:rPr>
-        <w:fldChar w:fldCharType="end"/>
-      </w:r>
-      <w:r>
-        <w:rPr>
-          <w:rFonts w:ascii="Arial" w:eastAsia="Times New Roman" w:hAnsi="Arial" w:cs="Arial"/>
-          <w:kern w:val="0"/>
-          <w:sz w:val="20"/>
-          <w:szCs w:val="20"/>
-          <w:lang w:eastAsia="en-GB"/>
-          <w14:ligatures w14:val="none"/>
-        </w:rPr>
-        <w:t> function to compute the bonus amount for each eligible personnel based on the template's category:</w:t>
-      </w:r>
-    </w:p>
-    <w:p>
-      <w:pPr>
-        <w:numPr>
-          <w:ilvl w:val="2"/>
-          <w:numId w:val="3"/>
-        </w:numPr>
-        <w:spacing w:before="100" w:beforeAutospacing="1" w:after="100" w:afterAutospacing="1" w:line="240" w:lineRule="auto"/>
-        <w:rPr>
-          <w:rFonts w:ascii="Arial" w:eastAsia="Times New Roman" w:hAnsi="Arial" w:cs="Arial"/>
-          <w:kern w:val="0"/>
-          <w:sz w:val="20"/>
-          <w:szCs w:val="20"/>
-          <w:lang w:eastAsia="en-GB"/>
-          <w14:ligatures w14:val="none"/>
-        </w:rPr>
-      </w:pPr>
-      <w:r>
-        <w:rPr>
-          <w:rFonts w:ascii="Arial" w:eastAsia="Times New Roman" w:hAnsi="Arial" w:cs="Arial"/>
-          <w:b/>
-          <w:bCs/>
-          <w:kern w:val="0"/>
-          <w:sz w:val="20"/>
-          <w:szCs w:val="20"/>
-          <w:lang w:eastAsia="en-GB"/>
-          <w14:ligatures w14:val="none"/>
-        </w:rPr>
-        <w:t>Fixed Amount</w:t>
-      </w:r>
-      <w:r>
-        <w:rPr>
-          <w:rFonts w:ascii="Arial" w:eastAsia="Times New Roman" w:hAnsi="Arial" w:cs="Arial"/>
-          <w:kern w:val="0"/>
-          <w:sz w:val="20"/>
-          <w:szCs w:val="20"/>
-          <w:lang w:eastAsia="en-GB"/>
-          <w14:ligatures w14:val="none"/>
-        </w:rPr>
-        <w:t>: Use the </w:t>
-      </w:r>
-      <w:proofErr w:type="spellStart"/>
-      <w:r>
-        <w:rPr>
-          <w:rFonts w:ascii="Arial" w:eastAsia="Times New Roman" w:hAnsi="Arial" w:cs="Arial"/>
-          <w:kern w:val="0"/>
-          <w:sz w:val="20"/>
-          <w:szCs w:val="20"/>
-          <w:lang w:eastAsia="en-GB"/>
-          <w14:ligatures w14:val="none"/>
-        </w:rPr>
-        <w:fldChar w:fldCharType="begin"/>
-      </w:r>
-      <w:r>
-        <w:rPr>
-          <w:rFonts w:ascii="Arial" w:eastAsia="Times New Roman" w:hAnsi="Arial" w:cs="Arial"/>
-          <w:kern w:val="0"/>
-          <w:sz w:val="20"/>
-          <w:szCs w:val="20"/>
-          <w:lang w:eastAsia="en-GB"/>
-          <w14:ligatures w14:val="none"/>
-        </w:rPr>
-        <w:instrText>HYPERLINK "vscode-file://vscode-app/private/var/folders/10/ycsp0kzs1jg24jvtc7qgy82r0000gn/T/AppTranslocation/688C98D2-2E75-4C63-8F59-8764113E8725/d/Visual%20Studio%20Code.app/Contents/Resources/app/out/vs/code/electron-sandbox/workbench/workbench.html" \o ""</w:instrText>
-      </w:r>
-      <w:r>
-        <w:rPr>
-          <w:rFonts w:ascii="Arial" w:eastAsia="Times New Roman" w:hAnsi="Arial" w:cs="Arial"/>
-          <w:kern w:val="0"/>
-          <w:sz w:val="20"/>
-          <w:szCs w:val="20"/>
-          <w:lang w:eastAsia="en-GB"/>
-          <w14:ligatures w14:val="none"/>
-        </w:rPr>
-      </w:r>
-      <w:r>
-        <w:rPr>
-          <w:rFonts w:ascii="Arial" w:eastAsia="Times New Roman" w:hAnsi="Arial" w:cs="Arial"/>
-          <w:kern w:val="0"/>
-          <w:sz w:val="20"/>
-          <w:szCs w:val="20"/>
-          <w:lang w:eastAsia="en-GB"/>
-          <w14:ligatures w14:val="none"/>
-        </w:rPr>
-        <w:fldChar w:fldCharType="separate"/>
-      </w:r>
-      <w:r>
-        <w:rPr>
-          <w:rFonts w:ascii="var(--monaco-monospace-font)" w:eastAsia="Times New Roman" w:hAnsi="var(--monaco-monospace-font)" w:cs="Courier New"/>
-          <w:kern w:val="0"/>
-          <w:sz w:val="18"/>
-          <w:szCs w:val="18"/>
-          <w:lang w:eastAsia="en-GB"/>
-          <w14:ligatures w14:val="none"/>
-        </w:rPr>
-        <w:t>fixedAmount</w:t>
-      </w:r>
-      <w:proofErr w:type="spellEnd"/>
-      <w:r>
-        <w:rPr>
-          <w:rFonts w:ascii="Arial" w:eastAsia="Times New Roman" w:hAnsi="Arial" w:cs="Arial"/>
-          <w:kern w:val="0"/>
-          <w:sz w:val="20"/>
-          <w:szCs w:val="20"/>
-          <w:lang w:eastAsia="en-GB"/>
-          <w14:ligatures w14:val="none"/>
-        </w:rPr>
-        <w:fldChar w:fldCharType="end"/>
-      </w:r>
-      <w:r>
-        <w:rPr>
-          <w:rFonts w:ascii="Arial" w:eastAsia="Times New Roman" w:hAnsi="Arial" w:cs="Arial"/>
-          <w:kern w:val="0"/>
-          <w:sz w:val="20"/>
-          <w:szCs w:val="20"/>
-          <w:lang w:eastAsia="en-GB"/>
-          <w14:ligatures w14:val="none"/>
-        </w:rPr>
-        <w:t> field.</w:t>
-      </w:r>
-    </w:p>
-    <w:p>
-      <w:pPr>
-        <w:numPr>
-          <w:ilvl w:val="2"/>
-          <w:numId w:val="3"/>
-        </w:numPr>
-        <w:spacing w:before="100" w:beforeAutospacing="1" w:after="100" w:afterAutospacing="1" w:line="240" w:lineRule="auto"/>
-        <w:rPr>
-          <w:rFonts w:ascii="Arial" w:eastAsia="Times New Roman" w:hAnsi="Arial" w:cs="Arial"/>
-          <w:kern w:val="0"/>
-          <w:sz w:val="20"/>
-          <w:szCs w:val="20"/>
-          <w:lang w:eastAsia="en-GB"/>
-          <w14:ligatures w14:val="none"/>
-        </w:rPr>
-      </w:pPr>
-      <w:r>
-        <w:rPr>
-          <w:rFonts w:ascii="Arial" w:eastAsia="Times New Roman" w:hAnsi="Arial" w:cs="Arial"/>
-          <w:b/>
-          <w:bCs/>
-          <w:kern w:val="0"/>
-          <w:sz w:val="20"/>
-          <w:szCs w:val="20"/>
-          <w:lang w:eastAsia="en-GB"/>
-          <w14:ligatures w14:val="none"/>
-        </w:rPr>
-        <w:t>Percentage</w:t>
-      </w:r>
-      <w:r>
-        <w:rPr>
-          <w:rFonts w:ascii="Arial" w:eastAsia="Times New Roman" w:hAnsi="Arial" w:cs="Arial"/>
-          <w:kern w:val="0"/>
-          <w:sz w:val="20"/>
-          <w:szCs w:val="20"/>
-          <w:lang w:eastAsia="en-GB"/>
-          <w14:ligatures w14:val="none"/>
-        </w:rPr>
-        <w:t>: Multiply the base field (e.g., salary) by the percentage.</w:t>
-      </w:r>
-    </w:p>
-    <w:p>
-      <w:pPr>
-        <w:numPr>
-          <w:ilvl w:val="2"/>
-          <w:numId w:val="3"/>
-        </w:numPr>
-        <w:spacing w:before="100" w:beforeAutospacing="1" w:after="100" w:afterAutospacing="1" w:line="240" w:lineRule="auto"/>
-        <w:rPr>
-          <w:rFonts w:ascii="Arial" w:eastAsia="Times New Roman" w:hAnsi="Arial" w:cs="Arial"/>
-          <w:kern w:val="0"/>
-          <w:sz w:val="20"/>
-          <w:szCs w:val="20"/>
-          <w:lang w:eastAsia="en-GB"/>
-          <w14:ligatures w14:val="none"/>
-        </w:rPr>
-      </w:pPr>
-      <w:r>
-        <w:rPr>
-          <w:rFonts w:ascii="Arial" w:eastAsia="Times New Roman" w:hAnsi="Arial" w:cs="Arial"/>
-          <w:b/>
-          <w:bCs/>
-          <w:kern w:val="0"/>
-          <w:sz w:val="20"/>
-          <w:szCs w:val="20"/>
-          <w:lang w:eastAsia="en-GB"/>
-          <w14:ligatures w14:val="none"/>
-        </w:rPr>
-        <w:t>With Parts</w:t>
-      </w:r>
-      <w:r>
-        <w:rPr>
-          <w:rFonts w:ascii="Arial" w:eastAsia="Times New Roman" w:hAnsi="Arial" w:cs="Arial"/>
-          <w:kern w:val="0"/>
-          <w:sz w:val="20"/>
-          <w:szCs w:val="20"/>
-          <w:lang w:eastAsia="en-GB"/>
-          <w14:ligatures w14:val="none"/>
-        </w:rPr>
-        <w:t>: Multiply the number of parts by the share amount.</w:t>
-      </w:r>
-    </w:p>
-    <w:p>
-      <w:pPr>
-        <w:numPr>
-          <w:ilvl w:val="2"/>
-          <w:numId w:val="3"/>
-        </w:numPr>
-        <w:spacing w:before="100" w:beforeAutospacing="1" w:after="100" w:afterAutospacing="1" w:line="240" w:lineRule="auto"/>
-        <w:rPr>
-          <w:rFonts w:ascii="Arial" w:eastAsia="Times New Roman" w:hAnsi="Arial" w:cs="Arial"/>
-          <w:kern w:val="0"/>
-          <w:sz w:val="20"/>
-          <w:szCs w:val="20"/>
-          <w:lang w:eastAsia="en-GB"/>
-          <w14:ligatures w14:val="none"/>
-        </w:rPr>
-      </w:pPr>
-      <w:r>
-        <w:rPr>
-          <w:rFonts w:ascii="Arial" w:eastAsia="Times New Roman" w:hAnsi="Arial" w:cs="Arial"/>
-          <w:b/>
-          <w:bCs/>
-          <w:kern w:val="0"/>
-          <w:sz w:val="20"/>
-          <w:szCs w:val="20"/>
-          <w:lang w:eastAsia="en-GB"/>
-          <w14:ligatures w14:val="none"/>
-        </w:rPr>
-        <w:t>Custom Formula</w:t>
-      </w:r>
-      <w:r>
-        <w:rPr>
-          <w:rFonts w:ascii="Arial" w:eastAsia="Times New Roman" w:hAnsi="Arial" w:cs="Arial"/>
-          <w:kern w:val="0"/>
-          <w:sz w:val="20"/>
-          <w:szCs w:val="20"/>
-          <w:lang w:eastAsia="en-GB"/>
-          <w14:ligatures w14:val="none"/>
-        </w:rPr>
-        <w:t>: Evaluate the formula defined in the template.</w:t>
-      </w:r>
-    </w:p>
-    <w:p>
-      <w:pPr>
-        <w:numPr>
-          <w:ilvl w:val="0"/>
-          <w:numId w:val="3"/>
-        </w:numPr>
-        <w:spacing w:after="0" w:line="360" w:lineRule="atLeast"/>
-        <w:rPr>
-          <w:rFonts w:ascii="Arial" w:eastAsia="Times New Roman" w:hAnsi="Arial" w:cs="Arial"/>
-          <w:kern w:val="0"/>
-          <w:sz w:val="20"/>
-          <w:szCs w:val="20"/>
-          <w:lang w:eastAsia="en-GB"/>
-          <w14:ligatures w14:val="none"/>
-        </w:rPr>
-      </w:pPr>
-      <w:r>
-        <w:rPr>
-          <w:rFonts w:ascii="Arial" w:eastAsia="Times New Roman" w:hAnsi="Arial" w:cs="Arial"/>
-          <w:b/>
-          <w:bCs/>
-          <w:kern w:val="0"/>
-          <w:sz w:val="20"/>
-          <w:szCs w:val="20"/>
-          <w:lang w:eastAsia="en-GB"/>
-          <w14:ligatures w14:val="none"/>
-        </w:rPr>
-        <w:t>Create Bonus Allocations</w:t>
-      </w:r>
-      <w:r>
-        <w:rPr>
-          <w:rFonts w:ascii="Arial" w:eastAsia="Times New Roman" w:hAnsi="Arial" w:cs="Arial"/>
-          <w:kern w:val="0"/>
-          <w:sz w:val="20"/>
-          <w:szCs w:val="20"/>
-          <w:lang w:eastAsia="en-GB"/>
-          <w14:ligatures w14:val="none"/>
-        </w:rPr>
-        <w:t>:</w:t>
-      </w:r>
-    </w:p>
-    <w:p>
-      <w:pPr>
-        <w:numPr>
-          <w:ilvl w:val="1"/>
-          <w:numId w:val="3"/>
-        </w:numPr>
-        <w:spacing w:before="100" w:beforeAutospacing="1" w:after="100" w:afterAutospacing="1" w:line="240" w:lineRule="auto"/>
-        <w:rPr>
-          <w:rFonts w:ascii="Arial" w:eastAsia="Times New Roman" w:hAnsi="Arial" w:cs="Arial"/>
-          <w:kern w:val="0"/>
-          <w:sz w:val="20"/>
-          <w:szCs w:val="20"/>
-          <w:lang w:eastAsia="en-GB"/>
-          <w14:ligatures w14:val="none"/>
-        </w:rPr>
-      </w:pPr>
-      <w:r>
-        <w:rPr>
-          <w:rFonts w:ascii="Arial" w:eastAsia="Times New Roman" w:hAnsi="Arial" w:cs="Arial"/>
-          <w:kern w:val="0"/>
-          <w:sz w:val="20"/>
-          <w:szCs w:val="20"/>
-          <w:lang w:eastAsia="en-GB"/>
-          <w14:ligatures w14:val="none"/>
-        </w:rPr>
-        <w:t>For each eligible personnel, create a </w:t>
-      </w:r>
-      <w:proofErr w:type="spellStart"/>
-      <w:r>
-        <w:rPr>
-          <w:rFonts w:ascii="var(--monaco-monospace-font)" w:eastAsia="Times New Roman" w:hAnsi="var(--monaco-monospace-font)" w:cs="Courier New"/>
-          <w:kern w:val="0"/>
-          <w:sz w:val="18"/>
-          <w:szCs w:val="18"/>
-          <w:lang w:eastAsia="en-GB"/>
-          <w14:ligatures w14:val="none"/>
-        </w:rPr>
-        <w:t>BonusAllocation</w:t>
-      </w:r>
-      <w:proofErr w:type="spellEnd"/>
-      <w:r>
-        <w:rPr>
-          <w:rFonts w:ascii="Arial" w:eastAsia="Times New Roman" w:hAnsi="Arial" w:cs="Arial"/>
-          <w:kern w:val="0"/>
-          <w:sz w:val="20"/>
-          <w:szCs w:val="20"/>
-          <w:lang w:eastAsia="en-GB"/>
-          <w14:ligatures w14:val="none"/>
-        </w:rPr>
-        <w:t> document with:</w:t>
-      </w:r>
-    </w:p>
-    <w:p>
-      <w:pPr>
-        <w:numPr>
-          <w:ilvl w:val="2"/>
-          <w:numId w:val="3"/>
-        </w:numPr>
-        <w:spacing w:before="100" w:beforeAutospacing="1" w:after="100" w:afterAutospacing="1" w:line="240" w:lineRule="auto"/>
-        <w:rPr>
-          <w:rFonts w:ascii="Arial" w:eastAsia="Times New Roman" w:hAnsi="Arial" w:cs="Arial"/>
-          <w:kern w:val="0"/>
-          <w:sz w:val="20"/>
-          <w:szCs w:val="20"/>
-          <w:lang w:eastAsia="en-GB"/>
-          <w14:ligatures w14:val="none"/>
-        </w:rPr>
-      </w:pPr>
-      <w:r>
-        <w:rPr>
-          <w:rFonts w:ascii="Arial" w:eastAsia="Times New Roman" w:hAnsi="Arial" w:cs="Arial"/>
-          <w:kern w:val="0"/>
-          <w:sz w:val="20"/>
-          <w:szCs w:val="20"/>
-          <w:lang w:eastAsia="en-GB"/>
-          <w14:ligatures w14:val="none"/>
-        </w:rPr>
-        <w:t>Personnel ID.</w:t>
-      </w:r>
-    </w:p>
-    <w:p>
-      <w:pPr>
-        <w:numPr>
-          <w:ilvl w:val="2"/>
-          <w:numId w:val="3"/>
-        </w:numPr>
-        <w:spacing w:before="100" w:beforeAutospacing="1" w:after="100" w:afterAutospacing="1" w:line="240" w:lineRule="auto"/>
-        <w:rPr>
-          <w:rFonts w:ascii="Arial" w:eastAsia="Times New Roman" w:hAnsi="Arial" w:cs="Arial"/>
-          <w:kern w:val="0"/>
-          <w:sz w:val="20"/>
-          <w:szCs w:val="20"/>
-          <w:lang w:eastAsia="en-GB"/>
-          <w14:ligatures w14:val="none"/>
-        </w:rPr>
-      </w:pPr>
-      <w:r>
-        <w:rPr>
-          <w:rFonts w:ascii="Arial" w:eastAsia="Times New Roman" w:hAnsi="Arial" w:cs="Arial"/>
-          <w:kern w:val="0"/>
-          <w:sz w:val="20"/>
-          <w:szCs w:val="20"/>
-          <w:lang w:eastAsia="en-GB"/>
-          <w14:ligatures w14:val="none"/>
-        </w:rPr>
-        <w:t>Calculated amount.</w:t>
-      </w:r>
-    </w:p>
-    <w:p>
-      <w:pPr>
-        <w:numPr>
-          <w:ilvl w:val="2"/>
-          <w:numId w:val="3"/>
-        </w:numPr>
-        <w:spacing w:before="100" w:beforeAutospacing="1" w:after="100" w:afterAutospacing="1" w:line="240" w:lineRule="auto"/>
-        <w:rPr>
-          <w:rFonts w:ascii="Arial" w:eastAsia="Times New Roman" w:hAnsi="Arial" w:cs="Arial"/>
-          <w:kern w:val="0"/>
-          <w:sz w:val="20"/>
-          <w:szCs w:val="20"/>
-          <w:lang w:eastAsia="en-GB"/>
-          <w14:ligatures w14:val="none"/>
-        </w:rPr>
-      </w:pPr>
-      <w:r>
-        <w:rPr>
-          <w:rFonts w:ascii="Arial" w:eastAsia="Times New Roman" w:hAnsi="Arial" w:cs="Arial"/>
-          <w:kern w:val="0"/>
-          <w:sz w:val="20"/>
-          <w:szCs w:val="20"/>
-          <w:lang w:eastAsia="en-GB"/>
-          <w14:ligatures w14:val="none"/>
-        </w:rPr>
-        <w:t>Parts (if applicable).</w:t>
-      </w:r>
-    </w:p>
-    <w:p>
-      <w:pPr>
-        <w:numPr>
-          <w:ilvl w:val="2"/>
-          <w:numId w:val="3"/>
-        </w:numPr>
-        <w:spacing w:before="100" w:beforeAutospacing="1" w:after="100" w:afterAutospacing="1" w:line="240" w:lineRule="auto"/>
-        <w:rPr>
-          <w:rFonts w:ascii="Arial" w:eastAsia="Times New Roman" w:hAnsi="Arial" w:cs="Arial"/>
-          <w:kern w:val="0"/>
-          <w:sz w:val="20"/>
-          <w:szCs w:val="20"/>
-          <w:lang w:eastAsia="en-GB"/>
-          <w14:ligatures w14:val="none"/>
-        </w:rPr>
-      </w:pPr>
-      <w:r>
-        <w:rPr>
-          <w:rFonts w:ascii="Arial" w:eastAsia="Times New Roman" w:hAnsi="Arial" w:cs="Arial"/>
-          <w:kern w:val="0"/>
-          <w:sz w:val="20"/>
-          <w:szCs w:val="20"/>
-          <w:lang w:eastAsia="en-GB"/>
-          <w14:ligatures w14:val="none"/>
-        </w:rPr>
-        <w:t>Status (</w:t>
-      </w:r>
-      <w:r>
-        <w:rPr>
-          <w:rFonts w:ascii="var(--monaco-monospace-font)" w:eastAsia="Times New Roman" w:hAnsi="var(--monaco-monospace-font)" w:cs="Courier New"/>
-          <w:kern w:val="0"/>
-          <w:sz w:val="18"/>
-          <w:szCs w:val="18"/>
-          <w:lang w:eastAsia="en-GB"/>
-          <w14:ligatures w14:val="none"/>
-        </w:rPr>
-        <w:t>eligible</w:t>
-      </w:r>
-      <w:r>
-        <w:rPr>
-          <w:rFonts w:ascii="Arial" w:eastAsia="Times New Roman" w:hAnsi="Arial" w:cs="Arial"/>
-          <w:kern w:val="0"/>
-          <w:sz w:val="20"/>
-          <w:szCs w:val="20"/>
-          <w:lang w:eastAsia="en-GB"/>
-          <w14:ligatures w14:val="none"/>
-        </w:rPr>
-        <w:t>).</w:t>
+        <w:t>validated</w:t>
+      </w:r>
+      <w:r>
+        <w:rPr>
+          <w:rFonts w:ascii="Arial" w:eastAsia="Times New Roman" w:hAnsi="Arial" w:cs="Arial"/>
+          <w:kern w:val="0"/>
+          <w:sz w:val="20"/>
+          <w:szCs w:val="20"/>
+          <w:lang w:eastAsia="en-GB"/>
+          <w14:ligatures w14:val="none"/>
+        </w:rPr>
+        <w:t>.</w:t>
       </w:r>
     </w:p>
     <w:p>
@@ -7379,8 +6928,8 @@
           <w:kern w:val="0"/>
           <w:lang w:eastAsia="en-GB"/>
         </w:rPr>
-        <w:pict w14:anchorId="189D0594">
-          <v:rect id="_x0000_i1030" alt="" style="width:451.3pt;height:.05pt;mso-width-percent:0;mso-height-percent:0;mso-width-percent:0;mso-height-percent:0" o:hralign="center" o:hrstd="t" o:hrnoshade="t" o:hr="t" fillcolor="#ccc" stroked="f"/>
+        <w:pict w14:anchorId="5A03019D">
+          <v:rect id="_x0000_i1029" alt="" style="width:451.3pt;height:.05pt;mso-width-percent:0;mso-height-percent:0;mso-width-percent:0;mso-height-percent:0" o:hralign="center" o:hrstd="t" o:hrnoshade="t" o:hr="t" fillcolor="#ccc" stroked="f"/>
         </w:pict>
       </w:r>
     </w:p>
@@ -7410,7 +6959,7 @@
           <w:lang w:eastAsia="en-GB"/>
           <w14:ligatures w14:val="none"/>
         </w:rPr>
-        <w:t>4. Workflow and Approval</w:t>
+        <w:t>5. Payment and Reporting</w:t>
       </w:r>
     </w:p>
     <w:p>
@@ -7434,7 +6983,7 @@
           <w:lang w:eastAsia="en-GB"/>
           <w14:ligatures w14:val="none"/>
         </w:rPr>
-        <w:t>Once bonuses are generated, they go through a workflow for validation and approval.</w:t>
+        <w:t>After validation, bonuses are prepared for payment and reporting.</w:t>
       </w:r>
     </w:p>
     <w:p>
@@ -7470,7 +7019,7 @@
       <w:pPr>
         <w:numPr>
           <w:ilvl w:val="0"/>
-          <w:numId w:val="4"/>
+          <w:numId w:val="5"/>
         </w:numPr>
         <w:spacing w:after="0" w:line="360" w:lineRule="atLeast"/>
         <w:rPr>
@@ -7493,8 +7042,7 @@
           <w:lang w:eastAsia="en-GB"/>
           <w14:ligatures w14:val="none"/>
         </w:rPr>
-        <w:lastRenderedPageBreak/>
-        <w:t>Draft State</w:t>
+        <w:t>Payment Preparation</w:t>
       </w:r>
       <w:r>
         <w:rPr>
@@ -7512,7 +7060,7 @@
       <w:pPr>
         <w:numPr>
           <w:ilvl w:val="1"/>
-          <w:numId w:val="4"/>
+          <w:numId w:val="5"/>
         </w:numPr>
         <w:spacing w:before="100" w:beforeAutospacing="1" w:after="100" w:afterAutospacing="1" w:line="240" w:lineRule="auto"/>
         <w:rPr>
@@ -7533,36 +7081,14 @@
           <w:lang w:eastAsia="en-GB"/>
           <w14:ligatures w14:val="none"/>
         </w:rPr>
-        <w:t>Generated bonuses are in the </w:t>
-      </w:r>
-      <w:r>
-        <w:rPr>
-          <w:rFonts w:ascii="var(--monaco-monospace-font)" w:eastAsia="Times New Roman" w:hAnsi="var(--monaco-monospace-font)" w:cs="Courier New"/>
-          <w:kern w:val="0"/>
-          <w:sz w:val="18"/>
-          <w:szCs w:val="18"/>
-          <w:lang w:eastAsia="en-GB"/>
-          <w14:ligatures w14:val="none"/>
-        </w:rPr>
-        <w:t>draft</w:t>
-      </w:r>
-      <w:r>
-        <w:rPr>
-          <w:rFonts w:ascii="Arial" w:eastAsia="Times New Roman" w:hAnsi="Arial" w:cs="Arial"/>
-          <w:kern w:val="0"/>
-          <w:sz w:val="20"/>
-          <w:szCs w:val="20"/>
-          <w:lang w:eastAsia="en-GB"/>
-          <w14:ligatures w14:val="none"/>
-        </w:rPr>
-        <w:t> state.</w:t>
+        <w:t>Generate a secure file (e.g., PDF or Excel) with the final list of beneficiaries and amounts.</w:t>
       </w:r>
     </w:p>
     <w:p>
       <w:pPr>
         <w:numPr>
           <w:ilvl w:val="1"/>
-          <w:numId w:val="4"/>
+          <w:numId w:val="5"/>
         </w:numPr>
         <w:spacing w:before="100" w:beforeAutospacing="1" w:after="100" w:afterAutospacing="1" w:line="240" w:lineRule="auto"/>
         <w:rPr>
@@ -7583,14 +7109,14 @@
           <w:lang w:eastAsia="en-GB"/>
           <w14:ligatures w14:val="none"/>
         </w:rPr>
-        <w:t>Administrators can review and adjust allocations (e.g., modify amounts, add/remove personnel).</w:t>
+        <w:t>The file is signed or encrypted to ensure data integrity.</w:t>
       </w:r>
     </w:p>
     <w:p>
       <w:pPr>
         <w:numPr>
           <w:ilvl w:val="0"/>
-          <w:numId w:val="4"/>
+          <w:numId w:val="5"/>
         </w:numPr>
         <w:spacing w:after="0" w:line="360" w:lineRule="atLeast"/>
         <w:rPr>
@@ -7613,7 +7139,7 @@
           <w:lang w:eastAsia="en-GB"/>
           <w14:ligatures w14:val="none"/>
         </w:rPr>
-        <w:t>Approval Workflow</w:t>
+        <w:t>Payment Execution</w:t>
       </w:r>
       <w:r>
         <w:rPr>
@@ -7631,7 +7157,7 @@
       <w:pPr>
         <w:numPr>
           <w:ilvl w:val="1"/>
-          <w:numId w:val="4"/>
+          <w:numId w:val="5"/>
         </w:numPr>
         <w:spacing w:before="100" w:beforeAutospacing="1" w:after="100" w:afterAutospacing="1" w:line="240" w:lineRule="auto"/>
         <w:rPr>
@@ -7652,14 +7178,83 @@
           <w:lang w:eastAsia="en-GB"/>
           <w14:ligatures w14:val="none"/>
         </w:rPr>
-        <w:t>Bonuses move through the approval workflow defined in the template:</w:t>
+        <w:t>The file is transmitted to the payment system (e.g., payroll system) for disbursement.</w:t>
+      </w:r>
+    </w:p>
+    <w:p>
+      <w:pPr>
+        <w:numPr>
+          <w:ilvl w:val="0"/>
+          <w:numId w:val="5"/>
+        </w:numPr>
+        <w:spacing w:after="0" w:line="360" w:lineRule="atLeast"/>
+        <w:rPr>
+          <w:rFonts w:ascii="Arial" w:eastAsia="Times New Roman" w:hAnsi="Arial" w:cs="Arial"/>
+          <w:kern w:val="0"/>
+          <w:sz w:val="20"/>
+          <w:szCs w:val="20"/>
+          <w:lang w:eastAsia="en-GB"/>
+          <w14:ligatures w14:val="none"/>
+        </w:rPr>
+      </w:pPr>
+      <w:r>
+        <w:rPr>
+          <w:rFonts w:ascii="Arial" w:eastAsia="Times New Roman" w:hAnsi="Arial" w:cs="Arial"/>
+          <w:b/>
+          <w:bCs/>
+          <w:kern w:val="0"/>
+          <w:sz w:val="20"/>
+          <w:szCs w:val="20"/>
+          <w:lang w:eastAsia="en-GB"/>
+          <w14:ligatures w14:val="none"/>
+        </w:rPr>
+        <w:t>Reporting</w:t>
+      </w:r>
+      <w:r>
+        <w:rPr>
+          <w:rFonts w:ascii="Arial" w:eastAsia="Times New Roman" w:hAnsi="Arial" w:cs="Arial"/>
+          <w:kern w:val="0"/>
+          <w:sz w:val="20"/>
+          <w:szCs w:val="20"/>
+          <w:lang w:eastAsia="en-GB"/>
+          <w14:ligatures w14:val="none"/>
+        </w:rPr>
+        <w:t>:</w:t>
+      </w:r>
+    </w:p>
+    <w:p>
+      <w:pPr>
+        <w:numPr>
+          <w:ilvl w:val="1"/>
+          <w:numId w:val="5"/>
+        </w:numPr>
+        <w:spacing w:before="100" w:beforeAutospacing="1" w:after="100" w:afterAutospacing="1" w:line="240" w:lineRule="auto"/>
+        <w:rPr>
+          <w:rFonts w:ascii="Arial" w:eastAsia="Times New Roman" w:hAnsi="Arial" w:cs="Arial"/>
+          <w:kern w:val="0"/>
+          <w:sz w:val="20"/>
+          <w:szCs w:val="20"/>
+          <w:lang w:eastAsia="en-GB"/>
+          <w14:ligatures w14:val="none"/>
+        </w:rPr>
+      </w:pPr>
+      <w:r>
+        <w:rPr>
+          <w:rFonts w:ascii="Arial" w:eastAsia="Times New Roman" w:hAnsi="Arial" w:cs="Arial"/>
+          <w:kern w:val="0"/>
+          <w:sz w:val="20"/>
+          <w:szCs w:val="20"/>
+          <w:lang w:eastAsia="en-GB"/>
+          <w14:ligatures w14:val="none"/>
+        </w:rPr>
+        <w:t>Generate detailed reports for tracking and auditing:</w:t>
       </w:r>
     </w:p>
     <w:p>
       <w:pPr>
         <w:numPr>
           <w:ilvl w:val="2"/>
-          <w:numId w:val="4"/>
+          <w:numId w:val="5"/>
         </w:numPr>
         <w:spacing w:before="100" w:beforeAutospacing="1" w:after="100" w:afterAutospacing="1" w:line="240" w:lineRule="auto"/>
         <w:rPr>
@@ -7680,14 +7275,14 @@
           <w:lang w:eastAsia="en-GB"/>
           <w14:ligatures w14:val="none"/>
         </w:rPr>
-        <w:t>Sequential or parallel approvals by roles (e.g., Manager, Director).</w:t>
+        <w:t>By agent, service, or period.</w:t>
       </w:r>
     </w:p>
     <w:p>
       <w:pPr>
         <w:numPr>
           <w:ilvl w:val="2"/>
-          <w:numId w:val="4"/>
+          <w:numId w:val="5"/>
         </w:numPr>
         <w:spacing w:before="100" w:beforeAutospacing="1" w:after="100" w:afterAutospacing="1" w:line="240" w:lineRule="auto"/>
         <w:rPr>
@@ -7708,55 +7303,14 @@
           <w:lang w:eastAsia="en-GB"/>
           <w14:ligatures w14:val="none"/>
         </w:rPr>
-        <w:t>Each step must be completed before moving to the next.</w:t>
-      </w:r>
-    </w:p>
-    <w:p>
-      <w:pPr>
-        <w:numPr>
-          <w:ilvl w:val="0"/>
-          <w:numId w:val="4"/>
-        </w:numPr>
-        <w:spacing w:after="0" w:line="360" w:lineRule="atLeast"/>
-        <w:rPr>
-          <w:rFonts w:ascii="Arial" w:eastAsia="Times New Roman" w:hAnsi="Arial" w:cs="Arial"/>
-          <w:kern w:val="0"/>
-          <w:sz w:val="20"/>
-          <w:szCs w:val="20"/>
-          <w:lang w:eastAsia="en-GB"/>
-          <w14:ligatures w14:val="none"/>
-        </w:rPr>
-      </w:pPr>
-      <w:r>
-        <w:rPr>
-          <w:rFonts w:ascii="Arial" w:eastAsia="Times New Roman" w:hAnsi="Arial" w:cs="Arial"/>
-          <w:b/>
-          <w:bCs/>
-          <w:kern w:val="0"/>
-          <w:sz w:val="20"/>
-          <w:szCs w:val="20"/>
-          <w:lang w:eastAsia="en-GB"/>
-          <w14:ligatures w14:val="none"/>
-        </w:rPr>
-        <w:t>Validation</w:t>
-      </w:r>
-      <w:r>
-        <w:rPr>
-          <w:rFonts w:ascii="Arial" w:eastAsia="Times New Roman" w:hAnsi="Arial" w:cs="Arial"/>
-          <w:kern w:val="0"/>
-          <w:sz w:val="20"/>
-          <w:szCs w:val="20"/>
-          <w:lang w:eastAsia="en-GB"/>
-          <w14:ligatures w14:val="none"/>
-        </w:rPr>
-        <w:t>:</w:t>
+        <w:t>Total amounts, number of beneficiaries, etc.</w:t>
       </w:r>
     </w:p>
     <w:p>
       <w:pPr>
         <w:numPr>
           <w:ilvl w:val="1"/>
-          <w:numId w:val="4"/>
+          <w:numId w:val="5"/>
         </w:numPr>
         <w:spacing w:before="100" w:beforeAutospacing="1" w:after="100" w:afterAutospacing="1" w:line="240" w:lineRule="auto"/>
         <w:rPr>
@@ -7777,29 +7331,7 @@
           <w:lang w:eastAsia="en-GB"/>
           <w14:ligatures w14:val="none"/>
         </w:rPr>
-        <w:t>Once all approvals are completed, bonuses are marked as </w:t>
-      </w:r>
-      <w:r>
-        <w:rPr>
-          <w:rFonts w:ascii="var(--monaco-monospace-font)" w:eastAsia="Times New Roman" w:hAnsi="var(--monaco-monospace-font)" w:cs="Courier New"/>
-          <w:kern w:val="0"/>
-          <w:sz w:val="18"/>
-          <w:szCs w:val="18"/>
-          <w:lang w:eastAsia="en-GB"/>
-          <w14:ligatures w14:val="none"/>
-        </w:rPr>
-        <w:t>validated</w:t>
-      </w:r>
-      <w:r>
-        <w:rPr>
-          <w:rFonts w:ascii="Arial" w:eastAsia="Times New Roman" w:hAnsi="Arial" w:cs="Arial"/>
-          <w:kern w:val="0"/>
-          <w:sz w:val="20"/>
-          <w:szCs w:val="20"/>
-          <w:lang w:eastAsia="en-GB"/>
-          <w14:ligatures w14:val="none"/>
-        </w:rPr>
-        <w:t>.</w:t>
+        <w:t>Export reports in non-modifiable formats (e.g., PDF).</w:t>
       </w:r>
     </w:p>
     <w:p>
@@ -7821,8 +7353,8 @@
           <w:kern w:val="0"/>
           <w:lang w:eastAsia="en-GB"/>
         </w:rPr>
-        <w:pict w14:anchorId="5AEBAEDE">
-          <v:rect id="_x0000_i1029" alt="" style="width:451.3pt;height:.05pt;mso-width-percent:0;mso-height-percent:0;mso-width-percent:0;mso-height-percent:0" o:hralign="center" o:hrstd="t" o:hrnoshade="t" o:hr="t" fillcolor="#ccc" stroked="f"/>
+        <w:pict w14:anchorId="714F394D">
+          <v:rect id="_x0000_i1028" alt="" style="width:451.3pt;height:.05pt;mso-width-percent:0;mso-height-percent:0;mso-width-percent:0;mso-height-percent:0" o:hralign="center" o:hrstd="t" o:hrnoshade="t" o:hr="t" fillcolor="#ccc" stroked="f"/>
         </w:pict>
       </w:r>
     </w:p>
@@ -7852,7 +7384,7 @@
           <w:lang w:eastAsia="en-GB"/>
           <w14:ligatures w14:val="none"/>
         </w:rPr>
-        <w:t>5. Payment and Reporting</w:t>
+        <w:t>6. Retroactive Adjustments</w:t>
       </w:r>
     </w:p>
     <w:p>
@@ -7876,7 +7408,7 @@
           <w:lang w:eastAsia="en-GB"/>
           <w14:ligatures w14:val="none"/>
         </w:rPr>
-        <w:t>After validation, bonuses are prepared for payment and reporting.</w:t>
+        <w:t>Handle changes to personnel data or bonus rules after bonuses have been generated.</w:t>
       </w:r>
     </w:p>
     <w:p>
@@ -7912,7 +7444,7 @@
       <w:pPr>
         <w:numPr>
           <w:ilvl w:val="0"/>
-          <w:numId w:val="5"/>
+          <w:numId w:val="6"/>
         </w:numPr>
         <w:spacing w:after="0" w:line="360" w:lineRule="atLeast"/>
         <w:rPr>
@@ -7935,7 +7467,7 @@
           <w:lang w:eastAsia="en-GB"/>
           <w14:ligatures w14:val="none"/>
         </w:rPr>
-        <w:t>Payment Preparation</w:t>
+        <w:t>Detect Changes</w:t>
       </w:r>
       <w:r>
         <w:rPr>
@@ -7953,7 +7485,7 @@
       <w:pPr>
         <w:numPr>
           <w:ilvl w:val="1"/>
-          <w:numId w:val="5"/>
+          <w:numId w:val="6"/>
         </w:numPr>
         <w:spacing w:before="100" w:beforeAutospacing="1" w:after="100" w:afterAutospacing="1" w:line="240" w:lineRule="auto"/>
         <w:rPr>
@@ -7974,14 +7506,14 @@
           <w:lang w:eastAsia="en-GB"/>
           <w14:ligatures w14:val="none"/>
         </w:rPr>
-        <w:t>Generate a secure file (e.g., PDF or Excel) with the final list of beneficiaries and amounts.</w:t>
+        <w:t>Compare the current snapshot with the snapshot taken during bonus generation.</w:t>
       </w:r>
     </w:p>
     <w:p>
       <w:pPr>
         <w:numPr>
           <w:ilvl w:val="1"/>
-          <w:numId w:val="5"/>
+          <w:numId w:val="6"/>
         </w:numPr>
         <w:spacing w:before="100" w:beforeAutospacing="1" w:after="100" w:afterAutospacing="1" w:line="240" w:lineRule="auto"/>
         <w:rPr>
@@ -8002,14 +7534,14 @@
           <w:lang w:eastAsia="en-GB"/>
           <w14:ligatures w14:val="none"/>
         </w:rPr>
-        <w:t>The file is signed or encrypted to ensure data integrity.</w:t>
+        <w:t>Identify changes (e.g., promotions, sanctions, retirements).</w:t>
       </w:r>
     </w:p>
     <w:p>
       <w:pPr>
         <w:numPr>
           <w:ilvl w:val="0"/>
-          <w:numId w:val="5"/>
+          <w:numId w:val="6"/>
         </w:numPr>
         <w:spacing w:after="0" w:line="360" w:lineRule="atLeast"/>
         <w:rPr>
@@ -8032,7 +7564,7 @@
           <w:lang w:eastAsia="en-GB"/>
           <w14:ligatures w14:val="none"/>
         </w:rPr>
-        <w:t>Payment Execution</w:t>
+        <w:t>Recalculate Bonuses</w:t>
       </w:r>
       <w:r>
         <w:rPr>
@@ -8050,7 +7582,7 @@
       <w:pPr>
         <w:numPr>
           <w:ilvl w:val="1"/>
-          <w:numId w:val="5"/>
+          <w:numId w:val="6"/>
         </w:numPr>
         <w:spacing w:before="100" w:beforeAutospacing="1" w:after="100" w:afterAutospacing="1" w:line="240" w:lineRule="auto"/>
         <w:rPr>
@@ -8071,14 +7603,70 @@
           <w:lang w:eastAsia="en-GB"/>
           <w14:ligatures w14:val="none"/>
         </w:rPr>
-        <w:t>The file is transmitted to the payment system (e.g., payroll system) for disbursement.</w:t>
+        <w:t>Adjust bonus amounts based on the updated data.</w:t>
+      </w:r>
+    </w:p>
+    <w:p>
+      <w:pPr>
+        <w:numPr>
+          <w:ilvl w:val="1"/>
+          <w:numId w:val="6"/>
+        </w:numPr>
+        <w:spacing w:before="100" w:beforeAutospacing="1" w:after="100" w:afterAutospacing="1" w:line="240" w:lineRule="auto"/>
+        <w:rPr>
+          <w:rFonts w:ascii="Arial" w:eastAsia="Times New Roman" w:hAnsi="Arial" w:cs="Arial"/>
+          <w:kern w:val="0"/>
+          <w:sz w:val="20"/>
+          <w:szCs w:val="20"/>
+          <w:lang w:eastAsia="en-GB"/>
+          <w14:ligatures w14:val="none"/>
+        </w:rPr>
+      </w:pPr>
+      <w:r>
+        <w:rPr>
+          <w:rFonts w:ascii="Arial" w:eastAsia="Times New Roman" w:hAnsi="Arial" w:cs="Arial"/>
+          <w:kern w:val="0"/>
+          <w:sz w:val="20"/>
+          <w:szCs w:val="20"/>
+          <w:lang w:eastAsia="en-GB"/>
+          <w14:ligatures w14:val="none"/>
+        </w:rPr>
+        <w:t>Example:</w:t>
+      </w:r>
+    </w:p>
+    <w:p>
+      <w:pPr>
+        <w:numPr>
+          <w:ilvl w:val="2"/>
+          <w:numId w:val="6"/>
+        </w:numPr>
+        <w:spacing w:before="100" w:beforeAutospacing="1" w:after="100" w:afterAutospacing="1" w:line="240" w:lineRule="auto"/>
+        <w:rPr>
+          <w:rFonts w:ascii="Arial" w:eastAsia="Times New Roman" w:hAnsi="Arial" w:cs="Arial"/>
+          <w:kern w:val="0"/>
+          <w:sz w:val="20"/>
+          <w:szCs w:val="20"/>
+          <w:lang w:eastAsia="en-GB"/>
+          <w14:ligatures w14:val="none"/>
+        </w:rPr>
+      </w:pPr>
+      <w:r>
+        <w:rPr>
+          <w:rFonts w:ascii="Arial" w:eastAsia="Times New Roman" w:hAnsi="Arial" w:cs="Arial"/>
+          <w:kern w:val="0"/>
+          <w:sz w:val="20"/>
+          <w:szCs w:val="20"/>
+          <w:lang w:eastAsia="en-GB"/>
+          <w14:ligatures w14:val="none"/>
+        </w:rPr>
+        <w:t>A personnel promoted from Category B to Category A → Update parts from 1 to 2.</w:t>
       </w:r>
     </w:p>
     <w:p>
       <w:pPr>
         <w:numPr>
           <w:ilvl w:val="0"/>
-          <w:numId w:val="5"/>
+          <w:numId w:val="6"/>
         </w:numPr>
         <w:spacing w:after="0" w:line="360" w:lineRule="atLeast"/>
         <w:rPr>
@@ -8101,7 +7689,7 @@
           <w:lang w:eastAsia="en-GB"/>
           <w14:ligatures w14:val="none"/>
         </w:rPr>
-        <w:t>Reporting</w:t>
+        <w:t>Create Adjustment Records</w:t>
       </w:r>
       <w:r>
         <w:rPr>
@@ -8119,7 +7707,7 @@
       <w:pPr>
         <w:numPr>
           <w:ilvl w:val="1"/>
-          <w:numId w:val="5"/>
+          <w:numId w:val="6"/>
         </w:numPr>
         <w:spacing w:before="100" w:beforeAutospacing="1" w:after="100" w:afterAutospacing="1" w:line="240" w:lineRule="auto"/>
         <w:rPr>
@@ -8140,91 +7728,7 @@
           <w:lang w:eastAsia="en-GB"/>
           <w14:ligatures w14:val="none"/>
         </w:rPr>
-        <w:t>Generate detailed reports for tracking and auditing:</w:t>
-      </w:r>
-    </w:p>
-    <w:p>
-      <w:pPr>
-        <w:numPr>
-          <w:ilvl w:val="2"/>
-          <w:numId w:val="5"/>
-        </w:numPr>
-        <w:spacing w:before="100" w:beforeAutospacing="1" w:after="100" w:afterAutospacing="1" w:line="240" w:lineRule="auto"/>
-        <w:rPr>
-          <w:rFonts w:ascii="Arial" w:eastAsia="Times New Roman" w:hAnsi="Arial" w:cs="Arial"/>
-          <w:kern w:val="0"/>
-          <w:sz w:val="20"/>
-          <w:szCs w:val="20"/>
-          <w:lang w:eastAsia="en-GB"/>
-          <w14:ligatures w14:val="none"/>
-        </w:rPr>
-      </w:pPr>
-      <w:r>
-        <w:rPr>
-          <w:rFonts w:ascii="Arial" w:eastAsia="Times New Roman" w:hAnsi="Arial" w:cs="Arial"/>
-          <w:kern w:val="0"/>
-          <w:sz w:val="20"/>
-          <w:szCs w:val="20"/>
-          <w:lang w:eastAsia="en-GB"/>
-          <w14:ligatures w14:val="none"/>
-        </w:rPr>
-        <w:t>By agent, service, or period.</w:t>
-      </w:r>
-    </w:p>
-    <w:p>
-      <w:pPr>
-        <w:numPr>
-          <w:ilvl w:val="2"/>
-          <w:numId w:val="5"/>
-        </w:numPr>
-        <w:spacing w:before="100" w:beforeAutospacing="1" w:after="100" w:afterAutospacing="1" w:line="240" w:lineRule="auto"/>
-        <w:rPr>
-          <w:rFonts w:ascii="Arial" w:eastAsia="Times New Roman" w:hAnsi="Arial" w:cs="Arial"/>
-          <w:kern w:val="0"/>
-          <w:sz w:val="20"/>
-          <w:szCs w:val="20"/>
-          <w:lang w:eastAsia="en-GB"/>
-          <w14:ligatures w14:val="none"/>
-        </w:rPr>
-      </w:pPr>
-      <w:r>
-        <w:rPr>
-          <w:rFonts w:ascii="Arial" w:eastAsia="Times New Roman" w:hAnsi="Arial" w:cs="Arial"/>
-          <w:kern w:val="0"/>
-          <w:sz w:val="20"/>
-          <w:szCs w:val="20"/>
-          <w:lang w:eastAsia="en-GB"/>
-          <w14:ligatures w14:val="none"/>
-        </w:rPr>
-        <w:t>Total amounts, number of beneficiaries, etc.</w:t>
-      </w:r>
-    </w:p>
-    <w:p>
-      <w:pPr>
-        <w:numPr>
-          <w:ilvl w:val="1"/>
-          <w:numId w:val="5"/>
-        </w:numPr>
-        <w:spacing w:before="100" w:beforeAutospacing="1" w:after="100" w:afterAutospacing="1" w:line="240" w:lineRule="auto"/>
-        <w:rPr>
-          <w:rFonts w:ascii="Arial" w:eastAsia="Times New Roman" w:hAnsi="Arial" w:cs="Arial"/>
-          <w:kern w:val="0"/>
-          <w:sz w:val="20"/>
-          <w:szCs w:val="20"/>
-          <w:lang w:eastAsia="en-GB"/>
-          <w14:ligatures w14:val="none"/>
-        </w:rPr>
-      </w:pPr>
-      <w:r>
-        <w:rPr>
-          <w:rFonts w:ascii="Arial" w:eastAsia="Times New Roman" w:hAnsi="Arial" w:cs="Arial"/>
-          <w:kern w:val="0"/>
-          <w:sz w:val="20"/>
-          <w:szCs w:val="20"/>
-          <w:lang w:eastAsia="en-GB"/>
-          <w14:ligatures w14:val="none"/>
-        </w:rPr>
-        <w:t>Export reports in non-modifiable formats (e.g., PDF).</w:t>
+        <w:t>Log adjustments as separate records linked to the original bonus allocation.</w:t>
       </w:r>
     </w:p>
     <w:p>
@@ -8246,8 +7750,8 @@
           <w:kern w:val="0"/>
           <w:lang w:eastAsia="en-GB"/>
         </w:rPr>
-        <w:pict w14:anchorId="1EA06C04">
-          <v:rect id="_x0000_i1028" alt="" style="width:451.3pt;height:.05pt;mso-width-percent:0;mso-height-percent:0;mso-width-percent:0;mso-height-percent:0" o:hralign="center" o:hrstd="t" o:hrnoshade="t" o:hr="t" fillcolor="#ccc" stroked="f"/>
+        <w:pict w14:anchorId="549145DF">
+          <v:rect id="_x0000_i1027" alt="" style="width:451.3pt;height:.05pt;mso-width-percent:0;mso-height-percent:0;mso-width-percent:0;mso-height-percent:0" o:hralign="center" o:hrstd="t" o:hrnoshade="t" o:hr="t" fillcolor="#ccc" stroked="f"/>
         </w:pict>
       </w:r>
     </w:p>
@@ -8277,7 +7781,8 @@
           <w:lang w:eastAsia="en-GB"/>
           <w14:ligatures w14:val="none"/>
         </w:rPr>
-        <w:t>6. Retroactive Adjustments</w:t>
+        <w:lastRenderedPageBreak/>
+        <w:t>7. Special Cases</w:t>
       </w:r>
     </w:p>
     <w:p>
@@ -8301,7 +7806,7 @@
           <w:lang w:eastAsia="en-GB"/>
           <w14:ligatures w14:val="none"/>
         </w:rPr>
-        <w:t>Handle changes to personnel data or bonus rules after bonuses have been generated.</w:t>
+        <w:t>Handle edge cases and exceptions during bonus management.</w:t>
       </w:r>
     </w:p>
     <w:p>
@@ -8330,14 +7835,14 @@
           <w:lang w:eastAsia="en-GB"/>
           <w14:ligatures w14:val="none"/>
         </w:rPr>
-        <w:t>Steps:</w:t>
+        <w:t>Examples:</w:t>
       </w:r>
     </w:p>
     <w:p>
       <w:pPr>
         <w:numPr>
           <w:ilvl w:val="0"/>
-          <w:numId w:val="6"/>
+          <w:numId w:val="7"/>
         </w:numPr>
         <w:spacing w:after="0" w:line="360" w:lineRule="atLeast"/>
         <w:rPr>
@@ -8360,7 +7865,7 @@
           <w:lang w:eastAsia="en-GB"/>
           <w14:ligatures w14:val="none"/>
         </w:rPr>
-        <w:t>Detect Changes</w:t>
+        <w:t>Sanctions</w:t>
       </w:r>
       <w:r>
         <w:rPr>
@@ -8378,7 +7883,7 @@
       <w:pPr>
         <w:numPr>
           <w:ilvl w:val="1"/>
-          <w:numId w:val="6"/>
+          <w:numId w:val="7"/>
         </w:numPr>
         <w:spacing w:before="100" w:beforeAutospacing="1" w:after="100" w:afterAutospacing="1" w:line="240" w:lineRule="auto"/>
         <w:rPr>
@@ -8399,14 +7904,55 @@
           <w:lang w:eastAsia="en-GB"/>
           <w14:ligatures w14:val="none"/>
         </w:rPr>
-        <w:t>Compare the current snapshot with the snapshot taken during bonus generation.</w:t>
+        <w:t>Suspend bonuses for personnel under sanctions.</w:t>
+      </w:r>
+    </w:p>
+    <w:p>
+      <w:pPr>
+        <w:numPr>
+          <w:ilvl w:val="0"/>
+          <w:numId w:val="7"/>
+        </w:numPr>
+        <w:spacing w:after="0" w:line="360" w:lineRule="atLeast"/>
+        <w:rPr>
+          <w:rFonts w:ascii="Arial" w:eastAsia="Times New Roman" w:hAnsi="Arial" w:cs="Arial"/>
+          <w:kern w:val="0"/>
+          <w:sz w:val="20"/>
+          <w:szCs w:val="20"/>
+          <w:lang w:eastAsia="en-GB"/>
+          <w14:ligatures w14:val="none"/>
+        </w:rPr>
+      </w:pPr>
+      <w:r>
+        <w:rPr>
+          <w:rFonts w:ascii="Arial" w:eastAsia="Times New Roman" w:hAnsi="Arial" w:cs="Arial"/>
+          <w:b/>
+          <w:bCs/>
+          <w:kern w:val="0"/>
+          <w:sz w:val="20"/>
+          <w:szCs w:val="20"/>
+          <w:lang w:eastAsia="en-GB"/>
+          <w14:ligatures w14:val="none"/>
+        </w:rPr>
+        <w:t>Deceased Personnel</w:t>
+      </w:r>
+      <w:r>
+        <w:rPr>
+          <w:rFonts w:ascii="Arial" w:eastAsia="Times New Roman" w:hAnsi="Arial" w:cs="Arial"/>
+          <w:kern w:val="0"/>
+          <w:sz w:val="20"/>
+          <w:szCs w:val="20"/>
+          <w:lang w:eastAsia="en-GB"/>
+          <w14:ligatures w14:val="none"/>
+        </w:rPr>
+        <w:t>:</w:t>
       </w:r>
     </w:p>
     <w:p>
       <w:pPr>
         <w:numPr>
           <w:ilvl w:val="1"/>
-          <w:numId w:val="6"/>
+          <w:numId w:val="7"/>
         </w:numPr>
         <w:spacing w:before="100" w:beforeAutospacing="1" w:after="100" w:afterAutospacing="1" w:line="240" w:lineRule="auto"/>
         <w:rPr>
@@ -8427,14 +7973,14 @@
           <w:lang w:eastAsia="en-GB"/>
           <w14:ligatures w14:val="none"/>
         </w:rPr>
-        <w:t>Identify changes (e.g., promotions, sanctions, retirements).</w:t>
+        <w:t>Exclude deceased personnel from bonus allocations.</w:t>
       </w:r>
     </w:p>
     <w:p>
       <w:pPr>
         <w:numPr>
           <w:ilvl w:val="0"/>
-          <w:numId w:val="6"/>
+          <w:numId w:val="7"/>
         </w:numPr>
         <w:spacing w:after="0" w:line="360" w:lineRule="atLeast"/>
         <w:rPr>
@@ -8457,7 +8003,7 @@
           <w:lang w:eastAsia="en-GB"/>
           <w14:ligatures w14:val="none"/>
         </w:rPr>
-        <w:t>Recalculate Bonuses</w:t>
+        <w:t>Retirements</w:t>
       </w:r>
       <w:r>
         <w:rPr>
@@ -8475,7 +8021,7 @@
       <w:pPr>
         <w:numPr>
           <w:ilvl w:val="1"/>
-          <w:numId w:val="6"/>
+          <w:numId w:val="7"/>
         </w:numPr>
         <w:spacing w:before="100" w:beforeAutospacing="1" w:after="100" w:afterAutospacing="1" w:line="240" w:lineRule="auto"/>
         <w:rPr>
@@ -8496,14 +8042,55 @@
           <w:lang w:eastAsia="en-GB"/>
           <w14:ligatures w14:val="none"/>
         </w:rPr>
-        <w:t>Adjust bonus amounts based on the updated data.</w:t>
+        <w:t>Adjust bonuses for personnel who retired during the period.</w:t>
+      </w:r>
+    </w:p>
+    <w:p>
+      <w:pPr>
+        <w:numPr>
+          <w:ilvl w:val="0"/>
+          <w:numId w:val="7"/>
+        </w:numPr>
+        <w:spacing w:after="0" w:line="360" w:lineRule="atLeast"/>
+        <w:rPr>
+          <w:rFonts w:ascii="Arial" w:eastAsia="Times New Roman" w:hAnsi="Arial" w:cs="Arial"/>
+          <w:kern w:val="0"/>
+          <w:sz w:val="20"/>
+          <w:szCs w:val="20"/>
+          <w:lang w:eastAsia="en-GB"/>
+          <w14:ligatures w14:val="none"/>
+        </w:rPr>
+      </w:pPr>
+      <w:r>
+        <w:rPr>
+          <w:rFonts w:ascii="Arial" w:eastAsia="Times New Roman" w:hAnsi="Arial" w:cs="Arial"/>
+          <w:b/>
+          <w:bCs/>
+          <w:kern w:val="0"/>
+          <w:sz w:val="20"/>
+          <w:szCs w:val="20"/>
+          <w:lang w:eastAsia="en-GB"/>
+          <w14:ligatures w14:val="none"/>
+        </w:rPr>
+        <w:t>Multiple Roles</w:t>
+      </w:r>
+      <w:r>
+        <w:rPr>
+          <w:rFonts w:ascii="Arial" w:eastAsia="Times New Roman" w:hAnsi="Arial" w:cs="Arial"/>
+          <w:kern w:val="0"/>
+          <w:sz w:val="20"/>
+          <w:szCs w:val="20"/>
+          <w:lang w:eastAsia="en-GB"/>
+          <w14:ligatures w14:val="none"/>
+        </w:rPr>
+        <w:t>:</w:t>
       </w:r>
     </w:p>
     <w:p>
       <w:pPr>
         <w:numPr>
           <w:ilvl w:val="1"/>
-          <w:numId w:val="6"/>
+          <w:numId w:val="7"/>
         </w:numPr>
         <w:spacing w:before="100" w:beforeAutospacing="1" w:after="100" w:afterAutospacing="1" w:line="240" w:lineRule="auto"/>
         <w:rPr>
@@ -8524,117 +8111,7 @@
           <w:lang w:eastAsia="en-GB"/>
           <w14:ligatures w14:val="none"/>
         </w:rPr>
-        <w:t>Example:</w:t>
-      </w:r>
-    </w:p>
-    <w:p>
-      <w:pPr>
-        <w:numPr>
-          <w:ilvl w:val="2"/>
-          <w:numId w:val="6"/>
-        </w:numPr>
-        <w:spacing w:before="100" w:beforeAutospacing="1" w:after="100" w:afterAutospacing="1" w:line="240" w:lineRule="auto"/>
-        <w:rPr>
-          <w:rFonts w:ascii="Arial" w:eastAsia="Times New Roman" w:hAnsi="Arial" w:cs="Arial"/>
-          <w:kern w:val="0"/>
-          <w:sz w:val="20"/>
-          <w:szCs w:val="20"/>
-          <w:lang w:eastAsia="en-GB"/>
-          <w14:ligatures w14:val="none"/>
-        </w:rPr>
-      </w:pPr>
-      <w:proofErr w:type="gramStart"/>
-      <w:r>
-        <w:rPr>
-          <w:rFonts w:ascii="Arial" w:eastAsia="Times New Roman" w:hAnsi="Arial" w:cs="Arial"/>
-          <w:kern w:val="0"/>
-          <w:sz w:val="20"/>
-          <w:szCs w:val="20"/>
-          <w:lang w:eastAsia="en-GB"/>
-          <w14:ligatures w14:val="none"/>
-        </w:rPr>
-        <w:t>A personnel</w:t>
-      </w:r>
-      <w:proofErr w:type="gramEnd"/>
-      <w:r>
-        <w:rPr>
-          <w:rFonts w:ascii="Arial" w:eastAsia="Times New Roman" w:hAnsi="Arial" w:cs="Arial"/>
-          <w:kern w:val="0"/>
-          <w:sz w:val="20"/>
-          <w:szCs w:val="20"/>
-          <w:lang w:eastAsia="en-GB"/>
-          <w14:ligatures w14:val="none"/>
-        </w:rPr>
-        <w:t xml:space="preserve"> promoted from Category B to Category A → Update parts from 1 to 2.</w:t>
-      </w:r>
-    </w:p>
-    <w:p>
-      <w:pPr>
-        <w:numPr>
-          <w:ilvl w:val="0"/>
-          <w:numId w:val="6"/>
-        </w:numPr>
-        <w:spacing w:after="0" w:line="360" w:lineRule="atLeast"/>
-        <w:rPr>
-          <w:rFonts w:ascii="Arial" w:eastAsia="Times New Roman" w:hAnsi="Arial" w:cs="Arial"/>
-          <w:kern w:val="0"/>
-          <w:sz w:val="20"/>
-          <w:szCs w:val="20"/>
-          <w:lang w:eastAsia="en-GB"/>
-          <w14:ligatures w14:val="none"/>
-        </w:rPr>
-      </w:pPr>
-      <w:r>
-        <w:rPr>
-          <w:rFonts w:ascii="Arial" w:eastAsia="Times New Roman" w:hAnsi="Arial" w:cs="Arial"/>
-          <w:b/>
-          <w:bCs/>
-          <w:kern w:val="0"/>
-          <w:sz w:val="20"/>
-          <w:szCs w:val="20"/>
-          <w:lang w:eastAsia="en-GB"/>
-          <w14:ligatures w14:val="none"/>
-        </w:rPr>
-        <w:t>Create Adjustment Records</w:t>
-      </w:r>
-      <w:r>
-        <w:rPr>
-          <w:rFonts w:ascii="Arial" w:eastAsia="Times New Roman" w:hAnsi="Arial" w:cs="Arial"/>
-          <w:kern w:val="0"/>
-          <w:sz w:val="20"/>
-          <w:szCs w:val="20"/>
-          <w:lang w:eastAsia="en-GB"/>
-          <w14:ligatures w14:val="none"/>
-        </w:rPr>
-        <w:t>:</w:t>
-      </w:r>
-    </w:p>
-    <w:p>
-      <w:pPr>
-        <w:numPr>
-          <w:ilvl w:val="1"/>
-          <w:numId w:val="6"/>
-        </w:numPr>
-        <w:spacing w:before="100" w:beforeAutospacing="1" w:after="100" w:afterAutospacing="1" w:line="240" w:lineRule="auto"/>
-        <w:rPr>
-          <w:rFonts w:ascii="Arial" w:eastAsia="Times New Roman" w:hAnsi="Arial" w:cs="Arial"/>
-          <w:kern w:val="0"/>
-          <w:sz w:val="20"/>
-          <w:szCs w:val="20"/>
-          <w:lang w:eastAsia="en-GB"/>
-          <w14:ligatures w14:val="none"/>
-        </w:rPr>
-      </w:pPr>
-      <w:r>
-        <w:rPr>
-          <w:rFonts w:ascii="Arial" w:eastAsia="Times New Roman" w:hAnsi="Arial" w:cs="Arial"/>
-          <w:kern w:val="0"/>
-          <w:sz w:val="20"/>
-          <w:szCs w:val="20"/>
-          <w:lang w:eastAsia="en-GB"/>
-          <w14:ligatures w14:val="none"/>
-        </w:rPr>
-        <w:t>Log adjustments as separate records linked to the original bonus allocation.</w:t>
+        <w:t>Handle personnel with multiple roles or ranks (e.g., assign the highest rank for parts calculation).</w:t>
       </w:r>
     </w:p>
     <w:p>
@@ -8656,8 +8133,8 @@
           <w:kern w:val="0"/>
           <w:lang w:eastAsia="en-GB"/>
         </w:rPr>
-        <w:pict w14:anchorId="0B5CA87A">
-          <v:rect id="_x0000_i1027" alt="" style="width:451.3pt;height:.05pt;mso-width-percent:0;mso-height-percent:0;mso-width-percent:0;mso-height-percent:0" o:hralign="center" o:hrstd="t" o:hrnoshade="t" o:hr="t" fillcolor="#ccc" stroked="f"/>
+        <w:pict w14:anchorId="64C23962">
+          <v:rect id="_x0000_i1026" alt="" style="width:451.3pt;height:.05pt;mso-width-percent:0;mso-height-percent:0;mso-width-percent:0;mso-height-percent:0" o:hralign="center" o:hrstd="t" o:hrnoshade="t" o:hr="t" fillcolor="#ccc" stroked="f"/>
         </w:pict>
       </w:r>
     </w:p>
@@ -8687,8 +8164,7 @@
           <w:lang w:eastAsia="en-GB"/>
           <w14:ligatures w14:val="none"/>
         </w:rPr>
-        <w:lastRenderedPageBreak/>
-        <w:t>7. Special Cases</w:t>
+        <w:t>8. Security and Audit</w:t>
       </w:r>
     </w:p>
     <w:p>
@@ -8712,7 +8188,7 @@
           <w:lang w:eastAsia="en-GB"/>
           <w14:ligatures w14:val="none"/>
         </w:rPr>
-        <w:t>Handle edge cases and exceptions during bonus management.</w:t>
+        <w:t>Ensure data integrity and maintain an audit trail for all operations.</w:t>
       </w:r>
     </w:p>
     <w:p>
@@ -8741,14 +8217,14 @@
           <w:lang w:eastAsia="en-GB"/>
           <w14:ligatures w14:val="none"/>
         </w:rPr>
-        <w:t>Examples:</w:t>
+        <w:t>Steps:</w:t>
       </w:r>
     </w:p>
     <w:p>
       <w:pPr>
         <w:numPr>
           <w:ilvl w:val="0"/>
-          <w:numId w:val="7"/>
+          <w:numId w:val="8"/>
         </w:numPr>
         <w:spacing w:after="0" w:line="360" w:lineRule="atLeast"/>
         <w:rPr>
@@ -8771,7 +8247,7 @@
           <w:lang w:eastAsia="en-GB"/>
           <w14:ligatures w14:val="none"/>
         </w:rPr>
-        <w:t>Sanctions</w:t>
+        <w:t>Role-Based Access Control</w:t>
       </w:r>
       <w:r>
         <w:rPr>
@@ -8789,7 +8265,7 @@
       <w:pPr>
         <w:numPr>
           <w:ilvl w:val="1"/>
-          <w:numId w:val="7"/>
+          <w:numId w:val="8"/>
         </w:numPr>
         <w:spacing w:before="100" w:beforeAutospacing="1" w:after="100" w:afterAutospacing="1" w:line="240" w:lineRule="auto"/>
         <w:rPr>
@@ -8810,14 +8286,14 @@
           <w:lang w:eastAsia="en-GB"/>
           <w14:ligatures w14:val="none"/>
         </w:rPr>
-        <w:t>Suspend bonuses for personnel under sanctions.</w:t>
+        <w:t>Restrict access to bonus management features based on user roles (e.g., Admin, Manager, Consultant).</w:t>
       </w:r>
     </w:p>
     <w:p>
       <w:pPr>
         <w:numPr>
           <w:ilvl w:val="0"/>
-          <w:numId w:val="7"/>
+          <w:numId w:val="8"/>
         </w:numPr>
         <w:spacing w:after="0" w:line="360" w:lineRule="atLeast"/>
         <w:rPr>
@@ -8840,7 +8316,7 @@
           <w:lang w:eastAsia="en-GB"/>
           <w14:ligatures w14:val="none"/>
         </w:rPr>
-        <w:t>Deceased Personnel</w:t>
+        <w:t>Data Integrity</w:t>
       </w:r>
       <w:r>
         <w:rPr>
@@ -8858,7 +8334,7 @@
       <w:pPr>
         <w:numPr>
           <w:ilvl w:val="1"/>
-          <w:numId w:val="7"/>
+          <w:numId w:val="8"/>
         </w:numPr>
         <w:spacing w:before="100" w:beforeAutospacing="1" w:after="100" w:afterAutospacing="1" w:line="240" w:lineRule="auto"/>
         <w:rPr>
@@ -8879,14 +8355,14 @@
           <w:lang w:eastAsia="en-GB"/>
           <w14:ligatures w14:val="none"/>
         </w:rPr>
-        <w:t>Exclude deceased personnel from bonus allocations.</w:t>
+        <w:t>Generate signatures or tokens for bonus files to prevent unauthorized modifications.</w:t>
       </w:r>
     </w:p>
     <w:p>
       <w:pPr>
         <w:numPr>
           <w:ilvl w:val="0"/>
-          <w:numId w:val="7"/>
+          <w:numId w:val="8"/>
         </w:numPr>
         <w:spacing w:after="0" w:line="360" w:lineRule="atLeast"/>
         <w:rPr>
@@ -8909,7 +8385,7 @@
           <w:lang w:eastAsia="en-GB"/>
           <w14:ligatures w14:val="none"/>
         </w:rPr>
-        <w:t>Retirements</w:t>
+        <w:t>Audit Logs</w:t>
       </w:r>
       <w:r>
         <w:rPr>
@@ -8927,7 +8403,7 @@
       <w:pPr>
         <w:numPr>
           <w:ilvl w:val="1"/>
-          <w:numId w:val="7"/>
+          <w:numId w:val="8"/>
         </w:numPr>
         <w:spacing w:before="100" w:beforeAutospacing="1" w:after="100" w:afterAutospacing="1" w:line="240" w:lineRule="auto"/>
         <w:rPr>
@@ -8948,76 +8424,7 @@
           <w:lang w:eastAsia="en-GB"/>
           <w14:ligatures w14:val="none"/>
         </w:rPr>
-        <w:t>Adjust bonuses for personnel who retired during the period.</w:t>
-      </w:r>
-    </w:p>
-    <w:p>
-      <w:pPr>
-        <w:numPr>
-          <w:ilvl w:val="0"/>
-          <w:numId w:val="7"/>
-        </w:numPr>
-        <w:spacing w:after="0" w:line="360" w:lineRule="atLeast"/>
-        <w:rPr>
-          <w:rFonts w:ascii="Arial" w:eastAsia="Times New Roman" w:hAnsi="Arial" w:cs="Arial"/>
-          <w:kern w:val="0"/>
-          <w:sz w:val="20"/>
-          <w:szCs w:val="20"/>
-          <w:lang w:eastAsia="en-GB"/>
-          <w14:ligatures w14:val="none"/>
-        </w:rPr>
-      </w:pPr>
-      <w:r>
-        <w:rPr>
-          <w:rFonts w:ascii="Arial" w:eastAsia="Times New Roman" w:hAnsi="Arial" w:cs="Arial"/>
-          <w:b/>
-          <w:bCs/>
-          <w:kern w:val="0"/>
-          <w:sz w:val="20"/>
-          <w:szCs w:val="20"/>
-          <w:lang w:eastAsia="en-GB"/>
-          <w14:ligatures w14:val="none"/>
-        </w:rPr>
-        <w:t>Multiple Roles</w:t>
-      </w:r>
-      <w:r>
-        <w:rPr>
-          <w:rFonts w:ascii="Arial" w:eastAsia="Times New Roman" w:hAnsi="Arial" w:cs="Arial"/>
-          <w:kern w:val="0"/>
-          <w:sz w:val="20"/>
-          <w:szCs w:val="20"/>
-          <w:lang w:eastAsia="en-GB"/>
-          <w14:ligatures w14:val="none"/>
-        </w:rPr>
-        <w:t>:</w:t>
-      </w:r>
-    </w:p>
-    <w:p>
-      <w:pPr>
-        <w:numPr>
-          <w:ilvl w:val="1"/>
-          <w:numId w:val="7"/>
-        </w:numPr>
-        <w:spacing w:before="100" w:beforeAutospacing="1" w:after="100" w:afterAutospacing="1" w:line="240" w:lineRule="auto"/>
-        <w:rPr>
-          <w:rFonts w:ascii="Arial" w:eastAsia="Times New Roman" w:hAnsi="Arial" w:cs="Arial"/>
-          <w:kern w:val="0"/>
-          <w:sz w:val="20"/>
-          <w:szCs w:val="20"/>
-          <w:lang w:eastAsia="en-GB"/>
-          <w14:ligatures w14:val="none"/>
-        </w:rPr>
-      </w:pPr>
-      <w:r>
-        <w:rPr>
-          <w:rFonts w:ascii="Arial" w:eastAsia="Times New Roman" w:hAnsi="Arial" w:cs="Arial"/>
-          <w:kern w:val="0"/>
-          <w:sz w:val="20"/>
-          <w:szCs w:val="20"/>
-          <w:lang w:eastAsia="en-GB"/>
-          <w14:ligatures w14:val="none"/>
-        </w:rPr>
-        <w:t>Handle personnel with multiple roles or ranks (e.g., assign the highest rank for parts calculation).</w:t>
+        <w:t>Track all changes to templates, allocations, and approvals.</w:t>
       </w:r>
     </w:p>
     <w:p>
@@ -9039,8 +8446,8 @@
           <w:kern w:val="0"/>
           <w:lang w:eastAsia="en-GB"/>
         </w:rPr>
-        <w:pict w14:anchorId="7CB80DAF">
-          <v:rect id="_x0000_i1026" alt="" style="width:451.3pt;height:.05pt;mso-width-percent:0;mso-height-percent:0;mso-width-percent:0;mso-height-percent:0" o:hralign="center" o:hrstd="t" o:hrnoshade="t" o:hr="t" fillcolor="#ccc" stroked="f"/>
+        <w:pict w14:anchorId="269299BC">
+          <v:rect id="_x0000_i1025" alt="" style="width:451.3pt;height:.05pt;mso-width-percent:0;mso-height-percent:0;mso-width-percent:0;mso-height-percent:0" o:hralign="center" o:hrstd="t" o:hrnoshade="t" o:hr="t" fillcolor="#ccc" stroked="f"/>
         </w:pict>
       </w:r>
     </w:p>
@@ -9070,319 +8477,6 @@
           <w:lang w:eastAsia="en-GB"/>
           <w14:ligatures w14:val="none"/>
         </w:rPr>
-        <w:t>8. Security and Audit</w:t>
-      </w:r>
-    </w:p>
-    <w:p>
-      <w:pPr>
-        <w:spacing w:after="240" w:line="360" w:lineRule="atLeast"/>
-        <w:rPr>
-          <w:rFonts w:ascii="Arial" w:eastAsia="Times New Roman" w:hAnsi="Arial" w:cs="Arial"/>
-          <w:kern w:val="0"/>
-          <w:sz w:val="20"/>
-          <w:szCs w:val="20"/>
-          <w:lang w:eastAsia="en-GB"/>
-          <w14:ligatures w14:val="none"/>
-        </w:rPr>
-      </w:pPr>
-      <w:r>
-        <w:rPr>
-          <w:rFonts w:ascii="Arial" w:eastAsia="Times New Roman" w:hAnsi="Arial" w:cs="Arial"/>
-          <w:kern w:val="0"/>
-          <w:sz w:val="20"/>
-          <w:szCs w:val="20"/>
-          <w:lang w:eastAsia="en-GB"/>
-          <w14:ligatures w14:val="none"/>
-        </w:rPr>
-        <w:t>Ensure data integrity and maintain an audit trail for all operations.</w:t>
-      </w:r>
-    </w:p>
-    <w:p>
-      <w:pPr>
-        <w:spacing w:before="100" w:beforeAutospacing="1" w:after="100" w:afterAutospacing="1" w:line="240" w:lineRule="auto"/>
-        <w:outlineLvl w:val="3"/>
-        <w:rPr>
-          <w:rFonts w:ascii="Arial" w:eastAsia="Times New Roman" w:hAnsi="Arial" w:cs="Arial"/>
-          <w:b/>
-          <w:bCs/>
-          <w:kern w:val="0"/>
-          <w:sz w:val="20"/>
-          <w:szCs w:val="20"/>
-          <w:lang w:eastAsia="en-GB"/>
-          <w14:ligatures w14:val="none"/>
-        </w:rPr>
-      </w:pPr>
-      <w:r>
-        <w:rPr>
-          <w:rFonts w:ascii="Arial" w:eastAsia="Times New Roman" w:hAnsi="Arial" w:cs="Arial"/>
-          <w:b/>
-          <w:bCs/>
-          <w:kern w:val="0"/>
-          <w:sz w:val="20"/>
-          <w:szCs w:val="20"/>
-          <w:lang w:eastAsia="en-GB"/>
-          <w14:ligatures w14:val="none"/>
-        </w:rPr>
-        <w:t>Steps:</w:t>
-      </w:r>
-    </w:p>
-    <w:p>
-      <w:pPr>
-        <w:numPr>
-          <w:ilvl w:val="0"/>
-          <w:numId w:val="8"/>
-        </w:numPr>
-        <w:spacing w:after="0" w:line="360" w:lineRule="atLeast"/>
-        <w:rPr>
-          <w:rFonts w:ascii="Arial" w:eastAsia="Times New Roman" w:hAnsi="Arial" w:cs="Arial"/>
-          <w:kern w:val="0"/>
-          <w:sz w:val="20"/>
-          <w:szCs w:val="20"/>
-          <w:lang w:eastAsia="en-GB"/>
-          <w14:ligatures w14:val="none"/>
-        </w:rPr>
-      </w:pPr>
-      <w:r>
-        <w:rPr>
-          <w:rFonts w:ascii="Arial" w:eastAsia="Times New Roman" w:hAnsi="Arial" w:cs="Arial"/>
-          <w:b/>
-          <w:bCs/>
-          <w:kern w:val="0"/>
-          <w:sz w:val="20"/>
-          <w:szCs w:val="20"/>
-          <w:lang w:eastAsia="en-GB"/>
-          <w14:ligatures w14:val="none"/>
-        </w:rPr>
-        <w:t>Role-Based Access Control</w:t>
-      </w:r>
-      <w:r>
-        <w:rPr>
-          <w:rFonts w:ascii="Arial" w:eastAsia="Times New Roman" w:hAnsi="Arial" w:cs="Arial"/>
-          <w:kern w:val="0"/>
-          <w:sz w:val="20"/>
-          <w:szCs w:val="20"/>
-          <w:lang w:eastAsia="en-GB"/>
-          <w14:ligatures w14:val="none"/>
-        </w:rPr>
-        <w:t>:</w:t>
-      </w:r>
-    </w:p>
-    <w:p>
-      <w:pPr>
-        <w:numPr>
-          <w:ilvl w:val="1"/>
-          <w:numId w:val="8"/>
-        </w:numPr>
-        <w:spacing w:before="100" w:beforeAutospacing="1" w:after="100" w:afterAutospacing="1" w:line="240" w:lineRule="auto"/>
-        <w:rPr>
-          <w:rFonts w:ascii="Arial" w:eastAsia="Times New Roman" w:hAnsi="Arial" w:cs="Arial"/>
-          <w:kern w:val="0"/>
-          <w:sz w:val="20"/>
-          <w:szCs w:val="20"/>
-          <w:lang w:eastAsia="en-GB"/>
-          <w14:ligatures w14:val="none"/>
-        </w:rPr>
-      </w:pPr>
-      <w:r>
-        <w:rPr>
-          <w:rFonts w:ascii="Arial" w:eastAsia="Times New Roman" w:hAnsi="Arial" w:cs="Arial"/>
-          <w:kern w:val="0"/>
-          <w:sz w:val="20"/>
-          <w:szCs w:val="20"/>
-          <w:lang w:eastAsia="en-GB"/>
-          <w14:ligatures w14:val="none"/>
-        </w:rPr>
-        <w:t>Restrict access to bonus management features based on user roles (e.g., Admin, Manager, Consultant).</w:t>
-      </w:r>
-    </w:p>
-    <w:p>
-      <w:pPr>
-        <w:numPr>
-          <w:ilvl w:val="0"/>
-          <w:numId w:val="8"/>
-        </w:numPr>
-        <w:spacing w:after="0" w:line="360" w:lineRule="atLeast"/>
-        <w:rPr>
-          <w:rFonts w:ascii="Arial" w:eastAsia="Times New Roman" w:hAnsi="Arial" w:cs="Arial"/>
-          <w:kern w:val="0"/>
-          <w:sz w:val="20"/>
-          <w:szCs w:val="20"/>
-          <w:lang w:eastAsia="en-GB"/>
-          <w14:ligatures w14:val="none"/>
-        </w:rPr>
-      </w:pPr>
-      <w:r>
-        <w:rPr>
-          <w:rFonts w:ascii="Arial" w:eastAsia="Times New Roman" w:hAnsi="Arial" w:cs="Arial"/>
-          <w:b/>
-          <w:bCs/>
-          <w:kern w:val="0"/>
-          <w:sz w:val="20"/>
-          <w:szCs w:val="20"/>
-          <w:lang w:eastAsia="en-GB"/>
-          <w14:ligatures w14:val="none"/>
-        </w:rPr>
-        <w:t>Data Integrity</w:t>
-      </w:r>
-      <w:r>
-        <w:rPr>
-          <w:rFonts w:ascii="Arial" w:eastAsia="Times New Roman" w:hAnsi="Arial" w:cs="Arial"/>
-          <w:kern w:val="0"/>
-          <w:sz w:val="20"/>
-          <w:szCs w:val="20"/>
-          <w:lang w:eastAsia="en-GB"/>
-          <w14:ligatures w14:val="none"/>
-        </w:rPr>
-        <w:t>:</w:t>
-      </w:r>
-    </w:p>
-    <w:p>
-      <w:pPr>
-        <w:numPr>
-          <w:ilvl w:val="1"/>
-          <w:numId w:val="8"/>
-        </w:numPr>
-        <w:spacing w:before="100" w:beforeAutospacing="1" w:after="100" w:afterAutospacing="1" w:line="240" w:lineRule="auto"/>
-        <w:rPr>
-          <w:rFonts w:ascii="Arial" w:eastAsia="Times New Roman" w:hAnsi="Arial" w:cs="Arial"/>
-          <w:kern w:val="0"/>
-          <w:sz w:val="20"/>
-          <w:szCs w:val="20"/>
-          <w:lang w:eastAsia="en-GB"/>
-          <w14:ligatures w14:val="none"/>
-        </w:rPr>
-      </w:pPr>
-      <w:r>
-        <w:rPr>
-          <w:rFonts w:ascii="Arial" w:eastAsia="Times New Roman" w:hAnsi="Arial" w:cs="Arial"/>
-          <w:kern w:val="0"/>
-          <w:sz w:val="20"/>
-          <w:szCs w:val="20"/>
-          <w:lang w:eastAsia="en-GB"/>
-          <w14:ligatures w14:val="none"/>
-        </w:rPr>
-        <w:t>Generate signatures or tokens for bonus files to prevent unauthorized modifications.</w:t>
-      </w:r>
-    </w:p>
-    <w:p>
-      <w:pPr>
-        <w:numPr>
-          <w:ilvl w:val="0"/>
-          <w:numId w:val="8"/>
-        </w:numPr>
-        <w:spacing w:after="0" w:line="360" w:lineRule="atLeast"/>
-        <w:rPr>
-          <w:rFonts w:ascii="Arial" w:eastAsia="Times New Roman" w:hAnsi="Arial" w:cs="Arial"/>
-          <w:kern w:val="0"/>
-          <w:sz w:val="20"/>
-          <w:szCs w:val="20"/>
-          <w:lang w:eastAsia="en-GB"/>
-          <w14:ligatures w14:val="none"/>
-        </w:rPr>
-      </w:pPr>
-      <w:r>
-        <w:rPr>
-          <w:rFonts w:ascii="Arial" w:eastAsia="Times New Roman" w:hAnsi="Arial" w:cs="Arial"/>
-          <w:b/>
-          <w:bCs/>
-          <w:kern w:val="0"/>
-          <w:sz w:val="20"/>
-          <w:szCs w:val="20"/>
-          <w:lang w:eastAsia="en-GB"/>
-          <w14:ligatures w14:val="none"/>
-        </w:rPr>
-        <w:t>Audit Logs</w:t>
-      </w:r>
-      <w:r>
-        <w:rPr>
-          <w:rFonts w:ascii="Arial" w:eastAsia="Times New Roman" w:hAnsi="Arial" w:cs="Arial"/>
-          <w:kern w:val="0"/>
-          <w:sz w:val="20"/>
-          <w:szCs w:val="20"/>
-          <w:lang w:eastAsia="en-GB"/>
-          <w14:ligatures w14:val="none"/>
-        </w:rPr>
-        <w:t>:</w:t>
-      </w:r>
-    </w:p>
-    <w:p>
-      <w:pPr>
-        <w:numPr>
-          <w:ilvl w:val="1"/>
-          <w:numId w:val="8"/>
-        </w:numPr>
-        <w:spacing w:before="100" w:beforeAutospacing="1" w:after="100" w:afterAutospacing="1" w:line="240" w:lineRule="auto"/>
-        <w:rPr>
-          <w:rFonts w:ascii="Arial" w:eastAsia="Times New Roman" w:hAnsi="Arial" w:cs="Arial"/>
-          <w:kern w:val="0"/>
-          <w:sz w:val="20"/>
-          <w:szCs w:val="20"/>
-          <w:lang w:eastAsia="en-GB"/>
-          <w14:ligatures w14:val="none"/>
-        </w:rPr>
-      </w:pPr>
-      <w:r>
-        <w:rPr>
-          <w:rFonts w:ascii="Arial" w:eastAsia="Times New Roman" w:hAnsi="Arial" w:cs="Arial"/>
-          <w:kern w:val="0"/>
-          <w:sz w:val="20"/>
-          <w:szCs w:val="20"/>
-          <w:lang w:eastAsia="en-GB"/>
-          <w14:ligatures w14:val="none"/>
-        </w:rPr>
-        <w:t>Track all changes to templates, allocations, and approvals.</w:t>
-      </w:r>
-    </w:p>
-    <w:p>
-      <w:pPr>
-        <w:spacing w:after="0" w:line="240" w:lineRule="auto"/>
-        <w:rPr>
-          <w:rFonts w:ascii="Arial" w:eastAsia="Times New Roman" w:hAnsi="Arial" w:cs="Arial"/>
-          <w:kern w:val="0"/>
-          <w:sz w:val="20"/>
-          <w:szCs w:val="20"/>
-          <w:lang w:eastAsia="en-GB"/>
-          <w14:ligatures w14:val="none"/>
-        </w:rPr>
-      </w:pPr>
-      <w:r>
-        <w:rPr>
-          <w:rFonts w:ascii="Times New Roman" w:eastAsia="Times New Roman" w:hAnsi="Times New Roman" w:cs="Times New Roman"/>
-          <w:noProof/>
-          <w:kern w:val="0"/>
-          <w:lang w:eastAsia="en-GB"/>
-        </w:rPr>
-        <w:pict w14:anchorId="3BF1E9B6">
-          <v:rect id="_x0000_i1025" alt="" style="width:451.3pt;height:.05pt;mso-width-percent:0;mso-height-percent:0;mso-width-percent:0;mso-height-percent:0" o:hralign="center" o:hrstd="t" o:hrnoshade="t" o:hr="t" fillcolor="#ccc" stroked="f"/>
-        </w:pict>
-      </w:r>
-    </w:p>
-    <w:p>
-      <w:pPr>
-        <w:spacing w:before="240" w:after="240" w:line="240" w:lineRule="auto"/>
-        <w:outlineLvl w:val="2"/>
-        <w:rPr>
-          <w:rFonts w:ascii="Arial" w:eastAsia="Times New Roman" w:hAnsi="Arial" w:cs="Arial"/>
-          <w:b/>
-          <w:bCs/>
-          <w:kern w:val="0"/>
-          <w:sz w:val="21"/>
-          <w:szCs w:val="21"/>
-          <w:lang w:eastAsia="en-GB"/>
-          <w14:ligatures w14:val="none"/>
-        </w:rPr>
-      </w:pPr>
-      <w:r>
-        <w:rPr>
-          <w:rFonts w:ascii="Arial" w:eastAsia="Times New Roman" w:hAnsi="Arial" w:cs="Arial"/>
-          <w:b/>
-          <w:bCs/>
-          <w:kern w:val="0"/>
-          <w:sz w:val="21"/>
-          <w:szCs w:val="21"/>
-          <w:lang w:eastAsia="en-GB"/>
-          <w14:ligatures w14:val="none"/>
-        </w:rPr>
         <w:t>Summary of Workflow</w:t>
       </w:r>
     </w:p>
@@ -9620,9 +8714,717 @@
       </w:r>
     </w:p>
     <w:p>
+      <w:r>
+        <w:br w:type="page"/>
+      </w:r>
+    </w:p>
+    <w:p>
       <w:pPr>
         <w:jc w:val="both"/>
       </w:pPr>
+      <w:r>
+        <w:lastRenderedPageBreak/>
+        <w:t>4 novenbre 2025</w:t>
+      </w:r>
+    </w:p>
+    <w:p>
+      <w:pPr>
+        <w:jc w:val="both"/>
+      </w:pPr>
+      <w:r>
+        <w:t>I’ve reviewed your bonus module and the attached dictionaries, and I understand the target for “primes sans part” (Remise sur salaire) as:</w:t>
+      </w:r>
+    </w:p>
+    <w:p>
+      <w:pPr>
+        <w:jc w:val="both"/>
+        <w:rPr>
+          <w:lang w:val="fr-FR"/>
+        </w:rPr>
+      </w:pPr>
+      <w:r>
+        <w:rPr>
+          <w:lang w:val="fr-FR"/>
+        </w:rPr>
+        <w:t>Formula: R = SBI × 3 × TX</w:t>
+      </w:r>
+    </w:p>
+    <w:p>
+      <w:pPr>
+        <w:jc w:val="both"/>
+        <w:rPr>
+          <w:lang w:val="fr-FR"/>
+        </w:rPr>
+      </w:pPr>
+      <w:r>
+        <w:rPr>
+          <w:lang w:val="fr-FR"/>
+        </w:rPr>
+        <w:t>SBI depends on personnel type (fonctionnaire vs non-fonctionnaire)</w:t>
+      </w:r>
+    </w:p>
+    <w:p>
+      <w:pPr>
+        <w:jc w:val="both"/>
+      </w:pPr>
+      <w:r>
+        <w:t>TX comes from ranks.json (bonusRate), mapped by the personnel’s rank</w:t>
+      </w:r>
+    </w:p>
+    <w:p>
+      <w:pPr>
+        <w:jc w:val="both"/>
+      </w:pPr>
+      <w:r>
+        <w:t>At the end of each quarter, you create instances (with or without parts), generate beneficiaries, admins adjust/validate, then export an Excel grouped by structure (with the specific columns you showed). For now, we focus on “Remise sur salaire”.</w:t>
+      </w:r>
+    </w:p>
+    <w:p>
+      <w:pPr>
+        <w:jc w:val="both"/>
+      </w:pPr>
+      <w:r>
+        <w:t>To implement it cleanly and match your expected output, I need a few precise clarifications.</w:t>
+      </w:r>
+    </w:p>
+    <w:p>
+      <w:pPr>
+        <w:jc w:val="both"/>
+      </w:pPr>
+      <w:r>
+        <w:t>My understanding so far</w:t>
+      </w:r>
+    </w:p>
+    <w:p>
+      <w:pPr>
+        <w:jc w:val="both"/>
+      </w:pPr>
+      <w:r>
+        <w:t>SBI data sources:</w:t>
+      </w:r>
+    </w:p>
+    <w:p>
+      <w:pPr>
+        <w:jc w:val="both"/>
+      </w:pPr>
+      <w:r>
+        <w:t>Fonctionnaire (status “1”): use indices_salaire.json by index (snapshot.data.index).</w:t>
+      </w:r>
+    </w:p>
+    <w:p>
+      <w:pPr>
+        <w:jc w:val="both"/>
+      </w:pPr>
+      <w:r>
+        <w:t>Non-fonctionnaire (status “2”): use echelons_salaire.json by category + step (not yet sure which snapshot field stores step).</w:t>
+      </w:r>
+    </w:p>
+    <w:p>
+      <w:pPr>
+        <w:jc w:val="both"/>
+      </w:pPr>
+      <w:r>
+        <w:t>If dictionary lookup fails, we can fall back to snapshot.data.salary.</w:t>
+      </w:r>
+    </w:p>
+    <w:p>
+      <w:pPr>
+        <w:jc w:val="both"/>
+      </w:pPr>
+      <w:r>
+        <w:t>TX: read from ranks.json bonusRate (e.g., 0.45 for 45%), multiply with 3 × SBI.</w:t>
+      </w:r>
+    </w:p>
+    <w:p>
+      <w:pPr>
+        <w:jc w:val="both"/>
+      </w:pPr>
+      <w:r>
+        <w:t>Taxes: apply the instance tax percentage (default 5.28%) to brut to get net.</w:t>
+      </w:r>
+    </w:p>
+    <w:p>
+      <w:pPr>
+        <w:jc w:val="both"/>
+      </w:pPr>
+      <w:r>
+        <w:t>Export: in the Excel, rows are grouped by structure; columns should include N°, Noms, Matricule, Indice/Cat Grade, Fonction, Taux (%), Montant Brut, Taxes (5.28%), Abattements (%), Net à percevoir, CNI, Emargement, Observations. For “sans part” we should show “Taux (%)” instead of “Nombre de parts”.</w:t>
+      </w:r>
+    </w:p>
+    <w:p>
+      <w:pPr>
+        <w:jc w:val="both"/>
+      </w:pPr>
+      <w:r>
+        <w:t>Workflow: Create quarterly instances for templates categorized as without_parts; generate allocations; admins can exclude/include or adjust; then export grouped by structure.</w:t>
+      </w:r>
+    </w:p>
+    <w:p>
+      <w:pPr>
+        <w:jc w:val="both"/>
+      </w:pPr>
+      <w:r>
+        <w:t>Questions to confirm before I implement</w:t>
+      </w:r>
+    </w:p>
+    <w:p>
+      <w:pPr>
+        <w:jc w:val="both"/>
+      </w:pPr>
+      <w:r>
+        <w:t>How to determine SBI for each person</w:t>
+      </w:r>
+    </w:p>
+    <w:p>
+      <w:pPr>
+        <w:jc w:val="both"/>
+        <w:rPr>
+          <w:lang w:val="fr-FR"/>
+        </w:rPr>
+      </w:pPr>
+      <w:r>
+        <w:rPr>
+          <w:lang w:val="fr-FR"/>
+        </w:rPr>
+        <w:t>Fonctionnaire vs non-fonctionnaire: Can I rely on snapshot.data.status === '1' for fonctionnaire and '2' for non-fonctionnaire?</w:t>
+      </w:r>
+    </w:p>
+    <w:p>
+      <w:pPr>
+        <w:jc w:val="both"/>
+      </w:pPr>
+      <w:r>
+        <w:t>Fonctionnaire (status '1'): Is snapshot.data.index guaranteed to be an integer string (e.g., "1140") that matches indices_salaire.json index?</w:t>
+      </w:r>
+    </w:p>
+    <w:p>
+      <w:pPr>
+        <w:jc w:val="both"/>
+      </w:pPr>
+      <w:r>
+        <w:lastRenderedPageBreak/>
+        <w:t>Non-fonctionnaire (status '2'): echelons_salaire.json needs category + step. Which field corresponds to “step” in snapshot? Is it grade, rank, or another field? If step isn’t stored, how should I derive it?</w:t>
+      </w:r>
+    </w:p>
+    <w:p>
+      <w:pPr>
+        <w:jc w:val="both"/>
+      </w:pPr>
+      <w:r>
+        <w:t>TX (rank) mapping</w:t>
+      </w:r>
+    </w:p>
+    <w:p>
+      <w:pPr>
+        <w:jc w:val="both"/>
+      </w:pPr>
+      <w:r>
+        <w:t>Which field should I use to map to ranks.json? snapshot.data.rank?</w:t>
+      </w:r>
+    </w:p>
+    <w:p>
+      <w:pPr>
+        <w:jc w:val="both"/>
+      </w:pPr>
+      <w:r>
+        <w:t>Do your snapshot rank values already match ids in ranks.json (SG, SGA, DIR, DIRA, SD, CS, CSA, CB, CA, AG)? If not, can you provide a mapping table from your rank codes/labels to these ids?</w:t>
+      </w:r>
+    </w:p>
+    <w:p>
+      <w:pPr>
+        <w:jc w:val="both"/>
+      </w:pPr>
+      <w:r>
+        <w:t>Periodicity and period format</w:t>
+      </w:r>
+    </w:p>
+    <w:p>
+      <w:pPr>
+        <w:jc w:val="both"/>
+      </w:pPr>
+      <w:r>
+        <w:t>For Remise sur salaire, instances should be “quarterly”. Should the referencePeriod be in “YYYY-Qn” format (e.g., 2025-Q4), matching the service code?</w:t>
+      </w:r>
+    </w:p>
+    <w:p>
+      <w:pPr>
+        <w:jc w:val="both"/>
+      </w:pPr>
+      <w:r>
+        <w:t>Eligibility and exclusions</w:t>
+      </w:r>
+    </w:p>
+    <w:p>
+      <w:pPr>
+        <w:jc w:val="both"/>
+      </w:pPr>
+      <w:r>
+        <w:t>Should I reuse the same disqualifying situation/sanctions rules from the parts-based path (e.g., situations [3,5,6,8,10] and sanctions [26,27,28,29,20,22] exclude the person), or do you have a different set for Remise sur salaire?</w:t>
+      </w:r>
+    </w:p>
+    <w:p>
+      <w:pPr>
+        <w:jc w:val="both"/>
+      </w:pPr>
+      <w:r>
+        <w:t>Any additional eligibility rules (e.g., only specific structures, statuses, etc.) for “without parts”?</w:t>
+      </w:r>
+    </w:p>
+    <w:p>
+      <w:pPr>
+        <w:jc w:val="both"/>
+      </w:pPr>
+      <w:r>
+        <w:t>Export columns and exact layout</w:t>
+      </w:r>
+    </w:p>
+    <w:p>
+      <w:pPr>
+        <w:jc w:val="both"/>
+        <w:rPr>
+          <w:lang w:val="fr-FR"/>
+        </w:rPr>
+      </w:pPr>
+      <w:r>
+        <w:t xml:space="preserve">Please confirm the exact columns and order for “sans part” exports. </w:t>
+      </w:r>
+      <w:r>
+        <w:rPr>
+          <w:lang w:val="fr-FR"/>
+        </w:rPr>
+        <w:t>From your sample: N°, NOMS ET PRENOMS, MATRICULE, Indice/Cat Grade, Fonction, TAUX (%), Montant Brut (F CFA), TAXES {5,28%}, Abattements (%), Net à Percevoir, CNI, Emargement, Observations.</w:t>
+      </w:r>
+    </w:p>
+    <w:p>
+      <w:pPr>
+        <w:jc w:val="both"/>
+      </w:pPr>
+      <w:r>
+        <w:t>For “Fonction”: should I use snapshot.data.position.name or snapshot.data.rank, or both? The example shows something like “IPT/DGTCFM” which looks like a position code. Which field should fill “Fonction/Grade”?</w:t>
+      </w:r>
+    </w:p>
+    <w:p>
+      <w:pPr>
+        <w:jc w:val="both"/>
+      </w:pPr>
+      <w:r>
+        <w:t>“Abattements”: how is this computed? If no abatement rule for Remise, do we set it to 0 for now?</w:t>
+      </w:r>
+    </w:p>
+    <w:p>
+      <w:pPr>
+        <w:jc w:val="both"/>
+      </w:pPr>
+      <w:r>
+        <w:t>Rounding rules and number formatting</w:t>
+      </w:r>
+    </w:p>
+    <w:p>
+      <w:pPr>
+        <w:jc w:val="both"/>
+      </w:pPr>
+      <w:r>
+        <w:t>Should I round Montant Brut and Taxes to the nearest FCFA (integer) and use thousands separators (e.g., 433,524)?</w:t>
+      </w:r>
+    </w:p>
+    <w:p>
+      <w:pPr>
+        <w:jc w:val="both"/>
+      </w:pPr>
+      <w:r>
+        <w:t>Taxes rounding sequence: compute tax as round(brut × taxRate) and then net = brut − tax? Or compute net first then derive tax?</w:t>
+      </w:r>
+    </w:p>
+    <w:p>
+      <w:pPr>
+        <w:jc w:val="both"/>
+      </w:pPr>
+      <w:r>
+        <w:lastRenderedPageBreak/>
+        <w:t>The example shows 433,524 × 5.28% ≈ 22,892; your row shows 22,890. Which rounding should I reproduce?</w:t>
+      </w:r>
+    </w:p>
+    <w:p>
+      <w:pPr>
+        <w:jc w:val="both"/>
+      </w:pPr>
+      <w:r>
+        <w:t>Display of Indice/Cat Grade</w:t>
+      </w:r>
+    </w:p>
+    <w:p>
+      <w:pPr>
+        <w:jc w:val="both"/>
+      </w:pPr>
+      <w:r>
+        <w:t>For fonctionnaires: do we display just the index (e.g., “1140”)?</w:t>
+      </w:r>
+    </w:p>
+    <w:p>
+      <w:pPr>
+        <w:jc w:val="both"/>
+      </w:pPr>
+      <w:r>
+        <w:t>For non-fonctionnaires: should it be “Cat X / Step Y”? If yes, confirm which fields back it (snapshot.category + derived step).</w:t>
+      </w:r>
+    </w:p>
+    <w:p>
+      <w:pPr>
+        <w:jc w:val="both"/>
+      </w:pPr>
+      <w:r>
+        <w:t>Fallback behavior</w:t>
+      </w:r>
+    </w:p>
+    <w:p>
+      <w:pPr>
+        <w:jc w:val="both"/>
+      </w:pPr>
+      <w:r>
+        <w:t>If the dictionary lookup for SBI fails (missing index/category/step), should I fall back to snapshot.data.salary? Or skip the person with a comment?</w:t>
+      </w:r>
+    </w:p>
+    <w:p>
+      <w:pPr>
+        <w:jc w:val="both"/>
+      </w:pPr>
+      <w:r>
+        <w:t>Grouping header format</w:t>
+      </w:r>
+    </w:p>
+    <w:p>
+      <w:pPr>
+        <w:jc w:val="both"/>
+      </w:pPr>
+      <w:r>
+        <w:t xml:space="preserve">For each structure group header, should the label be exactly like “1. </w:t>
+      </w:r>
+      <w:r>
+        <w:rPr>
+          <w:lang w:val="fr-FR"/>
+        </w:rPr>
+        <w:t xml:space="preserve">CABINET DU DIRECTEUR GENERAL DU TRESOR, DE LA COOPERATION FINANCIERE ET MONETAIRE”? </w:t>
+      </w:r>
+      <w:r>
+        <w:t>I can number groups in order by structure code—confirm this expectation.</w:t>
+      </w:r>
+    </w:p>
+    <w:p>
+      <w:pPr>
+        <w:jc w:val="both"/>
+      </w:pPr>
+      <w:r>
+        <w:t>Implementation plan after your answers</w:t>
+      </w:r>
+    </w:p>
+    <w:p>
+      <w:pPr>
+        <w:jc w:val="both"/>
+      </w:pPr>
+      <w:r>
+        <w:t>Add an SBI resolver:</w:t>
+      </w:r>
+    </w:p>
+    <w:p>
+      <w:pPr>
+        <w:jc w:val="both"/>
+      </w:pPr>
+      <w:r>
+        <w:t>fonctionnaire: read indices_salaire.json by index.</w:t>
+      </w:r>
+    </w:p>
+    <w:p>
+      <w:pPr>
+        <w:jc w:val="both"/>
+      </w:pPr>
+      <w:r>
+        <w:t>non-fonctionnaire: read echelons_salaire.json by category + step.</w:t>
+      </w:r>
+    </w:p>
+    <w:p>
+      <w:pPr>
+        <w:jc w:val="both"/>
+      </w:pPr>
+      <w:r>
+        <w:t>Add a TX resolver from ranks.json by rank ID.</w:t>
+      </w:r>
+    </w:p>
+    <w:p>
+      <w:pPr>
+        <w:jc w:val="both"/>
+      </w:pPr>
+      <w:r>
+        <w:t>Update generation for category without_parts:</w:t>
+      </w:r>
+    </w:p>
+    <w:p>
+      <w:pPr>
+        <w:jc w:val="both"/>
+      </w:pPr>
+      <w:r>
+        <w:t>Compute R = SBI × 3 × TX; store SBI and TX in calculationInputs for traceability.</w:t>
+      </w:r>
+    </w:p>
+    <w:p>
+      <w:pPr>
+        <w:jc w:val="both"/>
+      </w:pPr>
+      <w:r>
+        <w:t>Compute gross/tax/net using instance tax percentage; preserve current adjustment/history features.</w:t>
+      </w:r>
+    </w:p>
+    <w:p>
+      <w:pPr>
+        <w:jc w:val="both"/>
+      </w:pPr>
+      <w:r>
+        <w:t>Update Excel export:</w:t>
+      </w:r>
+    </w:p>
+    <w:p>
+      <w:pPr>
+        <w:jc w:val="both"/>
+      </w:pPr>
+      <w:r>
+        <w:t>When category = without_parts, swap “Nombre de parts” with “Taux (%)” and populate TX × 100.</w:t>
+      </w:r>
+    </w:p>
+    <w:p>
+      <w:pPr>
+        <w:jc w:val="both"/>
+      </w:pPr>
+      <w:r>
+        <w:t>Populate “Indice/Cat Grade” according to status and fields above.</w:t>
+      </w:r>
+    </w:p>
+    <w:p>
+      <w:pPr>
+        <w:jc w:val="both"/>
+      </w:pPr>
+      <w:r>
+        <w:t>Keep grouping by structure and totals at structure and overall levels.</w:t>
+      </w:r>
+    </w:p>
+    <w:p>
+      <w:pPr>
+        <w:jc w:val="both"/>
+      </w:pPr>
+      <w:r>
+        <w:t>Keep admins’ include/exclude/adjust and exports working as today.</w:t>
+      </w:r>
+    </w:p>
+    <w:p>
+      <w:pPr>
+        <w:jc w:val="both"/>
+      </w:pPr>
+      <w:r>
+        <w:t>Once I have your confirmations on the points above (especially how to derive SBI for non-fonctionnaires and the exact columns + rounding), I’ll implement and test it end-to-end.</w:t>
+      </w:r>
+    </w:p>
+    <w:p>
+      <w:pPr>
+        <w:jc w:val="both"/>
+      </w:pPr>
+      <w:r>
+        <w:lastRenderedPageBreak/>
+        <w:t>---- response---</w:t>
+      </w:r>
+    </w:p>
+    <w:p>
+      <w:pPr>
+        <w:jc w:val="both"/>
+      </w:pPr>
+      <w:r>
+        <w:t>At the end of each quarter the instance is generated automaticaly by a cron, then it generate beneficiaires.</w:t>
+      </w:r>
+    </w:p>
+    <w:p>
+      <w:pPr>
+        <w:jc w:val="both"/>
+      </w:pPr>
+      <w:r>
+        <w:t>1. to determine the SBI, yes rely on rely on snapshot.data.status === '1' for fonctionnaire and '2' for non-fonctionnaire.</w:t>
+      </w:r>
+    </w:p>
+    <w:p>
+      <w:pPr>
+        <w:jc w:val="both"/>
+      </w:pPr>
+      <w:r>
+        <w:t xml:space="preserve">Fonctionnaire (status '1'): Is snapshot.data.index guaranteed to be an integer string (e.g., "1140") that matches indices_salaire.json index: yes. </w:t>
+      </w:r>
+    </w:p>
+    <w:p>
+      <w:pPr>
+        <w:jc w:val="both"/>
+      </w:pPr>
+      <w:r>
+        <w:t xml:space="preserve">Non-fonctionnaire (status '2'): echelons_salaire.json needs category + step (I replaced in the json by 'echelon' and add id in echelon_salaire.json to link the 2/categories.json to it): in database step (echelon) corresponds to  snapshot.data.index and category is snapshot.data.category. the link with echelons_salaire.json is made by the id then echelon. This is the only way that should be used to get the base salary of a personnel non fonctionnaire. for a personnel fonctionnaire it should be just the index from indices_salaire.json then salary. </w:t>
+      </w:r>
+    </w:p>
+    <w:p>
+      <w:pPr>
+        <w:jc w:val="both"/>
+      </w:pPr>
+    </w:p>
+    <w:p>
+      <w:pPr>
+        <w:jc w:val="both"/>
+      </w:pPr>
+      <w:r>
+        <w:t xml:space="preserve"> to map to ranks.json, yes use snapshot.data.rank</w:t>
+      </w:r>
+    </w:p>
+    <w:p>
+      <w:pPr>
+        <w:jc w:val="both"/>
+      </w:pPr>
+      <w:r>
+        <w:t>Do your snapshot rank values already match ids in ranks.json (SG, SGA, DIR, DIRA, SD, CS, CSA, CB, CA, AG): yes. snapshot rank value will always be one of this comming from the ranks.json</w:t>
+      </w:r>
+    </w:p>
+    <w:p>
+      <w:pPr>
+        <w:jc w:val="both"/>
+      </w:pPr>
+    </w:p>
+    <w:p>
+      <w:pPr>
+        <w:jc w:val="both"/>
+      </w:pPr>
+      <w:r>
+        <w:t>for Periodicity and period format: you should find it in bonus template. it can be monthly, quarterly, semesterly...</w:t>
+      </w:r>
+    </w:p>
+    <w:p>
+      <w:pPr>
+        <w:jc w:val="both"/>
+      </w:pPr>
+    </w:p>
+    <w:p>
+      <w:pPr>
+        <w:jc w:val="both"/>
+      </w:pPr>
+      <w:r>
+        <w:t>Should the referencePeriod be in “YYYY-Qn” format (e.g., 2025-Q4), matching the service code: yes</w:t>
+      </w:r>
+    </w:p>
+    <w:p>
+      <w:pPr>
+        <w:jc w:val="both"/>
+      </w:pPr>
+    </w:p>
+    <w:p>
+      <w:pPr>
+        <w:jc w:val="both"/>
+      </w:pPr>
+      <w:r>
+        <w:t xml:space="preserve">Should I reuse the same disqualifying situation/sanctions rules from the parts-based path: yes. the same. no additional eligibility. it is the same. </w:t>
+      </w:r>
+    </w:p>
+    <w:p>
+      <w:pPr>
+        <w:jc w:val="both"/>
+      </w:pPr>
+    </w:p>
+    <w:p>
+      <w:pPr>
+        <w:jc w:val="both"/>
+        <w:rPr>
+          <w:lang w:val="fr-FR"/>
+        </w:rPr>
+      </w:pPr>
+      <w:r>
+        <w:t xml:space="preserve">The exact columns and order for “sans part” exports. </w:t>
+      </w:r>
+      <w:r>
+        <w:rPr>
+          <w:lang w:val="fr-FR"/>
+        </w:rPr>
+        <w:t>From your sample: N°, NOMS ET PRENOMS, MATRICULE, Indice/Cat Grade, Fonction, TAUX (%), Montant Brut (F CFA), TAXES {5,28%}, Net à Percevoir, Emargement, Observations.</w:t>
+      </w:r>
+    </w:p>
+    <w:p>
+      <w:pPr>
+        <w:jc w:val="both"/>
+        <w:rPr>
+          <w:lang w:val="fr-FR"/>
+        </w:rPr>
+      </w:pPr>
+    </w:p>
+    <w:p>
+      <w:pPr>
+        <w:jc w:val="both"/>
+      </w:pPr>
+      <w:r>
+        <w:lastRenderedPageBreak/>
+        <w:t xml:space="preserve">for “Fonction/Grade” use: grade's code available  in grades.json depending on the status fonctionnaire (1) and non fonctionnaire (2) and the position name (snapshot.data.position.name). so: code of the grade / position name. You can split it in two colomns. </w:t>
+      </w:r>
+    </w:p>
+    <w:p>
+      <w:pPr>
+        <w:jc w:val="both"/>
+      </w:pPr>
+    </w:p>
+    <w:p>
+      <w:pPr>
+        <w:jc w:val="both"/>
+      </w:pPr>
+      <w:r>
+        <w:t xml:space="preserve">No abattement. Remove this column. </w:t>
+      </w:r>
+    </w:p>
+    <w:p>
+      <w:pPr>
+        <w:jc w:val="both"/>
+      </w:pPr>
+    </w:p>
+    <w:p>
+      <w:pPr>
+        <w:jc w:val="both"/>
+      </w:pPr>
+      <w:r>
+        <w:t xml:space="preserve">For the Montant Brut and Taxes yes round it to the nearest FCFA (integer) and use thousands separators (e.g., 433,524). Taxes rounding sequence: compute tax as round(brut × taxRate) and then net = brut − tax. example:  6,026.86  should be  6,027. </w:t>
+      </w:r>
+    </w:p>
+    <w:p>
+      <w:pPr>
+        <w:jc w:val="both"/>
+      </w:pPr>
+    </w:p>
+    <w:p>
+      <w:pPr>
+        <w:jc w:val="both"/>
+      </w:pPr>
+      <w:r>
+        <w:t>For display indice category: yes for functionnaire, just the index. for non fonctionnaire it should be Cat X / Echelon Y (snapshot.data.category + snapshot.data.index</w:t>
+      </w:r>
+    </w:p>
+    <w:p>
+      <w:pPr>
+        <w:jc w:val="both"/>
+      </w:pPr>
+    </w:p>
+    <w:p>
+      <w:pPr>
+        <w:jc w:val="both"/>
+      </w:pPr>
+      <w:r>
+        <w:t xml:space="preserve">For SBI, if it fails, no fallback. all SBI should be from the json salary. no need to keep the person, you can put salary to 0 or a comment , this will help us update this person later. </w:t>
+      </w:r>
+    </w:p>
+    <w:p>
+      <w:pPr>
+        <w:jc w:val="both"/>
+      </w:pPr>
+    </w:p>
+    <w:p>
+      <w:pPr>
+        <w:jc w:val="both"/>
+      </w:pPr>
+      <w:r>
+        <w:t>For each structure group header, yes the label should be exactly like “1. CABINET DU DIRECTEUR GENERAL DU TRESOR, DE LA COOPERATION FINANCIERE ET MONETAIRE”. yes you can add stcture code  I can number groups in order by structure code</w:t>
+      </w:r>
     </w:p>
     <w:sectPr>
       <w:pgSz w:w="11906" w:h="16838"/>
